--- a/doc/冯浩然_AiInfra香港中文大学_15024999885.docx
+++ b/doc/冯浩然_AiInfra香港中文大学_15024999885.docx
@@ -1,6 +1,6 @@
 
 <file path=word/document.xml><?xml version="1.0" encoding="utf-8"?>
-<w:document xmlns:wpc="http://schemas.microsoft.com/office/word/2010/wordprocessingCanvas" xmlns:cx="http://schemas.microsoft.com/office/drawing/2014/chartex" xmlns:cx1="http://schemas.microsoft.com/office/drawing/2015/9/8/chartex" xmlns:cx2="http://schemas.microsoft.com/office/drawing/2015/10/21/chartex" xmlns:cx3="http://schemas.microsoft.com/office/drawing/2016/5/9/chartex" xmlns:cx4="http://schemas.microsoft.com/office/drawing/2016/5/10/chartex" xmlns:cx5="http://schemas.microsoft.com/office/drawing/2016/5/11/chartex" xmlns:cx6="http://schemas.microsoft.com/office/drawing/2016/5/12/chartex" xmlns:cx7="http://schemas.microsoft.com/office/drawing/2016/5/13/chartex" xmlns:cx8="http://schemas.microsoft.com/office/drawing/2016/5/14/chartex" xmlns:mc="http://schemas.openxmlformats.org/markup-compatibility/2006" xmlns:m="http://schemas.openxmlformats.org/officeDocument/2006/math" xmlns:aink="http://schemas.microsoft.com/office/drawing/2016/ink" xmlns:am3d="http://schemas.microsoft.com/office/drawing/2017/model3d" xmlns:oel="http://schemas.microsoft.com/office/2019/extlst" xmlns:r="http://schemas.openxmlformats.org/officeDocument/2006/relationships" xmlns:wp14="http://schemas.microsoft.com/office/word/2010/wordprocessingDrawing" xmlns:wp="http://schemas.openxmlformats.org/drawingml/2006/wordprocessingDrawing" xmlns:wpg="http://schemas.microsoft.com/office/word/2010/wordprocessingGroup" xmlns:wpi="http://schemas.microsoft.com/office/word/2010/wordprocessingInk" xmlns:wps="http://schemas.microsoft.com/office/word/2010/wordprocessingShape" xmlns:o="urn:schemas-microsoft-com:office:office" xmlns:v="urn:schemas-microsoft-com:vml" xmlns:w10="urn:schemas-microsoft-com:office:word" xmlns:w="http://schemas.openxmlformats.org/wordprocessingml/2006/main" xmlns:w14="http://schemas.microsoft.com/office/word/2010/wordml" xmlns:w15="http://schemas.microsoft.com/office/word/2012/wordml" xmlns:w16cei="http://schemas.microsoft.com/office/word/2026/wordml/cei" xmlns:w16cex="http://schemas.microsoft.com/office/word/2018/wordml/cex" xmlns:w16cid="http://schemas.microsoft.com/office/word/2016/wordml/cid" xmlns:w16="http://schemas.microsoft.com/office/word/2018/wordml" xmlns:w16sdtdh="http://schemas.microsoft.com/office/word/2020/wordml/sdtdatahash" xmlns:w16sdtfl="http://schemas.microsoft.com/office/word/2024/wordml/sdtformatlock" xmlns:w16se="http://schemas.microsoft.com/office/word/2015/wordml/symex" xmlns:w16du="http://schemas.microsoft.com/office/word/2023/wordml/word16du" xmlns:wne="http://schemas.microsoft.com/office/word/2006/wordml" mc:Ignorable="w14 w15 w16se w16cid w16 w16cex w16sdtdh w16sdtfl w16du wp14">
+<w:document xmlns:wpc="http://schemas.microsoft.com/office/word/2010/wordprocessingCanvas" xmlns:cx="http://schemas.microsoft.com/office/drawing/2014/chartex" xmlns:cx1="http://schemas.microsoft.com/office/drawing/2015/9/8/chartex" xmlns:cx2="http://schemas.microsoft.com/office/drawing/2015/10/21/chartex" xmlns:cx3="http://schemas.microsoft.com/office/drawing/2016/5/9/chartex" xmlns:cx4="http://schemas.microsoft.com/office/drawing/2016/5/10/chartex" xmlns:cx5="http://schemas.microsoft.com/office/drawing/2016/5/11/chartex" xmlns:cx6="http://schemas.microsoft.com/office/drawing/2016/5/12/chartex" xmlns:cx7="http://schemas.microsoft.com/office/drawing/2016/5/13/chartex" xmlns:cx8="http://schemas.microsoft.com/office/drawing/2016/5/14/chartex" xmlns:mc="http://schemas.openxmlformats.org/markup-compatibility/2006" xmlns:aink="http://schemas.microsoft.com/office/drawing/2016/ink" xmlns:am3d="http://schemas.microsoft.com/office/drawing/2017/model3d" xmlns:o="urn:schemas-microsoft-com:office:office" xmlns:oel="http://schemas.microsoft.com/office/2019/extlst" xmlns:r="http://schemas.openxmlformats.org/officeDocument/2006/relationships" xmlns:m="http://schemas.openxmlformats.org/officeDocument/2006/math" xmlns:v="urn:schemas-microsoft-com:vml" xmlns:wp14="http://schemas.microsoft.com/office/word/2010/wordprocessingDrawing" xmlns:wp="http://schemas.openxmlformats.org/drawingml/2006/wordprocessingDrawing" xmlns:w10="urn:schemas-microsoft-com:office:word" xmlns:w="http://schemas.openxmlformats.org/wordprocessingml/2006/main" xmlns:w14="http://schemas.microsoft.com/office/word/2010/wordml" xmlns:w15="http://schemas.microsoft.com/office/word/2012/wordml" xmlns:w16cex="http://schemas.microsoft.com/office/word/2018/wordml/cex" xmlns:w16cid="http://schemas.microsoft.com/office/word/2016/wordml/cid" xmlns:w16="http://schemas.microsoft.com/office/word/2018/wordml" xmlns:w16du="http://schemas.microsoft.com/office/word/2023/wordml/word16du" xmlns:w16sdtdh="http://schemas.microsoft.com/office/word/2020/wordml/sdtdatahash" xmlns:w16sdtfl="http://schemas.microsoft.com/office/word/2024/wordml/sdtformatlock" xmlns:w16se="http://schemas.microsoft.com/office/word/2015/wordml/symex" xmlns:wpg="http://schemas.microsoft.com/office/word/2010/wordprocessingGroup" xmlns:wpi="http://schemas.microsoft.com/office/word/2010/wordprocessingInk" xmlns:wne="http://schemas.microsoft.com/office/word/2006/wordml" xmlns:wps="http://schemas.microsoft.com/office/word/2010/wordprocessingShape" mc:Ignorable="w14 w15 w16se w16cid w16 w16cex w16sdtdh w16sdtfl w16du wp14">
   <w:body>
     <w:tbl>
       <w:tblPr>
@@ -39,7 +39,7 @@
               <w:ind w:firstLine="723"/>
               <w:jc w:val="center"/>
               <w:rPr>
-                <w:rFonts w:ascii="黑体" w:eastAsia="黑体" w:hAnsi="黑体" w:cstheme="minorHAnsi"/>
+                <w:rFonts w:ascii="黑体" w:eastAsia="黑体" w:hAnsi="黑体" w:cstheme="minorHAnsi" w:hint="eastAsia"/>
                 <w:bCs/>
                 <w:sz w:val="36"/>
                 <w:szCs w:val="36"/>
@@ -109,6 +109,7 @@
                 </wp:anchor>
               </w:drawing>
             </w:r>
+            <w:proofErr w:type="gramStart"/>
             <w:r>
               <w:rPr>
                 <w:rFonts w:ascii="黑体" w:eastAsia="黑体" w:hAnsi="黑体" w:cstheme="minorHAnsi" w:hint="eastAsia"/>
@@ -116,7 +117,17 @@
                 <w:sz w:val="36"/>
                 <w:szCs w:val="36"/>
               </w:rPr>
-              <w:t>冯浩然</w:t>
+              <w:t>冯</w:t>
+            </w:r>
+            <w:proofErr w:type="gramEnd"/>
+            <w:r>
+              <w:rPr>
+                <w:rFonts w:ascii="黑体" w:eastAsia="黑体" w:hAnsi="黑体" w:cstheme="minorHAnsi" w:hint="eastAsia"/>
+                <w:bCs/>
+                <w:sz w:val="36"/>
+                <w:szCs w:val="36"/>
+              </w:rPr>
+              <w:t>浩然</w:t>
             </w:r>
             <w:r>
               <w:rPr>
@@ -147,7 +158,7 @@
               <w:ind w:firstLine="400"/>
               <w:jc w:val="center"/>
               <w:rPr>
-                <w:rFonts w:ascii="宋体" w:eastAsia="宋体" w:hAnsi="宋体" w:cstheme="minorHAnsi"/>
+                <w:rFonts w:ascii="宋体" w:eastAsia="宋体" w:hAnsi="宋体" w:cstheme="minorHAnsi" w:hint="eastAsia"/>
               </w:rPr>
             </w:pPr>
             <w:r>
@@ -291,7 +302,7 @@
             <w:pPr>
               <w:spacing w:line="276" w:lineRule="auto"/>
               <w:rPr>
-                <w:rFonts w:ascii="黑体" w:eastAsia="黑体" w:hAnsi="黑体" w:cstheme="minorHAnsi"/>
+                <w:rFonts w:ascii="黑体" w:eastAsia="黑体" w:hAnsi="黑体" w:cstheme="minorHAnsi" w:hint="eastAsia"/>
                 <w:b/>
                 <w:sz w:val="18"/>
                 <w:szCs w:val="18"/>
@@ -356,7 +367,7 @@
             <w:pPr>
               <w:spacing w:line="276" w:lineRule="auto"/>
               <w:rPr>
-                <w:rFonts w:ascii="黑体" w:eastAsia="黑体" w:hAnsi="黑体" w:cstheme="minorHAnsi"/>
+                <w:rFonts w:ascii="黑体" w:eastAsia="黑体" w:hAnsi="黑体" w:cstheme="minorHAnsi" w:hint="eastAsia"/>
                 <w:sz w:val="18"/>
                 <w:szCs w:val="18"/>
               </w:rPr>
@@ -386,7 +397,7 @@
               <w:spacing w:line="276" w:lineRule="auto"/>
               <w:jc w:val="right"/>
               <w:rPr>
-                <w:rFonts w:ascii="黑体" w:eastAsia="黑体" w:hAnsi="黑体" w:cstheme="minorHAnsi"/>
+                <w:rFonts w:ascii="黑体" w:eastAsia="黑体" w:hAnsi="黑体" w:cstheme="minorHAnsi" w:hint="eastAsia"/>
                 <w:sz w:val="18"/>
                 <w:szCs w:val="18"/>
               </w:rPr>
@@ -417,7 +428,7 @@
             <w:pPr>
               <w:spacing w:line="276" w:lineRule="auto"/>
               <w:rPr>
-                <w:rFonts w:ascii="黑体" w:eastAsia="黑体" w:hAnsi="黑体" w:cstheme="minorHAnsi"/>
+                <w:rFonts w:ascii="黑体" w:eastAsia="黑体" w:hAnsi="黑体" w:cstheme="minorHAnsi" w:hint="eastAsia"/>
                 <w:b/>
                 <w:sz w:val="18"/>
                 <w:szCs w:val="18"/>
@@ -482,7 +493,7 @@
             <w:pPr>
               <w:spacing w:line="276" w:lineRule="auto"/>
               <w:rPr>
-                <w:rFonts w:ascii="黑体" w:eastAsia="黑体" w:hAnsi="黑体" w:cstheme="minorHAnsi"/>
+                <w:rFonts w:ascii="黑体" w:eastAsia="黑体" w:hAnsi="黑体" w:cstheme="minorHAnsi" w:hint="eastAsia"/>
                 <w:b/>
                 <w:sz w:val="18"/>
                 <w:szCs w:val="18"/>
@@ -513,7 +524,7 @@
               <w:spacing w:line="276" w:lineRule="auto"/>
               <w:jc w:val="right"/>
               <w:rPr>
-                <w:rFonts w:ascii="黑体" w:eastAsia="黑体" w:hAnsi="黑体" w:cstheme="minorHAnsi"/>
+                <w:rFonts w:ascii="黑体" w:eastAsia="黑体" w:hAnsi="黑体" w:cstheme="minorHAnsi" w:hint="eastAsia"/>
                 <w:b/>
                 <w:sz w:val="18"/>
                 <w:szCs w:val="18"/>
@@ -715,7 +726,7 @@
           <w:p>
             <w:pPr>
               <w:rPr>
-                <w:rFonts w:ascii="黑体" w:eastAsia="黑体" w:hAnsi="黑体" w:cstheme="minorHAnsi"/>
+                <w:rFonts w:ascii="黑体" w:eastAsia="黑体" w:hAnsi="黑体" w:cstheme="minorHAnsi" w:hint="eastAsia"/>
                 <w:b/>
                 <w:sz w:val="18"/>
                 <w:szCs w:val="18"/>
@@ -781,12 +792,13 @@
           <w:p>
             <w:pPr>
               <w:rPr>
-                <w:rFonts w:ascii="黑体" w:eastAsia="黑体" w:hAnsi="黑体" w:cstheme="minorHAnsi"/>
+                <w:rFonts w:ascii="黑体" w:eastAsia="黑体" w:hAnsi="黑体" w:cstheme="minorHAnsi" w:hint="eastAsia"/>
                 <w:b/>
                 <w:sz w:val="18"/>
                 <w:szCs w:val="18"/>
               </w:rPr>
             </w:pPr>
+            <w:proofErr w:type="gramStart"/>
             <w:r>
               <w:rPr>
                 <w:rFonts w:ascii="黑体" w:eastAsia="黑体" w:hAnsi="黑体" w:cstheme="minorHAnsi" w:hint="eastAsia"/>
@@ -794,7 +806,17 @@
                 <w:sz w:val="18"/>
                 <w:szCs w:val="18"/>
               </w:rPr>
-              <w:t>九坤投资-AI研究院</w:t>
+              <w:t>九坤投资</w:t>
+            </w:r>
+            <w:proofErr w:type="gramEnd"/>
+            <w:r>
+              <w:rPr>
+                <w:rFonts w:ascii="黑体" w:eastAsia="黑体" w:hAnsi="黑体" w:cstheme="minorHAnsi" w:hint="eastAsia"/>
+                <w:b/>
+                <w:sz w:val="18"/>
+                <w:szCs w:val="18"/>
+              </w:rPr>
+              <w:t>-AI研究院</w:t>
             </w:r>
           </w:p>
         </w:tc>
@@ -812,7 +834,7 @@
           <w:p>
             <w:pPr>
               <w:rPr>
-                <w:rFonts w:ascii="黑体" w:eastAsia="黑体" w:hAnsi="黑体" w:cstheme="minorHAnsi"/>
+                <w:rFonts w:ascii="黑体" w:eastAsia="黑体" w:hAnsi="黑体" w:cstheme="minorHAnsi" w:hint="eastAsia"/>
                 <w:b/>
                 <w:sz w:val="18"/>
                 <w:szCs w:val="18"/>
@@ -889,21 +911,35 @@
               </w:tabs>
               <w:spacing w:after="40" w:line="264" w:lineRule="auto"/>
               <w:ind w:left="351" w:hanging="181"/>
+              <w:rPr>
+                <w:color w:val="auto"/>
+              </w:rPr>
             </w:pPr>
+            <w:proofErr w:type="spellStart"/>
             <w:r>
               <w:rPr>
                 <w:b/>
                 <w:bCs/>
               </w:rPr>
-              <w:t xml:space="preserve">FlashInfer CUDA Graph </w:t>
-            </w:r>
+              <w:t>FlashInfer</w:t>
+            </w:r>
+            <w:proofErr w:type="spellEnd"/>
             <w:r>
               <w:rPr>
                 <w:b/>
                 <w:bCs/>
               </w:rPr>
+              <w:t xml:space="preserve"> CUDA Graph </w:t>
+            </w:r>
+            <w:proofErr w:type="spellStart"/>
+            <w:r>
+              <w:rPr>
+                <w:b/>
+                <w:bCs/>
+              </w:rPr>
               <w:t>稳定性修复</w:t>
             </w:r>
+            <w:proofErr w:type="spellEnd"/>
             <w:r>
               <w:rPr>
                 <w:rFonts w:hint="eastAsia"/>
@@ -913,103 +949,308 @@
               </w:rPr>
               <w:t>：</w:t>
             </w:r>
-            <w:r>
+            <w:proofErr w:type="spellStart"/>
+            <w:r>
+              <w:rPr>
+                <w:color w:val="auto"/>
+              </w:rPr>
               <w:t>针对</w:t>
             </w:r>
-            <w:r>
+            <w:proofErr w:type="spellEnd"/>
+            <w:r>
+              <w:rPr>
+                <w:color w:val="auto"/>
+              </w:rPr>
               <w:t xml:space="preserve"> H200 </w:t>
             </w:r>
             <w:r>
+              <w:rPr>
+                <w:color w:val="auto"/>
+              </w:rPr>
               <w:t>上</w:t>
             </w:r>
             <w:r>
-              <w:t xml:space="preserve"> vLLM TP=2 FULL CUDA Graph </w:t>
-            </w:r>
-            <w:r>
+              <w:rPr>
+                <w:color w:val="auto"/>
+              </w:rPr>
+              <w:t xml:space="preserve"> </w:t>
+            </w:r>
+            <w:proofErr w:type="spellStart"/>
+            <w:r>
+              <w:rPr>
+                <w:color w:val="auto"/>
+              </w:rPr>
+              <w:t>vLLM</w:t>
+            </w:r>
+            <w:proofErr w:type="spellEnd"/>
+            <w:r>
+              <w:rPr>
+                <w:color w:val="auto"/>
+              </w:rPr>
+              <w:t xml:space="preserve"> TP=2 FULL CUDA Graph </w:t>
+            </w:r>
+            <w:r>
+              <w:rPr>
+                <w:color w:val="auto"/>
+              </w:rPr>
               <w:t>的</w:t>
             </w:r>
             <w:r>
+              <w:rPr>
+                <w:color w:val="auto"/>
+              </w:rPr>
               <w:t xml:space="preserve"> rollout </w:t>
             </w:r>
-            <w:r>
+            <w:proofErr w:type="spellStart"/>
+            <w:r>
+              <w:rPr>
+                <w:color w:val="auto"/>
+              </w:rPr>
               <w:t>卡死问题，构建两卡最小复现并将根因收敛到</w:t>
             </w:r>
-            <w:r>
-              <w:t xml:space="preserve"> fused AllReduce + RMSNorm </w:t>
-            </w:r>
-            <w:r>
+            <w:proofErr w:type="spellEnd"/>
+            <w:r>
+              <w:rPr>
+                <w:color w:val="auto"/>
+              </w:rPr>
+              <w:t xml:space="preserve"> fused </w:t>
+            </w:r>
+            <w:proofErr w:type="spellStart"/>
+            <w:r>
+              <w:rPr>
+                <w:color w:val="auto"/>
+              </w:rPr>
+              <w:t>AllReduce</w:t>
+            </w:r>
+            <w:proofErr w:type="spellEnd"/>
+            <w:r>
+              <w:rPr>
+                <w:color w:val="auto"/>
+              </w:rPr>
+              <w:t xml:space="preserve"> + </w:t>
+            </w:r>
+            <w:proofErr w:type="spellStart"/>
+            <w:r>
+              <w:rPr>
+                <w:color w:val="auto"/>
+              </w:rPr>
+              <w:t>RMSNorm</w:t>
+            </w:r>
+            <w:proofErr w:type="spellEnd"/>
+            <w:r>
+              <w:rPr>
+                <w:color w:val="auto"/>
+              </w:rPr>
+              <w:t xml:space="preserve"> </w:t>
+            </w:r>
+            <w:proofErr w:type="spellStart"/>
+            <w:r>
+              <w:rPr>
+                <w:color w:val="auto"/>
+              </w:rPr>
               <w:t>的通信轮询逻辑：原实现通过浮点比较识别</w:t>
             </w:r>
-            <w:r>
-              <w:t xml:space="preserve"> Lamport -0.0 sentinel</w:t>
-            </w:r>
-            <w:r>
+            <w:proofErr w:type="spellEnd"/>
+            <w:r>
+              <w:rPr>
+                <w:color w:val="auto"/>
+              </w:rPr>
+              <w:t xml:space="preserve"> Lamport -0.0 </w:t>
+            </w:r>
+            <w:proofErr w:type="spellStart"/>
+            <w:r>
+              <w:rPr>
+                <w:color w:val="auto"/>
+              </w:rPr>
+              <w:t>sentinel</w:t>
+            </w:r>
+            <w:r>
+              <w:rPr>
+                <w:color w:val="auto"/>
+              </w:rPr>
               <w:t>，</w:t>
             </w:r>
             <w:r>
-              <w:t xml:space="preserve">FTZ </w:t>
-            </w:r>
-            <w:r>
+              <w:rPr>
+                <w:color w:val="auto"/>
+              </w:rPr>
+              <w:t>FTZ</w:t>
+            </w:r>
+            <w:proofErr w:type="spellEnd"/>
+            <w:r>
+              <w:rPr>
+                <w:color w:val="auto"/>
+              </w:rPr>
+              <w:t xml:space="preserve"> </w:t>
+            </w:r>
+            <w:proofErr w:type="spellStart"/>
+            <w:r>
+              <w:rPr>
+                <w:color w:val="auto"/>
+              </w:rPr>
               <w:t>会将合法</w:t>
             </w:r>
-            <w:r>
+            <w:proofErr w:type="spellEnd"/>
+            <w:r>
+              <w:rPr>
+                <w:color w:val="auto"/>
+              </w:rPr>
               <w:t xml:space="preserve"> FP32 </w:t>
             </w:r>
-            <w:r>
+            <w:proofErr w:type="spellStart"/>
+            <w:r>
+              <w:rPr>
+                <w:color w:val="auto"/>
+              </w:rPr>
               <w:t>负次正规数误判为负零，导致轮询无法退出、</w:t>
             </w:r>
             <w:r>
-              <w:t xml:space="preserve">GPU Kernel </w:t>
-            </w:r>
-            <w:r>
+              <w:rPr>
+                <w:color w:val="auto"/>
+              </w:rPr>
+              <w:t>GPU</w:t>
+            </w:r>
+            <w:proofErr w:type="spellEnd"/>
+            <w:r>
+              <w:rPr>
+                <w:color w:val="auto"/>
+              </w:rPr>
+              <w:t xml:space="preserve"> Kernel </w:t>
+            </w:r>
+            <w:proofErr w:type="spellStart"/>
+            <w:r>
+              <w:rPr>
+                <w:color w:val="auto"/>
+              </w:rPr>
               <w:t>不结束并最终触发</w:t>
             </w:r>
-            <w:r>
-              <w:t xml:space="preserve"> rollout timeout</w:t>
-            </w:r>
-            <w:r>
+            <w:proofErr w:type="spellEnd"/>
+            <w:r>
+              <w:rPr>
+                <w:color w:val="auto"/>
+              </w:rPr>
+              <w:t xml:space="preserve"> rollout </w:t>
+            </w:r>
+            <w:proofErr w:type="spellStart"/>
+            <w:r>
+              <w:rPr>
+                <w:color w:val="auto"/>
+              </w:rPr>
+              <w:t>timeout</w:t>
+            </w:r>
+            <w:r>
+              <w:rPr>
+                <w:color w:val="auto"/>
+              </w:rPr>
               <w:t>。在现用</w:t>
             </w:r>
-            <w:r>
-              <w:t xml:space="preserve"> FlashInfer </w:t>
-            </w:r>
-            <w:r>
+            <w:proofErr w:type="spellEnd"/>
+            <w:r>
+              <w:rPr>
+                <w:color w:val="auto"/>
+              </w:rPr>
+              <w:t xml:space="preserve"> </w:t>
+            </w:r>
+            <w:proofErr w:type="spellStart"/>
+            <w:r>
+              <w:rPr>
+                <w:color w:val="auto"/>
+              </w:rPr>
+              <w:t>FlashInfer</w:t>
+            </w:r>
+            <w:proofErr w:type="spellEnd"/>
+            <w:r>
+              <w:rPr>
+                <w:color w:val="auto"/>
+              </w:rPr>
+              <w:t xml:space="preserve"> </w:t>
+            </w:r>
+            <w:proofErr w:type="spellStart"/>
+            <w:r>
+              <w:rPr>
+                <w:color w:val="auto"/>
+              </w:rPr>
               <w:t>版本中将</w:t>
             </w:r>
-            <w:r>
+            <w:proofErr w:type="spellEnd"/>
+            <w:r>
+              <w:rPr>
+                <w:color w:val="auto"/>
+              </w:rPr>
               <w:t xml:space="preserve"> sentinel </w:t>
             </w:r>
-            <w:r>
+            <w:proofErr w:type="spellStart"/>
+            <w:r>
+              <w:rPr>
+                <w:color w:val="auto"/>
+              </w:rPr>
               <w:t>判断改为</w:t>
             </w:r>
-            <w:r>
+            <w:proofErr w:type="spellEnd"/>
+            <w:r>
+              <w:rPr>
+                <w:color w:val="auto"/>
+              </w:rPr>
               <w:t xml:space="preserve"> 0x80000000 </w:t>
             </w:r>
-            <w:r>
+            <w:proofErr w:type="spellStart"/>
+            <w:r>
+              <w:rPr>
+                <w:color w:val="auto"/>
+              </w:rPr>
               <w:t>位级精确比较后，两卡最小复现及模型级</w:t>
             </w:r>
-            <w:r>
+            <w:proofErr w:type="spellEnd"/>
+            <w:r>
+              <w:rPr>
+                <w:color w:val="auto"/>
+              </w:rPr>
               <w:t xml:space="preserve"> Graph on/off </w:t>
             </w:r>
-            <w:r>
+            <w:proofErr w:type="spellStart"/>
+            <w:r>
+              <w:rPr>
+                <w:color w:val="auto"/>
+              </w:rPr>
               <w:t>回归全部通过，重复</w:t>
             </w:r>
-            <w:r>
+            <w:proofErr w:type="spellEnd"/>
+            <w:r>
+              <w:rPr>
+                <w:color w:val="auto"/>
+              </w:rPr>
               <w:t xml:space="preserve"> Graph replay </w:t>
             </w:r>
-            <w:r>
+            <w:proofErr w:type="spellStart"/>
+            <w:r>
+              <w:rPr>
+                <w:color w:val="auto"/>
+              </w:rPr>
               <w:t>未再出现</w:t>
             </w:r>
-            <w:r>
+            <w:proofErr w:type="spellEnd"/>
+            <w:r>
+              <w:rPr>
+                <w:color w:val="auto"/>
+              </w:rPr>
               <w:t xml:space="preserve"> timeout </w:t>
             </w:r>
             <w:r>
+              <w:rPr>
+                <w:color w:val="auto"/>
+              </w:rPr>
               <w:t>或</w:t>
             </w:r>
             <w:r>
+              <w:rPr>
+                <w:color w:val="auto"/>
+              </w:rPr>
               <w:t xml:space="preserve"> hang</w:t>
             </w:r>
             <w:r>
+              <w:rPr>
+                <w:color w:val="auto"/>
+              </w:rPr>
               <w:t>。</w:t>
             </w:r>
           </w:p>
@@ -1025,6 +1266,9 @@
               </w:tabs>
               <w:spacing w:after="40" w:line="264" w:lineRule="auto"/>
               <w:ind w:left="351"/>
+              <w:rPr>
+                <w:color w:val="auto"/>
+              </w:rPr>
             </w:pPr>
           </w:p>
           <w:p>
@@ -1058,168 +1302,246 @@
             <w:r>
               <w:rPr>
                 <w:rFonts w:hint="eastAsia"/>
+                <w:color w:val="auto"/>
                 <w:lang w:eastAsia="zh-CN"/>
               </w:rPr>
               <w:t>复现小米论文，</w:t>
             </w:r>
             <w:r>
               <w:rPr>
+                <w:color w:val="auto"/>
                 <w:lang w:eastAsia="zh-CN"/>
               </w:rPr>
               <w:t>针对</w:t>
             </w:r>
             <w:r>
               <w:rPr>
-                <w:lang w:eastAsia="zh-CN"/>
-              </w:rPr>
-              <w:t xml:space="preserve"> vLLM rollout </w:t>
-            </w:r>
-            <w:r>
-              <w:rPr>
+                <w:color w:val="auto"/>
+                <w:lang w:eastAsia="zh-CN"/>
+              </w:rPr>
+              <w:t xml:space="preserve"> </w:t>
+            </w:r>
+            <w:proofErr w:type="spellStart"/>
+            <w:r>
+              <w:rPr>
+                <w:color w:val="auto"/>
+                <w:lang w:eastAsia="zh-CN"/>
+              </w:rPr>
+              <w:t>vLLM</w:t>
+            </w:r>
+            <w:proofErr w:type="spellEnd"/>
+            <w:r>
+              <w:rPr>
+                <w:color w:val="auto"/>
+                <w:lang w:eastAsia="zh-CN"/>
+              </w:rPr>
+              <w:t xml:space="preserve"> rollout </w:t>
+            </w:r>
+            <w:r>
+              <w:rPr>
+                <w:color w:val="auto"/>
                 <w:lang w:eastAsia="zh-CN"/>
               </w:rPr>
               <w:t>与</w:t>
             </w:r>
             <w:r>
               <w:rPr>
+                <w:color w:val="auto"/>
                 <w:lang w:eastAsia="zh-CN"/>
               </w:rPr>
               <w:t xml:space="preserve"> Megatron </w:t>
             </w:r>
             <w:r>
               <w:rPr>
+                <w:color w:val="auto"/>
                 <w:lang w:eastAsia="zh-CN"/>
               </w:rPr>
               <w:t>训练侧</w:t>
             </w:r>
             <w:r>
               <w:rPr>
-                <w:lang w:eastAsia="zh-CN"/>
-              </w:rPr>
-              <w:t xml:space="preserve"> MoE </w:t>
-            </w:r>
-            <w:r>
-              <w:rPr>
+                <w:color w:val="auto"/>
+                <w:lang w:eastAsia="zh-CN"/>
+              </w:rPr>
+              <w:t xml:space="preserve"> </w:t>
+            </w:r>
+            <w:proofErr w:type="spellStart"/>
+            <w:r>
+              <w:rPr>
+                <w:color w:val="auto"/>
+                <w:lang w:eastAsia="zh-CN"/>
+              </w:rPr>
+              <w:t>MoE</w:t>
+            </w:r>
+            <w:proofErr w:type="spellEnd"/>
+            <w:r>
+              <w:rPr>
+                <w:color w:val="auto"/>
+                <w:lang w:eastAsia="zh-CN"/>
+              </w:rPr>
+              <w:t xml:space="preserve"> </w:t>
+            </w:r>
+            <w:r>
+              <w:rPr>
+                <w:color w:val="auto"/>
                 <w:lang w:eastAsia="zh-CN"/>
               </w:rPr>
               <w:t>路由不一致问题，打通</w:t>
             </w:r>
             <w:r>
               <w:rPr>
-                <w:lang w:eastAsia="zh-CN"/>
-              </w:rPr>
-              <w:t xml:space="preserve"> [token, MoE-layer, top-k] route </w:t>
-            </w:r>
-            <w:r>
-              <w:rPr>
+                <w:color w:val="auto"/>
+                <w:lang w:eastAsia="zh-CN"/>
+              </w:rPr>
+              <w:t xml:space="preserve"> [token, </w:t>
+            </w:r>
+            <w:proofErr w:type="spellStart"/>
+            <w:r>
+              <w:rPr>
+                <w:color w:val="auto"/>
+                <w:lang w:eastAsia="zh-CN"/>
+              </w:rPr>
+              <w:t>MoE</w:t>
+            </w:r>
+            <w:proofErr w:type="spellEnd"/>
+            <w:r>
+              <w:rPr>
+                <w:color w:val="auto"/>
+                <w:lang w:eastAsia="zh-CN"/>
+              </w:rPr>
+              <w:t xml:space="preserve">-layer, top-k] route </w:t>
+            </w:r>
+            <w:r>
+              <w:rPr>
+                <w:color w:val="auto"/>
                 <w:lang w:eastAsia="zh-CN"/>
               </w:rPr>
               <w:t>采集、传输与回放链路，并建立</w:t>
             </w:r>
             <w:r>
               <w:rPr>
+                <w:color w:val="auto"/>
                 <w:lang w:eastAsia="zh-CN"/>
               </w:rPr>
               <w:t xml:space="preserve"> response-mask </w:t>
             </w:r>
             <w:r>
               <w:rPr>
+                <w:color w:val="auto"/>
                 <w:lang w:eastAsia="zh-CN"/>
               </w:rPr>
               <w:t>对齐及异常检测，覆盖</w:t>
             </w:r>
             <w:r>
               <w:rPr>
+                <w:color w:val="auto"/>
                 <w:lang w:eastAsia="zh-CN"/>
               </w:rPr>
               <w:t xml:space="preserve"> 18 </w:t>
             </w:r>
             <w:r>
               <w:rPr>
+                <w:color w:val="auto"/>
                 <w:lang w:eastAsia="zh-CN"/>
               </w:rPr>
               <w:t>项</w:t>
             </w:r>
             <w:r>
               <w:rPr>
+                <w:color w:val="auto"/>
                 <w:lang w:eastAsia="zh-CN"/>
               </w:rPr>
               <w:t xml:space="preserve"> CPU </w:t>
             </w:r>
             <w:r>
               <w:rPr>
+                <w:color w:val="auto"/>
                 <w:lang w:eastAsia="zh-CN"/>
               </w:rPr>
               <w:t>测试；在</w:t>
             </w:r>
             <w:r>
               <w:rPr>
+                <w:color w:val="auto"/>
                 <w:lang w:eastAsia="zh-CN"/>
               </w:rPr>
               <w:t xml:space="preserve"> 8×H200</w:t>
             </w:r>
             <w:r>
               <w:rPr>
+                <w:color w:val="auto"/>
                 <w:lang w:eastAsia="zh-CN"/>
               </w:rPr>
               <w:t>、</w:t>
             </w:r>
             <w:r>
               <w:rPr>
+                <w:color w:val="auto"/>
                 <w:lang w:eastAsia="zh-CN"/>
               </w:rPr>
               <w:t xml:space="preserve">Qwen3-30B-A3B BF16 </w:t>
             </w:r>
             <w:r>
               <w:rPr>
+                <w:color w:val="auto"/>
                 <w:lang w:eastAsia="zh-CN"/>
               </w:rPr>
               <w:t>的</w:t>
             </w:r>
             <w:r>
               <w:rPr>
+                <w:color w:val="auto"/>
                 <w:lang w:eastAsia="zh-CN"/>
               </w:rPr>
               <w:t xml:space="preserve"> 20-step </w:t>
             </w:r>
             <w:r>
               <w:rPr>
+                <w:color w:val="auto"/>
                 <w:lang w:eastAsia="zh-CN"/>
               </w:rPr>
               <w:t>实验中，将</w:t>
             </w:r>
             <w:r>
               <w:rPr>
+                <w:color w:val="auto"/>
                 <w:lang w:eastAsia="zh-CN"/>
               </w:rPr>
               <w:t xml:space="preserve"> route mismatch </w:t>
             </w:r>
             <w:r>
               <w:rPr>
+                <w:color w:val="auto"/>
                 <w:lang w:eastAsia="zh-CN"/>
               </w:rPr>
               <w:t>由</w:t>
             </w:r>
             <w:r>
               <w:rPr>
+                <w:color w:val="auto"/>
                 <w:lang w:eastAsia="zh-CN"/>
               </w:rPr>
               <w:t xml:space="preserve"> 17%–19% </w:t>
             </w:r>
             <w:r>
               <w:rPr>
+                <w:color w:val="auto"/>
                 <w:lang w:eastAsia="zh-CN"/>
               </w:rPr>
               <w:t>降至</w:t>
             </w:r>
             <w:r>
               <w:rPr>
+                <w:b/>
+                <w:bCs/>
+                <w:color w:val="auto"/>
                 <w:lang w:eastAsia="zh-CN"/>
               </w:rPr>
               <w:t xml:space="preserve"> 0</w:t>
             </w:r>
             <w:r>
               <w:rPr>
+                <w:color w:val="auto"/>
                 <w:lang w:eastAsia="zh-CN"/>
               </w:rPr>
               <w:t>，</w:t>
@@ -1227,12 +1549,14 @@
             <w:r>
               <w:rPr>
                 <w:rFonts w:hint="eastAsia"/>
+                <w:color w:val="auto"/>
                 <w:lang w:eastAsia="zh-CN"/>
               </w:rPr>
               <w:t>F</w:t>
             </w:r>
             <w:r>
               <w:rPr>
+                <w:color w:val="auto"/>
                 <w:vertAlign w:val="subscript"/>
                 <w:lang w:eastAsia="zh-CN"/>
               </w:rPr>
@@ -1240,60 +1564,81 @@
             </w:r>
             <w:r>
               <w:rPr>
+                <w:color w:val="auto"/>
                 <w:lang w:eastAsia="zh-CN"/>
               </w:rPr>
               <w:t xml:space="preserve"> </w:t>
             </w:r>
             <w:r>
               <w:rPr>
+                <w:color w:val="auto"/>
                 <w:lang w:eastAsia="zh-CN"/>
               </w:rPr>
               <w:t>降低</w:t>
             </w:r>
             <w:r>
               <w:rPr>
+                <w:b/>
+                <w:bCs/>
+                <w:color w:val="auto"/>
                 <w:lang w:eastAsia="zh-CN"/>
               </w:rPr>
               <w:t xml:space="preserve"> 36–145×</w:t>
             </w:r>
             <w:r>
               <w:rPr>
+                <w:color w:val="auto"/>
                 <w:lang w:eastAsia="zh-CN"/>
               </w:rPr>
               <w:t>、</w:t>
             </w:r>
             <w:r>
               <w:rPr>
+                <w:color w:val="auto"/>
                 <w:lang w:eastAsia="zh-CN"/>
               </w:rPr>
               <w:t xml:space="preserve">KL </w:t>
             </w:r>
             <w:r>
               <w:rPr>
+                <w:color w:val="auto"/>
                 <w:lang w:eastAsia="zh-CN"/>
               </w:rPr>
               <w:t>降低</w:t>
             </w:r>
             <w:r>
               <w:rPr>
-                <w:lang w:eastAsia="zh-CN"/>
-              </w:rPr>
-              <w:t xml:space="preserve"> 4–7×</w:t>
-            </w:r>
-            <w:r>
-              <w:rPr>
+                <w:color w:val="auto"/>
+                <w:lang w:eastAsia="zh-CN"/>
+              </w:rPr>
+              <w:t xml:space="preserve"> </w:t>
+            </w:r>
+            <w:r>
+              <w:rPr>
+                <w:b/>
+                <w:bCs/>
+                <w:color w:val="auto"/>
+                <w:lang w:eastAsia="zh-CN"/>
+              </w:rPr>
+              <w:t>4–7×</w:t>
+            </w:r>
+            <w:r>
+              <w:rPr>
+                <w:color w:val="auto"/>
                 <w:lang w:eastAsia="zh-CN"/>
               </w:rPr>
               <w:t>；最终扩展至</w:t>
             </w:r>
             <w:r>
               <w:rPr>
+                <w:color w:val="auto"/>
                 <w:lang w:eastAsia="zh-CN"/>
               </w:rPr>
               <w:t xml:space="preserve"> 128 </w:t>
             </w:r>
             <w:r>
               <w:rPr>
+                <w:color w:val="auto"/>
                 <w:lang w:eastAsia="zh-CN"/>
               </w:rPr>
               <w:t>卡集群，</w:t>
@@ -1301,6 +1646,7 @@
             <w:r>
               <w:rPr>
                 <w:rFonts w:hint="eastAsia"/>
+                <w:color w:val="auto"/>
                 <w:lang w:eastAsia="zh-CN"/>
               </w:rPr>
               <w:t>使用内部</w:t>
@@ -1308,6 +1654,7 @@
             <w:r>
               <w:rPr>
                 <w:rFonts w:hint="eastAsia"/>
+                <w:color w:val="auto"/>
                 <w:lang w:eastAsia="zh-CN"/>
               </w:rPr>
               <w:t>300b</w:t>
@@ -1315,36 +1662,58 @@
             <w:r>
               <w:rPr>
                 <w:rFonts w:hint="eastAsia"/>
+                <w:color w:val="auto"/>
                 <w:lang w:eastAsia="zh-CN"/>
               </w:rPr>
               <w:t>模型</w:t>
             </w:r>
             <w:r>
               <w:rPr>
+                <w:color w:val="auto"/>
                 <w:lang w:eastAsia="zh-CN"/>
               </w:rPr>
               <w:t>完成竞赛题单轮</w:t>
             </w:r>
             <w:r>
               <w:rPr>
+                <w:color w:val="auto"/>
                 <w:lang w:eastAsia="zh-CN"/>
               </w:rPr>
               <w:t xml:space="preserve"> 200-step </w:t>
             </w:r>
             <w:r>
               <w:rPr>
+                <w:color w:val="auto"/>
                 <w:lang w:eastAsia="zh-CN"/>
               </w:rPr>
               <w:t>运行并接入</w:t>
             </w:r>
             <w:r>
               <w:rPr>
-                <w:lang w:eastAsia="zh-CN"/>
-              </w:rPr>
-              <w:t xml:space="preserve"> SwanLab </w:t>
-            </w:r>
-            <w:r>
-              <w:rPr>
+                <w:color w:val="auto"/>
+                <w:lang w:eastAsia="zh-CN"/>
+              </w:rPr>
+              <w:t xml:space="preserve"> </w:t>
+            </w:r>
+            <w:proofErr w:type="spellStart"/>
+            <w:r>
+              <w:rPr>
+                <w:color w:val="auto"/>
+                <w:lang w:eastAsia="zh-CN"/>
+              </w:rPr>
+              <w:t>SwanLab</w:t>
+            </w:r>
+            <w:proofErr w:type="spellEnd"/>
+            <w:r>
+              <w:rPr>
+                <w:color w:val="auto"/>
+                <w:lang w:eastAsia="zh-CN"/>
+              </w:rPr>
+              <w:t xml:space="preserve"> </w:t>
+            </w:r>
+            <w:r>
+              <w:rPr>
+                <w:color w:val="auto"/>
                 <w:lang w:eastAsia="zh-CN"/>
               </w:rPr>
               <w:t>监控</w:t>
@@ -1352,6 +1721,7 @@
             <w:r>
               <w:rPr>
                 <w:rFonts w:hint="eastAsia"/>
+                <w:color w:val="auto"/>
                 <w:lang w:eastAsia="zh-CN"/>
               </w:rPr>
               <w:t>，结果与</w:t>
@@ -1359,6 +1729,7 @@
             <w:r>
               <w:rPr>
                 <w:rFonts w:hint="eastAsia"/>
+                <w:color w:val="auto"/>
                 <w:lang w:eastAsia="zh-CN"/>
               </w:rPr>
               <w:t>8</w:t>
@@ -1366,12 +1737,14 @@
             <w:r>
               <w:rPr>
                 <w:rFonts w:hint="eastAsia"/>
+                <w:color w:val="auto"/>
                 <w:lang w:eastAsia="zh-CN"/>
               </w:rPr>
               <w:t>卡情况对齐，将改动合并进开发仓</w:t>
             </w:r>
             <w:r>
               <w:rPr>
+                <w:color w:val="auto"/>
                 <w:lang w:eastAsia="zh-CN"/>
               </w:rPr>
               <w:t>。</w:t>
@@ -1405,199 +1778,455 @@
               <w:spacing w:after="40" w:line="264" w:lineRule="auto"/>
               <w:ind w:left="351" w:hanging="181"/>
               <w:rPr>
+                <w:color w:val="auto"/>
+                <w:lang w:eastAsia="zh-CN"/>
+              </w:rPr>
+            </w:pPr>
+            <w:r>
+              <w:rPr>
+                <w:b/>
+                <w:bCs/>
+              </w:rPr>
+              <w:t xml:space="preserve">OE </w:t>
+            </w:r>
+            <w:proofErr w:type="spellStart"/>
+            <w:r>
+              <w:rPr>
+                <w:b/>
+                <w:bCs/>
+              </w:rPr>
+              <w:t>异步算子开发</w:t>
+            </w:r>
+            <w:proofErr w:type="spellEnd"/>
+            <w:r>
+              <w:rPr>
                 <w:rFonts w:hint="eastAsia"/>
-                <w:lang w:eastAsia="zh-CN"/>
-              </w:rPr>
-            </w:pPr>
-            <w:r>
-              <w:rPr>
                 <w:b/>
                 <w:bCs/>
               </w:rPr>
-              <w:t xml:space="preserve">OE </w:t>
-            </w:r>
+              <w:t>：</w:t>
+            </w:r>
+            <w:r>
+              <w:t xml:space="preserve"> </w:t>
+            </w:r>
+            <w:r>
+              <w:rPr>
+                <w:color w:val="auto"/>
+              </w:rPr>
+              <w:t>将</w:t>
+            </w:r>
+            <w:r>
+              <w:rPr>
+                <w:color w:val="auto"/>
+              </w:rPr>
+              <w:t xml:space="preserve"> recent-token history </w:t>
+            </w:r>
+            <w:r>
+              <w:rPr>
+                <w:color w:val="auto"/>
+              </w:rPr>
+              <w:t>与</w:t>
+            </w:r>
+            <w:r>
+              <w:rPr>
+                <w:color w:val="auto"/>
+              </w:rPr>
+              <w:t xml:space="preserve"> </w:t>
+            </w:r>
+            <w:proofErr w:type="spellStart"/>
+            <w:r>
+              <w:rPr>
+                <w:color w:val="auto"/>
+              </w:rPr>
+              <w:t>oe_input_ids</w:t>
+            </w:r>
+            <w:proofErr w:type="spellEnd"/>
+            <w:r>
+              <w:rPr>
+                <w:color w:val="auto"/>
+              </w:rPr>
+              <w:t xml:space="preserve"> </w:t>
+            </w:r>
+            <w:proofErr w:type="spellStart"/>
+            <w:r>
+              <w:rPr>
+                <w:color w:val="auto"/>
+              </w:rPr>
+              <w:t>构造保留在</w:t>
+            </w:r>
+            <w:proofErr w:type="spellEnd"/>
+            <w:r>
+              <w:rPr>
+                <w:color w:val="auto"/>
+              </w:rPr>
+              <w:t xml:space="preserve"> </w:t>
+            </w:r>
+            <w:proofErr w:type="spellStart"/>
+            <w:r>
+              <w:rPr>
+                <w:color w:val="auto"/>
+              </w:rPr>
+              <w:t>GPU</w:t>
+            </w:r>
+            <w:r>
+              <w:rPr>
+                <w:color w:val="auto"/>
+              </w:rPr>
+              <w:t>，使用</w:t>
+            </w:r>
+            <w:proofErr w:type="spellEnd"/>
+            <w:r>
+              <w:rPr>
+                <w:color w:val="auto"/>
+              </w:rPr>
+              <w:t xml:space="preserve"> Triton fused-hash </w:t>
+            </w:r>
+            <w:proofErr w:type="spellStart"/>
+            <w:r>
+              <w:rPr>
+                <w:color w:val="auto"/>
+              </w:rPr>
+              <w:t>减少</w:t>
+            </w:r>
+            <w:proofErr w:type="spellEnd"/>
+            <w:r>
+              <w:rPr>
+                <w:color w:val="auto"/>
+              </w:rPr>
+              <w:t xml:space="preserve"> GPU→CPU </w:t>
+            </w:r>
+            <w:proofErr w:type="spellStart"/>
+            <w:r>
+              <w:rPr>
+                <w:color w:val="auto"/>
+              </w:rPr>
+              <w:t>同步等待及</w:t>
+            </w:r>
+            <w:proofErr w:type="spellEnd"/>
+            <w:r>
+              <w:rPr>
+                <w:color w:val="auto"/>
+              </w:rPr>
+              <w:t xml:space="preserve"> CPU→GPU </w:t>
+            </w:r>
+            <w:proofErr w:type="spellStart"/>
+            <w:r>
+              <w:rPr>
+                <w:color w:val="auto"/>
+              </w:rPr>
+              <w:t>回传，并修复</w:t>
+            </w:r>
+            <w:proofErr w:type="spellEnd"/>
+            <w:r>
+              <w:rPr>
+                <w:color w:val="auto"/>
+              </w:rPr>
+              <w:t xml:space="preserve"> </w:t>
+            </w:r>
+            <w:proofErr w:type="spellStart"/>
+            <w:r>
+              <w:rPr>
+                <w:color w:val="auto"/>
+              </w:rPr>
+              <w:t>prefill</w:t>
+            </w:r>
+            <w:r>
+              <w:rPr>
+                <w:color w:val="auto"/>
+              </w:rPr>
+              <w:t>、</w:t>
+            </w:r>
+            <w:r>
+              <w:rPr>
+                <w:color w:val="auto"/>
+              </w:rPr>
+              <w:t>decode</w:t>
+            </w:r>
+            <w:r>
+              <w:rPr>
+                <w:color w:val="auto"/>
+              </w:rPr>
+              <w:t>、</w:t>
+            </w:r>
+            <w:r>
+              <w:rPr>
+                <w:color w:val="auto"/>
+              </w:rPr>
+              <w:t>mixed</w:t>
+            </w:r>
+            <w:proofErr w:type="spellEnd"/>
+            <w:r>
+              <w:rPr>
+                <w:color w:val="auto"/>
+              </w:rPr>
+              <w:t xml:space="preserve"> </w:t>
+            </w:r>
+            <w:proofErr w:type="spellStart"/>
+            <w:r>
+              <w:rPr>
+                <w:color w:val="auto"/>
+              </w:rPr>
+              <w:t>batch</w:t>
+            </w:r>
+            <w:r>
+              <w:rPr>
+                <w:color w:val="auto"/>
+              </w:rPr>
+              <w:t>、请求恢复、</w:t>
+            </w:r>
+            <w:r>
+              <w:rPr>
+                <w:color w:val="auto"/>
+              </w:rPr>
+              <w:t>slot</w:t>
+            </w:r>
+            <w:proofErr w:type="spellEnd"/>
+            <w:r>
+              <w:rPr>
+                <w:color w:val="auto"/>
+              </w:rPr>
+              <w:t xml:space="preserve"> reuse </w:t>
+            </w:r>
+            <w:r>
+              <w:rPr>
+                <w:color w:val="auto"/>
+              </w:rPr>
+              <w:t>与</w:t>
+            </w:r>
+            <w:r>
+              <w:rPr>
+                <w:color w:val="auto"/>
+              </w:rPr>
+              <w:t xml:space="preserve"> reorder </w:t>
+            </w:r>
+            <w:proofErr w:type="spellStart"/>
+            <w:r>
+              <w:rPr>
+                <w:color w:val="auto"/>
+              </w:rPr>
+              <w:t>场景下的跨</w:t>
+            </w:r>
+            <w:proofErr w:type="spellEnd"/>
+            <w:r>
+              <w:rPr>
+                <w:color w:val="auto"/>
+              </w:rPr>
+              <w:t xml:space="preserve"> step </w:t>
+            </w:r>
+            <w:r>
+              <w:rPr>
+                <w:color w:val="auto"/>
+              </w:rPr>
+              <w:t>状态更新问题；三类执行阶段均通过正确性验证。</w:t>
+            </w:r>
+            <w:r>
+              <w:rPr>
+                <w:color w:val="auto"/>
+              </w:rPr>
+              <w:t xml:space="preserve">TP1 </w:t>
+            </w:r>
+            <w:proofErr w:type="spellStart"/>
+            <w:r>
+              <w:rPr>
+                <w:color w:val="auto"/>
+              </w:rPr>
+              <w:t>下严格</w:t>
+            </w:r>
+            <w:proofErr w:type="spellEnd"/>
+            <w:r>
+              <w:rPr>
+                <w:color w:val="auto"/>
+              </w:rPr>
+              <w:t xml:space="preserve"> 28-case </w:t>
+            </w:r>
+            <w:proofErr w:type="spellStart"/>
+            <w:r>
+              <w:rPr>
+                <w:color w:val="auto"/>
+              </w:rPr>
+              <w:t>矩阵全部通过，吞吐较</w:t>
+            </w:r>
+            <w:proofErr w:type="spellEnd"/>
+            <w:r>
+              <w:rPr>
+                <w:color w:val="auto"/>
+              </w:rPr>
+              <w:t xml:space="preserve"> sync </w:t>
+            </w:r>
+            <w:proofErr w:type="spellStart"/>
+            <w:r>
+              <w:rPr>
+                <w:color w:val="auto"/>
+              </w:rPr>
+              <w:t>提升</w:t>
+            </w:r>
+            <w:proofErr w:type="spellEnd"/>
             <w:r>
               <w:rPr>
                 <w:b/>
                 <w:bCs/>
-              </w:rPr>
-              <w:t>异步算子开发</w:t>
-            </w:r>
-            <w:r>
-              <w:rPr>
-                <w:rFonts w:hint="eastAsia"/>
+                <w:color w:val="auto"/>
+              </w:rPr>
+              <w:t xml:space="preserve"> 4.99%</w:t>
+            </w:r>
+            <w:r>
+              <w:rPr>
+                <w:color w:val="auto"/>
+              </w:rPr>
+              <w:t>、较</w:t>
+            </w:r>
+            <w:r>
+              <w:rPr>
+                <w:color w:val="auto"/>
+              </w:rPr>
+              <w:t xml:space="preserve"> async-unfused </w:t>
+            </w:r>
+            <w:proofErr w:type="spellStart"/>
+            <w:r>
+              <w:rPr>
+                <w:color w:val="auto"/>
+              </w:rPr>
+              <w:t>提升</w:t>
+            </w:r>
+            <w:proofErr w:type="spellEnd"/>
+            <w:r>
+              <w:rPr>
                 <w:b/>
                 <w:bCs/>
-                <w:lang w:eastAsia="zh-CN"/>
-              </w:rPr>
-              <w:t>：</w:t>
-            </w:r>
-            <w:r>
+                <w:color w:val="auto"/>
+              </w:rPr>
+              <w:t xml:space="preserve"> 1.94%</w:t>
+            </w:r>
+            <w:r>
+              <w:rPr>
+                <w:color w:val="auto"/>
+              </w:rPr>
+              <w:t>；</w:t>
+            </w:r>
+            <w:r>
+              <w:rPr>
+                <w:color w:val="auto"/>
+              </w:rPr>
+              <w:t xml:space="preserve">TP2/TP4 </w:t>
+            </w:r>
+            <w:proofErr w:type="spellStart"/>
+            <w:r>
+              <w:rPr>
+                <w:color w:val="auto"/>
+              </w:rPr>
+              <w:t>采用</w:t>
+            </w:r>
+            <w:proofErr w:type="spellEnd"/>
+            <w:r>
+              <w:rPr>
+                <w:color w:val="auto"/>
+              </w:rPr>
+              <w:t xml:space="preserve"> async-unfused + batch-invariant </w:t>
+            </w:r>
+            <w:proofErr w:type="spellStart"/>
+            <w:r>
+              <w:rPr>
+                <w:color w:val="auto"/>
+              </w:rPr>
+              <w:t>安全路径，确定性通过率分别由</w:t>
+            </w:r>
+            <w:proofErr w:type="spellEnd"/>
+            <w:r>
+              <w:rPr>
+                <w:color w:val="auto"/>
+              </w:rPr>
+              <w:t xml:space="preserve"> 41/84</w:t>
+            </w:r>
+            <w:r>
+              <w:rPr>
+                <w:color w:val="auto"/>
+              </w:rPr>
+              <w:t>、</w:t>
+            </w:r>
+            <w:r>
+              <w:rPr>
+                <w:color w:val="auto"/>
+              </w:rPr>
+              <w:t xml:space="preserve">63/84 </w:t>
+            </w:r>
+            <w:proofErr w:type="spellStart"/>
+            <w:r>
+              <w:rPr>
+                <w:color w:val="auto"/>
+              </w:rPr>
+              <w:t>提升至</w:t>
+            </w:r>
+            <w:proofErr w:type="spellEnd"/>
+            <w:r>
+              <w:rPr>
+                <w:color w:val="auto"/>
+              </w:rPr>
+              <w:t xml:space="preserve"> 84/84</w:t>
+            </w:r>
+            <w:r>
+              <w:rPr>
+                <w:color w:val="auto"/>
+              </w:rPr>
+              <w:t>，均为</w:t>
+            </w:r>
+            <w:r>
+              <w:rPr>
+                <w:color w:val="auto"/>
+              </w:rPr>
+              <w:t xml:space="preserve"> 0 </w:t>
+            </w:r>
+            <w:proofErr w:type="spellStart"/>
+            <w:r>
+              <w:rPr>
+                <w:color w:val="auto"/>
+              </w:rPr>
+              <w:t>mismatch</w:t>
+            </w:r>
+            <w:r>
+              <w:rPr>
+                <w:color w:val="auto"/>
+              </w:rPr>
+              <w:t>，</w:t>
+            </w:r>
+            <w:r>
+              <w:rPr>
+                <w:color w:val="auto"/>
+              </w:rPr>
+              <w:t>decode</w:t>
+            </w:r>
+            <w:proofErr w:type="spellEnd"/>
+            <w:r>
+              <w:rPr>
+                <w:color w:val="auto"/>
+              </w:rPr>
               <w:t xml:space="preserve"> </w:t>
             </w:r>
-            <w:r>
-              <w:t>将</w:t>
-            </w:r>
-            <w:r>
-              <w:t xml:space="preserve"> recent-token history </w:t>
-            </w:r>
-            <w:r>
-              <w:t>与</w:t>
-            </w:r>
-            <w:r>
+            <w:proofErr w:type="spellStart"/>
+            <w:r>
+              <w:rPr>
+                <w:color w:val="auto"/>
+              </w:rPr>
+              <w:t>吞吐分别提升约</w:t>
+            </w:r>
+            <w:proofErr w:type="spellEnd"/>
+            <w:r>
+              <w:rPr>
+                <w:color w:val="auto"/>
+              </w:rPr>
               <w:t xml:space="preserve"> </w:t>
             </w:r>
             <w:r>
-              <w:t>oe_input_ids</w:t>
-            </w:r>
-            <w:r>
-              <w:t xml:space="preserve"> </w:t>
-            </w:r>
-            <w:r>
-              <w:t>构造保留在</w:t>
-            </w:r>
-            <w:r>
-              <w:t xml:space="preserve"> GPU</w:t>
-            </w:r>
-            <w:r>
-              <w:t>，使用</w:t>
-            </w:r>
-            <w:r>
-              <w:t xml:space="preserve"> Triton fused-hash </w:t>
-            </w:r>
-            <w:r>
-              <w:t>减少</w:t>
-            </w:r>
-            <w:r>
-              <w:t xml:space="preserve"> GPU→CPU </w:t>
-            </w:r>
-            <w:r>
-              <w:t>同步等待及</w:t>
-            </w:r>
-            <w:r>
-              <w:t xml:space="preserve"> CPU→GPU </w:t>
-            </w:r>
-            <w:r>
-              <w:t>回传，并修复</w:t>
-            </w:r>
-            <w:r>
-              <w:t xml:space="preserve"> prefill</w:t>
-            </w:r>
-            <w:r>
-              <w:t>、</w:t>
-            </w:r>
-            <w:r>
-              <w:t>decode</w:t>
-            </w:r>
-            <w:r>
-              <w:t>、</w:t>
-            </w:r>
-            <w:r>
-              <w:t>mixed batch</w:t>
-            </w:r>
-            <w:r>
-              <w:t>、请求恢复、</w:t>
-            </w:r>
-            <w:r>
-              <w:t xml:space="preserve">slot reuse </w:t>
-            </w:r>
-            <w:r>
-              <w:t>与</w:t>
-            </w:r>
-            <w:r>
-              <w:t xml:space="preserve"> reorder </w:t>
-            </w:r>
-            <w:r>
-              <w:t>场景下的跨</w:t>
-            </w:r>
-            <w:r>
-              <w:t xml:space="preserve"> step </w:t>
-            </w:r>
-            <w:r>
-              <w:t>状态更新问题；三类执行阶段均通过正确性验证。</w:t>
-            </w:r>
-            <w:r>
-              <w:t xml:space="preserve">TP1 </w:t>
-            </w:r>
-            <w:r>
-              <w:t>下严格</w:t>
-            </w:r>
-            <w:r>
-              <w:t xml:space="preserve"> 28-case </w:t>
-            </w:r>
-            <w:r>
-              <w:t>矩阵全部通过，吞吐较</w:t>
-            </w:r>
-            <w:r>
-              <w:t xml:space="preserve"> sync </w:t>
-            </w:r>
-            <w:r>
-              <w:t>提升</w:t>
-            </w:r>
-            <w:r>
-              <w:t xml:space="preserve"> 4.99%</w:t>
-            </w:r>
-            <w:r>
-              <w:t>、较</w:t>
-            </w:r>
-            <w:r>
-              <w:t xml:space="preserve"> async-unfused </w:t>
-            </w:r>
-            <w:r>
-              <w:t>提升</w:t>
-            </w:r>
-            <w:r>
-              <w:t xml:space="preserve"> 1.94%</w:t>
-            </w:r>
-            <w:r>
-              <w:t>；</w:t>
-            </w:r>
-            <w:r>
-              <w:t xml:space="preserve">TP2/TP4 </w:t>
-            </w:r>
-            <w:r>
-              <w:t>采用</w:t>
-            </w:r>
-            <w:r>
-              <w:t xml:space="preserve"> async-unfused + batch-invariant </w:t>
-            </w:r>
-            <w:r>
-              <w:t>安全路径，确定性通过率分别由</w:t>
-            </w:r>
-            <w:r>
-              <w:t xml:space="preserve"> 41/84</w:t>
-            </w:r>
-            <w:r>
-              <w:t>、</w:t>
-            </w:r>
-            <w:r>
-              <w:t xml:space="preserve">63/84 </w:t>
-            </w:r>
-            <w:r>
-              <w:t>提升至</w:t>
-            </w:r>
-            <w:r>
-              <w:t xml:space="preserve"> 84/84</w:t>
-            </w:r>
-            <w:r>
-              <w:t>，均为</w:t>
-            </w:r>
-            <w:r>
-              <w:t xml:space="preserve"> 0 mismatch</w:t>
-            </w:r>
-            <w:r>
-              <w:t>，</w:t>
-            </w:r>
-            <w:r>
-              <w:t xml:space="preserve">decode </w:t>
-            </w:r>
-            <w:r>
-              <w:t>吞吐分别提升约</w:t>
-            </w:r>
-            <w:r>
-              <w:t xml:space="preserve"> 4.6%/3.0%</w:t>
-            </w:r>
-            <w:r>
+              <w:rPr>
+                <w:b/>
+                <w:bCs/>
+                <w:color w:val="auto"/>
+              </w:rPr>
+              <w:t>4.6%/3.0%</w:t>
+            </w:r>
+            <w:r>
+              <w:rPr>
+                <w:color w:val="auto"/>
+              </w:rPr>
               <w:t>。</w:t>
             </w:r>
           </w:p>
@@ -1708,7 +2337,7 @@
                     <w:keepNext/>
                     <w:spacing w:after="0"/>
                     <w:rPr>
-                      <w:rFonts w:ascii="黑体" w:eastAsia="黑体" w:hAnsi="黑体" w:cstheme="minorHAnsi"/>
+                      <w:rFonts w:ascii="黑体" w:eastAsia="黑体" w:hAnsi="黑体" w:cstheme="minorHAnsi" w:hint="eastAsia"/>
                       <w:b/>
                       <w:sz w:val="18"/>
                       <w:szCs w:val="18"/>
@@ -1845,7 +2474,25 @@
                 <w:sz w:val="20"/>
                 <w:szCs w:val="20"/>
               </w:rPr>
-              <w:t xml:space="preserve"> muDNN GELU </w:t>
+              <w:t xml:space="preserve"> </w:t>
+            </w:r>
+            <w:proofErr w:type="spellStart"/>
+            <w:r>
+              <w:rPr>
+                <w:rFonts w:ascii="Times New Roman" w:eastAsia="宋体" w:hAnsi="Times New Roman" w:cstheme="minorHAnsi" w:hint="eastAsia"/>
+                <w:sz w:val="20"/>
+                <w:szCs w:val="20"/>
+              </w:rPr>
+              <w:t>muDNN</w:t>
+            </w:r>
+            <w:proofErr w:type="spellEnd"/>
+            <w:r>
+              <w:rPr>
+                <w:rFonts w:ascii="Times New Roman" w:eastAsia="宋体" w:hAnsi="Times New Roman" w:cstheme="minorHAnsi" w:hint="eastAsia"/>
+                <w:sz w:val="20"/>
+                <w:szCs w:val="20"/>
+              </w:rPr>
+              <w:t xml:space="preserve"> GELU </w:t>
             </w:r>
             <w:r>
               <w:rPr>
@@ -1911,6 +2558,7 @@
               </w:rPr>
               <w:t xml:space="preserve"> 11 </w:t>
             </w:r>
+            <w:proofErr w:type="gramStart"/>
             <w:r>
               <w:rPr>
                 <w:rFonts w:ascii="Times New Roman" w:eastAsia="宋体" w:hAnsi="Times New Roman" w:cstheme="minorHAnsi" w:hint="eastAsia"/>
@@ -1919,6 +2567,7 @@
               </w:rPr>
               <w:t>个</w:t>
             </w:r>
+            <w:proofErr w:type="gramEnd"/>
             <w:r>
               <w:rPr>
                 <w:rFonts w:ascii="Times New Roman" w:eastAsia="宋体" w:hAnsi="Times New Roman" w:cstheme="minorHAnsi" w:hint="eastAsia"/>
@@ -2062,15 +2711,7 @@
                 <w:sz w:val="20"/>
                 <w:szCs w:val="20"/>
               </w:rPr>
-              <w:t>在整网长跑情况下，</w:t>
-            </w:r>
-            <w:r>
-              <w:rPr>
-                <w:rFonts w:ascii="Times New Roman" w:eastAsia="宋体" w:hAnsi="Times New Roman" w:cstheme="minorHAnsi" w:hint="eastAsia"/>
-                <w:sz w:val="20"/>
-                <w:szCs w:val="20"/>
-              </w:rPr>
-              <w:t>独立定位</w:t>
+              <w:t>在整网长跑情况下，独立定位</w:t>
             </w:r>
             <w:r>
               <w:rPr>
@@ -2094,7 +2735,25 @@
                 <w:sz w:val="20"/>
                 <w:szCs w:val="20"/>
               </w:rPr>
-              <w:t xml:space="preserve"> StridedSlice&lt;int32&gt; / Pack&lt;int32&gt; </w:t>
+              <w:t xml:space="preserve"> </w:t>
+            </w:r>
+            <w:proofErr w:type="spellStart"/>
+            <w:r>
+              <w:rPr>
+                <w:rFonts w:ascii="Times New Roman" w:eastAsia="宋体" w:hAnsi="Times New Roman" w:cstheme="minorHAnsi" w:hint="eastAsia"/>
+                <w:sz w:val="20"/>
+                <w:szCs w:val="20"/>
+              </w:rPr>
+              <w:t>StridedSlice</w:t>
+            </w:r>
+            <w:proofErr w:type="spellEnd"/>
+            <w:r>
+              <w:rPr>
+                <w:rFonts w:ascii="Times New Roman" w:eastAsia="宋体" w:hAnsi="Times New Roman" w:cstheme="minorHAnsi" w:hint="eastAsia"/>
+                <w:sz w:val="20"/>
+                <w:szCs w:val="20"/>
+              </w:rPr>
+              <w:t xml:space="preserve">&lt;int32&gt; / Pack&lt;int32&gt; </w:t>
             </w:r>
             <w:r>
               <w:rPr>
@@ -2126,7 +2785,25 @@
                 <w:sz w:val="20"/>
                 <w:szCs w:val="20"/>
               </w:rPr>
-              <w:t xml:space="preserve"> HostMemory </w:t>
+              <w:t xml:space="preserve"> </w:t>
+            </w:r>
+            <w:proofErr w:type="spellStart"/>
+            <w:r>
+              <w:rPr>
+                <w:rFonts w:ascii="Times New Roman" w:eastAsia="宋体" w:hAnsi="Times New Roman" w:cstheme="minorHAnsi" w:hint="eastAsia"/>
+                <w:sz w:val="20"/>
+                <w:szCs w:val="20"/>
+              </w:rPr>
+              <w:t>HostMemory</w:t>
+            </w:r>
+            <w:proofErr w:type="spellEnd"/>
+            <w:r>
+              <w:rPr>
+                <w:rFonts w:ascii="Times New Roman" w:eastAsia="宋体" w:hAnsi="Times New Roman" w:cstheme="minorHAnsi" w:hint="eastAsia"/>
+                <w:sz w:val="20"/>
+                <w:szCs w:val="20"/>
+              </w:rPr>
+              <w:t xml:space="preserve"> </w:t>
             </w:r>
             <w:r>
               <w:rPr>
@@ -2150,15 +2827,7 @@
                 <w:sz w:val="20"/>
                 <w:szCs w:val="20"/>
               </w:rPr>
-              <w:t>轮</w:t>
-            </w:r>
-            <w:r>
-              <w:rPr>
-                <w:rFonts w:ascii="Times New Roman" w:eastAsia="宋体" w:hAnsi="Times New Roman" w:cstheme="minorHAnsi" w:hint="eastAsia"/>
-                <w:sz w:val="20"/>
-                <w:szCs w:val="20"/>
-              </w:rPr>
-              <w:t>成功率从约</w:t>
+              <w:t>轮成功率从约</w:t>
             </w:r>
             <w:r>
               <w:rPr>
@@ -2322,37 +2991,42 @@
               </w:numPr>
               <w:spacing w:line="276" w:lineRule="auto"/>
               <w:rPr>
-                <w:rFonts w:ascii="宋体" w:eastAsia="宋体" w:hAnsi="宋体" w:cstheme="minorHAnsi"/>
+                <w:rFonts w:ascii="宋体" w:eastAsia="宋体" w:hAnsi="宋体" w:cstheme="minorHAnsi" w:hint="eastAsia"/>
                 <w:sz w:val="20"/>
               </w:rPr>
             </w:pPr>
-            <w:r>
-              <w:rPr>
-                <w:rFonts w:ascii="Times New Roman" w:eastAsia="宋体" w:hAnsi="Times New Roman" w:cstheme="minorHAnsi" w:hint="eastAsia"/>
+            <w:proofErr w:type="spellStart"/>
+            <w:r>
+              <w:rPr>
+                <w:rFonts w:ascii="Times New Roman" w:eastAsia="宋体" w:hAnsi="Times New Roman" w:cs="Times New Roman" w:hint="eastAsia"/>
                 <w:b/>
                 <w:bCs/>
-                <w:sz w:val="20"/>
-                <w:szCs w:val="20"/>
+                <w:color w:val="222222"/>
+                <w:sz w:val="20"/>
+                <w:lang w:eastAsia="en-US"/>
               </w:rPr>
               <w:t>热点算子优化与稳定性修复</w:t>
             </w:r>
-            <w:r>
-              <w:rPr>
-                <w:rFonts w:ascii="Times New Roman" w:eastAsia="宋体" w:hAnsi="Times New Roman" w:cstheme="minorHAnsi" w:hint="eastAsia"/>
+            <w:proofErr w:type="spellEnd"/>
+            <w:r>
+              <w:rPr>
+                <w:rFonts w:ascii="Times New Roman" w:eastAsia="宋体" w:hAnsi="Times New Roman" w:cs="Times New Roman" w:hint="eastAsia"/>
                 <w:b/>
                 <w:bCs/>
-                <w:sz w:val="20"/>
-                <w:szCs w:val="20"/>
+                <w:color w:val="222222"/>
+                <w:sz w:val="20"/>
+                <w:lang w:eastAsia="en-US"/>
               </w:rPr>
               <w:t xml:space="preserve"> </w:t>
             </w:r>
             <w:r>
               <w:rPr>
-                <w:rFonts w:ascii="Times New Roman" w:eastAsia="宋体" w:hAnsi="Times New Roman" w:cstheme="minorHAnsi" w:hint="eastAsia"/>
+                <w:rFonts w:ascii="Times New Roman" w:eastAsia="宋体" w:hAnsi="Times New Roman" w:cs="Times New Roman" w:hint="eastAsia"/>
                 <w:b/>
                 <w:bCs/>
-                <w:sz w:val="20"/>
-                <w:szCs w:val="20"/>
+                <w:color w:val="222222"/>
+                <w:sz w:val="20"/>
+                <w:lang w:eastAsia="en-US"/>
               </w:rPr>
               <w:t>：</w:t>
             </w:r>
@@ -2370,7 +3044,25 @@
                 <w:sz w:val="20"/>
                 <w:szCs w:val="20"/>
               </w:rPr>
-              <w:t xml:space="preserve"> Logical_Or </w:t>
+              <w:t xml:space="preserve"> </w:t>
+            </w:r>
+            <w:proofErr w:type="spellStart"/>
+            <w:r>
+              <w:rPr>
+                <w:rFonts w:ascii="Times New Roman" w:eastAsia="宋体" w:hAnsi="Times New Roman" w:cstheme="minorHAnsi" w:hint="eastAsia"/>
+                <w:sz w:val="20"/>
+                <w:szCs w:val="20"/>
+              </w:rPr>
+              <w:t>Logical_Or</w:t>
+            </w:r>
+            <w:proofErr w:type="spellEnd"/>
+            <w:r>
+              <w:rPr>
+                <w:rFonts w:ascii="Times New Roman" w:eastAsia="宋体" w:hAnsi="Times New Roman" w:cstheme="minorHAnsi" w:hint="eastAsia"/>
+                <w:sz w:val="20"/>
+                <w:szCs w:val="20"/>
+              </w:rPr>
+              <w:t xml:space="preserve"> </w:t>
             </w:r>
             <w:r>
               <w:rPr>
@@ -2402,7 +3094,25 @@
                 <w:sz w:val="20"/>
                 <w:szCs w:val="20"/>
               </w:rPr>
-              <w:t xml:space="preserve"> Logical_And </w:t>
+              <w:t xml:space="preserve"> </w:t>
+            </w:r>
+            <w:proofErr w:type="spellStart"/>
+            <w:r>
+              <w:rPr>
+                <w:rFonts w:ascii="Times New Roman" w:eastAsia="宋体" w:hAnsi="Times New Roman" w:cstheme="minorHAnsi" w:hint="eastAsia"/>
+                <w:sz w:val="20"/>
+                <w:szCs w:val="20"/>
+              </w:rPr>
+              <w:t>Logical_And</w:t>
+            </w:r>
+            <w:proofErr w:type="spellEnd"/>
+            <w:r>
+              <w:rPr>
+                <w:rFonts w:ascii="Times New Roman" w:eastAsia="宋体" w:hAnsi="Times New Roman" w:cstheme="minorHAnsi" w:hint="eastAsia"/>
+                <w:sz w:val="20"/>
+                <w:szCs w:val="20"/>
+              </w:rPr>
+              <w:t xml:space="preserve"> </w:t>
             </w:r>
             <w:r>
               <w:rPr>
@@ -2420,21 +3130,23 @@
               </w:rPr>
               <w:t xml:space="preserve"> </w:t>
             </w:r>
-            <w:r>
-              <w:rPr>
-                <w:rFonts w:ascii="Times New Roman" w:eastAsia="宋体" w:hAnsi="Times New Roman" w:cstheme="minorHAnsi" w:hint="eastAsia"/>
-                <w:sz w:val="20"/>
-                <w:szCs w:val="20"/>
-              </w:rPr>
-              <w:t>L</w:t>
-            </w:r>
-            <w:r>
-              <w:rPr>
-                <w:rFonts w:ascii="Times New Roman" w:eastAsia="宋体" w:hAnsi="Times New Roman" w:cstheme="minorHAnsi" w:hint="eastAsia"/>
-                <w:sz w:val="20"/>
-                <w:szCs w:val="20"/>
-              </w:rPr>
-              <w:t xml:space="preserve">ogical_Or </w:t>
+            <w:proofErr w:type="spellStart"/>
+            <w:r>
+              <w:rPr>
+                <w:rFonts w:ascii="Times New Roman" w:eastAsia="宋体" w:hAnsi="Times New Roman" w:cstheme="minorHAnsi" w:hint="eastAsia"/>
+                <w:sz w:val="20"/>
+                <w:szCs w:val="20"/>
+              </w:rPr>
+              <w:t>Logical_Or</w:t>
+            </w:r>
+            <w:proofErr w:type="spellEnd"/>
+            <w:r>
+              <w:rPr>
+                <w:rFonts w:ascii="Times New Roman" w:eastAsia="宋体" w:hAnsi="Times New Roman" w:cstheme="minorHAnsi" w:hint="eastAsia"/>
+                <w:sz w:val="20"/>
+                <w:szCs w:val="20"/>
+              </w:rPr>
+              <w:t xml:space="preserve"> </w:t>
             </w:r>
             <w:r>
               <w:rPr>
@@ -2584,15 +3296,7 @@
                 <w:sz w:val="20"/>
                 <w:szCs w:val="20"/>
               </w:rPr>
-              <w:t xml:space="preserve"> </w:t>
-            </w:r>
-            <w:r>
-              <w:rPr>
-                <w:rFonts w:ascii="Times New Roman" w:eastAsia="宋体" w:hAnsi="Times New Roman" w:cstheme="minorHAnsi" w:hint="eastAsia"/>
-                <w:sz w:val="20"/>
-                <w:szCs w:val="20"/>
-              </w:rPr>
-              <w:t>8284.65</w:t>
+              <w:t xml:space="preserve"> 8284.65</w:t>
             </w:r>
             <w:r>
               <w:rPr>
@@ -2626,15 +3330,7 @@
                 <w:sz w:val="20"/>
                 <w:szCs w:val="20"/>
               </w:rPr>
-              <w:t>优化</w:t>
-            </w:r>
-            <w:r>
-              <w:rPr>
-                <w:rFonts w:ascii="Times New Roman" w:eastAsia="宋体" w:hAnsi="Times New Roman" w:cstheme="minorHAnsi" w:hint="eastAsia"/>
-                <w:sz w:val="20"/>
-                <w:szCs w:val="20"/>
-              </w:rPr>
-              <w:t>与</w:t>
+              <w:t>优化与</w:t>
             </w:r>
             <w:r>
               <w:rPr>
@@ -2644,13 +3340,23 @@
               </w:rPr>
               <w:t xml:space="preserve">  </w:t>
             </w:r>
-            <w:r>
-              <w:rPr>
-                <w:rFonts w:ascii="Times New Roman" w:eastAsia="宋体" w:hAnsi="Times New Roman" w:cstheme="minorHAnsi" w:hint="eastAsia"/>
-                <w:sz w:val="20"/>
-                <w:szCs w:val="20"/>
-              </w:rPr>
-              <w:t xml:space="preserve">ResourceApplyAdam graph mode </w:t>
+            <w:proofErr w:type="spellStart"/>
+            <w:r>
+              <w:rPr>
+                <w:rFonts w:ascii="Times New Roman" w:eastAsia="宋体" w:hAnsi="Times New Roman" w:cstheme="minorHAnsi" w:hint="eastAsia"/>
+                <w:sz w:val="20"/>
+                <w:szCs w:val="20"/>
+              </w:rPr>
+              <w:t>ResourceApplyAdam</w:t>
+            </w:r>
+            <w:proofErr w:type="spellEnd"/>
+            <w:r>
+              <w:rPr>
+                <w:rFonts w:ascii="Times New Roman" w:eastAsia="宋体" w:hAnsi="Times New Roman" w:cstheme="minorHAnsi" w:hint="eastAsia"/>
+                <w:sz w:val="20"/>
+                <w:szCs w:val="20"/>
+              </w:rPr>
+              <w:t xml:space="preserve"> graph mode </w:t>
             </w:r>
             <w:r>
               <w:rPr>
@@ -2706,7 +3412,7 @@
       <w:pPr>
         <w:spacing w:after="0" w:line="240" w:lineRule="auto"/>
         <w:rPr>
-          <w:rFonts w:cstheme="minorHAnsi" w:hint="eastAsia"/>
+          <w:rFonts w:cstheme="minorHAnsi"/>
         </w:rPr>
       </w:pPr>
     </w:p>
@@ -2770,7 +3476,7 @@
           <w:p>
             <w:pPr>
               <w:rPr>
-                <w:rFonts w:ascii="黑体" w:eastAsia="黑体" w:hAnsi="黑体" w:cstheme="minorHAnsi"/>
+                <w:rFonts w:ascii="黑体" w:eastAsia="黑体" w:hAnsi="黑体" w:cstheme="minorHAnsi" w:hint="eastAsia"/>
                 <w:b/>
                 <w:sz w:val="18"/>
                 <w:szCs w:val="18"/>
@@ -2825,7 +3531,7 @@
             <w:pPr>
               <w:jc w:val="center"/>
               <w:rPr>
-                <w:rFonts w:ascii="黑体" w:eastAsia="黑体" w:hAnsi="黑体" w:cstheme="minorHAnsi"/>
+                <w:rFonts w:ascii="黑体" w:eastAsia="黑体" w:hAnsi="黑体" w:cstheme="minorHAnsi" w:hint="eastAsia"/>
                 <w:sz w:val="18"/>
                 <w:szCs w:val="18"/>
               </w:rPr>
@@ -2844,7 +3550,7 @@
               <w:wordWrap w:val="0"/>
               <w:jc w:val="right"/>
               <w:rPr>
-                <w:rFonts w:ascii="黑体" w:eastAsia="黑体" w:hAnsi="黑体" w:cstheme="minorHAnsi"/>
+                <w:rFonts w:ascii="黑体" w:eastAsia="黑体" w:hAnsi="黑体" w:cstheme="minorHAnsi" w:hint="eastAsia"/>
                 <w:b/>
                 <w:sz w:val="18"/>
                 <w:szCs w:val="18"/>
@@ -2858,7 +3564,29 @@
                 <w:sz w:val="18"/>
                 <w:szCs w:val="18"/>
               </w:rPr>
-              <w:t>基于 PyTorch Extension</w:t>
+              <w:t xml:space="preserve">基于 </w:t>
+            </w:r>
+            <w:proofErr w:type="spellStart"/>
+            <w:r>
+              <w:rPr>
+                <w:rFonts w:ascii="黑体" w:eastAsia="黑体" w:hAnsi="黑体" w:cstheme="minorHAnsi" w:hint="eastAsia"/>
+                <w:b/>
+                <w:bCs/>
+                <w:sz w:val="18"/>
+                <w:szCs w:val="18"/>
+              </w:rPr>
+              <w:t>PyTorch</w:t>
+            </w:r>
+            <w:proofErr w:type="spellEnd"/>
+            <w:r>
+              <w:rPr>
+                <w:rFonts w:ascii="黑体" w:eastAsia="黑体" w:hAnsi="黑体" w:cstheme="minorHAnsi" w:hint="eastAsia"/>
+                <w:b/>
+                <w:bCs/>
+                <w:sz w:val="18"/>
+                <w:szCs w:val="18"/>
+              </w:rPr>
+              <w:t xml:space="preserve"> Extension</w:t>
             </w:r>
             <w:r>
               <w:rPr>
@@ -2898,15 +3626,15 @@
               </w:numPr>
               <w:spacing w:after="40" w:line="264" w:lineRule="auto"/>
               <w:rPr>
+                <w:color w:val="auto"/>
                 <w:lang w:eastAsia="zh-CN"/>
               </w:rPr>
             </w:pPr>
             <w:r>
               <w:rPr>
-                <w:rFonts w:cstheme="minorHAnsi" w:hint="eastAsia"/>
+                <w:rFonts w:hint="eastAsia"/>
                 <w:b/>
                 <w:bCs/>
-                <w:szCs w:val="20"/>
               </w:rPr>
               <w:t>量</w:t>
             </w:r>
@@ -2915,7 +3643,6 @@
                 <w:rFonts w:hint="eastAsia"/>
                 <w:b/>
                 <w:bCs/>
-                <w:lang w:eastAsia="zh-CN"/>
               </w:rPr>
               <w:t>化</w:t>
             </w:r>
@@ -2924,7 +3651,6 @@
                 <w:rFonts w:hint="eastAsia"/>
                 <w:b/>
                 <w:bCs/>
-                <w:lang w:eastAsia="zh-CN"/>
               </w:rPr>
               <w:t xml:space="preserve"> Runtime </w:t>
             </w:r>
@@ -2933,7 +3659,6 @@
                 <w:rFonts w:hint="eastAsia"/>
                 <w:b/>
                 <w:bCs/>
-                <w:lang w:eastAsia="zh-CN"/>
               </w:rPr>
               <w:t>与后端适配</w:t>
             </w:r>
@@ -2942,13 +3667,13 @@
                 <w:rFonts w:hint="eastAsia"/>
                 <w:b/>
                 <w:bCs/>
-                <w:lang w:eastAsia="zh-CN"/>
               </w:rPr>
               <w:t>：</w:t>
             </w:r>
             <w:r>
               <w:rPr>
                 <w:rFonts w:hint="eastAsia"/>
+                <w:color w:val="auto"/>
                 <w:lang w:eastAsia="zh-CN"/>
               </w:rPr>
               <w:t>在支持</w:t>
@@ -2956,6 +3681,7 @@
             <w:r>
               <w:rPr>
                 <w:rFonts w:hint="eastAsia"/>
+                <w:color w:val="auto"/>
                 <w:lang w:eastAsia="zh-CN"/>
               </w:rPr>
               <w:t xml:space="preserve"> W4A16 AWQ</w:t>
@@ -2963,6 +3689,7 @@
             <w:r>
               <w:rPr>
                 <w:rFonts w:hint="eastAsia"/>
+                <w:color w:val="auto"/>
                 <w:lang w:eastAsia="zh-CN"/>
               </w:rPr>
               <w:t>、</w:t>
@@ -2970,13 +3697,33 @@
             <w:r>
               <w:rPr>
                 <w:rFonts w:hint="eastAsia"/>
-                <w:lang w:eastAsia="zh-CN"/>
-              </w:rPr>
-              <w:t xml:space="preserve">W8A8 SmoothQuant </w:t>
-            </w:r>
+                <w:color w:val="auto"/>
+                <w:lang w:eastAsia="zh-CN"/>
+              </w:rPr>
+              <w:t xml:space="preserve">W8A8 </w:t>
+            </w:r>
+            <w:proofErr w:type="spellStart"/>
             <w:r>
               <w:rPr>
                 <w:rFonts w:hint="eastAsia"/>
+                <w:color w:val="auto"/>
+                <w:lang w:eastAsia="zh-CN"/>
+              </w:rPr>
+              <w:t>SmoothQuant</w:t>
+            </w:r>
+            <w:proofErr w:type="spellEnd"/>
+            <w:r>
+              <w:rPr>
+                <w:rFonts w:hint="eastAsia"/>
+                <w:color w:val="auto"/>
+                <w:lang w:eastAsia="zh-CN"/>
+              </w:rPr>
+              <w:t xml:space="preserve"> </w:t>
+            </w:r>
+            <w:r>
+              <w:rPr>
+                <w:rFonts w:hint="eastAsia"/>
+                <w:color w:val="auto"/>
                 <w:lang w:eastAsia="zh-CN"/>
               </w:rPr>
               <w:t>与</w:t>
@@ -2984,6 +3731,7 @@
             <w:r>
               <w:rPr>
                 <w:rFonts w:hint="eastAsia"/>
+                <w:color w:val="auto"/>
                 <w:lang w:eastAsia="zh-CN"/>
               </w:rPr>
               <w:t xml:space="preserve"> FP8 </w:t>
@@ -2991,6 +3739,7 @@
             <w:r>
               <w:rPr>
                 <w:rFonts w:hint="eastAsia"/>
+                <w:color w:val="auto"/>
                 <w:lang w:eastAsia="zh-CN"/>
               </w:rPr>
               <w:t>的</w:t>
@@ -2998,9 +3747,28 @@
             <w:r>
               <w:rPr>
                 <w:rFonts w:hint="eastAsia"/>
-                <w:lang w:eastAsia="zh-CN"/>
-              </w:rPr>
-              <w:t xml:space="preserve"> PyTorch Extension Runtime</w:t>
+                <w:color w:val="auto"/>
+                <w:lang w:eastAsia="zh-CN"/>
+              </w:rPr>
+              <w:t xml:space="preserve"> </w:t>
+            </w:r>
+            <w:proofErr w:type="spellStart"/>
+            <w:r>
+              <w:rPr>
+                <w:rFonts w:hint="eastAsia"/>
+                <w:color w:val="auto"/>
+                <w:lang w:eastAsia="zh-CN"/>
+              </w:rPr>
+              <w:t>PyTorch</w:t>
+            </w:r>
+            <w:proofErr w:type="spellEnd"/>
+            <w:r>
+              <w:rPr>
+                <w:rFonts w:hint="eastAsia"/>
+                <w:color w:val="auto"/>
+                <w:lang w:eastAsia="zh-CN"/>
+              </w:rPr>
+              <w:t xml:space="preserve"> Extension Runtime</w:t>
             </w:r>
           </w:p>
           <w:p>
@@ -3013,12 +3781,14 @@
               <w:spacing w:after="40" w:line="264" w:lineRule="auto"/>
               <w:ind w:left="440"/>
               <w:rPr>
+                <w:color w:val="auto"/>
                 <w:lang w:eastAsia="zh-CN"/>
               </w:rPr>
             </w:pPr>
             <w:r>
               <w:rPr>
                 <w:rFonts w:hint="eastAsia"/>
+                <w:color w:val="auto"/>
                 <w:lang w:eastAsia="zh-CN"/>
               </w:rPr>
               <w:t>中，完成</w:t>
@@ -3026,6 +3796,7 @@
             <w:r>
               <w:rPr>
                 <w:rFonts w:hint="eastAsia"/>
+                <w:color w:val="auto"/>
                 <w:lang w:eastAsia="zh-CN"/>
               </w:rPr>
               <w:t xml:space="preserve"> FlashAttention-2/4</w:t>
@@ -3033,6 +3804,7 @@
             <w:r>
               <w:rPr>
                 <w:rFonts w:hint="eastAsia"/>
+                <w:color w:val="auto"/>
                 <w:lang w:eastAsia="zh-CN"/>
               </w:rPr>
               <w:t>可配置接入，补齐</w:t>
@@ -3040,6 +3812,7 @@
             <w:r>
               <w:rPr>
                 <w:rFonts w:hint="eastAsia"/>
+                <w:color w:val="auto"/>
                 <w:lang w:eastAsia="zh-CN"/>
               </w:rPr>
               <w:t xml:space="preserve"> GQA </w:t>
@@ -3047,6 +3820,7 @@
             <w:r>
               <w:rPr>
                 <w:rFonts w:hint="eastAsia"/>
+                <w:color w:val="auto"/>
                 <w:lang w:eastAsia="zh-CN"/>
               </w:rPr>
               <w:t>的</w:t>
@@ -3054,6 +3828,7 @@
             <w:r>
               <w:rPr>
                 <w:rFonts w:hint="eastAsia"/>
+                <w:color w:val="auto"/>
                 <w:lang w:eastAsia="zh-CN"/>
               </w:rPr>
               <w:t>KV</w:t>
@@ -3061,6 +3836,7 @@
             <w:r>
               <w:rPr>
                 <w:rFonts w:hint="eastAsia"/>
+                <w:color w:val="auto"/>
                 <w:lang w:eastAsia="zh-CN"/>
               </w:rPr>
               <w:t xml:space="preserve"> </w:t>
@@ -3068,6 +3844,7 @@
             <w:r>
               <w:rPr>
                 <w:rFonts w:hint="eastAsia"/>
+                <w:color w:val="auto"/>
                 <w:lang w:eastAsia="zh-CN"/>
               </w:rPr>
               <w:t xml:space="preserve">heads </w:t>
@@ -3075,13 +3852,16 @@
             <w:r>
               <w:rPr>
                 <w:rFonts w:hint="eastAsia"/>
+                <w:color w:val="auto"/>
                 <w:lang w:eastAsia="zh-CN"/>
               </w:rPr>
               <w:t>展开、</w:t>
             </w:r>
+            <w:proofErr w:type="spellStart"/>
             <w:r>
               <w:rPr>
                 <w:rFonts w:hint="eastAsia"/>
+                <w:color w:val="auto"/>
                 <w:lang w:eastAsia="zh-CN"/>
               </w:rPr>
               <w:t>sof</w:t>
@@ -3089,6 +3869,7 @@
             <w:r>
               <w:rPr>
                 <w:rFonts w:hint="eastAsia"/>
+                <w:color w:val="auto"/>
                 <w:lang w:eastAsia="zh-CN"/>
               </w:rPr>
               <w:t>t</w:t>
@@ -3096,13 +3877,24 @@
             <w:r>
               <w:rPr>
                 <w:rFonts w:hint="eastAsia"/>
-                <w:lang w:eastAsia="zh-CN"/>
-              </w:rPr>
-              <w:t xml:space="preserve">cap mask </w:t>
-            </w:r>
+                <w:color w:val="auto"/>
+                <w:lang w:eastAsia="zh-CN"/>
+              </w:rPr>
+              <w:t>cap</w:t>
+            </w:r>
+            <w:proofErr w:type="spellEnd"/>
             <w:r>
               <w:rPr>
                 <w:rFonts w:hint="eastAsia"/>
+                <w:color w:val="auto"/>
+                <w:lang w:eastAsia="zh-CN"/>
+              </w:rPr>
+              <w:t xml:space="preserve"> mask </w:t>
+            </w:r>
+            <w:r>
+              <w:rPr>
+                <w:rFonts w:hint="eastAsia"/>
+                <w:color w:val="auto"/>
                 <w:lang w:eastAsia="zh-CN"/>
               </w:rPr>
               <w:t>及</w:t>
@@ -3110,6 +3902,7 @@
             <w:r>
               <w:rPr>
                 <w:rFonts w:hint="eastAsia"/>
+                <w:color w:val="auto"/>
                 <w:lang w:eastAsia="zh-CN"/>
               </w:rPr>
               <w:t xml:space="preserve"> SDPA Torch </w:t>
@@ -3117,6 +3910,7 @@
             <w:r>
               <w:rPr>
                 <w:rFonts w:hint="eastAsia"/>
+                <w:color w:val="auto"/>
                 <w:lang w:eastAsia="zh-CN"/>
               </w:rPr>
               <w:t>回退：将</w:t>
@@ -3124,6 +3918,7 @@
             <w:r>
               <w:rPr>
                 <w:rFonts w:hint="eastAsia"/>
+                <w:color w:val="auto"/>
                 <w:lang w:eastAsia="zh-CN"/>
               </w:rPr>
               <w:t xml:space="preserve"> CUDA arch</w:t>
@@ -3131,6 +3926,7 @@
             <w:r>
               <w:rPr>
                 <w:rFonts w:hint="eastAsia"/>
+                <w:color w:val="auto"/>
                 <w:lang w:eastAsia="zh-CN"/>
               </w:rPr>
               <w:t>、</w:t>
@@ -3138,6 +3934,7 @@
             <w:r>
               <w:rPr>
                 <w:rFonts w:hint="eastAsia"/>
+                <w:color w:val="auto"/>
                 <w:lang w:eastAsia="zh-CN"/>
               </w:rPr>
               <w:t xml:space="preserve">cache </w:t>
@@ -3145,6 +3942,7 @@
             <w:r>
               <w:rPr>
                 <w:rFonts w:hint="eastAsia"/>
+                <w:color w:val="auto"/>
                 <w:lang w:eastAsia="zh-CN"/>
               </w:rPr>
               <w:t>与模型路径改动态</w:t>
@@ -3152,6 +3950,7 @@
             <w:r>
               <w:rPr>
                 <w:rFonts w:hint="eastAsia"/>
+                <w:color w:val="auto"/>
                 <w:lang w:eastAsia="zh-CN"/>
               </w:rPr>
               <w:t>/</w:t>
@@ -3159,6 +3958,7 @@
             <w:r>
               <w:rPr>
                 <w:rFonts w:hint="eastAsia"/>
+                <w:color w:val="auto"/>
                 <w:lang w:eastAsia="zh-CN"/>
               </w:rPr>
               <w:t>可选配置，使工程可在</w:t>
@@ -3166,6 +3966,7 @@
             <w:r>
               <w:rPr>
                 <w:rFonts w:hint="eastAsia"/>
+                <w:color w:val="auto"/>
                 <w:lang w:eastAsia="zh-CN"/>
               </w:rPr>
               <w:t>本地</w:t>
@@ -3173,6 +3974,7 @@
             <w:r>
               <w:rPr>
                 <w:rFonts w:hint="eastAsia"/>
+                <w:color w:val="auto"/>
                 <w:lang w:eastAsia="zh-CN"/>
               </w:rPr>
               <w:t xml:space="preserve"> GPU</w:t>
@@ -3180,6 +3982,7 @@
             <w:r>
               <w:rPr>
                 <w:rFonts w:hint="eastAsia"/>
+                <w:color w:val="auto"/>
                 <w:lang w:eastAsia="zh-CN"/>
               </w:rPr>
               <w:t>（</w:t>
@@ -3187,6 +3990,7 @@
             <w:r>
               <w:rPr>
                 <w:rFonts w:hint="eastAsia"/>
+                <w:color w:val="auto"/>
                 <w:lang w:eastAsia="zh-CN"/>
               </w:rPr>
               <w:t>5060</w:t>
@@ -3194,6 +3998,7 @@
             <w:r>
               <w:rPr>
                 <w:rFonts w:hint="eastAsia"/>
+                <w:color w:val="auto"/>
                 <w:lang w:eastAsia="zh-CN"/>
               </w:rPr>
               <w:t>）与</w:t>
@@ -3201,6 +4006,7 @@
             <w:r>
               <w:rPr>
                 <w:rFonts w:hint="eastAsia"/>
+                <w:color w:val="auto"/>
                 <w:lang w:eastAsia="zh-CN"/>
               </w:rPr>
               <w:t xml:space="preserve">H200 </w:t>
@@ -3208,6 +4014,7 @@
             <w:r>
               <w:rPr>
                 <w:rFonts w:hint="eastAsia"/>
+                <w:color w:val="auto"/>
                 <w:lang w:eastAsia="zh-CN"/>
               </w:rPr>
               <w:t>环境构建部署。</w:t>
@@ -3229,409 +4036,528 @@
           </w:p>
           <w:p>
             <w:pPr>
-              <w:pStyle w:val="a"/>
+              <w:pStyle w:val="a5"/>
               <w:numPr>
                 <w:ilvl w:val="0"/>
-                <w:numId w:val="15"/>
+                <w:numId w:val="4"/>
               </w:numPr>
-              <w:tabs>
-                <w:tab w:val="num" w:pos="360"/>
-              </w:tabs>
-              <w:spacing w:after="40" w:line="264" w:lineRule="auto"/>
-              <w:rPr>
-                <w:lang w:eastAsia="zh-CN"/>
+              <w:spacing w:line="276" w:lineRule="auto"/>
+              <w:rPr>
+                <w:rFonts w:ascii="Times New Roman" w:eastAsia="宋体" w:hAnsi="Times New Roman" w:cstheme="minorHAnsi"/>
+                <w:sz w:val="20"/>
+                <w:szCs w:val="20"/>
               </w:rPr>
             </w:pPr>
             <w:r>
               <w:rPr>
+                <w:rFonts w:ascii="Times New Roman" w:eastAsia="宋体" w:hAnsi="Times New Roman" w:cs="Times New Roman" w:hint="eastAsia"/>
+                <w:b/>
+                <w:bCs/>
+                <w:color w:val="222222"/>
+                <w:sz w:val="20"/>
+                <w:lang w:eastAsia="en-US"/>
+              </w:rPr>
+              <w:t xml:space="preserve">H200 Kernel </w:t>
+            </w:r>
+            <w:r>
+              <w:rPr>
+                <w:rFonts w:ascii="Times New Roman" w:eastAsia="宋体" w:hAnsi="Times New Roman" w:cs="Times New Roman" w:hint="eastAsia"/>
+                <w:b/>
+                <w:bCs/>
+                <w:color w:val="222222"/>
+                <w:sz w:val="20"/>
+                <w:lang w:eastAsia="en-US"/>
+              </w:rPr>
+              <w:t>与</w:t>
+            </w:r>
+            <w:r>
+              <w:rPr>
+                <w:rFonts w:ascii="Times New Roman" w:eastAsia="宋体" w:hAnsi="Times New Roman" w:cs="Times New Roman" w:hint="eastAsia"/>
+                <w:b/>
+                <w:bCs/>
+                <w:color w:val="222222"/>
+                <w:sz w:val="20"/>
+                <w:lang w:eastAsia="en-US"/>
+              </w:rPr>
+              <w:t xml:space="preserve"> Tensor Parallel </w:t>
+            </w:r>
+            <w:r>
+              <w:rPr>
+                <w:rFonts w:ascii="Times New Roman" w:eastAsia="宋体" w:hAnsi="Times New Roman" w:cs="Times New Roman" w:hint="eastAsia"/>
+                <w:b/>
+                <w:bCs/>
+                <w:color w:val="222222"/>
+                <w:sz w:val="20"/>
+                <w:lang w:eastAsia="en-US"/>
+              </w:rPr>
+              <w:t>：</w:t>
+            </w:r>
+            <w:r>
+              <w:rPr>
                 <w:rFonts w:hint="eastAsia"/>
-                <w:b/>
-                <w:bCs/>
-                <w:lang w:eastAsia="zh-CN"/>
-              </w:rPr>
-              <w:t xml:space="preserve">H200 Kernel </w:t>
-            </w:r>
-            <w:r>
-              <w:rPr>
-                <w:rFonts w:hint="eastAsia"/>
-                <w:b/>
-                <w:bCs/>
-                <w:lang w:eastAsia="zh-CN"/>
-              </w:rPr>
-              <w:t>与</w:t>
-            </w:r>
-            <w:r>
-              <w:rPr>
-                <w:rFonts w:hint="eastAsia"/>
-                <w:b/>
-                <w:bCs/>
-                <w:lang w:eastAsia="zh-CN"/>
-              </w:rPr>
-              <w:t xml:space="preserve"> Tensor Parallel </w:t>
-            </w:r>
-            <w:r>
-              <w:rPr>
-                <w:rFonts w:hint="eastAsia"/>
-                <w:b/>
-                <w:bCs/>
-                <w:lang w:eastAsia="zh-CN"/>
-              </w:rPr>
-              <w:t>：</w:t>
-            </w:r>
-            <w:r>
-              <w:rPr>
-                <w:rFonts w:hint="eastAsia"/>
-                <w:lang w:eastAsia="zh-CN"/>
               </w:rPr>
               <w:t xml:space="preserve"> </w:t>
             </w:r>
             <w:r>
               <w:rPr>
-                <w:rFonts w:hint="eastAsia"/>
-                <w:lang w:eastAsia="zh-CN"/>
+                <w:rFonts w:ascii="Times New Roman" w:eastAsia="宋体" w:hAnsi="Times New Roman" w:cstheme="minorHAnsi" w:hint="eastAsia"/>
+                <w:sz w:val="20"/>
+                <w:szCs w:val="20"/>
               </w:rPr>
               <w:t>在</w:t>
             </w:r>
             <w:r>
               <w:rPr>
-                <w:rFonts w:hint="eastAsia"/>
-                <w:lang w:eastAsia="zh-CN"/>
+                <w:rFonts w:ascii="Times New Roman" w:eastAsia="宋体" w:hAnsi="Times New Roman" w:cstheme="minorHAnsi" w:hint="eastAsia"/>
+                <w:sz w:val="20"/>
+                <w:szCs w:val="20"/>
               </w:rPr>
               <w:t>2</w:t>
             </w:r>
             <w:r>
               <w:rPr>
-                <w:rFonts w:hint="eastAsia"/>
-                <w:lang w:eastAsia="zh-CN"/>
+                <w:rFonts w:ascii="Times New Roman" w:eastAsia="宋体" w:hAnsi="Times New Roman" w:cstheme="minorHAnsi" w:hint="eastAsia"/>
+                <w:sz w:val="20"/>
+                <w:szCs w:val="20"/>
               </w:rPr>
               <w:t>×</w:t>
             </w:r>
             <w:r>
               <w:rPr>
-                <w:rFonts w:hint="eastAsia"/>
-                <w:lang w:eastAsia="zh-CN"/>
+                <w:rFonts w:ascii="Times New Roman" w:eastAsia="宋体" w:hAnsi="Times New Roman" w:cstheme="minorHAnsi" w:hint="eastAsia"/>
+                <w:sz w:val="20"/>
+                <w:szCs w:val="20"/>
               </w:rPr>
               <w:t>H200</w:t>
             </w:r>
             <w:r>
               <w:rPr>
-                <w:rFonts w:hint="eastAsia"/>
-                <w:lang w:eastAsia="zh-CN"/>
+                <w:rFonts w:ascii="Times New Roman" w:eastAsia="宋体" w:hAnsi="Times New Roman" w:cstheme="minorHAnsi" w:hint="eastAsia"/>
+                <w:sz w:val="20"/>
+                <w:szCs w:val="20"/>
               </w:rPr>
               <w:t>（</w:t>
             </w:r>
             <w:r>
               <w:rPr>
-                <w:rFonts w:hint="eastAsia"/>
-                <w:lang w:eastAsia="zh-CN"/>
+                <w:rFonts w:ascii="Times New Roman" w:eastAsia="宋体" w:hAnsi="Times New Roman" w:cstheme="minorHAnsi" w:hint="eastAsia"/>
+                <w:sz w:val="20"/>
+                <w:szCs w:val="20"/>
               </w:rPr>
               <w:t>SM90/CUDA 13.0</w:t>
             </w:r>
             <w:r>
               <w:rPr>
-                <w:rFonts w:hint="eastAsia"/>
-                <w:lang w:eastAsia="zh-CN"/>
+                <w:rFonts w:ascii="Times New Roman" w:eastAsia="宋体" w:hAnsi="Times New Roman" w:cstheme="minorHAnsi" w:hint="eastAsia"/>
+                <w:sz w:val="20"/>
+                <w:szCs w:val="20"/>
               </w:rPr>
               <w:t>）环境完成</w:t>
             </w:r>
             <w:r>
               <w:rPr>
-                <w:rFonts w:hint="eastAsia"/>
-                <w:lang w:eastAsia="zh-CN"/>
+                <w:rFonts w:ascii="Times New Roman" w:eastAsia="宋体" w:hAnsi="Times New Roman" w:cstheme="minorHAnsi" w:hint="eastAsia"/>
+                <w:sz w:val="20"/>
+                <w:szCs w:val="20"/>
               </w:rPr>
               <w:t xml:space="preserve"> AWQ Runtime </w:t>
             </w:r>
             <w:r>
               <w:rPr>
-                <w:rFonts w:hint="eastAsia"/>
-                <w:lang w:eastAsia="zh-CN"/>
-              </w:rPr>
-              <w:t>迁移；</w:t>
-            </w:r>
-            <w:r>
-              <w:rPr>
-                <w:rFonts w:hint="eastAsia"/>
-                <w:lang w:eastAsia="zh-CN"/>
-              </w:rPr>
-              <w:t>使用</w:t>
-            </w:r>
-            <w:r>
-              <w:rPr>
-                <w:rFonts w:cstheme="minorHAnsi"/>
+                <w:rFonts w:ascii="Times New Roman" w:eastAsia="宋体" w:hAnsi="Times New Roman" w:cstheme="minorHAnsi" w:hint="eastAsia"/>
+                <w:sz w:val="20"/>
+                <w:szCs w:val="20"/>
+              </w:rPr>
+              <w:t>迁移；使用</w:t>
+            </w:r>
+            <w:r>
+              <w:rPr>
+                <w:rFonts w:ascii="Times New Roman" w:eastAsia="宋体" w:hAnsi="Times New Roman" w:cstheme="minorHAnsi"/>
+                <w:sz w:val="20"/>
                 <w:szCs w:val="20"/>
               </w:rPr>
               <w:t>NVIDIA Compute Sanitizer</w:t>
             </w:r>
             <w:r>
               <w:rPr>
-                <w:rFonts w:hint="eastAsia"/>
-                <w:lang w:eastAsia="zh-CN"/>
+                <w:rFonts w:ascii="Times New Roman" w:eastAsia="宋体" w:hAnsi="Times New Roman" w:cstheme="minorHAnsi" w:hint="eastAsia"/>
+                <w:sz w:val="20"/>
+                <w:szCs w:val="20"/>
               </w:rPr>
               <w:t>将</w:t>
             </w:r>
             <w:r>
               <w:rPr>
-                <w:rFonts w:hint="eastAsia"/>
-                <w:lang w:eastAsia="zh-CN"/>
+                <w:rFonts w:ascii="Times New Roman" w:eastAsia="宋体" w:hAnsi="Times New Roman" w:cstheme="minorHAnsi" w:hint="eastAsia"/>
+                <w:sz w:val="20"/>
+                <w:szCs w:val="20"/>
               </w:rPr>
               <w:t xml:space="preserve"> d</w:t>
             </w:r>
             <w:r>
               <w:rPr>
-                <w:rFonts w:hint="eastAsia"/>
-                <w:lang w:eastAsia="zh-CN"/>
+                <w:rFonts w:ascii="Times New Roman" w:eastAsia="宋体" w:hAnsi="Times New Roman" w:cstheme="minorHAnsi" w:hint="eastAsia"/>
+                <w:sz w:val="20"/>
+                <w:szCs w:val="20"/>
               </w:rPr>
               <w:t>e</w:t>
             </w:r>
             <w:r>
               <w:rPr>
-                <w:rFonts w:hint="eastAsia"/>
-                <w:lang w:eastAsia="zh-CN"/>
+                <w:rFonts w:ascii="Times New Roman" w:eastAsia="宋体" w:hAnsi="Times New Roman" w:cstheme="minorHAnsi" w:hint="eastAsia"/>
+                <w:sz w:val="20"/>
+                <w:szCs w:val="20"/>
               </w:rPr>
               <w:t xml:space="preserve">code </w:t>
             </w:r>
             <w:r>
               <w:rPr>
-                <w:rFonts w:hint="eastAsia"/>
-                <w:lang w:eastAsia="zh-CN"/>
+                <w:rFonts w:ascii="Times New Roman" w:eastAsia="宋体" w:hAnsi="Times New Roman" w:cstheme="minorHAnsi" w:hint="eastAsia"/>
+                <w:sz w:val="20"/>
+                <w:szCs w:val="20"/>
               </w:rPr>
               <w:t>非法访存定位到</w:t>
             </w:r>
             <w:r>
               <w:rPr>
-                <w:rFonts w:hint="eastAsia"/>
-                <w:lang w:eastAsia="zh-CN"/>
+                <w:rFonts w:ascii="Times New Roman" w:eastAsia="宋体" w:hAnsi="Times New Roman" w:cstheme="minorHAnsi" w:hint="eastAsia"/>
+                <w:sz w:val="20"/>
+                <w:szCs w:val="20"/>
               </w:rPr>
               <w:t xml:space="preserve"> gemv_kernel_g128</w:t>
             </w:r>
             <w:r>
               <w:rPr>
-                <w:rFonts w:hint="eastAsia"/>
-                <w:lang w:eastAsia="zh-CN"/>
+                <w:rFonts w:ascii="Times New Roman" w:eastAsia="宋体" w:hAnsi="Times New Roman" w:cstheme="minorHAnsi" w:hint="eastAsia"/>
+                <w:sz w:val="20"/>
+                <w:szCs w:val="20"/>
               </w:rPr>
               <w:t>：当</w:t>
             </w:r>
             <w:r>
               <w:rPr>
-                <w:rFonts w:hint="eastAsia"/>
-                <w:lang w:eastAsia="zh-CN"/>
-              </w:rPr>
-              <w:t xml:space="preserve"> K/group_size=7 </w:t>
-            </w:r>
-            <w:r>
-              <w:rPr>
-                <w:rFonts w:hint="eastAsia"/>
-                <w:lang w:eastAsia="zh-CN"/>
+                <w:rFonts w:ascii="Times New Roman" w:eastAsia="宋体" w:hAnsi="Times New Roman" w:cstheme="minorHAnsi" w:hint="eastAsia"/>
+                <w:sz w:val="20"/>
+                <w:szCs w:val="20"/>
+              </w:rPr>
+              <w:t xml:space="preserve"> K/</w:t>
+            </w:r>
+            <w:proofErr w:type="spellStart"/>
+            <w:r>
+              <w:rPr>
+                <w:rFonts w:ascii="Times New Roman" w:eastAsia="宋体" w:hAnsi="Times New Roman" w:cstheme="minorHAnsi" w:hint="eastAsia"/>
+                <w:sz w:val="20"/>
+                <w:szCs w:val="20"/>
+              </w:rPr>
+              <w:t>group_size</w:t>
+            </w:r>
+            <w:proofErr w:type="spellEnd"/>
+            <w:r>
+              <w:rPr>
+                <w:rFonts w:ascii="Times New Roman" w:eastAsia="宋体" w:hAnsi="Times New Roman" w:cstheme="minorHAnsi" w:hint="eastAsia"/>
+                <w:sz w:val="20"/>
+                <w:szCs w:val="20"/>
+              </w:rPr>
+              <w:t xml:space="preserve">=7 </w:t>
+            </w:r>
+            <w:r>
+              <w:rPr>
+                <w:rFonts w:ascii="Times New Roman" w:eastAsia="宋体" w:hAnsi="Times New Roman" w:cstheme="minorHAnsi" w:hint="eastAsia"/>
+                <w:sz w:val="20"/>
+                <w:szCs w:val="20"/>
               </w:rPr>
               <w:t>时</w:t>
             </w:r>
             <w:r>
               <w:rPr>
-                <w:rFonts w:hint="eastAsia"/>
-                <w:lang w:eastAsia="zh-CN"/>
+                <w:rFonts w:ascii="Times New Roman" w:eastAsia="宋体" w:hAnsi="Times New Roman" w:cstheme="minorHAnsi" w:hint="eastAsia"/>
+                <w:sz w:val="20"/>
+                <w:szCs w:val="20"/>
               </w:rPr>
               <w:t xml:space="preserve">warp </w:t>
             </w:r>
             <w:r>
               <w:rPr>
-                <w:rFonts w:hint="eastAsia"/>
-                <w:lang w:eastAsia="zh-CN"/>
+                <w:rFonts w:ascii="Times New Roman" w:eastAsia="宋体" w:hAnsi="Times New Roman" w:cstheme="minorHAnsi" w:hint="eastAsia"/>
+                <w:sz w:val="20"/>
+                <w:szCs w:val="20"/>
               </w:rPr>
               <w:t>仍按</w:t>
             </w:r>
             <w:r>
               <w:rPr>
-                <w:rFonts w:hint="eastAsia"/>
-                <w:lang w:eastAsia="zh-CN"/>
+                <w:rFonts w:ascii="Times New Roman" w:eastAsia="宋体" w:hAnsi="Times New Roman" w:cstheme="minorHAnsi" w:hint="eastAsia"/>
+                <w:sz w:val="20"/>
+                <w:szCs w:val="20"/>
               </w:rPr>
               <w:t>8</w:t>
             </w:r>
             <w:r>
               <w:rPr>
-                <w:rFonts w:hint="eastAsia"/>
-                <w:lang w:eastAsia="zh-CN"/>
+                <w:rFonts w:ascii="Times New Roman" w:eastAsia="宋体" w:hAnsi="Times New Roman" w:cstheme="minorHAnsi" w:hint="eastAsia"/>
+                <w:sz w:val="20"/>
+                <w:szCs w:val="20"/>
               </w:rPr>
               <w:t>组读取，导致末尾</w:t>
             </w:r>
             <w:r>
               <w:rPr>
-                <w:rFonts w:hint="eastAsia"/>
-                <w:lang w:eastAsia="zh-CN"/>
+                <w:rFonts w:ascii="Times New Roman" w:eastAsia="宋体" w:hAnsi="Times New Roman" w:cstheme="minorHAnsi" w:hint="eastAsia"/>
+                <w:sz w:val="20"/>
+                <w:szCs w:val="20"/>
               </w:rPr>
               <w:t xml:space="preserve">lane </w:t>
             </w:r>
             <w:r>
               <w:rPr>
-                <w:rFonts w:hint="eastAsia"/>
-                <w:lang w:eastAsia="zh-CN"/>
+                <w:rFonts w:ascii="Times New Roman" w:eastAsia="宋体" w:hAnsi="Times New Roman" w:cstheme="minorHAnsi" w:hint="eastAsia"/>
+                <w:sz w:val="20"/>
+                <w:szCs w:val="20"/>
               </w:rPr>
               <w:t>越界访问</w:t>
             </w:r>
             <w:r>
               <w:rPr>
-                <w:rFonts w:hint="eastAsia"/>
-                <w:lang w:eastAsia="zh-CN"/>
+                <w:rFonts w:ascii="Times New Roman" w:eastAsia="宋体" w:hAnsi="Times New Roman" w:cstheme="minorHAnsi" w:hint="eastAsia"/>
+                <w:sz w:val="20"/>
+                <w:szCs w:val="20"/>
               </w:rPr>
               <w:t xml:space="preserve"> scale/zero</w:t>
             </w:r>
             <w:r>
               <w:rPr>
-                <w:rFonts w:hint="eastAsia"/>
-                <w:lang w:eastAsia="zh-CN"/>
+                <w:rFonts w:ascii="Times New Roman" w:eastAsia="宋体" w:hAnsi="Times New Roman" w:cstheme="minorHAnsi" w:hint="eastAsia"/>
+                <w:sz w:val="20"/>
+                <w:szCs w:val="20"/>
               </w:rPr>
               <w:t>：增加</w:t>
             </w:r>
             <w:r>
               <w:rPr>
-                <w:rFonts w:hint="eastAsia"/>
-                <w:lang w:eastAsia="zh-CN"/>
+                <w:rFonts w:ascii="Times New Roman" w:eastAsia="宋体" w:hAnsi="Times New Roman" w:cstheme="minorHAnsi" w:hint="eastAsia"/>
+                <w:sz w:val="20"/>
+                <w:szCs w:val="20"/>
               </w:rPr>
               <w:t xml:space="preserve"> group </w:t>
             </w:r>
             <w:r>
               <w:rPr>
-                <w:rFonts w:hint="eastAsia"/>
-                <w:lang w:eastAsia="zh-CN"/>
+                <w:rFonts w:ascii="Times New Roman" w:eastAsia="宋体" w:hAnsi="Times New Roman" w:cstheme="minorHAnsi" w:hint="eastAsia"/>
+                <w:sz w:val="20"/>
+                <w:szCs w:val="20"/>
               </w:rPr>
               <w:t>边界保护、</w:t>
             </w:r>
             <w:r>
               <w:rPr>
-                <w:rFonts w:hint="eastAsia"/>
-                <w:lang w:eastAsia="zh-CN"/>
+                <w:rFonts w:ascii="Times New Roman" w:eastAsia="宋体" w:hAnsi="Times New Roman" w:cstheme="minorHAnsi" w:hint="eastAsia"/>
+                <w:sz w:val="20"/>
+                <w:szCs w:val="20"/>
               </w:rPr>
               <w:t xml:space="preserve">current-stream launch </w:t>
             </w:r>
             <w:r>
               <w:rPr>
-                <w:rFonts w:hint="eastAsia"/>
-                <w:lang w:eastAsia="zh-CN"/>
+                <w:rFonts w:ascii="Times New Roman" w:eastAsia="宋体" w:hAnsi="Times New Roman" w:cstheme="minorHAnsi" w:hint="eastAsia"/>
+                <w:sz w:val="20"/>
+                <w:szCs w:val="20"/>
               </w:rPr>
               <w:t>与错误检查后，代表</w:t>
             </w:r>
             <w:r>
               <w:rPr>
-                <w:rFonts w:hint="eastAsia"/>
-                <w:lang w:eastAsia="zh-CN"/>
-              </w:rPr>
-              <w:t xml:space="preserve"> shape</w:t>
-            </w:r>
-            <w:r>
-              <w:rPr>
-                <w:rFonts w:hint="eastAsia"/>
-                <w:lang w:eastAsia="zh-CN"/>
+                <w:rFonts w:ascii="Times New Roman" w:eastAsia="宋体" w:hAnsi="Times New Roman" w:cstheme="minorHAnsi" w:hint="eastAsia"/>
+                <w:sz w:val="20"/>
+                <w:szCs w:val="20"/>
+              </w:rPr>
+              <w:t xml:space="preserve"> shape </w:t>
+            </w:r>
+            <w:proofErr w:type="spellStart"/>
+            <w:r>
+              <w:rPr>
+                <w:rFonts w:ascii="Times New Roman" w:eastAsia="宋体" w:hAnsi="Times New Roman" w:cstheme="minorHAnsi" w:hint="eastAsia"/>
+                <w:sz w:val="20"/>
+                <w:szCs w:val="20"/>
+              </w:rPr>
+              <w:t>memcheck</w:t>
+            </w:r>
+            <w:proofErr w:type="spellEnd"/>
+            <w:r>
+              <w:rPr>
+                <w:rFonts w:ascii="Times New Roman" w:eastAsia="宋体" w:hAnsi="Times New Roman" w:cstheme="minorHAnsi" w:hint="eastAsia"/>
+                <w:sz w:val="20"/>
+                <w:szCs w:val="20"/>
+              </w:rPr>
+              <w:t>/</w:t>
+            </w:r>
+            <w:proofErr w:type="spellStart"/>
+            <w:r>
+              <w:rPr>
+                <w:rFonts w:ascii="Times New Roman" w:eastAsia="宋体" w:hAnsi="Times New Roman" w:cstheme="minorHAnsi" w:hint="eastAsia"/>
+                <w:sz w:val="20"/>
+                <w:szCs w:val="20"/>
+              </w:rPr>
+              <w:t>initcheck</w:t>
+            </w:r>
+            <w:proofErr w:type="spellEnd"/>
+            <w:r>
+              <w:rPr>
+                <w:rFonts w:ascii="Times New Roman" w:eastAsia="宋体" w:hAnsi="Times New Roman" w:cstheme="minorHAnsi" w:hint="eastAsia"/>
+                <w:sz w:val="20"/>
+                <w:szCs w:val="20"/>
+              </w:rPr>
+              <w:t>/</w:t>
+            </w:r>
+            <w:proofErr w:type="spellStart"/>
+            <w:r>
+              <w:rPr>
+                <w:rFonts w:ascii="Times New Roman" w:eastAsia="宋体" w:hAnsi="Times New Roman" w:cstheme="minorHAnsi" w:hint="eastAsia"/>
+                <w:sz w:val="20"/>
+                <w:szCs w:val="20"/>
+              </w:rPr>
+              <w:t>synccheck</w:t>
+            </w:r>
+            <w:proofErr w:type="spellEnd"/>
+            <w:r>
+              <w:rPr>
+                <w:rFonts w:ascii="Times New Roman" w:eastAsia="宋体" w:hAnsi="Times New Roman" w:cstheme="minorHAnsi" w:hint="eastAsia"/>
+                <w:sz w:val="20"/>
+                <w:szCs w:val="20"/>
+              </w:rPr>
+              <w:t>/</w:t>
+            </w:r>
+            <w:proofErr w:type="spellStart"/>
+            <w:r>
+              <w:rPr>
+                <w:rFonts w:ascii="Times New Roman" w:eastAsia="宋体" w:hAnsi="Times New Roman" w:cstheme="minorHAnsi" w:hint="eastAsia"/>
+                <w:sz w:val="20"/>
+                <w:szCs w:val="20"/>
+              </w:rPr>
+              <w:t>racecheck</w:t>
+            </w:r>
+            <w:proofErr w:type="spellEnd"/>
+            <w:r>
+              <w:rPr>
+                <w:rFonts w:ascii="Times New Roman" w:eastAsia="宋体" w:hAnsi="Times New Roman" w:cstheme="minorHAnsi" w:hint="eastAsia"/>
+                <w:sz w:val="20"/>
+                <w:szCs w:val="20"/>
               </w:rPr>
               <w:t xml:space="preserve"> </w:t>
             </w:r>
             <w:r>
               <w:rPr>
-                <w:rFonts w:hint="eastAsia"/>
-                <w:lang w:eastAsia="zh-CN"/>
-              </w:rPr>
-              <w:t xml:space="preserve">memcheck/initcheck/synccheck/racecheck </w:t>
-            </w:r>
-            <w:r>
-              <w:rPr>
-                <w:rFonts w:hint="eastAsia"/>
-                <w:lang w:eastAsia="zh-CN"/>
+                <w:rFonts w:ascii="Times New Roman" w:eastAsia="宋体" w:hAnsi="Times New Roman" w:cstheme="minorHAnsi" w:hint="eastAsia"/>
+                <w:sz w:val="20"/>
+                <w:szCs w:val="20"/>
               </w:rPr>
               <w:t>均为</w:t>
             </w:r>
             <w:r>
               <w:rPr>
-                <w:rFonts w:hint="eastAsia"/>
-                <w:lang w:eastAsia="zh-CN"/>
+                <w:rFonts w:ascii="Times New Roman" w:eastAsia="宋体" w:hAnsi="Times New Roman" w:cstheme="minorHAnsi" w:hint="eastAsia"/>
+                <w:sz w:val="20"/>
+                <w:szCs w:val="20"/>
               </w:rPr>
               <w:t xml:space="preserve"> 0 error/0 hazard</w:t>
             </w:r>
             <w:r>
               <w:rPr>
-                <w:rFonts w:hint="eastAsia"/>
-                <w:lang w:eastAsia="zh-CN"/>
+                <w:rFonts w:ascii="Times New Roman" w:eastAsia="宋体" w:hAnsi="Times New Roman" w:cstheme="minorHAnsi" w:hint="eastAsia"/>
+                <w:sz w:val="20"/>
+                <w:szCs w:val="20"/>
               </w:rPr>
               <w:t>：进一步实现</w:t>
             </w:r>
             <w:r>
               <w:rPr>
-                <w:rFonts w:hint="eastAsia"/>
-                <w:lang w:eastAsia="zh-CN"/>
+                <w:rFonts w:ascii="Times New Roman" w:eastAsia="宋体" w:hAnsi="Times New Roman" w:cstheme="minorHAnsi" w:hint="eastAsia"/>
+                <w:sz w:val="20"/>
+                <w:szCs w:val="20"/>
               </w:rPr>
               <w:t xml:space="preserve"> Qwen2 packed-AWQ TP=2</w:t>
             </w:r>
             <w:r>
               <w:rPr>
-                <w:rFonts w:hint="eastAsia"/>
-                <w:lang w:eastAsia="zh-CN"/>
+                <w:rFonts w:ascii="Times New Roman" w:eastAsia="宋体" w:hAnsi="Times New Roman" w:cstheme="minorHAnsi" w:hint="eastAsia"/>
+                <w:sz w:val="20"/>
+                <w:szCs w:val="20"/>
               </w:rPr>
               <w:t>，完成</w:t>
             </w:r>
             <w:r>
               <w:rPr>
-                <w:rFonts w:hint="eastAsia"/>
-                <w:lang w:eastAsia="zh-CN"/>
+                <w:rFonts w:ascii="Times New Roman" w:eastAsia="宋体" w:hAnsi="Times New Roman" w:cstheme="minorHAnsi" w:hint="eastAsia"/>
+                <w:sz w:val="20"/>
+                <w:szCs w:val="20"/>
               </w:rPr>
               <w:t>Q/K/V</w:t>
             </w:r>
             <w:r>
               <w:rPr>
-                <w:rFonts w:hint="eastAsia"/>
-                <w:lang w:eastAsia="zh-CN"/>
+                <w:rFonts w:ascii="Times New Roman" w:eastAsia="宋体" w:hAnsi="Times New Roman" w:cstheme="minorHAnsi" w:hint="eastAsia"/>
+                <w:sz w:val="20"/>
+                <w:szCs w:val="20"/>
               </w:rPr>
               <w:t>、</w:t>
             </w:r>
             <w:r>
               <w:rPr>
-                <w:rFonts w:hint="eastAsia"/>
-                <w:lang w:eastAsia="zh-CN"/>
+                <w:rFonts w:ascii="Times New Roman" w:eastAsia="宋体" w:hAnsi="Times New Roman" w:cstheme="minorHAnsi" w:hint="eastAsia"/>
+                <w:sz w:val="20"/>
+                <w:szCs w:val="20"/>
               </w:rPr>
               <w:t xml:space="preserve">gate/up </w:t>
             </w:r>
             <w:r>
               <w:rPr>
-                <w:rFonts w:hint="eastAsia"/>
-                <w:lang w:eastAsia="zh-CN"/>
+                <w:rFonts w:ascii="Times New Roman" w:eastAsia="宋体" w:hAnsi="Times New Roman" w:cstheme="minorHAnsi" w:hint="eastAsia"/>
+                <w:sz w:val="20"/>
+                <w:szCs w:val="20"/>
               </w:rPr>
               <w:t>列切分及</w:t>
             </w:r>
             <w:r>
               <w:rPr>
-                <w:rFonts w:hint="eastAsia"/>
-                <w:lang w:eastAsia="zh-CN"/>
+                <w:rFonts w:ascii="Times New Roman" w:eastAsia="宋体" w:hAnsi="Times New Roman" w:cstheme="minorHAnsi" w:hint="eastAsia"/>
+                <w:sz w:val="20"/>
+                <w:szCs w:val="20"/>
               </w:rPr>
               <w:t xml:space="preserve"> O/down </w:t>
             </w:r>
             <w:r>
               <w:rPr>
-                <w:rFonts w:hint="eastAsia"/>
-                <w:lang w:eastAsia="zh-CN"/>
+                <w:rFonts w:ascii="Times New Roman" w:eastAsia="宋体" w:hAnsi="Times New Roman" w:cstheme="minorHAnsi" w:hint="eastAsia"/>
+                <w:sz w:val="20"/>
+                <w:szCs w:val="20"/>
               </w:rPr>
               <w:t>行切分与</w:t>
             </w:r>
             <w:r>
               <w:rPr>
-                <w:rFonts w:hint="eastAsia"/>
-                <w:lang w:eastAsia="zh-CN"/>
+                <w:rFonts w:ascii="Times New Roman" w:eastAsia="宋体" w:hAnsi="Times New Roman" w:cstheme="minorHAnsi" w:hint="eastAsia"/>
+                <w:sz w:val="20"/>
+                <w:szCs w:val="20"/>
               </w:rPr>
               <w:t xml:space="preserve"> NCCL all-reduce</w:t>
             </w:r>
             <w:r>
               <w:rPr>
-                <w:rFonts w:hint="eastAsia"/>
-                <w:lang w:eastAsia="zh-CN"/>
+                <w:rFonts w:ascii="Times New Roman" w:eastAsia="宋体" w:hAnsi="Times New Roman" w:cstheme="minorHAnsi" w:hint="eastAsia"/>
+                <w:sz w:val="20"/>
+                <w:szCs w:val="20"/>
               </w:rPr>
               <w:t>。</w:t>
             </w:r>
           </w:p>
           <w:p>
             <w:pPr>
-              <w:pStyle w:val="a"/>
-              <w:numPr>
-                <w:ilvl w:val="0"/>
-                <w:numId w:val="0"/>
-              </w:numPr>
-              <w:spacing w:after="40" w:line="264" w:lineRule="auto"/>
-              <w:rPr>
-                <w:lang w:eastAsia="zh-CN"/>
+              <w:pStyle w:val="a5"/>
+              <w:spacing w:line="276" w:lineRule="auto"/>
+              <w:ind w:left="360"/>
+              <w:rPr>
+                <w:rFonts w:ascii="Times New Roman" w:eastAsia="宋体" w:hAnsi="Times New Roman" w:cstheme="minorHAnsi"/>
+                <w:sz w:val="20"/>
+                <w:szCs w:val="20"/>
               </w:rPr>
             </w:pPr>
           </w:p>
@@ -3652,253 +4578,528 @@
                 <w:rFonts w:hint="eastAsia"/>
                 <w:b/>
                 <w:bCs/>
-                <w:lang w:eastAsia="zh-CN"/>
               </w:rPr>
               <w:t xml:space="preserve">32B </w:t>
             </w:r>
+            <w:proofErr w:type="spellStart"/>
             <w:r>
               <w:rPr>
                 <w:rFonts w:hint="eastAsia"/>
                 <w:b/>
                 <w:bCs/>
-                <w:lang w:eastAsia="zh-CN"/>
-              </w:rPr>
-              <w:t>量化部署与验证：</w:t>
-            </w:r>
+              </w:rPr>
+              <w:t>量化部署与验证</w:t>
+            </w:r>
+            <w:proofErr w:type="spellEnd"/>
             <w:r>
               <w:rPr>
                 <w:rFonts w:hint="eastAsia"/>
+                <w:b/>
+                <w:bCs/>
+              </w:rPr>
+              <w:t>：</w:t>
+            </w:r>
+            <w:r>
+              <w:rPr>
+                <w:rFonts w:hint="eastAsia"/>
                 <w:lang w:eastAsia="zh-CN"/>
               </w:rPr>
               <w:t xml:space="preserve"> </w:t>
             </w:r>
             <w:r>
               <w:rPr>
-                <w:rFonts w:hint="eastAsia"/>
+                <w:rFonts w:cstheme="minorHAnsi" w:hint="eastAsia"/>
+                <w:color w:val="auto"/>
+                <w:szCs w:val="20"/>
                 <w:lang w:eastAsia="zh-CN"/>
               </w:rPr>
               <w:t>基于</w:t>
             </w:r>
             <w:r>
               <w:rPr>
-                <w:rFonts w:hint="eastAsia"/>
+                <w:rFonts w:cstheme="minorHAnsi" w:hint="eastAsia"/>
+                <w:color w:val="auto"/>
+                <w:szCs w:val="20"/>
                 <w:lang w:eastAsia="zh-CN"/>
               </w:rPr>
               <w:t xml:space="preserve">128x512 </w:t>
             </w:r>
             <w:r>
               <w:rPr>
-                <w:rFonts w:hint="eastAsia"/>
+                <w:rFonts w:cstheme="minorHAnsi" w:hint="eastAsia"/>
+                <w:color w:val="auto"/>
+                <w:szCs w:val="20"/>
                 <w:lang w:eastAsia="zh-CN"/>
               </w:rPr>
               <w:t>本地代码校准完成</w:t>
             </w:r>
             <w:r>
               <w:rPr>
-                <w:rFonts w:hint="eastAsia"/>
+                <w:rFonts w:cstheme="minorHAnsi" w:hint="eastAsia"/>
+                <w:color w:val="auto"/>
+                <w:szCs w:val="20"/>
                 <w:lang w:eastAsia="zh-CN"/>
               </w:rPr>
               <w:t xml:space="preserve"> Qwen2.5-Coder-32B W4A16</w:t>
             </w:r>
             <w:r>
               <w:rPr>
-                <w:rFonts w:hint="eastAsia"/>
+                <w:rFonts w:cstheme="minorHAnsi" w:hint="eastAsia"/>
+                <w:color w:val="auto"/>
+                <w:szCs w:val="20"/>
                 <w:lang w:eastAsia="zh-CN"/>
               </w:rPr>
               <w:t>量化与双卡交付；在同模型、</w:t>
             </w:r>
             <w:r>
               <w:rPr>
-                <w:rFonts w:hint="eastAsia"/>
+                <w:rFonts w:cstheme="minorHAnsi" w:hint="eastAsia"/>
+                <w:color w:val="auto"/>
+                <w:szCs w:val="20"/>
                 <w:lang w:eastAsia="zh-CN"/>
               </w:rPr>
               <w:t>prompt</w:t>
             </w:r>
             <w:r>
               <w:rPr>
-                <w:rFonts w:hint="eastAsia"/>
+                <w:rFonts w:cstheme="minorHAnsi" w:hint="eastAsia"/>
+                <w:color w:val="auto"/>
+                <w:szCs w:val="20"/>
                 <w:lang w:eastAsia="zh-CN"/>
               </w:rPr>
               <w:t>、</w:t>
             </w:r>
             <w:r>
               <w:rPr>
-                <w:rFonts w:hint="eastAsia"/>
+                <w:rFonts w:cstheme="minorHAnsi" w:hint="eastAsia"/>
+                <w:color w:val="auto"/>
+                <w:szCs w:val="20"/>
                 <w:lang w:eastAsia="zh-CN"/>
               </w:rPr>
               <w:t>64-token</w:t>
             </w:r>
             <w:r>
               <w:rPr>
-                <w:rFonts w:hint="eastAsia"/>
+                <w:rFonts w:cstheme="minorHAnsi" w:hint="eastAsia"/>
+                <w:color w:val="auto"/>
+                <w:szCs w:val="20"/>
                 <w:lang w:eastAsia="zh-CN"/>
               </w:rPr>
               <w:t>、</w:t>
             </w:r>
             <w:r>
               <w:rPr>
-                <w:rFonts w:hint="eastAsia"/>
+                <w:rFonts w:cstheme="minorHAnsi" w:hint="eastAsia"/>
+                <w:color w:val="auto"/>
+                <w:szCs w:val="20"/>
                 <w:lang w:eastAsia="zh-CN"/>
               </w:rPr>
               <w:t>3</w:t>
             </w:r>
             <w:r>
               <w:rPr>
-                <w:rFonts w:hint="eastAsia"/>
+                <w:rFonts w:cstheme="minorHAnsi" w:hint="eastAsia"/>
+                <w:color w:val="auto"/>
+                <w:szCs w:val="20"/>
                 <w:lang w:eastAsia="zh-CN"/>
               </w:rPr>
               <w:t>次重复的公平对照下，</w:t>
             </w:r>
             <w:r>
+              <w:rPr>
+                <w:rFonts w:cstheme="minorHAnsi"/>
+                <w:color w:val="auto"/>
+                <w:szCs w:val="20"/>
+                <w:lang w:eastAsia="zh-CN"/>
+              </w:rPr>
               <w:t xml:space="preserve">checkpoint </w:t>
             </w:r>
             <w:r>
+              <w:rPr>
+                <w:rFonts w:cstheme="minorHAnsi"/>
+                <w:color w:val="auto"/>
+                <w:szCs w:val="20"/>
+                <w:lang w:eastAsia="zh-CN"/>
+              </w:rPr>
               <w:t>由</w:t>
             </w:r>
             <w:r>
+              <w:rPr>
+                <w:rFonts w:cstheme="minorHAnsi"/>
+                <w:color w:val="auto"/>
+                <w:szCs w:val="20"/>
+                <w:lang w:eastAsia="zh-CN"/>
+              </w:rPr>
               <w:t xml:space="preserve"> 61.04 GiB </w:t>
             </w:r>
             <w:r>
+              <w:rPr>
+                <w:rFonts w:cstheme="minorHAnsi"/>
+                <w:color w:val="auto"/>
+                <w:szCs w:val="20"/>
+                <w:lang w:eastAsia="zh-CN"/>
+              </w:rPr>
               <w:t>降至</w:t>
             </w:r>
             <w:r>
+              <w:rPr>
+                <w:rFonts w:cstheme="minorHAnsi"/>
+                <w:color w:val="auto"/>
+                <w:szCs w:val="20"/>
+                <w:lang w:eastAsia="zh-CN"/>
+              </w:rPr>
               <w:t xml:space="preserve"> 18.02 GiB</w:t>
             </w:r>
             <w:r>
+              <w:rPr>
+                <w:rFonts w:cstheme="minorHAnsi"/>
+                <w:color w:val="auto"/>
+                <w:szCs w:val="20"/>
+                <w:lang w:eastAsia="zh-CN"/>
+              </w:rPr>
               <w:t>（</w:t>
             </w:r>
             <w:r>
+              <w:rPr>
+                <w:rFonts w:cstheme="minorHAnsi"/>
+                <w:b/>
+                <w:bCs/>
+                <w:color w:val="auto"/>
+                <w:szCs w:val="20"/>
+                <w:lang w:eastAsia="zh-CN"/>
+              </w:rPr>
               <w:t>-70.5%</w:t>
             </w:r>
             <w:r>
+              <w:rPr>
+                <w:rFonts w:cstheme="minorHAnsi"/>
+                <w:color w:val="auto"/>
+                <w:szCs w:val="20"/>
+                <w:lang w:eastAsia="zh-CN"/>
+              </w:rPr>
               <w:t>），</w:t>
             </w:r>
             <w:r>
+              <w:rPr>
+                <w:rFonts w:cstheme="minorHAnsi"/>
+                <w:color w:val="auto"/>
+                <w:szCs w:val="20"/>
+                <w:lang w:eastAsia="zh-CN"/>
+              </w:rPr>
               <w:t xml:space="preserve">E2E output </w:t>
             </w:r>
             <w:r>
+              <w:rPr>
+                <w:rFonts w:cstheme="minorHAnsi"/>
+                <w:color w:val="auto"/>
+                <w:szCs w:val="20"/>
+                <w:lang w:eastAsia="zh-CN"/>
+              </w:rPr>
               <w:t>吞吐（含</w:t>
             </w:r>
             <w:r>
+              <w:rPr>
+                <w:rFonts w:cstheme="minorHAnsi"/>
+                <w:color w:val="auto"/>
+                <w:szCs w:val="20"/>
+                <w:lang w:eastAsia="zh-CN"/>
+              </w:rPr>
               <w:t xml:space="preserve"> prefill</w:t>
             </w:r>
             <w:r>
+              <w:rPr>
+                <w:rFonts w:cstheme="minorHAnsi"/>
+                <w:color w:val="auto"/>
+                <w:szCs w:val="20"/>
+                <w:lang w:eastAsia="zh-CN"/>
+              </w:rPr>
               <w:t>、首</w:t>
             </w:r>
             <w:r>
+              <w:rPr>
+                <w:rFonts w:cstheme="minorHAnsi"/>
+                <w:color w:val="auto"/>
+                <w:szCs w:val="20"/>
+                <w:lang w:eastAsia="zh-CN"/>
+              </w:rPr>
               <w:t xml:space="preserve"> token </w:t>
             </w:r>
             <w:r>
+              <w:rPr>
+                <w:rFonts w:cstheme="minorHAnsi"/>
+                <w:color w:val="auto"/>
+                <w:szCs w:val="20"/>
+                <w:lang w:eastAsia="zh-CN"/>
+              </w:rPr>
               <w:t>与</w:t>
             </w:r>
             <w:r>
+              <w:rPr>
+                <w:rFonts w:cstheme="minorHAnsi"/>
+                <w:color w:val="auto"/>
+                <w:szCs w:val="20"/>
+                <w:lang w:eastAsia="zh-CN"/>
+              </w:rPr>
               <w:t xml:space="preserve"> decode</w:t>
             </w:r>
             <w:r>
+              <w:rPr>
+                <w:rFonts w:cstheme="minorHAnsi"/>
+                <w:color w:val="auto"/>
+                <w:szCs w:val="20"/>
+                <w:lang w:eastAsia="zh-CN"/>
+              </w:rPr>
               <w:t>）由</w:t>
             </w:r>
             <w:r>
+              <w:rPr>
+                <w:rFonts w:cstheme="minorHAnsi"/>
+                <w:color w:val="auto"/>
+                <w:szCs w:val="20"/>
+                <w:lang w:eastAsia="zh-CN"/>
+              </w:rPr>
               <w:t xml:space="preserve"> 2.53 </w:t>
             </w:r>
             <w:r>
+              <w:rPr>
+                <w:rFonts w:cstheme="minorHAnsi"/>
+                <w:color w:val="auto"/>
+                <w:szCs w:val="20"/>
+                <w:lang w:eastAsia="zh-CN"/>
+              </w:rPr>
               <w:t>提升至</w:t>
             </w:r>
             <w:r>
-              <w:t xml:space="preserve"> 4.47 tok/s</w:t>
-            </w:r>
-            <w:r>
+              <w:rPr>
+                <w:rFonts w:cstheme="minorHAnsi"/>
+                <w:color w:val="auto"/>
+                <w:szCs w:val="20"/>
+                <w:lang w:eastAsia="zh-CN"/>
+              </w:rPr>
+              <w:t xml:space="preserve"> 4.47 </w:t>
+            </w:r>
+            <w:proofErr w:type="spellStart"/>
+            <w:r>
+              <w:rPr>
+                <w:rFonts w:cstheme="minorHAnsi"/>
+                <w:color w:val="auto"/>
+                <w:szCs w:val="20"/>
+                <w:lang w:eastAsia="zh-CN"/>
+              </w:rPr>
+              <w:t>tok</w:t>
+            </w:r>
+            <w:proofErr w:type="spellEnd"/>
+            <w:r>
+              <w:rPr>
+                <w:rFonts w:cstheme="minorHAnsi"/>
+                <w:color w:val="auto"/>
+                <w:szCs w:val="20"/>
+                <w:lang w:eastAsia="zh-CN"/>
+              </w:rPr>
+              <w:t>/s</w:t>
+            </w:r>
+            <w:r>
+              <w:rPr>
+                <w:rFonts w:cstheme="minorHAnsi"/>
+                <w:color w:val="auto"/>
+                <w:szCs w:val="20"/>
+                <w:lang w:eastAsia="zh-CN"/>
+              </w:rPr>
               <w:t>（</w:t>
             </w:r>
             <w:r>
+              <w:rPr>
+                <w:rFonts w:cstheme="minorHAnsi"/>
+                <w:b/>
+                <w:bCs/>
+                <w:color w:val="auto"/>
+                <w:szCs w:val="20"/>
+                <w:lang w:eastAsia="zh-CN"/>
+              </w:rPr>
               <w:t>+76.8%</w:t>
             </w:r>
             <w:r>
-              <w:t>），运行期峰值显存由</w:t>
-            </w:r>
-            <w:r>
+              <w:rPr>
+                <w:rFonts w:cstheme="minorHAnsi"/>
+                <w:color w:val="auto"/>
+                <w:szCs w:val="20"/>
+                <w:lang w:eastAsia="zh-CN"/>
+              </w:rPr>
+              <w:t>），运行期峰值</w:t>
+            </w:r>
+            <w:proofErr w:type="gramStart"/>
+            <w:r>
+              <w:rPr>
+                <w:rFonts w:cstheme="minorHAnsi"/>
+                <w:color w:val="auto"/>
+                <w:szCs w:val="20"/>
+                <w:lang w:eastAsia="zh-CN"/>
+              </w:rPr>
+              <w:t>显存由</w:t>
+            </w:r>
+            <w:proofErr w:type="gramEnd"/>
+            <w:r>
+              <w:rPr>
+                <w:rFonts w:cstheme="minorHAnsi"/>
+                <w:color w:val="auto"/>
+                <w:szCs w:val="20"/>
+                <w:lang w:eastAsia="zh-CN"/>
+              </w:rPr>
               <w:t xml:space="preserve"> 32.02 </w:t>
             </w:r>
             <w:r>
+              <w:rPr>
+                <w:rFonts w:cstheme="minorHAnsi"/>
+                <w:color w:val="auto"/>
+                <w:szCs w:val="20"/>
+                <w:lang w:eastAsia="zh-CN"/>
+              </w:rPr>
               <w:t>降至</w:t>
             </w:r>
             <w:r>
+              <w:rPr>
+                <w:rFonts w:cstheme="minorHAnsi"/>
+                <w:color w:val="auto"/>
+                <w:szCs w:val="20"/>
+                <w:lang w:eastAsia="zh-CN"/>
+              </w:rPr>
               <w:t xml:space="preserve"> 10.63 GiB/rank</w:t>
             </w:r>
             <w:r>
+              <w:rPr>
+                <w:rFonts w:cstheme="minorHAnsi"/>
+                <w:color w:val="auto"/>
+                <w:szCs w:val="20"/>
+                <w:lang w:eastAsia="zh-CN"/>
+              </w:rPr>
               <w:t>（</w:t>
             </w:r>
             <w:r>
+              <w:rPr>
+                <w:rFonts w:cstheme="minorHAnsi"/>
+                <w:b/>
+                <w:bCs/>
+                <w:color w:val="auto"/>
+                <w:szCs w:val="20"/>
+                <w:lang w:eastAsia="zh-CN"/>
+              </w:rPr>
               <w:t>-66.8%</w:t>
             </w:r>
             <w:r>
+              <w:rPr>
+                <w:rFonts w:cstheme="minorHAnsi"/>
+                <w:color w:val="auto"/>
+                <w:szCs w:val="20"/>
+                <w:lang w:eastAsia="zh-CN"/>
+              </w:rPr>
               <w:t>）</w:t>
             </w:r>
             <w:r>
               <w:rPr>
-                <w:rFonts w:hint="eastAsia"/>
+                <w:rFonts w:cstheme="minorHAnsi" w:hint="eastAsia"/>
+                <w:color w:val="auto"/>
+                <w:szCs w:val="20"/>
                 <w:lang w:eastAsia="zh-CN"/>
               </w:rPr>
               <w:t>；通过</w:t>
             </w:r>
             <w:r>
               <w:rPr>
-                <w:rFonts w:hint="eastAsia"/>
+                <w:rFonts w:cstheme="minorHAnsi" w:hint="eastAsia"/>
+                <w:color w:val="auto"/>
+                <w:szCs w:val="20"/>
                 <w:lang w:eastAsia="zh-CN"/>
               </w:rPr>
               <w:t>10</w:t>
             </w:r>
             <w:r>
               <w:rPr>
-                <w:rFonts w:hint="eastAsia"/>
+                <w:rFonts w:cstheme="minorHAnsi" w:hint="eastAsia"/>
+                <w:color w:val="auto"/>
+                <w:szCs w:val="20"/>
                 <w:lang w:eastAsia="zh-CN"/>
               </w:rPr>
               <w:t>组</w:t>
             </w:r>
             <w:r>
               <w:rPr>
-                <w:rFonts w:hint="eastAsia"/>
-                <w:lang w:eastAsia="zh-CN"/>
-              </w:rPr>
-              <w:t xml:space="preserve"> CUDA/PyTorch </w:t>
-            </w:r>
-            <w:r>
-              <w:rPr>
-                <w:rFonts w:hint="eastAsia"/>
+                <w:rFonts w:cstheme="minorHAnsi" w:hint="eastAsia"/>
+                <w:color w:val="auto"/>
+                <w:szCs w:val="20"/>
+                <w:lang w:eastAsia="zh-CN"/>
+              </w:rPr>
+              <w:t xml:space="preserve"> CUDA/</w:t>
+            </w:r>
+            <w:proofErr w:type="spellStart"/>
+            <w:r>
+              <w:rPr>
+                <w:rFonts w:cstheme="minorHAnsi" w:hint="eastAsia"/>
+                <w:color w:val="auto"/>
+                <w:szCs w:val="20"/>
+                <w:lang w:eastAsia="zh-CN"/>
+              </w:rPr>
+              <w:t>PyTorch</w:t>
+            </w:r>
+            <w:proofErr w:type="spellEnd"/>
+            <w:r>
+              <w:rPr>
+                <w:rFonts w:cstheme="minorHAnsi" w:hint="eastAsia"/>
+                <w:color w:val="auto"/>
+                <w:szCs w:val="20"/>
+                <w:lang w:eastAsia="zh-CN"/>
+              </w:rPr>
+              <w:t xml:space="preserve"> </w:t>
+            </w:r>
+            <w:r>
+              <w:rPr>
+                <w:rFonts w:cstheme="minorHAnsi" w:hint="eastAsia"/>
+                <w:color w:val="auto"/>
+                <w:szCs w:val="20"/>
                 <w:lang w:eastAsia="zh-CN"/>
               </w:rPr>
               <w:t>数值对照（最大绝对误差</w:t>
             </w:r>
             <w:r>
               <w:rPr>
-                <w:rFonts w:hint="eastAsia"/>
+                <w:rFonts w:cstheme="minorHAnsi" w:hint="eastAsia"/>
+                <w:color w:val="auto"/>
+                <w:szCs w:val="20"/>
                 <w:lang w:eastAsia="zh-CN"/>
               </w:rPr>
               <w:t xml:space="preserve"> 0.007812</w:t>
             </w:r>
             <w:r>
               <w:rPr>
-                <w:rFonts w:hint="eastAsia"/>
+                <w:rFonts w:cstheme="minorHAnsi" w:hint="eastAsia"/>
+                <w:color w:val="auto"/>
+                <w:szCs w:val="20"/>
                 <w:lang w:eastAsia="zh-CN"/>
               </w:rPr>
               <w:t>）、跨</w:t>
             </w:r>
             <w:r>
               <w:rPr>
-                <w:rFonts w:hint="eastAsia"/>
+                <w:rFonts w:cstheme="minorHAnsi" w:hint="eastAsia"/>
+                <w:color w:val="auto"/>
+                <w:szCs w:val="20"/>
                 <w:lang w:eastAsia="zh-CN"/>
               </w:rPr>
               <w:t xml:space="preserve"> rank token </w:t>
             </w:r>
             <w:r>
               <w:rPr>
-                <w:rFonts w:hint="eastAsia"/>
+                <w:rFonts w:cstheme="minorHAnsi" w:hint="eastAsia"/>
+                <w:color w:val="auto"/>
+                <w:szCs w:val="20"/>
                 <w:lang w:eastAsia="zh-CN"/>
               </w:rPr>
               <w:t>一致性及中文交互</w:t>
             </w:r>
             <w:r>
               <w:rPr>
-                <w:rFonts w:hint="eastAsia"/>
+                <w:rFonts w:cstheme="minorHAnsi" w:hint="eastAsia"/>
+                <w:color w:val="auto"/>
+                <w:szCs w:val="20"/>
                 <w:lang w:eastAsia="zh-CN"/>
               </w:rPr>
               <w:t>验收。</w:t>
@@ -3944,7 +5145,7 @@
           <w:p>
             <w:pPr>
               <w:rPr>
-                <w:rFonts w:ascii="黑体" w:eastAsia="黑体" w:hAnsi="黑体" w:cstheme="minorHAnsi"/>
+                <w:rFonts w:ascii="黑体" w:eastAsia="黑体" w:hAnsi="黑体" w:cstheme="minorHAnsi" w:hint="eastAsia"/>
                 <w:b/>
                 <w:sz w:val="24"/>
               </w:rPr>
@@ -3989,15 +5190,29 @@
                 <w:szCs w:val="20"/>
               </w:rPr>
             </w:pPr>
-            <w:r>
-              <w:rPr>
-                <w:rFonts w:ascii="Times New Roman" w:eastAsia="宋体" w:hAnsi="Times New Roman" w:cstheme="minorHAnsi"/>
+            <w:proofErr w:type="spellStart"/>
+            <w:r>
+              <w:rPr>
+                <w:rFonts w:ascii="Times New Roman" w:eastAsia="宋体" w:hAnsi="Times New Roman" w:cs="Times New Roman"/>
                 <w:b/>
                 <w:bCs/>
-                <w:sz w:val="20"/>
-                <w:szCs w:val="20"/>
-              </w:rPr>
-              <w:t>技术方向：</w:t>
+                <w:color w:val="222222"/>
+                <w:sz w:val="20"/>
+                <w:lang w:eastAsia="en-US"/>
+              </w:rPr>
+              <w:t>技术方向</w:t>
+            </w:r>
+            <w:proofErr w:type="spellEnd"/>
+            <w:r>
+              <w:rPr>
+                <w:rFonts w:ascii="Times New Roman" w:eastAsia="宋体" w:hAnsi="Times New Roman" w:cs="Times New Roman"/>
+                <w:b/>
+                <w:bCs/>
+                <w:color w:val="222222"/>
+                <w:sz w:val="20"/>
+                <w:lang w:eastAsia="en-US"/>
+              </w:rPr>
+              <w:t>：</w:t>
             </w:r>
             <w:r>
               <w:rPr>
@@ -4045,15 +5260,43 @@
                 <w:sz w:val="20"/>
                 <w:szCs w:val="20"/>
               </w:rPr>
-              <w:t xml:space="preserve"> MoE </w:t>
-            </w:r>
-            <w:r>
-              <w:rPr>
-                <w:rFonts w:ascii="Times New Roman" w:eastAsia="宋体" w:hAnsi="Times New Roman" w:cstheme="minorHAnsi"/>
-                <w:sz w:val="20"/>
-                <w:szCs w:val="20"/>
-              </w:rPr>
-              <w:t>训推一致性、多卡推理及量化</w:t>
+              <w:t xml:space="preserve"> </w:t>
+            </w:r>
+            <w:proofErr w:type="spellStart"/>
+            <w:r>
+              <w:rPr>
+                <w:rFonts w:ascii="Times New Roman" w:eastAsia="宋体" w:hAnsi="Times New Roman" w:cstheme="minorHAnsi"/>
+                <w:sz w:val="20"/>
+                <w:szCs w:val="20"/>
+              </w:rPr>
+              <w:t>MoE</w:t>
+            </w:r>
+            <w:proofErr w:type="spellEnd"/>
+            <w:r>
+              <w:rPr>
+                <w:rFonts w:ascii="Times New Roman" w:eastAsia="宋体" w:hAnsi="Times New Roman" w:cstheme="minorHAnsi"/>
+                <w:sz w:val="20"/>
+                <w:szCs w:val="20"/>
+              </w:rPr>
+              <w:t xml:space="preserve"> </w:t>
+            </w:r>
+            <w:proofErr w:type="gramStart"/>
+            <w:r>
+              <w:rPr>
+                <w:rFonts w:ascii="Times New Roman" w:eastAsia="宋体" w:hAnsi="Times New Roman" w:cstheme="minorHAnsi"/>
+                <w:sz w:val="20"/>
+                <w:szCs w:val="20"/>
+              </w:rPr>
+              <w:t>训推一致性</w:t>
+            </w:r>
+            <w:proofErr w:type="gramEnd"/>
+            <w:r>
+              <w:rPr>
+                <w:rFonts w:ascii="Times New Roman" w:eastAsia="宋体" w:hAnsi="Times New Roman" w:cstheme="minorHAnsi"/>
+                <w:sz w:val="20"/>
+                <w:szCs w:val="20"/>
+              </w:rPr>
+              <w:t>、多卡推理及量化</w:t>
             </w:r>
             <w:r>
               <w:rPr>
@@ -4098,33 +5341,27 @@
                 <w:szCs w:val="20"/>
               </w:rPr>
             </w:pPr>
-            <w:r>
-              <w:rPr>
-                <w:rFonts w:ascii="Times New Roman" w:eastAsia="宋体" w:hAnsi="Times New Roman" w:cstheme="minorHAnsi" w:hint="eastAsia"/>
+            <w:proofErr w:type="spellStart"/>
+            <w:r>
+              <w:rPr>
+                <w:rFonts w:ascii="Times New Roman" w:eastAsia="宋体" w:hAnsi="Times New Roman" w:cs="Times New Roman" w:hint="eastAsia"/>
                 <w:b/>
                 <w:bCs/>
-                <w:sz w:val="20"/>
-                <w:szCs w:val="20"/>
-              </w:rPr>
-              <w:t>编程</w:t>
-            </w:r>
-            <w:r>
-              <w:rPr>
-                <w:rFonts w:ascii="Times New Roman" w:eastAsia="宋体" w:hAnsi="Times New Roman" w:cstheme="minorHAnsi" w:hint="eastAsia"/>
+                <w:color w:val="222222"/>
+                <w:sz w:val="20"/>
+                <w:lang w:eastAsia="en-US"/>
+              </w:rPr>
+              <w:t>编程经验</w:t>
+            </w:r>
+            <w:proofErr w:type="spellEnd"/>
+            <w:r>
+              <w:rPr>
+                <w:rFonts w:ascii="Times New Roman" w:eastAsia="宋体" w:hAnsi="Times New Roman" w:cs="Times New Roman"/>
                 <w:b/>
                 <w:bCs/>
-                <w:sz w:val="20"/>
-                <w:szCs w:val="20"/>
-              </w:rPr>
-              <w:t>经验</w:t>
-            </w:r>
-            <w:r>
-              <w:rPr>
-                <w:rFonts w:ascii="Times New Roman" w:eastAsia="宋体" w:hAnsi="Times New Roman" w:cstheme="minorHAnsi"/>
-                <w:b/>
-                <w:bCs/>
-                <w:sz w:val="20"/>
-                <w:szCs w:val="20"/>
+                <w:color w:val="222222"/>
+                <w:sz w:val="20"/>
+                <w:lang w:eastAsia="en-US"/>
               </w:rPr>
               <w:t>：</w:t>
             </w:r>
@@ -4206,7 +5443,25 @@
                 <w:sz w:val="20"/>
                 <w:szCs w:val="20"/>
               </w:rPr>
-              <w:t xml:space="preserve"> PyTorch Extension </w:t>
+              <w:t xml:space="preserve"> </w:t>
+            </w:r>
+            <w:proofErr w:type="spellStart"/>
+            <w:r>
+              <w:rPr>
+                <w:rFonts w:ascii="Times New Roman" w:eastAsia="宋体" w:hAnsi="Times New Roman" w:cstheme="minorHAnsi"/>
+                <w:sz w:val="20"/>
+                <w:szCs w:val="20"/>
+              </w:rPr>
+              <w:t>PyTorch</w:t>
+            </w:r>
+            <w:proofErr w:type="spellEnd"/>
+            <w:r>
+              <w:rPr>
+                <w:rFonts w:ascii="Times New Roman" w:eastAsia="宋体" w:hAnsi="Times New Roman" w:cstheme="minorHAnsi"/>
+                <w:sz w:val="20"/>
+                <w:szCs w:val="20"/>
+              </w:rPr>
+              <w:t xml:space="preserve"> Extension </w:t>
             </w:r>
             <w:r>
               <w:rPr>
@@ -4222,8 +5477,18 @@
                 <w:sz w:val="20"/>
                 <w:szCs w:val="20"/>
               </w:rPr>
-              <w:t xml:space="preserve"> PyTorch</w:t>
-            </w:r>
+              <w:t xml:space="preserve"> </w:t>
+            </w:r>
+            <w:proofErr w:type="spellStart"/>
+            <w:r>
+              <w:rPr>
+                <w:rFonts w:ascii="Times New Roman" w:eastAsia="宋体" w:hAnsi="Times New Roman" w:cstheme="minorHAnsi"/>
+                <w:sz w:val="20"/>
+                <w:szCs w:val="20"/>
+              </w:rPr>
+              <w:t>PyTorch</w:t>
+            </w:r>
+            <w:proofErr w:type="spellEnd"/>
             <w:r>
               <w:rPr>
                 <w:rFonts w:ascii="Times New Roman" w:eastAsia="宋体" w:hAnsi="Times New Roman" w:cstheme="minorHAnsi"/>
@@ -4232,6 +5497,7 @@
               </w:rPr>
               <w:t>、</w:t>
             </w:r>
+            <w:proofErr w:type="spellStart"/>
             <w:r>
               <w:rPr>
                 <w:rFonts w:ascii="Times New Roman" w:eastAsia="宋体" w:hAnsi="Times New Roman" w:cstheme="minorHAnsi"/>
@@ -4240,6 +5506,7 @@
               </w:rPr>
               <w:t>veRL</w:t>
             </w:r>
+            <w:proofErr w:type="spellEnd"/>
             <w:r>
               <w:rPr>
                 <w:rFonts w:ascii="Times New Roman" w:eastAsia="宋体" w:hAnsi="Times New Roman" w:cstheme="minorHAnsi"/>
@@ -4264,6 +5531,7 @@
               </w:rPr>
               <w:t>、</w:t>
             </w:r>
+            <w:proofErr w:type="spellStart"/>
             <w:r>
               <w:rPr>
                 <w:rFonts w:ascii="Times New Roman" w:eastAsia="宋体" w:hAnsi="Times New Roman" w:cstheme="minorHAnsi"/>
@@ -4272,6 +5540,7 @@
               </w:rPr>
               <w:t>vLLM</w:t>
             </w:r>
+            <w:proofErr w:type="spellEnd"/>
             <w:r>
               <w:rPr>
                 <w:rFonts w:ascii="Times New Roman" w:eastAsia="宋体" w:hAnsi="Times New Roman" w:cstheme="minorHAnsi"/>
@@ -4280,6 +5549,7 @@
               </w:rPr>
               <w:t>、</w:t>
             </w:r>
+            <w:proofErr w:type="spellStart"/>
             <w:r>
               <w:rPr>
                 <w:rFonts w:ascii="Times New Roman" w:eastAsia="宋体" w:hAnsi="Times New Roman" w:cstheme="minorHAnsi"/>
@@ -4288,6 +5558,7 @@
               </w:rPr>
               <w:t>FlashInfer</w:t>
             </w:r>
+            <w:proofErr w:type="spellEnd"/>
             <w:r>
               <w:rPr>
                 <w:rFonts w:ascii="Times New Roman" w:eastAsia="宋体" w:hAnsi="Times New Roman" w:cstheme="minorHAnsi"/>
@@ -4326,7 +5597,25 @@
                 <w:sz w:val="20"/>
                 <w:szCs w:val="20"/>
               </w:rPr>
-              <w:t>等技术栈的工程实践；能够使用</w:t>
+              <w:t>等技术</w:t>
+            </w:r>
+            <w:proofErr w:type="gramStart"/>
+            <w:r>
+              <w:rPr>
+                <w:rFonts w:ascii="Times New Roman" w:eastAsia="宋体" w:hAnsi="Times New Roman" w:cstheme="minorHAnsi"/>
+                <w:sz w:val="20"/>
+                <w:szCs w:val="20"/>
+              </w:rPr>
+              <w:t>栈</w:t>
+            </w:r>
+            <w:proofErr w:type="gramEnd"/>
+            <w:r>
+              <w:rPr>
+                <w:rFonts w:ascii="Times New Roman" w:eastAsia="宋体" w:hAnsi="Times New Roman" w:cstheme="minorHAnsi"/>
+                <w:sz w:val="20"/>
+                <w:szCs w:val="20"/>
+              </w:rPr>
+              <w:t>的工程实践；能够使用</w:t>
             </w:r>
             <w:r>
               <w:rPr>
@@ -4344,6 +5633,7 @@
               </w:rPr>
               <w:t>（</w:t>
             </w:r>
+            <w:proofErr w:type="spellStart"/>
             <w:r>
               <w:rPr>
                 <w:rFonts w:ascii="Times New Roman" w:eastAsia="宋体" w:hAnsi="Times New Roman" w:cstheme="minorHAnsi"/>
@@ -4352,6 +5642,7 @@
               </w:rPr>
               <w:t>Nsys</w:t>
             </w:r>
+            <w:proofErr w:type="spellEnd"/>
             <w:r>
               <w:rPr>
                 <w:rFonts w:ascii="Times New Roman" w:eastAsia="宋体" w:hAnsi="Times New Roman" w:cstheme="minorHAnsi"/>
@@ -4467,21 +5758,31 @@
             </w:pPr>
             <w:r>
               <w:rPr>
-                <w:rFonts w:ascii="Times New Roman" w:eastAsia="宋体" w:hAnsi="Times New Roman" w:cstheme="minorHAnsi"/>
+                <w:rFonts w:ascii="Times New Roman" w:eastAsia="宋体" w:hAnsi="Times New Roman" w:cs="Times New Roman"/>
                 <w:b/>
                 <w:bCs/>
-                <w:sz w:val="20"/>
-                <w:szCs w:val="20"/>
+                <w:color w:val="222222"/>
+                <w:sz w:val="20"/>
               </w:rPr>
               <w:t>综合能力：</w:t>
             </w:r>
-            <w:r>
-              <w:rPr>
-                <w:rFonts w:ascii="Times New Roman" w:eastAsia="宋体" w:hAnsi="Times New Roman" w:cstheme="minorHAnsi"/>
-                <w:sz w:val="20"/>
-                <w:szCs w:val="20"/>
-              </w:rPr>
-              <w:t>具备跨仓源码分析、问题最小复现、控制变量实验、自动化测试、</w:t>
+            <w:proofErr w:type="gramStart"/>
+            <w:r>
+              <w:rPr>
+                <w:rFonts w:ascii="Times New Roman" w:eastAsia="宋体" w:hAnsi="Times New Roman" w:cstheme="minorHAnsi"/>
+                <w:sz w:val="20"/>
+                <w:szCs w:val="20"/>
+              </w:rPr>
+              <w:t>具备跨仓源码</w:t>
+            </w:r>
+            <w:proofErr w:type="gramEnd"/>
+            <w:r>
+              <w:rPr>
+                <w:rFonts w:ascii="Times New Roman" w:eastAsia="宋体" w:hAnsi="Times New Roman" w:cstheme="minorHAnsi"/>
+                <w:sz w:val="20"/>
+                <w:szCs w:val="20"/>
+              </w:rPr>
+              <w:t>分析、问题最小复现、控制变量实验、自动化测试、</w:t>
             </w:r>
             <w:r>
               <w:rPr>
@@ -4611,17 +5912,6 @@
               </w:rPr>
               <w:t>认证。</w:t>
             </w:r>
-          </w:p>
-          <w:p>
-            <w:pPr>
-              <w:spacing w:line="276" w:lineRule="auto"/>
-              <w:ind w:firstLineChars="250" w:firstLine="500"/>
-              <w:rPr>
-                <w:rFonts w:ascii="Times New Roman" w:eastAsia="宋体" w:hAnsi="Times New Roman" w:cstheme="minorHAnsi"/>
-                <w:sz w:val="20"/>
-                <w:szCs w:val="20"/>
-              </w:rPr>
-            </w:pPr>
           </w:p>
         </w:tc>
       </w:tr>
@@ -4630,7 +5920,7 @@
       <w:pPr>
         <w:spacing w:after="0" w:line="240" w:lineRule="auto"/>
         <w:rPr>
-          <w:rFonts w:cstheme="minorHAnsi" w:hint="eastAsia"/>
+          <w:rFonts w:cstheme="minorHAnsi"/>
         </w:rPr>
       </w:pPr>
     </w:p>
@@ -4645,7 +5935,7 @@
 </file>
 
 <file path=word/endnotes.xml><?xml version="1.0" encoding="utf-8"?>
-<w:endnotes xmlns:wpc="http://schemas.microsoft.com/office/word/2010/wordprocessingCanvas" xmlns:cx="http://schemas.microsoft.com/office/drawing/2014/chartex" xmlns:cx1="http://schemas.microsoft.com/office/drawing/2015/9/8/chartex" xmlns:cx2="http://schemas.microsoft.com/office/drawing/2015/10/21/chartex" xmlns:cx3="http://schemas.microsoft.com/office/drawing/2016/5/9/chartex" xmlns:cx4="http://schemas.microsoft.com/office/drawing/2016/5/10/chartex" xmlns:cx5="http://schemas.microsoft.com/office/drawing/2016/5/11/chartex" xmlns:cx6="http://schemas.microsoft.com/office/drawing/2016/5/12/chartex" xmlns:cx7="http://schemas.microsoft.com/office/drawing/2016/5/13/chartex" xmlns:cx8="http://schemas.microsoft.com/office/drawing/2016/5/14/chartex" xmlns:mc="http://schemas.openxmlformats.org/markup-compatibility/2006" xmlns:m="http://schemas.openxmlformats.org/officeDocument/2006/math" xmlns:aink="http://schemas.microsoft.com/office/drawing/2016/ink" xmlns:am3d="http://schemas.microsoft.com/office/drawing/2017/model3d" xmlns:oel="http://schemas.microsoft.com/office/2019/extlst" xmlns:r="http://schemas.openxmlformats.org/officeDocument/2006/relationships" xmlns:wp14="http://schemas.microsoft.com/office/word/2010/wordprocessingDrawing" xmlns:wp="http://schemas.openxmlformats.org/drawingml/2006/wordprocessingDrawing" xmlns:wpg="http://schemas.microsoft.com/office/word/2010/wordprocessingGroup" xmlns:wpi="http://schemas.microsoft.com/office/word/2010/wordprocessingInk" xmlns:wps="http://schemas.microsoft.com/office/word/2010/wordprocessingShape" xmlns:o="urn:schemas-microsoft-com:office:office" xmlns:v="urn:schemas-microsoft-com:vml" xmlns:w10="urn:schemas-microsoft-com:office:word" xmlns:w="http://schemas.openxmlformats.org/wordprocessingml/2006/main" xmlns:w14="http://schemas.microsoft.com/office/word/2010/wordml" xmlns:w15="http://schemas.microsoft.com/office/word/2012/wordml" xmlns:w16cei="http://schemas.microsoft.com/office/word/2026/wordml/cei" xmlns:w16cex="http://schemas.microsoft.com/office/word/2018/wordml/cex" xmlns:w16cid="http://schemas.microsoft.com/office/word/2016/wordml/cid" xmlns:w16="http://schemas.microsoft.com/office/word/2018/wordml" xmlns:w16sdtdh="http://schemas.microsoft.com/office/word/2020/wordml/sdtdatahash" xmlns:w16sdtfl="http://schemas.microsoft.com/office/word/2024/wordml/sdtformatlock" xmlns:w16se="http://schemas.microsoft.com/office/word/2015/wordml/symex" xmlns:w16du="http://schemas.microsoft.com/office/word/2023/wordml/word16du" xmlns:wne="http://schemas.microsoft.com/office/word/2006/wordml" mc:Ignorable="w14 w15 w16se w16cid w16 w16cex w16sdtdh w16sdtfl w16du wp14">
+<w:endnotes xmlns:wpc="http://schemas.microsoft.com/office/word/2010/wordprocessingCanvas" xmlns:cx="http://schemas.microsoft.com/office/drawing/2014/chartex" xmlns:cx1="http://schemas.microsoft.com/office/drawing/2015/9/8/chartex" xmlns:cx2="http://schemas.microsoft.com/office/drawing/2015/10/21/chartex" xmlns:cx3="http://schemas.microsoft.com/office/drawing/2016/5/9/chartex" xmlns:cx4="http://schemas.microsoft.com/office/drawing/2016/5/10/chartex" xmlns:cx5="http://schemas.microsoft.com/office/drawing/2016/5/11/chartex" xmlns:cx6="http://schemas.microsoft.com/office/drawing/2016/5/12/chartex" xmlns:cx7="http://schemas.microsoft.com/office/drawing/2016/5/13/chartex" xmlns:cx8="http://schemas.microsoft.com/office/drawing/2016/5/14/chartex" xmlns:mc="http://schemas.openxmlformats.org/markup-compatibility/2006" xmlns:aink="http://schemas.microsoft.com/office/drawing/2016/ink" xmlns:am3d="http://schemas.microsoft.com/office/drawing/2017/model3d" xmlns:o="urn:schemas-microsoft-com:office:office" xmlns:oel="http://schemas.microsoft.com/office/2019/extlst" xmlns:r="http://schemas.openxmlformats.org/officeDocument/2006/relationships" xmlns:m="http://schemas.openxmlformats.org/officeDocument/2006/math" xmlns:v="urn:schemas-microsoft-com:vml" xmlns:wp14="http://schemas.microsoft.com/office/word/2010/wordprocessingDrawing" xmlns:wp="http://schemas.openxmlformats.org/drawingml/2006/wordprocessingDrawing" xmlns:w10="urn:schemas-microsoft-com:office:word" xmlns:w="http://schemas.openxmlformats.org/wordprocessingml/2006/main" xmlns:w14="http://schemas.microsoft.com/office/word/2010/wordml" xmlns:w15="http://schemas.microsoft.com/office/word/2012/wordml" xmlns:w16cex="http://schemas.microsoft.com/office/word/2018/wordml/cex" xmlns:w16cid="http://schemas.microsoft.com/office/word/2016/wordml/cid" xmlns:w16="http://schemas.microsoft.com/office/word/2018/wordml" xmlns:w16du="http://schemas.microsoft.com/office/word/2023/wordml/word16du" xmlns:w16sdtdh="http://schemas.microsoft.com/office/word/2020/wordml/sdtdatahash" xmlns:w16sdtfl="http://schemas.microsoft.com/office/word/2024/wordml/sdtformatlock" xmlns:w16se="http://schemas.microsoft.com/office/word/2015/wordml/symex" xmlns:wpg="http://schemas.microsoft.com/office/word/2010/wordprocessingGroup" xmlns:wpi="http://schemas.microsoft.com/office/word/2010/wordprocessingInk" xmlns:wne="http://schemas.microsoft.com/office/word/2006/wordml" xmlns:wps="http://schemas.microsoft.com/office/word/2010/wordprocessingShape" mc:Ignorable="w14 w15 w16se w16cid w16 w16cex w16sdtdh w16sdtfl w16du wp14">
   <w:endnote w:type="separator" w:id="-1">
     <w:p>
       <w:pPr>
@@ -4670,7 +5960,7 @@
 </file>
 
 <file path=word/footnotes.xml><?xml version="1.0" encoding="utf-8"?>
-<w:footnotes xmlns:wpc="http://schemas.microsoft.com/office/word/2010/wordprocessingCanvas" xmlns:cx="http://schemas.microsoft.com/office/drawing/2014/chartex" xmlns:cx1="http://schemas.microsoft.com/office/drawing/2015/9/8/chartex" xmlns:cx2="http://schemas.microsoft.com/office/drawing/2015/10/21/chartex" xmlns:cx3="http://schemas.microsoft.com/office/drawing/2016/5/9/chartex" xmlns:cx4="http://schemas.microsoft.com/office/drawing/2016/5/10/chartex" xmlns:cx5="http://schemas.microsoft.com/office/drawing/2016/5/11/chartex" xmlns:cx6="http://schemas.microsoft.com/office/drawing/2016/5/12/chartex" xmlns:cx7="http://schemas.microsoft.com/office/drawing/2016/5/13/chartex" xmlns:cx8="http://schemas.microsoft.com/office/drawing/2016/5/14/chartex" xmlns:mc="http://schemas.openxmlformats.org/markup-compatibility/2006" xmlns:m="http://schemas.openxmlformats.org/officeDocument/2006/math" xmlns:aink="http://schemas.microsoft.com/office/drawing/2016/ink" xmlns:am3d="http://schemas.microsoft.com/office/drawing/2017/model3d" xmlns:oel="http://schemas.microsoft.com/office/2019/extlst" xmlns:r="http://schemas.openxmlformats.org/officeDocument/2006/relationships" xmlns:wp14="http://schemas.microsoft.com/office/word/2010/wordprocessingDrawing" xmlns:wp="http://schemas.openxmlformats.org/drawingml/2006/wordprocessingDrawing" xmlns:wpg="http://schemas.microsoft.com/office/word/2010/wordprocessingGroup" xmlns:wpi="http://schemas.microsoft.com/office/word/2010/wordprocessingInk" xmlns:wps="http://schemas.microsoft.com/office/word/2010/wordprocessingShape" xmlns:o="urn:schemas-microsoft-com:office:office" xmlns:v="urn:schemas-microsoft-com:vml" xmlns:w10="urn:schemas-microsoft-com:office:word" xmlns:w="http://schemas.openxmlformats.org/wordprocessingml/2006/main" xmlns:w14="http://schemas.microsoft.com/office/word/2010/wordml" xmlns:w15="http://schemas.microsoft.com/office/word/2012/wordml" xmlns:w16cei="http://schemas.microsoft.com/office/word/2026/wordml/cei" xmlns:w16cex="http://schemas.microsoft.com/office/word/2018/wordml/cex" xmlns:w16cid="http://schemas.microsoft.com/office/word/2016/wordml/cid" xmlns:w16="http://schemas.microsoft.com/office/word/2018/wordml" xmlns:w16sdtdh="http://schemas.microsoft.com/office/word/2020/wordml/sdtdatahash" xmlns:w16sdtfl="http://schemas.microsoft.com/office/word/2024/wordml/sdtformatlock" xmlns:w16se="http://schemas.microsoft.com/office/word/2015/wordml/symex" xmlns:w16du="http://schemas.microsoft.com/office/word/2023/wordml/word16du" xmlns:wne="http://schemas.microsoft.com/office/word/2006/wordml" mc:Ignorable="w14 w15 w16se w16cid w16 w16cex w16sdtdh w16sdtfl w16du wp14">
+<w:footnotes xmlns:wpc="http://schemas.microsoft.com/office/word/2010/wordprocessingCanvas" xmlns:cx="http://schemas.microsoft.com/office/drawing/2014/chartex" xmlns:cx1="http://schemas.microsoft.com/office/drawing/2015/9/8/chartex" xmlns:cx2="http://schemas.microsoft.com/office/drawing/2015/10/21/chartex" xmlns:cx3="http://schemas.microsoft.com/office/drawing/2016/5/9/chartex" xmlns:cx4="http://schemas.microsoft.com/office/drawing/2016/5/10/chartex" xmlns:cx5="http://schemas.microsoft.com/office/drawing/2016/5/11/chartex" xmlns:cx6="http://schemas.microsoft.com/office/drawing/2016/5/12/chartex" xmlns:cx7="http://schemas.microsoft.com/office/drawing/2016/5/13/chartex" xmlns:cx8="http://schemas.microsoft.com/office/drawing/2016/5/14/chartex" xmlns:mc="http://schemas.openxmlformats.org/markup-compatibility/2006" xmlns:aink="http://schemas.microsoft.com/office/drawing/2016/ink" xmlns:am3d="http://schemas.microsoft.com/office/drawing/2017/model3d" xmlns:o="urn:schemas-microsoft-com:office:office" xmlns:oel="http://schemas.microsoft.com/office/2019/extlst" xmlns:r="http://schemas.openxmlformats.org/officeDocument/2006/relationships" xmlns:m="http://schemas.openxmlformats.org/officeDocument/2006/math" xmlns:v="urn:schemas-microsoft-com:vml" xmlns:wp14="http://schemas.microsoft.com/office/word/2010/wordprocessingDrawing" xmlns:wp="http://schemas.openxmlformats.org/drawingml/2006/wordprocessingDrawing" xmlns:w10="urn:schemas-microsoft-com:office:word" xmlns:w="http://schemas.openxmlformats.org/wordprocessingml/2006/main" xmlns:w14="http://schemas.microsoft.com/office/word/2010/wordml" xmlns:w15="http://schemas.microsoft.com/office/word/2012/wordml" xmlns:w16cex="http://schemas.microsoft.com/office/word/2018/wordml/cex" xmlns:w16cid="http://schemas.microsoft.com/office/word/2016/wordml/cid" xmlns:w16="http://schemas.microsoft.com/office/word/2018/wordml" xmlns:w16du="http://schemas.microsoft.com/office/word/2023/wordml/word16du" xmlns:w16sdtdh="http://schemas.microsoft.com/office/word/2020/wordml/sdtdatahash" xmlns:w16sdtfl="http://schemas.microsoft.com/office/word/2024/wordml/sdtformatlock" xmlns:w16se="http://schemas.microsoft.com/office/word/2015/wordml/symex" xmlns:wpg="http://schemas.microsoft.com/office/word/2010/wordprocessingGroup" xmlns:wpi="http://schemas.microsoft.com/office/word/2010/wordprocessingInk" xmlns:wne="http://schemas.microsoft.com/office/word/2006/wordml" xmlns:wps="http://schemas.microsoft.com/office/word/2010/wordprocessingShape" mc:Ignorable="w14 w15 w16se w16cid w16 w16cex w16sdtdh w16sdtfl w16du wp14">
   <w:footnote w:type="separator" w:id="-1">
     <w:p>
       <w:pPr>
@@ -4695,7 +5985,7 @@
 </file>
 
 <file path=word/numbering.xml><?xml version="1.0" encoding="utf-8"?>
-<w:numbering xmlns:wpc="http://schemas.microsoft.com/office/word/2010/wordprocessingCanvas" xmlns:cx="http://schemas.microsoft.com/office/drawing/2014/chartex" xmlns:cx1="http://schemas.microsoft.com/office/drawing/2015/9/8/chartex" xmlns:cx2="http://schemas.microsoft.com/office/drawing/2015/10/21/chartex" xmlns:cx3="http://schemas.microsoft.com/office/drawing/2016/5/9/chartex" xmlns:cx4="http://schemas.microsoft.com/office/drawing/2016/5/10/chartex" xmlns:cx5="http://schemas.microsoft.com/office/drawing/2016/5/11/chartex" xmlns:cx6="http://schemas.microsoft.com/office/drawing/2016/5/12/chartex" xmlns:cx7="http://schemas.microsoft.com/office/drawing/2016/5/13/chartex" xmlns:cx8="http://schemas.microsoft.com/office/drawing/2016/5/14/chartex" xmlns:mc="http://schemas.openxmlformats.org/markup-compatibility/2006" xmlns:m="http://schemas.openxmlformats.org/officeDocument/2006/math" xmlns:aink="http://schemas.microsoft.com/office/drawing/2016/ink" xmlns:am3d="http://schemas.microsoft.com/office/drawing/2017/model3d" xmlns:oel="http://schemas.microsoft.com/office/2019/extlst" xmlns:r="http://schemas.openxmlformats.org/officeDocument/2006/relationships" xmlns:wp14="http://schemas.microsoft.com/office/word/2010/wordprocessingDrawing" xmlns:wp="http://schemas.openxmlformats.org/drawingml/2006/wordprocessingDrawing" xmlns:wpg="http://schemas.microsoft.com/office/word/2010/wordprocessingGroup" xmlns:wpi="http://schemas.microsoft.com/office/word/2010/wordprocessingInk" xmlns:wps="http://schemas.microsoft.com/office/word/2010/wordprocessingShape" xmlns:o="urn:schemas-microsoft-com:office:office" xmlns:v="urn:schemas-microsoft-com:vml" xmlns:w10="urn:schemas-microsoft-com:office:word" xmlns:w="http://schemas.openxmlformats.org/wordprocessingml/2006/main" xmlns:w14="http://schemas.microsoft.com/office/word/2010/wordml" xmlns:w15="http://schemas.microsoft.com/office/word/2012/wordml" xmlns:w16cei="http://schemas.microsoft.com/office/word/2026/wordml/cei" xmlns:w16cex="http://schemas.microsoft.com/office/word/2018/wordml/cex" xmlns:w16cid="http://schemas.microsoft.com/office/word/2016/wordml/cid" xmlns:w16="http://schemas.microsoft.com/office/word/2018/wordml" xmlns:w16sdtdh="http://schemas.microsoft.com/office/word/2020/wordml/sdtdatahash" xmlns:w16sdtfl="http://schemas.microsoft.com/office/word/2024/wordml/sdtformatlock" xmlns:w16se="http://schemas.microsoft.com/office/word/2015/wordml/symex" xmlns:w16du="http://schemas.microsoft.com/office/word/2023/wordml/word16du" xmlns:wne="http://schemas.microsoft.com/office/word/2006/wordml" mc:Ignorable="w14 w15 w16se w16cid w16 w16cex w16sdtdh w16sdtfl w16du wp14">
+<w:numbering xmlns:wpc="http://schemas.microsoft.com/office/word/2010/wordprocessingCanvas" xmlns:cx="http://schemas.microsoft.com/office/drawing/2014/chartex" xmlns:cx1="http://schemas.microsoft.com/office/drawing/2015/9/8/chartex" xmlns:cx2="http://schemas.microsoft.com/office/drawing/2015/10/21/chartex" xmlns:cx3="http://schemas.microsoft.com/office/drawing/2016/5/9/chartex" xmlns:cx4="http://schemas.microsoft.com/office/drawing/2016/5/10/chartex" xmlns:cx5="http://schemas.microsoft.com/office/drawing/2016/5/11/chartex" xmlns:cx6="http://schemas.microsoft.com/office/drawing/2016/5/12/chartex" xmlns:cx7="http://schemas.microsoft.com/office/drawing/2016/5/13/chartex" xmlns:cx8="http://schemas.microsoft.com/office/drawing/2016/5/14/chartex" xmlns:mc="http://schemas.openxmlformats.org/markup-compatibility/2006" xmlns:aink="http://schemas.microsoft.com/office/drawing/2016/ink" xmlns:am3d="http://schemas.microsoft.com/office/drawing/2017/model3d" xmlns:o="urn:schemas-microsoft-com:office:office" xmlns:oel="http://schemas.microsoft.com/office/2019/extlst" xmlns:r="http://schemas.openxmlformats.org/officeDocument/2006/relationships" xmlns:m="http://schemas.openxmlformats.org/officeDocument/2006/math" xmlns:v="urn:schemas-microsoft-com:vml" xmlns:wp14="http://schemas.microsoft.com/office/word/2010/wordprocessingDrawing" xmlns:wp="http://schemas.openxmlformats.org/drawingml/2006/wordprocessingDrawing" xmlns:w10="urn:schemas-microsoft-com:office:word" xmlns:w="http://schemas.openxmlformats.org/wordprocessingml/2006/main" xmlns:w14="http://schemas.microsoft.com/office/word/2010/wordml" xmlns:w15="http://schemas.microsoft.com/office/word/2012/wordml" xmlns:w16cex="http://schemas.microsoft.com/office/word/2018/wordml/cex" xmlns:w16cid="http://schemas.microsoft.com/office/word/2016/wordml/cid" xmlns:w16="http://schemas.microsoft.com/office/word/2018/wordml" xmlns:w16du="http://schemas.microsoft.com/office/word/2023/wordml/word16du" xmlns:w16sdtdh="http://schemas.microsoft.com/office/word/2020/wordml/sdtdatahash" xmlns:w16sdtfl="http://schemas.microsoft.com/office/word/2024/wordml/sdtformatlock" xmlns:w16se="http://schemas.microsoft.com/office/word/2015/wordml/symex" xmlns:wpg="http://schemas.microsoft.com/office/word/2010/wordprocessingGroup" xmlns:wpi="http://schemas.microsoft.com/office/word/2010/wordprocessingInk" xmlns:wne="http://schemas.microsoft.com/office/word/2006/wordml" xmlns:wps="http://schemas.microsoft.com/office/word/2010/wordprocessingShape" mc:Ignorable="w14 w15 w16se w16cid w16 w16cex w16sdtdh w16sdtfl w16du wp14">
   <w:abstractNum w:abstractNumId="0" w15:restartNumberingAfterBreak="0">
     <w:nsid w:val="FFFFFF89"/>
     <w:multiLevelType w:val="singleLevel"/>
@@ -4730,7 +6020,7 @@
         <w:ind w:left="440" w:hanging="440"/>
       </w:pPr>
       <w:rPr>
-        <w:rFonts w:ascii="DengXian" w:eastAsia="DengXian" w:hAnsi="DengXian" w:cstheme="minorBidi" w:hint="eastAsia"/>
+        <w:rFonts w:ascii="等线" w:eastAsia="等线" w:hAnsi="等线" w:cstheme="minorBidi" w:hint="eastAsia"/>
       </w:rPr>
     </w:lvl>
     <w:lvl w:ilvl="1" w:tplc="04090003" w:tentative="1">
@@ -5182,7 +6472,7 @@
         <w:ind w:left="360" w:hanging="360"/>
       </w:pPr>
       <w:rPr>
-        <w:rFonts w:ascii="DengXian" w:eastAsia="DengXian" w:hAnsi="DengXian" w:cstheme="minorBidi" w:hint="eastAsia"/>
+        <w:rFonts w:ascii="等线" w:eastAsia="等线" w:hAnsi="等线" w:cstheme="minorBidi" w:hint="eastAsia"/>
       </w:rPr>
     </w:lvl>
     <w:lvl w:ilvl="1" w:tplc="04090003" w:tentative="1">
@@ -5295,7 +6585,7 @@
         <w:ind w:left="360" w:hanging="360"/>
       </w:pPr>
       <w:rPr>
-        <w:rFonts w:ascii="DengXian" w:eastAsia="DengXian" w:hAnsi="DengXian" w:cstheme="minorBidi" w:hint="eastAsia"/>
+        <w:rFonts w:ascii="等线" w:eastAsia="等线" w:hAnsi="等线" w:cstheme="minorBidi" w:hint="eastAsia"/>
       </w:rPr>
     </w:lvl>
     <w:lvl w:ilvl="1" w:tplc="04090003" w:tentative="1">
@@ -5408,7 +6698,7 @@
         <w:ind w:left="610" w:hanging="440"/>
       </w:pPr>
       <w:rPr>
-        <w:rFonts w:ascii="DengXian" w:eastAsia="DengXian" w:hAnsi="DengXian" w:cstheme="minorBidi" w:hint="eastAsia"/>
+        <w:rFonts w:ascii="等线" w:eastAsia="等线" w:hAnsi="等线" w:cstheme="minorBidi" w:hint="eastAsia"/>
       </w:rPr>
     </w:lvl>
     <w:lvl w:ilvl="1" w:tplc="04090003" w:tentative="1">
@@ -5634,7 +6924,7 @@
         <w:ind w:left="720" w:hanging="360"/>
       </w:pPr>
       <w:rPr>
-        <w:rFonts w:ascii="DengXian" w:eastAsia="DengXian" w:hAnsi="DengXian" w:cstheme="minorBidi" w:hint="eastAsia"/>
+        <w:rFonts w:ascii="等线" w:eastAsia="等线" w:hAnsi="等线" w:cstheme="minorBidi" w:hint="eastAsia"/>
       </w:rPr>
     </w:lvl>
     <w:lvl w:ilvl="1" w:tplc="04090003" w:tentative="1">
@@ -5747,7 +7037,7 @@
         <w:ind w:left="440" w:hanging="440"/>
       </w:pPr>
       <w:rPr>
-        <w:rFonts w:ascii="DengXian" w:eastAsia="DengXian" w:hAnsi="DengXian" w:cstheme="minorBidi" w:hint="eastAsia"/>
+        <w:rFonts w:ascii="等线" w:eastAsia="等线" w:hAnsi="等线" w:cstheme="minorBidi" w:hint="eastAsia"/>
       </w:rPr>
     </w:lvl>
     <w:lvl w:ilvl="1" w:tplc="04090003">
@@ -6012,7 +7302,7 @@
 </file>
 
 <file path=word/styles.xml><?xml version="1.0" encoding="utf-8"?>
-<w:styles xmlns:mc="http://schemas.openxmlformats.org/markup-compatibility/2006" xmlns:r="http://schemas.openxmlformats.org/officeDocument/2006/relationships" xmlns:w="http://schemas.openxmlformats.org/wordprocessingml/2006/main" xmlns:w14="http://schemas.microsoft.com/office/word/2010/wordml" xmlns:w15="http://schemas.microsoft.com/office/word/2012/wordml" xmlns:w16cex="http://schemas.microsoft.com/office/word/2018/wordml/cex" xmlns:w16cid="http://schemas.microsoft.com/office/word/2016/wordml/cid" xmlns:w16="http://schemas.microsoft.com/office/word/2018/wordml" xmlns:w16sdtdh="http://schemas.microsoft.com/office/word/2020/wordml/sdtdatahash" xmlns:w16sdtfl="http://schemas.microsoft.com/office/word/2024/wordml/sdtformatlock" xmlns:w16se="http://schemas.microsoft.com/office/word/2015/wordml/symex" xmlns:w16du="http://schemas.microsoft.com/office/word/2023/wordml/word16du" mc:Ignorable="w14 w15 w16se w16cid w16 w16cex w16sdtdh w16sdtfl w16du">
+<w:styles xmlns:mc="http://schemas.openxmlformats.org/markup-compatibility/2006" xmlns:r="http://schemas.openxmlformats.org/officeDocument/2006/relationships" xmlns:w="http://schemas.openxmlformats.org/wordprocessingml/2006/main" xmlns:w14="http://schemas.microsoft.com/office/word/2010/wordml" xmlns:w15="http://schemas.microsoft.com/office/word/2012/wordml" xmlns:w16cex="http://schemas.microsoft.com/office/word/2018/wordml/cex" xmlns:w16cid="http://schemas.microsoft.com/office/word/2016/wordml/cid" xmlns:w16="http://schemas.microsoft.com/office/word/2018/wordml" xmlns:w16du="http://schemas.microsoft.com/office/word/2023/wordml/word16du" xmlns:w16sdtdh="http://schemas.microsoft.com/office/word/2020/wordml/sdtdatahash" xmlns:w16sdtfl="http://schemas.microsoft.com/office/word/2024/wordml/sdtformatlock" xmlns:w16se="http://schemas.microsoft.com/office/word/2015/wordml/symex" mc:Ignorable="w14 w15 w16se w16cid w16 w16cex w16sdtdh w16sdtfl w16du">
   <w:docDefaults>
     <w:rPrDefault>
       <w:rPr>

--- a/doc/冯浩然_AiInfra香港中文大学_15024999885.docx
+++ b/doc/冯浩然_AiInfra香港中文大学_15024999885.docx
@@ -65,7 +65,7 @@
                   <wp:extent cx="705359" cy="724042"/>
                   <wp:effectExtent l="0" t="0" r="0" b="0"/>
                   <wp:wrapNone/>
-                  <wp:docPr id="1975021559" name="图片 1" descr="人穿着衬衫&#10;&#10;AI 生成的内容可能不正确。"/>
+                  <wp:docPr id="1975021559" name="图片 1" descr="人穿着衬衫  AI 生成的内容可能不正确。"/>
                   <wp:cNvGraphicFramePr>
                     <a:graphicFrameLocks xmlns:a="http://schemas.openxmlformats.org/drawingml/2006/main" noChangeAspect="1"/>
                   </wp:cNvGraphicFramePr>
@@ -73,7 +73,7 @@
                     <a:graphicData uri="http://schemas.openxmlformats.org/drawingml/2006/picture">
                       <pic:pic xmlns:pic="http://schemas.openxmlformats.org/drawingml/2006/picture">
                         <pic:nvPicPr>
-                          <pic:cNvPr id="1975021559" name="图片 1" descr="人穿着衬衫&#10;&#10;AI 生成的内容可能不正确。"/>
+                          <pic:cNvPr id="1975021559" name="图片 1" descr="人穿着衬衫  AI 生成的内容可能不正确。"/>
                           <pic:cNvPicPr/>
                         </pic:nvPicPr>
                         <pic:blipFill>
@@ -1754,6 +1754,150 @@
             <w:pPr>
               <w:pStyle w:val="a5"/>
             </w:pPr>
+          </w:p>
+          <w:p>
+            <w:pPr>
+              <w:pStyle w:val="a"/>
+              <w:tabs>
+                <w:tab w:val="num" w:pos="360"/>
+              </w:tabs>
+              <w:spacing w:after="40" w:line="264" w:lineRule="auto"/>
+              <w:ind w:left="351" w:hanging="181"/>
+            </w:pPr>
+            <w:r>
+              <w:rPr>
+                <w:b/>
+                <w:bCs/>
+              </w:rPr>
+              <w:t>H200 确定性 Router GEMM 优化：</w:t>
+            </w:r>
+            <w:r>
+              <w:rPr>
+                <w:rFonts w:hint="eastAsia"/>
+                <w:color w:val="auto"/>
+                <w:lang w:eastAsia="zh-CN"/>
+              </w:rPr>
+              <w:t xml:space="preserve">针对 vLLM Batch-Invariant 模式下 fixed 128×128×64 persistent tile 在 decode 小 M 场景的大量无效计算，完成 Triton full-K 与 DeepGEMM SM90 BF16 两条确定性路径的设计、接入及 Kernel—CUDA Graph—整模型分层验证；在 BF16 [M,2048]×[2048,128]、M=1/2/4/8/12 上，Triton full-K 较 current BI 加速 </w:t>
+            </w:r>
+            <w:r>
+              <w:rPr>
+                <w:b/>
+                <w:bCs/>
+                <w:color w:val="auto"/>
+                <w:lang w:eastAsia="zh-CN"/>
+              </w:rPr>
+              <w:t>1.99–2.15×</w:t>
+            </w:r>
+            <w:r>
+              <w:rPr>
+                <w:rFonts w:hint="eastAsia"/>
+                <w:color w:val="auto"/>
+                <w:lang w:eastAsia="zh-CN"/>
+              </w:rPr>
+              <w:t xml:space="preserve">，DeepGEMM Graph p50 由 13.79–14.94μs 降至 4.74–4.86μs，加速 </w:t>
+            </w:r>
+            <w:r>
+              <w:rPr>
+                <w:b/>
+                <w:bCs/>
+                <w:color w:val="auto"/>
+                <w:lang w:eastAsia="zh-CN"/>
+              </w:rPr>
+              <w:t>2.84–3.15×</w:t>
+            </w:r>
+            <w:r>
+              <w:rPr>
+                <w:rFonts w:hint="eastAsia"/>
+                <w:color w:val="auto"/>
+                <w:lang w:eastAsia="zh-CN"/>
+              </w:rPr>
+              <w:t>；目标模型 20 个场景中，48 层 Router GEMM 中位耗时由 789.23 降至 210.01μs/step（</w:t>
+            </w:r>
+            <w:r>
+              <w:rPr>
+                <w:b/>
+                <w:bCs/>
+                <w:color w:val="auto"/>
+                <w:lang w:eastAsia="zh-CN"/>
+              </w:rPr>
+              <w:t>-73.39%</w:t>
+            </w:r>
+            <w:r>
+              <w:rPr>
+                <w:rFonts w:hint="eastAsia"/>
+                <w:color w:val="auto"/>
+                <w:lang w:eastAsia="zh-CN"/>
+              </w:rPr>
+              <w:t xml:space="preserve">），整步 GPU busy 中位降低 </w:t>
+            </w:r>
+            <w:r>
+              <w:rPr>
+                <w:b/>
+                <w:bCs/>
+                <w:color w:val="auto"/>
+                <w:lang w:eastAsia="zh-CN"/>
+              </w:rPr>
+              <w:t>6.16%</w:t>
+            </w:r>
+            <w:r>
+              <w:rPr>
+                <w:rFonts w:hint="eastAsia"/>
+                <w:color w:val="auto"/>
+                <w:lang w:eastAsia="zh-CN"/>
+              </w:rPr>
+              <w:t xml:space="preserve">，kernel </w:t>
+            </w:r>
+            <w:r>
+              <w:rPr>
+                <w:b/>
+                <w:bCs/>
+                <w:color w:val="auto"/>
+                <w:lang w:eastAsia="zh-CN"/>
+              </w:rPr>
+              <w:t>135/135</w:t>
+            </w:r>
+            <w:r>
+              <w:rPr>
+                <w:rFonts w:hint="eastAsia"/>
+                <w:color w:val="auto"/>
+                <w:lang w:eastAsia="zh-CN"/>
+              </w:rPr>
+              <w:t xml:space="preserve">、全模型 </w:t>
+            </w:r>
+            <w:r>
+              <w:rPr>
+                <w:b/>
+                <w:bCs/>
+                <w:color w:val="auto"/>
+                <w:lang w:eastAsia="zh-CN"/>
+              </w:rPr>
+              <w:t>20/20</w:t>
+            </w:r>
+            <w:r>
+              <w:rPr>
+                <w:rFonts w:hint="eastAsia"/>
+                <w:color w:val="auto"/>
+                <w:lang w:eastAsia="zh-CN"/>
+              </w:rPr>
+              <w:t xml:space="preserve"> 逐位一致；最终收敛为 </w:t>
+            </w:r>
+            <w:r>
+              <w:rPr>
+                <w:b/>
+                <w:bCs/>
+                <w:color w:val="auto"/>
+                <w:lang w:eastAsia="zh-CN"/>
+              </w:rPr>
+              <w:t>DeepGEMM 主路径 → Triton full-K 低依赖 fallback → persistent 全覆盖 fallback</w:t>
+            </w:r>
+            <w:r>
+              <w:rPr>
+                <w:rFonts w:hint="eastAsia"/>
+                <w:color w:val="auto"/>
+                <w:lang w:eastAsia="zh-CN"/>
+              </w:rPr>
+              <w:t xml:space="preserve"> 的三级后端方案，其中 M&gt;2048 及未覆盖配置回退 persistent。</w:t>
+            </w:r>
           </w:p>
           <w:p>
             <w:pPr>

--- a/doc/冯浩然_AiInfra香港中文大学_15024999885.docx
+++ b/doc/冯浩然_AiInfra香港中文大学_15024999885.docx
@@ -1769,20 +1769,309 @@
                 <w:b/>
                 <w:bCs/>
               </w:rPr>
-              <w:t>H200 确定性 Router GEMM 优化：</w:t>
-            </w:r>
-            <w:r>
-              <w:rPr>
-                <w:rFonts w:hint="eastAsia"/>
-                <w:color w:val="auto"/>
-                <w:lang w:eastAsia="zh-CN"/>
-              </w:rPr>
-              <w:t xml:space="preserve">针对 vLLM Batch-Invariant 模式下 fixed 128×128×64 persistent tile 在 decode 小 M 场景的大量无效计算，完成 Triton full-K 与 DeepGEMM SM90 BF16 两条确定性路径的设计、接入及 Kernel—CUDA Graph—整模型分层验证；在 BF16 [M,2048]×[2048,128]、M=1/2/4/8/12 上，Triton full-K 较 current BI 加速 </w:t>
+              <w:t xml:space="preserve">H200 </w:t>
             </w:r>
             <w:r>
               <w:rPr>
                 <w:b/>
                 <w:bCs/>
+              </w:rPr>
+              <w:t>确定性</w:t>
+            </w:r>
+            <w:r>
+              <w:rPr>
+                <w:b/>
+                <w:bCs/>
+              </w:rPr>
+              <w:t xml:space="preserve"> Router GEMM </w:t>
+            </w:r>
+            <w:r>
+              <w:rPr>
+                <w:b/>
+                <w:bCs/>
+              </w:rPr>
+              <w:t>优化：</w:t>
+            </w:r>
+            <w:r>
+              <w:rPr>
+                <w:rFonts w:hint="eastAsia"/>
+                <w:color w:val="auto"/>
+                <w:lang w:eastAsia="zh-CN"/>
+              </w:rPr>
+              <w:t>针对</w:t>
+            </w:r>
+            <w:r>
+              <w:rPr>
+                <w:rFonts w:hint="eastAsia"/>
+                <w:color w:val="auto"/>
+                <w:lang w:eastAsia="zh-CN"/>
+              </w:rPr>
+              <w:t xml:space="preserve"> vLLM Batch-Invariant </w:t>
+            </w:r>
+            <w:r>
+              <w:rPr>
+                <w:rFonts w:hint="eastAsia"/>
+                <w:color w:val="auto"/>
+                <w:lang w:eastAsia="zh-CN"/>
+              </w:rPr>
+              <w:t>模式下</w:t>
+            </w:r>
+            <w:r>
+              <w:rPr>
+                <w:rFonts w:hint="eastAsia"/>
+                <w:color w:val="auto"/>
+                <w:lang w:eastAsia="zh-CN"/>
+              </w:rPr>
+              <w:t xml:space="preserve"> fixed </w:t>
+            </w:r>
+            <w:proofErr w:type="gramStart"/>
+            <w:r>
+              <w:rPr>
+                <w:rFonts w:hint="eastAsia"/>
+                <w:color w:val="auto"/>
+                <w:lang w:eastAsia="zh-CN"/>
+              </w:rPr>
+              <w:t>128</w:t>
+            </w:r>
+            <w:r>
+              <w:rPr>
+                <w:rFonts w:hint="eastAsia"/>
+                <w:color w:val="auto"/>
+                <w:lang w:eastAsia="zh-CN"/>
+              </w:rPr>
+              <w:t>×</w:t>
+            </w:r>
+            <w:r>
+              <w:rPr>
+                <w:rFonts w:hint="eastAsia"/>
+                <w:color w:val="auto"/>
+                <w:lang w:eastAsia="zh-CN"/>
+              </w:rPr>
+              <w:t>128</w:t>
+            </w:r>
+            <w:r>
+              <w:rPr>
+                <w:rFonts w:hint="eastAsia"/>
+                <w:color w:val="auto"/>
+                <w:lang w:eastAsia="zh-CN"/>
+              </w:rPr>
+              <w:t>×</w:t>
+            </w:r>
+            <w:proofErr w:type="gramEnd"/>
+            <w:r>
+              <w:rPr>
+                <w:rFonts w:hint="eastAsia"/>
+                <w:color w:val="auto"/>
+                <w:lang w:eastAsia="zh-CN"/>
+              </w:rPr>
+              <w:t xml:space="preserve">64 persistent tile </w:t>
+            </w:r>
+            <w:r>
+              <w:rPr>
+                <w:rFonts w:hint="eastAsia"/>
+                <w:color w:val="auto"/>
+                <w:lang w:eastAsia="zh-CN"/>
+              </w:rPr>
+              <w:t>在</w:t>
+            </w:r>
+            <w:r>
+              <w:rPr>
+                <w:rFonts w:hint="eastAsia"/>
+                <w:color w:val="auto"/>
+                <w:lang w:eastAsia="zh-CN"/>
+              </w:rPr>
+              <w:t xml:space="preserve"> decode </w:t>
+            </w:r>
+            <w:r>
+              <w:rPr>
+                <w:rFonts w:hint="eastAsia"/>
+                <w:color w:val="auto"/>
+                <w:lang w:eastAsia="zh-CN"/>
+              </w:rPr>
+              <w:t>小</w:t>
+            </w:r>
+            <w:r>
+              <w:rPr>
+                <w:rFonts w:hint="eastAsia"/>
+                <w:color w:val="auto"/>
+                <w:lang w:eastAsia="zh-CN"/>
+              </w:rPr>
+              <w:t xml:space="preserve"> M </w:t>
+            </w:r>
+            <w:r>
+              <w:rPr>
+                <w:rFonts w:hint="eastAsia"/>
+                <w:color w:val="auto"/>
+                <w:lang w:eastAsia="zh-CN"/>
+              </w:rPr>
+              <w:t>场景的大量无效计算，完成</w:t>
+            </w:r>
+            <w:r>
+              <w:rPr>
+                <w:rFonts w:hint="eastAsia"/>
+                <w:color w:val="auto"/>
+                <w:lang w:eastAsia="zh-CN"/>
+              </w:rPr>
+              <w:t xml:space="preserve"> Triton full-K </w:t>
+            </w:r>
+            <w:r>
+              <w:rPr>
+                <w:rFonts w:hint="eastAsia"/>
+                <w:color w:val="auto"/>
+                <w:lang w:eastAsia="zh-CN"/>
+              </w:rPr>
+              <w:t>与</w:t>
+            </w:r>
+            <w:r>
+              <w:rPr>
+                <w:rFonts w:hint="eastAsia"/>
+                <w:color w:val="auto"/>
+                <w:lang w:eastAsia="zh-CN"/>
+              </w:rPr>
+              <w:t xml:space="preserve"> DeepGEMM SM90 BF16 </w:t>
+            </w:r>
+            <w:r>
+              <w:rPr>
+                <w:rFonts w:hint="eastAsia"/>
+                <w:color w:val="auto"/>
+                <w:lang w:eastAsia="zh-CN"/>
+              </w:rPr>
+              <w:t>两条确定性路径的设计、接入及</w:t>
+            </w:r>
+            <w:r>
+              <w:rPr>
+                <w:rFonts w:hint="eastAsia"/>
+                <w:color w:val="auto"/>
+                <w:lang w:eastAsia="zh-CN"/>
+              </w:rPr>
+              <w:t xml:space="preserve"> Kernel</w:t>
+            </w:r>
+            <w:r>
+              <w:rPr>
+                <w:rFonts w:hint="eastAsia"/>
+                <w:color w:val="auto"/>
+                <w:lang w:eastAsia="zh-CN"/>
+              </w:rPr>
+              <w:t>—</w:t>
+            </w:r>
+            <w:r>
+              <w:rPr>
+                <w:rFonts w:hint="eastAsia"/>
+                <w:color w:val="auto"/>
+                <w:lang w:eastAsia="zh-CN"/>
+              </w:rPr>
+              <w:t>CUDA Graph</w:t>
+            </w:r>
+            <w:proofErr w:type="gramStart"/>
+            <w:r>
+              <w:rPr>
+                <w:rFonts w:hint="eastAsia"/>
+                <w:color w:val="auto"/>
+                <w:lang w:eastAsia="zh-CN"/>
+              </w:rPr>
+              <w:t>—整模型</w:t>
+            </w:r>
+            <w:proofErr w:type="gramEnd"/>
+            <w:r>
+              <w:rPr>
+                <w:rFonts w:hint="eastAsia"/>
+                <w:color w:val="auto"/>
+                <w:lang w:eastAsia="zh-CN"/>
+              </w:rPr>
+              <w:t>分层验证；在</w:t>
+            </w:r>
+            <w:r>
+              <w:rPr>
+                <w:rFonts w:hint="eastAsia"/>
+                <w:color w:val="auto"/>
+                <w:lang w:eastAsia="zh-CN"/>
+              </w:rPr>
+              <w:t xml:space="preserve"> BF16 [M,2048]</w:t>
+            </w:r>
+            <w:r>
+              <w:rPr>
+                <w:rFonts w:hint="eastAsia"/>
+                <w:color w:val="auto"/>
+                <w:lang w:eastAsia="zh-CN"/>
+              </w:rPr>
+              <w:t>×</w:t>
+            </w:r>
+            <w:r>
+              <w:rPr>
+                <w:rFonts w:hint="eastAsia"/>
+                <w:color w:val="auto"/>
+                <w:lang w:eastAsia="zh-CN"/>
+              </w:rPr>
+              <w:t>[2048,128]</w:t>
+            </w:r>
+            <w:r>
+              <w:rPr>
+                <w:rFonts w:hint="eastAsia"/>
+                <w:color w:val="auto"/>
+                <w:lang w:eastAsia="zh-CN"/>
+              </w:rPr>
+              <w:t>、</w:t>
+            </w:r>
+            <w:r>
+              <w:rPr>
+                <w:rFonts w:hint="eastAsia"/>
+                <w:color w:val="auto"/>
+                <w:lang w:eastAsia="zh-CN"/>
+              </w:rPr>
+              <w:t xml:space="preserve">M=1/2/4/8/12 </w:t>
+            </w:r>
+            <w:r>
+              <w:rPr>
+                <w:rFonts w:hint="eastAsia"/>
+                <w:color w:val="auto"/>
+                <w:lang w:eastAsia="zh-CN"/>
+              </w:rPr>
+              <w:t>上，</w:t>
+            </w:r>
+            <w:r>
+              <w:rPr>
+                <w:rFonts w:hint="eastAsia"/>
+                <w:color w:val="auto"/>
+                <w:lang w:eastAsia="zh-CN"/>
+              </w:rPr>
+              <w:t xml:space="preserve">Triton full-K </w:t>
+            </w:r>
+            <w:r>
+              <w:rPr>
+                <w:rFonts w:hint="eastAsia"/>
+                <w:color w:val="auto"/>
+                <w:lang w:eastAsia="zh-CN"/>
+              </w:rPr>
+              <w:t>较</w:t>
+            </w:r>
+            <w:r>
+              <w:rPr>
+                <w:rFonts w:hint="eastAsia"/>
+                <w:color w:val="auto"/>
+                <w:lang w:eastAsia="zh-CN"/>
+              </w:rPr>
+              <w:t xml:space="preserve"> current BI </w:t>
+            </w:r>
+            <w:r>
+              <w:rPr>
+                <w:rFonts w:hint="eastAsia"/>
+                <w:color w:val="auto"/>
+                <w:lang w:eastAsia="zh-CN"/>
+              </w:rPr>
+              <w:t>加速</w:t>
+            </w:r>
+            <w:r>
+              <w:rPr>
+                <w:rFonts w:hint="eastAsia"/>
+                <w:color w:val="auto"/>
+                <w:lang w:eastAsia="zh-CN"/>
+              </w:rPr>
+              <w:t xml:space="preserve"> </w:t>
+            </w:r>
+            <w:r>
+              <w:rPr>
+                <w:b/>
+                <w:bCs/>
                 <w:color w:val="auto"/>
                 <w:lang w:eastAsia="zh-CN"/>
               </w:rPr>
@@ -1794,7 +2083,127 @@
                 <w:color w:val="auto"/>
                 <w:lang w:eastAsia="zh-CN"/>
               </w:rPr>
-              <w:t xml:space="preserve">，DeepGEMM Graph p50 由 13.79–14.94μs 降至 4.74–4.86μs，加速 </w:t>
+              <w:t>，</w:t>
+            </w:r>
+            <w:r>
+              <w:rPr>
+                <w:rFonts w:hint="eastAsia"/>
+                <w:color w:val="auto"/>
+                <w:lang w:eastAsia="zh-CN"/>
+              </w:rPr>
+              <w:t xml:space="preserve">DeepGEMM Graph p50 </w:t>
+            </w:r>
+            <w:r>
+              <w:rPr>
+                <w:rFonts w:hint="eastAsia"/>
+                <w:color w:val="auto"/>
+                <w:lang w:eastAsia="zh-CN"/>
+              </w:rPr>
+              <w:t>由</w:t>
+            </w:r>
+            <w:r>
+              <w:rPr>
+                <w:rFonts w:hint="eastAsia"/>
+                <w:color w:val="auto"/>
+                <w:lang w:eastAsia="zh-CN"/>
+              </w:rPr>
+              <w:t xml:space="preserve"> 13.79</w:t>
+            </w:r>
+            <w:r>
+              <w:rPr>
+                <w:rFonts w:hint="eastAsia"/>
+                <w:color w:val="auto"/>
+                <w:lang w:eastAsia="zh-CN"/>
+              </w:rPr>
+              <w:t>–</w:t>
+            </w:r>
+            <w:r>
+              <w:rPr>
+                <w:rFonts w:hint="eastAsia"/>
+                <w:color w:val="auto"/>
+                <w:lang w:eastAsia="zh-CN"/>
+              </w:rPr>
+              <w:t>14.94</w:t>
+            </w:r>
+            <w:r>
+              <w:rPr>
+                <w:rFonts w:hint="eastAsia"/>
+                <w:color w:val="auto"/>
+                <w:lang w:eastAsia="zh-CN"/>
+              </w:rPr>
+              <w:t>μ</w:t>
+            </w:r>
+            <w:r>
+              <w:rPr>
+                <w:rFonts w:hint="eastAsia"/>
+                <w:color w:val="auto"/>
+                <w:lang w:eastAsia="zh-CN"/>
+              </w:rPr>
+              <w:t xml:space="preserve">s </w:t>
+            </w:r>
+            <w:r>
+              <w:rPr>
+                <w:rFonts w:hint="eastAsia"/>
+                <w:color w:val="auto"/>
+                <w:lang w:eastAsia="zh-CN"/>
+              </w:rPr>
+              <w:t>降至</w:t>
+            </w:r>
+            <w:r>
+              <w:rPr>
+                <w:rFonts w:hint="eastAsia"/>
+                <w:color w:val="auto"/>
+                <w:lang w:eastAsia="zh-CN"/>
+              </w:rPr>
+              <w:t xml:space="preserve"> 4.74</w:t>
+            </w:r>
+            <w:r>
+              <w:rPr>
+                <w:rFonts w:hint="eastAsia"/>
+                <w:color w:val="auto"/>
+                <w:lang w:eastAsia="zh-CN"/>
+              </w:rPr>
+              <w:t>–</w:t>
+            </w:r>
+            <w:r>
+              <w:rPr>
+                <w:rFonts w:hint="eastAsia"/>
+                <w:color w:val="auto"/>
+                <w:lang w:eastAsia="zh-CN"/>
+              </w:rPr>
+              <w:t>4.86</w:t>
+            </w:r>
+            <w:r>
+              <w:rPr>
+                <w:rFonts w:hint="eastAsia"/>
+                <w:color w:val="auto"/>
+                <w:lang w:eastAsia="zh-CN"/>
+              </w:rPr>
+              <w:t>μ</w:t>
+            </w:r>
+            <w:r>
+              <w:rPr>
+                <w:rFonts w:hint="eastAsia"/>
+                <w:color w:val="auto"/>
+                <w:lang w:eastAsia="zh-CN"/>
+              </w:rPr>
+              <w:t>s</w:t>
+            </w:r>
+            <w:r>
+              <w:rPr>
+                <w:rFonts w:hint="eastAsia"/>
+                <w:color w:val="auto"/>
+                <w:lang w:eastAsia="zh-CN"/>
+              </w:rPr>
+              <w:t>，加速</w:t>
+            </w:r>
+            <w:r>
+              <w:rPr>
+                <w:rFonts w:hint="eastAsia"/>
+                <w:color w:val="auto"/>
+                <w:lang w:eastAsia="zh-CN"/>
+              </w:rPr>
+              <w:t xml:space="preserve"> </w:t>
             </w:r>
             <w:r>
               <w:rPr>
@@ -1811,7 +2220,113 @@
                 <w:color w:val="auto"/>
                 <w:lang w:eastAsia="zh-CN"/>
               </w:rPr>
-              <w:t>；目标模型 20 个场景中，48 层 Router GEMM 中位耗时由 789.23 降至 210.01μs/step（</w:t>
+              <w:t>；目标模型</w:t>
+            </w:r>
+            <w:r>
+              <w:rPr>
+                <w:rFonts w:hint="eastAsia"/>
+                <w:color w:val="auto"/>
+                <w:lang w:eastAsia="zh-CN"/>
+              </w:rPr>
+              <w:t xml:space="preserve"> 20 </w:t>
+            </w:r>
+            <w:proofErr w:type="gramStart"/>
+            <w:r>
+              <w:rPr>
+                <w:rFonts w:hint="eastAsia"/>
+                <w:color w:val="auto"/>
+                <w:lang w:eastAsia="zh-CN"/>
+              </w:rPr>
+              <w:t>个</w:t>
+            </w:r>
+            <w:proofErr w:type="gramEnd"/>
+            <w:r>
+              <w:rPr>
+                <w:rFonts w:hint="eastAsia"/>
+                <w:color w:val="auto"/>
+                <w:lang w:eastAsia="zh-CN"/>
+              </w:rPr>
+              <w:t>场景中，</w:t>
+            </w:r>
+            <w:r>
+              <w:rPr>
+                <w:rFonts w:hint="eastAsia"/>
+                <w:color w:val="auto"/>
+                <w:lang w:eastAsia="zh-CN"/>
+              </w:rPr>
+              <w:t xml:space="preserve">48 </w:t>
+            </w:r>
+            <w:r>
+              <w:rPr>
+                <w:rFonts w:hint="eastAsia"/>
+                <w:color w:val="auto"/>
+                <w:lang w:eastAsia="zh-CN"/>
+              </w:rPr>
+              <w:t>层</w:t>
+            </w:r>
+            <w:r>
+              <w:rPr>
+                <w:rFonts w:hint="eastAsia"/>
+                <w:color w:val="auto"/>
+                <w:lang w:eastAsia="zh-CN"/>
+              </w:rPr>
+              <w:t xml:space="preserve"> Router GEMM </w:t>
+            </w:r>
+            <w:r>
+              <w:rPr>
+                <w:rFonts w:hint="eastAsia"/>
+                <w:color w:val="auto"/>
+                <w:lang w:eastAsia="zh-CN"/>
+              </w:rPr>
+              <w:t>中位耗时由</w:t>
+            </w:r>
+            <w:r>
+              <w:rPr>
+                <w:rFonts w:hint="eastAsia"/>
+                <w:color w:val="auto"/>
+                <w:lang w:eastAsia="zh-CN"/>
+              </w:rPr>
+              <w:t xml:space="preserve"> 789.23 </w:t>
+            </w:r>
+            <w:r>
+              <w:rPr>
+                <w:rFonts w:hint="eastAsia"/>
+                <w:color w:val="auto"/>
+                <w:lang w:eastAsia="zh-CN"/>
+              </w:rPr>
+              <w:t>降至</w:t>
+            </w:r>
+            <w:r>
+              <w:rPr>
+                <w:rFonts w:hint="eastAsia"/>
+                <w:color w:val="auto"/>
+                <w:lang w:eastAsia="zh-CN"/>
+              </w:rPr>
+              <w:t xml:space="preserve"> 210.01</w:t>
+            </w:r>
+            <w:r>
+              <w:rPr>
+                <w:rFonts w:hint="eastAsia"/>
+                <w:color w:val="auto"/>
+                <w:lang w:eastAsia="zh-CN"/>
+              </w:rPr>
+              <w:t>μ</w:t>
+            </w:r>
+            <w:r>
+              <w:rPr>
+                <w:rFonts w:hint="eastAsia"/>
+                <w:color w:val="auto"/>
+                <w:lang w:eastAsia="zh-CN"/>
+              </w:rPr>
+              <w:t>s/step</w:t>
+            </w:r>
+            <w:r>
+              <w:rPr>
+                <w:rFonts w:hint="eastAsia"/>
+                <w:color w:val="auto"/>
+                <w:lang w:eastAsia="zh-CN"/>
+              </w:rPr>
+              <w:t>（</w:t>
             </w:r>
             <w:r>
               <w:rPr>
@@ -1828,7 +2343,41 @@
                 <w:color w:val="auto"/>
                 <w:lang w:eastAsia="zh-CN"/>
               </w:rPr>
-              <w:t xml:space="preserve">），整步 GPU busy 中位降低 </w:t>
+              <w:t>），整步</w:t>
+            </w:r>
+            <w:r>
+              <w:rPr>
+                <w:rFonts w:hint="eastAsia"/>
+                <w:color w:val="auto"/>
+                <w:lang w:eastAsia="zh-CN"/>
+              </w:rPr>
+              <w:t xml:space="preserve"> GPU busy </w:t>
+            </w:r>
+            <w:r>
+              <w:rPr>
+                <w:rFonts w:hint="eastAsia"/>
+                <w:color w:val="auto"/>
+                <w:lang w:eastAsia="zh-CN"/>
+              </w:rPr>
+              <w:t>中</w:t>
+            </w:r>
+            <w:proofErr w:type="gramStart"/>
+            <w:r>
+              <w:rPr>
+                <w:rFonts w:hint="eastAsia"/>
+                <w:color w:val="auto"/>
+                <w:lang w:eastAsia="zh-CN"/>
+              </w:rPr>
+              <w:t>位降低</w:t>
+            </w:r>
+            <w:proofErr w:type="gramEnd"/>
+            <w:r>
+              <w:rPr>
+                <w:rFonts w:hint="eastAsia"/>
+                <w:color w:val="auto"/>
+                <w:lang w:eastAsia="zh-CN"/>
+              </w:rPr>
+              <w:t xml:space="preserve"> </w:t>
             </w:r>
             <w:r>
               <w:rPr>
@@ -1845,7 +2394,15 @@
                 <w:color w:val="auto"/>
                 <w:lang w:eastAsia="zh-CN"/>
               </w:rPr>
-              <w:t xml:space="preserve">，kernel </w:t>
+              <w:t>，</w:t>
+            </w:r>
+            <w:r>
+              <w:rPr>
+                <w:rFonts w:hint="eastAsia"/>
+                <w:color w:val="auto"/>
+                <w:lang w:eastAsia="zh-CN"/>
+              </w:rPr>
+              <w:t xml:space="preserve">kernel </w:t>
             </w:r>
             <w:r>
               <w:rPr>
@@ -1862,7 +2419,15 @@
                 <w:color w:val="auto"/>
                 <w:lang w:eastAsia="zh-CN"/>
               </w:rPr>
-              <w:t xml:space="preserve">、全模型 </w:t>
+              <w:t>、全模型</w:t>
+            </w:r>
+            <w:r>
+              <w:rPr>
+                <w:rFonts w:hint="eastAsia"/>
+                <w:color w:val="auto"/>
+                <w:lang w:eastAsia="zh-CN"/>
+              </w:rPr>
+              <w:t xml:space="preserve"> </w:t>
             </w:r>
             <w:r>
               <w:rPr>
@@ -1879,24 +2444,120 @@
                 <w:color w:val="auto"/>
                 <w:lang w:eastAsia="zh-CN"/>
               </w:rPr>
-              <w:t xml:space="preserve"> 逐位一致；最终收敛为 </w:t>
-            </w:r>
-            <w:r>
-              <w:rPr>
-                <w:b/>
-                <w:bCs/>
-                <w:color w:val="auto"/>
-                <w:lang w:eastAsia="zh-CN"/>
-              </w:rPr>
-              <w:t>DeepGEMM 主路径 → Triton full-K 低依赖 fallback → persistent 全覆盖 fallback</w:t>
-            </w:r>
-            <w:r>
-              <w:rPr>
-                <w:rFonts w:hint="eastAsia"/>
-                <w:color w:val="auto"/>
-                <w:lang w:eastAsia="zh-CN"/>
-              </w:rPr>
-              <w:t xml:space="preserve"> 的三级后端方案，其中 M&gt;2048 及未覆盖配置回退 persistent。</w:t>
+              <w:t xml:space="preserve"> </w:t>
+            </w:r>
+            <w:r>
+              <w:rPr>
+                <w:rFonts w:hint="eastAsia"/>
+                <w:color w:val="auto"/>
+                <w:lang w:eastAsia="zh-CN"/>
+              </w:rPr>
+              <w:t>逐位一致；最终收敛为</w:t>
+            </w:r>
+            <w:r>
+              <w:rPr>
+                <w:rFonts w:hint="eastAsia"/>
+                <w:color w:val="auto"/>
+                <w:lang w:eastAsia="zh-CN"/>
+              </w:rPr>
+              <w:t xml:space="preserve"> </w:t>
+            </w:r>
+            <w:r>
+              <w:rPr>
+                <w:color w:val="auto"/>
+                <w:lang w:eastAsia="zh-CN"/>
+              </w:rPr>
+              <w:t xml:space="preserve">DeepGEMM </w:t>
+            </w:r>
+            <w:r>
+              <w:rPr>
+                <w:color w:val="auto"/>
+                <w:lang w:eastAsia="zh-CN"/>
+              </w:rPr>
+              <w:t>主路径</w:t>
+            </w:r>
+            <w:r>
+              <w:rPr>
+                <w:color w:val="auto"/>
+                <w:lang w:eastAsia="zh-CN"/>
+              </w:rPr>
+              <w:t xml:space="preserve"> → Triton full-K </w:t>
+            </w:r>
+            <w:r>
+              <w:rPr>
+                <w:color w:val="auto"/>
+                <w:lang w:eastAsia="zh-CN"/>
+              </w:rPr>
+              <w:t>低依赖</w:t>
+            </w:r>
+            <w:r>
+              <w:rPr>
+                <w:color w:val="auto"/>
+                <w:lang w:eastAsia="zh-CN"/>
+              </w:rPr>
+              <w:t xml:space="preserve"> fallback → persistent </w:t>
+            </w:r>
+            <w:r>
+              <w:rPr>
+                <w:color w:val="auto"/>
+                <w:lang w:eastAsia="zh-CN"/>
+              </w:rPr>
+              <w:t>全覆盖</w:t>
+            </w:r>
+            <w:r>
+              <w:rPr>
+                <w:color w:val="auto"/>
+                <w:lang w:eastAsia="zh-CN"/>
+              </w:rPr>
+              <w:t xml:space="preserve"> fallback</w:t>
+            </w:r>
+            <w:r>
+              <w:rPr>
+                <w:rFonts w:hint="eastAsia"/>
+                <w:color w:val="auto"/>
+                <w:lang w:eastAsia="zh-CN"/>
+              </w:rPr>
+              <w:t xml:space="preserve"> </w:t>
+            </w:r>
+            <w:r>
+              <w:rPr>
+                <w:rFonts w:hint="eastAsia"/>
+                <w:color w:val="auto"/>
+                <w:lang w:eastAsia="zh-CN"/>
+              </w:rPr>
+              <w:t>的三级后端方案，其中</w:t>
+            </w:r>
+            <w:r>
+              <w:rPr>
+                <w:rFonts w:hint="eastAsia"/>
+                <w:color w:val="auto"/>
+                <w:lang w:eastAsia="zh-CN"/>
+              </w:rPr>
+              <w:t xml:space="preserve"> M&gt;2048 </w:t>
+            </w:r>
+            <w:r>
+              <w:rPr>
+                <w:rFonts w:hint="eastAsia"/>
+                <w:color w:val="auto"/>
+                <w:lang w:eastAsia="zh-CN"/>
+              </w:rPr>
+              <w:t>及未覆盖配置回退</w:t>
+            </w:r>
+            <w:r>
+              <w:rPr>
+                <w:rFonts w:hint="eastAsia"/>
+                <w:color w:val="auto"/>
+                <w:lang w:eastAsia="zh-CN"/>
+              </w:rPr>
+              <w:t xml:space="preserve"> persistent</w:t>
+            </w:r>
+            <w:r>
+              <w:rPr>
+                <w:rFonts w:hint="eastAsia"/>
+                <w:color w:val="auto"/>
+                <w:lang w:eastAsia="zh-CN"/>
+              </w:rPr>
+              <w:t>。</w:t>
             </w:r>
           </w:p>
           <w:p>
@@ -2807,6 +3468,7 @@
                 <w:sz w:val="20"/>
                 <w:szCs w:val="20"/>
               </w:rPr>
+              <w:lastRenderedPageBreak/>
               <w:t>解决</w:t>
             </w:r>
             <w:r>

--- a/doc/冯浩然_AiInfra香港中文大学_15024999885.docx
+++ b/doc/冯浩然_AiInfra香港中文大学_15024999885.docx
@@ -3055,6 +3055,14 @@
               <w:jc w:val="center"/>
               <w:tblLayout w:type="fixed"/>
               <w:tblLook w:val="04A0" w:firstRow="1" w:lastRow="0" w:firstColumn="1" w:lastColumn="0" w:noHBand="0" w:noVBand="1"/>
+              <w:tblBorders>
+                <w:top w:val="nil"/>
+                <w:left w:val="nil"/>
+                <w:bottom w:val="nil"/>
+                <w:right w:val="nil"/>
+                <w:insideH w:val="nil"/>
+                <w:insideV w:val="nil"/>
+              </w:tblBorders>
             </w:tblPr>
             <w:tblGrid>
               <w:gridCol w:w="3269"/>
@@ -3074,6 +3082,14 @@
                     <w:bottom w:w="70" w:type="dxa"/>
                     <w:right w:w="110" w:type="dxa"/>
                   </w:tcMar>
+                  <w:tcBorders>
+                    <w:top w:val="nil"/>
+                    <w:left w:val="nil"/>
+                    <w:bottom w:val="nil"/>
+                    <w:right w:val="nil"/>
+                    <w:insideH w:val="nil"/>
+                    <w:insideV w:val="nil"/>
+                  </w:tcBorders>
                 </w:tcPr>
                 <w:p>
                   <w:pPr>
@@ -3136,6 +3152,14 @@
                     <w:bottom w:w="70" w:type="dxa"/>
                     <w:right w:w="110" w:type="dxa"/>
                   </w:tcMar>
+                  <w:tcBorders>
+                    <w:top w:val="nil"/>
+                    <w:left w:val="nil"/>
+                    <w:bottom w:val="nil"/>
+                    <w:right w:val="nil"/>
+                    <w:insideH w:val="nil"/>
+                    <w:insideV w:val="nil"/>
+                  </w:tcBorders>
                 </w:tcPr>
                 <w:p>
                   <w:pPr>
@@ -3168,6 +3192,14 @@
                     <w:bottom w:w="70" w:type="dxa"/>
                     <w:right w:w="110" w:type="dxa"/>
                   </w:tcMar>
+                  <w:tcBorders>
+                    <w:top w:val="nil"/>
+                    <w:left w:val="nil"/>
+                    <w:bottom w:val="nil"/>
+                    <w:right w:val="nil"/>
+                    <w:insideH w:val="nil"/>
+                    <w:insideV w:val="nil"/>
+                  </w:tcBorders>
                 </w:tcPr>
                 <w:p>
                   <w:pPr>
@@ -3788,391 +3820,6 @@
               </w:rPr>
             </w:pPr>
           </w:p>
-          <w:p>
-            <w:pPr>
-              <w:pStyle w:val="a5"/>
-              <w:numPr>
-                <w:ilvl w:val="0"/>
-                <w:numId w:val="4"/>
-              </w:numPr>
-              <w:spacing w:line="276" w:lineRule="auto"/>
-              <w:rPr>
-                <w:rFonts w:ascii="宋体" w:eastAsia="宋体" w:hAnsi="宋体" w:cstheme="minorHAnsi" w:hint="eastAsia"/>
-                <w:sz w:val="20"/>
-              </w:rPr>
-            </w:pPr>
-            <w:proofErr w:type="spellStart"/>
-            <w:r>
-              <w:rPr>
-                <w:rFonts w:ascii="Times New Roman" w:eastAsia="宋体" w:hAnsi="Times New Roman" w:cs="Times New Roman" w:hint="eastAsia"/>
-                <w:b/>
-                <w:bCs/>
-                <w:color w:val="222222"/>
-                <w:sz w:val="20"/>
-                <w:lang w:eastAsia="en-US"/>
-              </w:rPr>
-              <w:t>热点算子优化与稳定性修复</w:t>
-            </w:r>
-            <w:proofErr w:type="spellEnd"/>
-            <w:r>
-              <w:rPr>
-                <w:rFonts w:ascii="Times New Roman" w:eastAsia="宋体" w:hAnsi="Times New Roman" w:cs="Times New Roman" w:hint="eastAsia"/>
-                <w:b/>
-                <w:bCs/>
-                <w:color w:val="222222"/>
-                <w:sz w:val="20"/>
-                <w:lang w:eastAsia="en-US"/>
-              </w:rPr>
-              <w:t xml:space="preserve"> </w:t>
-            </w:r>
-            <w:r>
-              <w:rPr>
-                <w:rFonts w:ascii="Times New Roman" w:eastAsia="宋体" w:hAnsi="Times New Roman" w:cs="Times New Roman" w:hint="eastAsia"/>
-                <w:b/>
-                <w:bCs/>
-                <w:color w:val="222222"/>
-                <w:sz w:val="20"/>
-                <w:lang w:eastAsia="en-US"/>
-              </w:rPr>
-              <w:t>：</w:t>
-            </w:r>
-            <w:r>
-              <w:rPr>
-                <w:rFonts w:ascii="Times New Roman" w:eastAsia="宋体" w:hAnsi="Times New Roman" w:cstheme="minorHAnsi" w:hint="eastAsia"/>
-                <w:sz w:val="20"/>
-                <w:szCs w:val="20"/>
-              </w:rPr>
-              <w:t>其中对</w:t>
-            </w:r>
-            <w:r>
-              <w:rPr>
-                <w:rFonts w:ascii="Times New Roman" w:eastAsia="宋体" w:hAnsi="Times New Roman" w:cstheme="minorHAnsi" w:hint="eastAsia"/>
-                <w:sz w:val="20"/>
-                <w:szCs w:val="20"/>
-              </w:rPr>
-              <w:t xml:space="preserve"> </w:t>
-            </w:r>
-            <w:proofErr w:type="spellStart"/>
-            <w:r>
-              <w:rPr>
-                <w:rFonts w:ascii="Times New Roman" w:eastAsia="宋体" w:hAnsi="Times New Roman" w:cstheme="minorHAnsi" w:hint="eastAsia"/>
-                <w:sz w:val="20"/>
-                <w:szCs w:val="20"/>
-              </w:rPr>
-              <w:t>Logical_Or</w:t>
-            </w:r>
-            <w:proofErr w:type="spellEnd"/>
-            <w:r>
-              <w:rPr>
-                <w:rFonts w:ascii="Times New Roman" w:eastAsia="宋体" w:hAnsi="Times New Roman" w:cstheme="minorHAnsi" w:hint="eastAsia"/>
-                <w:sz w:val="20"/>
-                <w:szCs w:val="20"/>
-              </w:rPr>
-              <w:t xml:space="preserve"> </w:t>
-            </w:r>
-            <w:r>
-              <w:rPr>
-                <w:rFonts w:ascii="Times New Roman" w:eastAsia="宋体" w:hAnsi="Times New Roman" w:cstheme="minorHAnsi" w:hint="eastAsia"/>
-                <w:sz w:val="20"/>
-                <w:szCs w:val="20"/>
-              </w:rPr>
-              <w:t>的</w:t>
-            </w:r>
-            <w:r>
-              <w:rPr>
-                <w:rFonts w:ascii="Times New Roman" w:eastAsia="宋体" w:hAnsi="Times New Roman" w:cstheme="minorHAnsi" w:hint="eastAsia"/>
-                <w:sz w:val="20"/>
-                <w:szCs w:val="20"/>
-              </w:rPr>
-              <w:t xml:space="preserve"> scalar broadcast </w:t>
-            </w:r>
-            <w:r>
-              <w:rPr>
-                <w:rFonts w:ascii="Times New Roman" w:eastAsia="宋体" w:hAnsi="Times New Roman" w:cstheme="minorHAnsi" w:hint="eastAsia"/>
-                <w:sz w:val="20"/>
-                <w:szCs w:val="20"/>
-              </w:rPr>
-              <w:t>路径做了专项优化并补齐</w:t>
-            </w:r>
-            <w:r>
-              <w:rPr>
-                <w:rFonts w:ascii="Times New Roman" w:eastAsia="宋体" w:hAnsi="Times New Roman" w:cstheme="minorHAnsi" w:hint="eastAsia"/>
-                <w:sz w:val="20"/>
-                <w:szCs w:val="20"/>
-              </w:rPr>
-              <w:t xml:space="preserve"> </w:t>
-            </w:r>
-            <w:proofErr w:type="spellStart"/>
-            <w:r>
-              <w:rPr>
-                <w:rFonts w:ascii="Times New Roman" w:eastAsia="宋体" w:hAnsi="Times New Roman" w:cstheme="minorHAnsi" w:hint="eastAsia"/>
-                <w:sz w:val="20"/>
-                <w:szCs w:val="20"/>
-              </w:rPr>
-              <w:t>Logical_And</w:t>
-            </w:r>
-            <w:proofErr w:type="spellEnd"/>
-            <w:r>
-              <w:rPr>
-                <w:rFonts w:ascii="Times New Roman" w:eastAsia="宋体" w:hAnsi="Times New Roman" w:cstheme="minorHAnsi" w:hint="eastAsia"/>
-                <w:sz w:val="20"/>
-                <w:szCs w:val="20"/>
-              </w:rPr>
-              <w:t xml:space="preserve"> </w:t>
-            </w:r>
-            <w:r>
-              <w:rPr>
-                <w:rFonts w:ascii="Times New Roman" w:eastAsia="宋体" w:hAnsi="Times New Roman" w:cstheme="minorHAnsi" w:hint="eastAsia"/>
-                <w:sz w:val="20"/>
-                <w:szCs w:val="20"/>
-              </w:rPr>
-              <w:t>测试，使</w:t>
-            </w:r>
-            <w:r>
-              <w:rPr>
-                <w:rFonts w:ascii="Times New Roman" w:eastAsia="宋体" w:hAnsi="Times New Roman" w:cstheme="minorHAnsi" w:hint="eastAsia"/>
-                <w:sz w:val="20"/>
-                <w:szCs w:val="20"/>
-              </w:rPr>
-              <w:t xml:space="preserve"> </w:t>
-            </w:r>
-            <w:proofErr w:type="spellStart"/>
-            <w:r>
-              <w:rPr>
-                <w:rFonts w:ascii="Times New Roman" w:eastAsia="宋体" w:hAnsi="Times New Roman" w:cstheme="minorHAnsi" w:hint="eastAsia"/>
-                <w:sz w:val="20"/>
-                <w:szCs w:val="20"/>
-              </w:rPr>
-              <w:t>Logical_Or</w:t>
-            </w:r>
-            <w:proofErr w:type="spellEnd"/>
-            <w:r>
-              <w:rPr>
-                <w:rFonts w:ascii="Times New Roman" w:eastAsia="宋体" w:hAnsi="Times New Roman" w:cstheme="minorHAnsi" w:hint="eastAsia"/>
-                <w:sz w:val="20"/>
-                <w:szCs w:val="20"/>
-              </w:rPr>
-              <w:t xml:space="preserve"> </w:t>
-            </w:r>
-            <w:r>
-              <w:rPr>
-                <w:rFonts w:ascii="Times New Roman" w:eastAsia="宋体" w:hAnsi="Times New Roman" w:cstheme="minorHAnsi" w:hint="eastAsia"/>
-                <w:sz w:val="20"/>
-                <w:szCs w:val="20"/>
-              </w:rPr>
-              <w:t>平均耗时从</w:t>
-            </w:r>
-            <w:r>
-              <w:rPr>
-                <w:rFonts w:ascii="Times New Roman" w:eastAsia="宋体" w:hAnsi="Times New Roman" w:cstheme="minorHAnsi" w:hint="eastAsia"/>
-                <w:b/>
-                <w:bCs/>
-                <w:sz w:val="20"/>
-                <w:szCs w:val="20"/>
-              </w:rPr>
-              <w:t xml:space="preserve"> 21.2</w:t>
-            </w:r>
-            <w:r>
-              <w:rPr>
-                <w:rFonts w:ascii="Times New Roman" w:eastAsia="宋体" w:hAnsi="Times New Roman" w:cstheme="minorHAnsi" w:hint="eastAsia"/>
-                <w:b/>
-                <w:bCs/>
-                <w:sz w:val="20"/>
-                <w:szCs w:val="20"/>
-              </w:rPr>
-              <w:t>μ</w:t>
-            </w:r>
-            <w:r>
-              <w:rPr>
-                <w:rFonts w:ascii="Times New Roman" w:eastAsia="宋体" w:hAnsi="Times New Roman" w:cstheme="minorHAnsi" w:hint="eastAsia"/>
-                <w:b/>
-                <w:bCs/>
-                <w:sz w:val="20"/>
-                <w:szCs w:val="20"/>
-              </w:rPr>
-              <w:t>s</w:t>
-            </w:r>
-            <w:r>
-              <w:rPr>
-                <w:rFonts w:ascii="Times New Roman" w:eastAsia="宋体" w:hAnsi="Times New Roman" w:cstheme="minorHAnsi" w:hint="eastAsia"/>
-                <w:sz w:val="20"/>
-                <w:szCs w:val="20"/>
-              </w:rPr>
-              <w:t xml:space="preserve"> </w:t>
-            </w:r>
-            <w:r>
-              <w:rPr>
-                <w:rFonts w:ascii="Times New Roman" w:eastAsia="宋体" w:hAnsi="Times New Roman" w:cstheme="minorHAnsi" w:hint="eastAsia"/>
-                <w:sz w:val="20"/>
-                <w:szCs w:val="20"/>
-              </w:rPr>
-              <w:t>降至</w:t>
-            </w:r>
-            <w:r>
-              <w:rPr>
-                <w:rFonts w:ascii="Times New Roman" w:eastAsia="宋体" w:hAnsi="Times New Roman" w:cstheme="minorHAnsi" w:hint="eastAsia"/>
-                <w:sz w:val="20"/>
-                <w:szCs w:val="20"/>
-              </w:rPr>
-              <w:t xml:space="preserve"> </w:t>
-            </w:r>
-            <w:r>
-              <w:rPr>
-                <w:rFonts w:ascii="Times New Roman" w:eastAsia="宋体" w:hAnsi="Times New Roman" w:cstheme="minorHAnsi" w:hint="eastAsia"/>
-                <w:b/>
-                <w:bCs/>
-                <w:sz w:val="20"/>
-                <w:szCs w:val="20"/>
-              </w:rPr>
-              <w:t>10.7</w:t>
-            </w:r>
-            <w:r>
-              <w:rPr>
-                <w:rFonts w:ascii="Times New Roman" w:eastAsia="宋体" w:hAnsi="Times New Roman" w:cstheme="minorHAnsi" w:hint="eastAsia"/>
-                <w:b/>
-                <w:bCs/>
-                <w:sz w:val="20"/>
-                <w:szCs w:val="20"/>
-              </w:rPr>
-              <w:t>μ</w:t>
-            </w:r>
-            <w:r>
-              <w:rPr>
-                <w:rFonts w:ascii="Times New Roman" w:eastAsia="宋体" w:hAnsi="Times New Roman" w:cstheme="minorHAnsi" w:hint="eastAsia"/>
-                <w:b/>
-                <w:bCs/>
-                <w:sz w:val="20"/>
-                <w:szCs w:val="20"/>
-              </w:rPr>
-              <w:t>s</w:t>
-            </w:r>
-            <w:r>
-              <w:rPr>
-                <w:rFonts w:ascii="Times New Roman" w:eastAsia="宋体" w:hAnsi="Times New Roman" w:cstheme="minorHAnsi" w:hint="eastAsia"/>
-                <w:sz w:val="20"/>
-                <w:szCs w:val="20"/>
-              </w:rPr>
-              <w:t>，</w:t>
-            </w:r>
-            <w:r>
-              <w:rPr>
-                <w:rFonts w:ascii="Times New Roman" w:eastAsia="宋体" w:hAnsi="Times New Roman" w:cstheme="minorHAnsi" w:hint="eastAsia"/>
-                <w:sz w:val="20"/>
-                <w:szCs w:val="20"/>
-              </w:rPr>
-              <w:t>同配置</w:t>
-            </w:r>
-            <w:r>
-              <w:rPr>
-                <w:rFonts w:ascii="Times New Roman" w:eastAsia="宋体" w:hAnsi="Times New Roman" w:cstheme="minorHAnsi" w:hint="eastAsia"/>
-                <w:sz w:val="20"/>
-                <w:szCs w:val="20"/>
-              </w:rPr>
-              <w:t>整网吞吐从</w:t>
-            </w:r>
-            <w:r>
-              <w:rPr>
-                <w:rFonts w:ascii="Times New Roman" w:eastAsia="宋体" w:hAnsi="Times New Roman" w:cstheme="minorHAnsi" w:hint="eastAsia"/>
-                <w:b/>
-                <w:bCs/>
-                <w:sz w:val="20"/>
-                <w:szCs w:val="20"/>
-              </w:rPr>
-              <w:t xml:space="preserve"> </w:t>
-            </w:r>
-            <w:r>
-              <w:rPr>
-                <w:rFonts w:ascii="Times New Roman" w:eastAsia="宋体" w:hAnsi="Times New Roman" w:cstheme="minorHAnsi" w:hint="eastAsia"/>
-                <w:sz w:val="20"/>
-                <w:szCs w:val="20"/>
-              </w:rPr>
-              <w:t xml:space="preserve">8187.48 </w:t>
-            </w:r>
-            <w:r>
-              <w:rPr>
-                <w:rFonts w:ascii="Times New Roman" w:eastAsia="宋体" w:hAnsi="Times New Roman" w:cstheme="minorHAnsi" w:hint="eastAsia"/>
-                <w:sz w:val="20"/>
-                <w:szCs w:val="20"/>
-              </w:rPr>
-              <w:t>提升至</w:t>
-            </w:r>
-            <w:r>
-              <w:rPr>
-                <w:rFonts w:ascii="Times New Roman" w:eastAsia="宋体" w:hAnsi="Times New Roman" w:cstheme="minorHAnsi" w:hint="eastAsia"/>
-                <w:sz w:val="20"/>
-                <w:szCs w:val="20"/>
-              </w:rPr>
-              <w:t xml:space="preserve"> 8284.65</w:t>
-            </w:r>
-            <w:r>
-              <w:rPr>
-                <w:rFonts w:ascii="Times New Roman" w:eastAsia="宋体" w:hAnsi="Times New Roman" w:cstheme="minorHAnsi" w:hint="eastAsia"/>
-                <w:b/>
-                <w:bCs/>
-                <w:sz w:val="20"/>
-                <w:szCs w:val="20"/>
-              </w:rPr>
-              <w:t>；</w:t>
-            </w:r>
-            <w:r>
-              <w:rPr>
-                <w:rFonts w:ascii="Times New Roman" w:eastAsia="宋体" w:hAnsi="Times New Roman" w:cstheme="minorHAnsi" w:hint="eastAsia"/>
-                <w:sz w:val="20"/>
-                <w:szCs w:val="20"/>
-              </w:rPr>
-              <w:t>同时还完成</w:t>
-            </w:r>
-            <w:r>
-              <w:rPr>
-                <w:rFonts w:ascii="Times New Roman" w:eastAsia="宋体" w:hAnsi="Times New Roman" w:cstheme="minorHAnsi" w:hint="eastAsia"/>
-                <w:sz w:val="20"/>
-                <w:szCs w:val="20"/>
-              </w:rPr>
-              <w:t xml:space="preserve"> AddV2 hot path </w:t>
-            </w:r>
-            <w:r>
-              <w:rPr>
-                <w:rFonts w:ascii="Times New Roman" w:eastAsia="宋体" w:hAnsi="Times New Roman" w:cstheme="minorHAnsi" w:hint="eastAsia"/>
-                <w:sz w:val="20"/>
-                <w:szCs w:val="20"/>
-              </w:rPr>
-              <w:t>优化与</w:t>
-            </w:r>
-            <w:r>
-              <w:rPr>
-                <w:rFonts w:ascii="Times New Roman" w:eastAsia="宋体" w:hAnsi="Times New Roman" w:cstheme="minorHAnsi" w:hint="eastAsia"/>
-                <w:sz w:val="20"/>
-                <w:szCs w:val="20"/>
-              </w:rPr>
-              <w:t xml:space="preserve">  </w:t>
-            </w:r>
-            <w:proofErr w:type="spellStart"/>
-            <w:r>
-              <w:rPr>
-                <w:rFonts w:ascii="Times New Roman" w:eastAsia="宋体" w:hAnsi="Times New Roman" w:cstheme="minorHAnsi" w:hint="eastAsia"/>
-                <w:sz w:val="20"/>
-                <w:szCs w:val="20"/>
-              </w:rPr>
-              <w:t>ResourceApplyAdam</w:t>
-            </w:r>
-            <w:proofErr w:type="spellEnd"/>
-            <w:r>
-              <w:rPr>
-                <w:rFonts w:ascii="Times New Roman" w:eastAsia="宋体" w:hAnsi="Times New Roman" w:cstheme="minorHAnsi" w:hint="eastAsia"/>
-                <w:sz w:val="20"/>
-                <w:szCs w:val="20"/>
-              </w:rPr>
-              <w:t xml:space="preserve"> graph mode </w:t>
-            </w:r>
-            <w:r>
-              <w:rPr>
-                <w:rFonts w:ascii="Times New Roman" w:eastAsia="宋体" w:hAnsi="Times New Roman" w:cstheme="minorHAnsi" w:hint="eastAsia"/>
-                <w:sz w:val="20"/>
-                <w:szCs w:val="20"/>
-              </w:rPr>
-              <w:t>结果对齐等工作</w:t>
-            </w:r>
-          </w:p>
         </w:tc>
       </w:tr>
       <w:tr>
@@ -4250,6 +3897,246 @@
             <w:tcBorders>
               <w:bottom w:val="single" w:sz="4" w:space="0" w:color="auto"/>
             </w:tcBorders>
+            <w:tcMar>
+              <w:top w:w="35" w:type="dxa"/>
+              <w:start w:w="55" w:type="dxa"/>
+              <w:bottom w:w="35" w:type="dxa"/>
+              <w:end w:w="55" w:type="dxa"/>
+            </w:tcMar>
+          </w:tcPr>
+          <w:p>
+            <w:pPr>
+              <w:rPr>
+                <w:rFonts w:cstheme="minorHAnsi"/>
+                <w:b/>
+                <w:sz w:val="24"/>
+              </w:rPr>
+            </w:pPr>
+            <w:r>
+              <w:rPr>
+                <w:rFonts w:ascii="黑体" w:eastAsia="黑体" w:hAnsi="黑体" w:cstheme="minorHAnsi"/>
+                <w:b/>
+                <w:sz w:val="24"/>
+                <w:szCs w:val="24"/>
+              </w:rPr>
+              <w:t>科研与论文</w:t>
+            </w:r>
+          </w:p>
+        </w:tc>
+      </w:tr>
+      <w:tr>
+        <w:tc>
+          <w:tcPr>
+            <w:tcW w:w="3601" w:type="dxa"/>
+            <w:tcBorders>
+              <w:top w:val="single" w:sz="4" w:space="0" w:color="auto"/>
+            </w:tcBorders>
+            <w:tcMar>
+              <w:top w:w="35" w:type="dxa"/>
+              <w:start w:w="55" w:type="dxa"/>
+              <w:bottom w:w="35" w:type="dxa"/>
+              <w:end w:w="55" w:type="dxa"/>
+            </w:tcMar>
+          </w:tcPr>
+          <w:p>
+            <w:pPr>
+              <w:rPr>
+                <w:rFonts w:ascii="黑体" w:eastAsia="黑体" w:hAnsi="黑体" w:cstheme="minorHAnsi" w:hint="eastAsia"/>
+                <w:b/>
+                <w:sz w:val="18"/>
+                <w:szCs w:val="18"/>
+              </w:rPr>
+            </w:pPr>
+            <w:r>
+              <w:rPr>
+                <w:rFonts w:ascii="黑体" w:eastAsia="黑体" w:hAnsi="黑体" w:cstheme="minorHAnsi"/>
+                <w:b/>
+                <w:sz w:val="18"/>
+                <w:szCs w:val="18"/>
+              </w:rPr>
+              <w:t>2026.01-至今</w:t>
+            </w:r>
+          </w:p>
+        </w:tc>
+        <w:tc>
+          <w:tcPr>
+            <w:tcW w:w="526" w:type="dxa"/>
+            <w:tcBorders>
+              <w:top w:val="single" w:sz="4" w:space="0" w:color="auto"/>
+            </w:tcBorders>
+            <w:tcMar>
+              <w:top w:w="35" w:type="dxa"/>
+              <w:start w:w="55" w:type="dxa"/>
+              <w:bottom w:w="35" w:type="dxa"/>
+              <w:end w:w="55" w:type="dxa"/>
+            </w:tcMar>
+          </w:tcPr>
+          <w:p>
+            <w:pPr>
+              <w:jc w:val="center"/>
+              <w:rPr>
+                <w:rFonts w:ascii="黑体" w:eastAsia="黑体" w:hAnsi="黑体" w:cstheme="minorHAnsi" w:hint="eastAsia"/>
+                <w:sz w:val="18"/>
+                <w:szCs w:val="18"/>
+              </w:rPr>
+            </w:pPr>
+          </w:p>
+        </w:tc>
+        <w:tc>
+          <w:tcPr>
+            <w:tcW w:w="5953" w:type="dxa"/>
+            <w:tcBorders>
+              <w:top w:val="single" w:sz="4" w:space="0" w:color="auto"/>
+            </w:tcBorders>
+            <w:tcMar>
+              <w:top w:w="35" w:type="dxa"/>
+              <w:start w:w="55" w:type="dxa"/>
+              <w:bottom w:w="35" w:type="dxa"/>
+              <w:end w:w="55" w:type="dxa"/>
+            </w:tcMar>
+          </w:tcPr>
+          <w:p>
+            <w:pPr>
+              <w:wordWrap w:val="0"/>
+              <w:jc w:val="right"/>
+              <w:rPr>
+                <w:rFonts w:ascii="黑体" w:eastAsia="黑体" w:hAnsi="黑体" w:cstheme="minorHAnsi" w:hint="eastAsia"/>
+                <w:b/>
+                <w:sz w:val="18"/>
+                <w:szCs w:val="18"/>
+              </w:rPr>
+            </w:pPr>
+            <w:r>
+              <w:rPr>
+                <w:rFonts w:ascii="黑体" w:eastAsia="黑体" w:hAnsi="黑体" w:cstheme="minorHAnsi" w:hint="eastAsia"/>
+                <w:b/>
+                <w:bCs/>
+                <w:sz w:val="18"/>
+                <w:szCs w:val="18"/>
+              </w:rPr>
+              <w:t>面向语义通信与边缘智能的关键 Token 思维链蒸馏</w:t>
+            </w:r>
+          </w:p>
+        </w:tc>
+      </w:tr>
+      <w:tr>
+        <w:tc>
+          <w:tcPr>
+            <w:tcW w:w="10080" w:type="dxa"/>
+            <w:gridSpan w:val="3"/>
+            <w:tcMar>
+              <w:top w:w="35" w:type="dxa"/>
+              <w:start w:w="55" w:type="dxa"/>
+              <w:bottom w:w="35" w:type="dxa"/>
+              <w:end w:w="55" w:type="dxa"/>
+            </w:tcMar>
+          </w:tcPr>
+          <w:p>
+            <w:pPr>
+              <w:spacing w:before="0" w:after="0" w:line="264" w:lineRule="auto"/>
+            </w:pPr>
+            <w:r>
+              <w:rPr>
+                <w:rFonts w:ascii="Times New Roman" w:hAnsi="Times New Roman" w:eastAsia="宋体"/>
+                <w:b w:val="0"/>
+                <w:sz w:val="20"/>
+              </w:rPr>
+              <w:t xml:space="preserve"> </w:t>
+            </w:r>
+          </w:p>
+          <w:p>
+            <w:pPr>
+              <w:pStyle w:val="a"/>
+              <w:keepNext/>
+              <w:numPr>
+                <w:ilvl w:val="0"/>
+                <w:numId w:val="15"/>
+              </w:numPr>
+              <w:spacing w:after="40" w:line="264" w:lineRule="auto" w:before="0"/>
+              <w:rPr>
+                <w:color w:val="auto"/>
+                <w:lang w:eastAsia="zh-CN"/>
+              </w:rPr>
+            </w:pPr>
+            <w:r>
+              <w:rPr>
+                <w:rFonts w:ascii="Times New Roman" w:hAnsi="Times New Roman" w:eastAsia="宋体"/>
+                <w:b/>
+                <w:sz w:val="20"/>
+              </w:rPr>
+              <w:t>边缘设备小模型构建与部署：</w:t>
+            </w:r>
+            <w:r>
+              <w:rPr>
+                <w:rFonts w:ascii="Times New Roman" w:hAnsi="Times New Roman" w:eastAsia="宋体"/>
+                <w:b w:val="0"/>
+                <w:sz w:val="20"/>
+              </w:rPr>
+              <w:t>面向语义通信的边缘设备小模型构建与部署，我负责模型训练与调优，参与构建“结构恢复-关键 Token 加权 SFT-偏好优化”流程：从打乱/遮蔽步骤恢复四段式推理，再从学生生成构造偏好对，强化答案正确性和结构完整性。</w:t>
+            </w:r>
+          </w:p>
+          <w:p>
+            <w:pPr>
+              <w:pStyle w:val="a"/>
+              <w:keepNext w:val="0"/>
+              <w:numPr>
+                <w:ilvl w:val="0"/>
+                <w:numId w:val="15"/>
+              </w:numPr>
+              <w:spacing w:after="40" w:line="264" w:lineRule="auto" w:before="0"/>
+              <w:rPr>
+                <w:color w:val="auto"/>
+                <w:lang w:eastAsia="zh-CN"/>
+              </w:rPr>
+            </w:pPr>
+            <w:r>
+              <w:rPr>
+                <w:rFonts w:ascii="Times New Roman" w:hAnsi="Times New Roman" w:eastAsia="宋体"/>
+                <w:b/>
+                <w:sz w:val="20"/>
+              </w:rPr>
+              <w:t>关键 Token 与实验闭环：</w:t>
+            </w:r>
+            <w:r>
+              <w:rPr>
+                <w:rFonts w:ascii="Times New Roman" w:hAnsi="Times New Roman" w:eastAsia="宋体"/>
+                <w:b w:val="0"/>
+                <w:sz w:val="20"/>
+              </w:rPr>
+              <w:t>逐 Token 扰动教师推理，以参考答案 log-likelihood 下降量度量答案敏感性，驱动加权 SFT 与高重要性辅助损失；完成 LoRA/DPO、有限值检查及 vLLM TP=4 全量评测。Qwen2.5-7B 在 GSM8K/SVAMP 的 pass@1 为 70.05%/67.67%，pass@5 为 94.01%/94.00%；论文在撰，拟投稿 AAAI 2027（CCF-A）。</w:t>
+            </w:r>
+          </w:p>
+        </w:tc>
+      </w:tr>
+    </w:tbl>
+    <w:tbl>
+      <w:tblPr>
+        <w:tblStyle w:val="a4"/>
+        <w:tblW w:w="10080" w:type="dxa"/>
+        <w:tblInd w:w="-725" w:type="dxa"/>
+        <w:tblBorders>
+          <w:top w:val="none" w:sz="0" w:space="0" w:color="auto"/>
+          <w:left w:val="none" w:sz="0" w:space="0" w:color="auto"/>
+          <w:bottom w:val="none" w:sz="0" w:space="0" w:color="auto"/>
+          <w:right w:val="none" w:sz="0" w:space="0" w:color="auto"/>
+          <w:insideH w:val="none" w:sz="0" w:space="0" w:color="auto"/>
+          <w:insideV w:val="none" w:sz="0" w:space="0" w:color="auto"/>
+        </w:tblBorders>
+        <w:tblLook w:val="04A0" w:firstRow="1" w:lastRow="0" w:firstColumn="1" w:lastColumn="0" w:noHBand="0" w:noVBand="1"/>
+      </w:tblPr>
+      <w:tblGrid>
+        <w:gridCol w:w="3601"/>
+        <w:gridCol w:w="526"/>
+        <w:gridCol w:w="5953"/>
+      </w:tblGrid>
+      <w:tr>
+        <w:tc>
+          <w:tcPr>
+            <w:tcW w:w="10080" w:type="dxa"/>
+            <w:gridSpan w:val="3"/>
+            <w:tcBorders>
+              <w:bottom w:val="single" w:sz="4" w:space="0" w:color="auto"/>
+            </w:tcBorders>
           </w:tcPr>
           <w:p>
             <w:pPr>
@@ -5951,28 +5838,18 @@
           <w:p>
             <w:pPr>
               <w:rPr>
-                <w:rFonts w:ascii="黑体" w:eastAsia="黑体" w:hAnsi="黑体" w:cstheme="minorHAnsi" w:hint="eastAsia"/>
+                <w:rFonts w:cstheme="minorHAnsi"/>
                 <w:b/>
                 <w:sz w:val="24"/>
               </w:rPr>
             </w:pPr>
             <w:r>
               <w:rPr>
-                <w:rFonts w:ascii="黑体" w:eastAsia="黑体" w:hAnsi="黑体" w:cstheme="minorHAnsi" w:hint="eastAsia"/>
+                <w:rFonts w:ascii="黑体" w:hAnsi="黑体" w:eastAsia="黑体"/>
                 <w:b/>
                 <w:sz w:val="24"/>
-                <w:szCs w:val="24"/>
-              </w:rPr>
-              <w:t>专业</w:t>
-            </w:r>
-            <w:r>
-              <w:rPr>
-                <w:rFonts w:ascii="黑体" w:eastAsia="黑体" w:hAnsi="黑体" w:cstheme="minorHAnsi"/>
-                <w:b/>
-                <w:sz w:val="24"/>
-                <w:szCs w:val="24"/>
-              </w:rPr>
-              <w:t>技能</w:t>
+              </w:rPr>
+              <w:t>技术能力与综合素质</w:t>
             </w:r>
           </w:p>
         </w:tc>
@@ -5981,742 +5858,104 @@
         <w:tc>
           <w:tcPr>
             <w:tcW w:w="10080" w:type="dxa"/>
+            <w:tcMar>
+              <w:top w:w="25" w:type="dxa"/>
+              <w:start w:w="55" w:type="dxa"/>
+              <w:bottom w:w="25" w:type="dxa"/>
+              <w:end w:w="55" w:type="dxa"/>
+            </w:tcMar>
           </w:tcPr>
           <w:p>
             <w:pPr>
-              <w:pStyle w:val="a5"/>
+              <w:pStyle w:val="a"/>
+              <w:keepNext/>
               <w:numPr>
                 <w:ilvl w:val="0"/>
-                <w:numId w:val="13"/>
+                <w:numId w:val="15"/>
               </w:numPr>
-              <w:spacing w:line="276" w:lineRule="auto"/>
-              <w:rPr>
-                <w:rFonts w:ascii="Times New Roman" w:eastAsia="宋体" w:hAnsi="Times New Roman" w:cstheme="minorHAnsi"/>
-                <w:sz w:val="20"/>
-                <w:szCs w:val="20"/>
+              <w:spacing w:after="40" w:line="264" w:lineRule="auto" w:before="0"/>
+              <w:rPr>
+                <w:color w:val="auto"/>
+                <w:lang w:eastAsia="zh-CN"/>
               </w:rPr>
             </w:pPr>
-            <w:proofErr w:type="spellStart"/>
-            <w:r>
-              <w:rPr>
-                <w:rFonts w:ascii="Times New Roman" w:eastAsia="宋体" w:hAnsi="Times New Roman" w:cs="Times New Roman"/>
-                <w:b/>
-                <w:bCs/>
-                <w:color w:val="222222"/>
-                <w:sz w:val="20"/>
-                <w:lang w:eastAsia="en-US"/>
-              </w:rPr>
-              <w:t>技术方向</w:t>
-            </w:r>
-            <w:proofErr w:type="spellEnd"/>
-            <w:r>
-              <w:rPr>
-                <w:rFonts w:ascii="Times New Roman" w:eastAsia="宋体" w:hAnsi="Times New Roman" w:cs="Times New Roman"/>
-                <w:b/>
-                <w:bCs/>
-                <w:color w:val="222222"/>
-                <w:sz w:val="20"/>
-                <w:lang w:eastAsia="en-US"/>
-              </w:rPr>
-              <w:t>：</w:t>
-            </w:r>
-            <w:r>
-              <w:rPr>
-                <w:rFonts w:ascii="Times New Roman" w:eastAsia="宋体" w:hAnsi="Times New Roman" w:cstheme="minorHAnsi"/>
-                <w:sz w:val="20"/>
-                <w:szCs w:val="20"/>
-              </w:rPr>
-              <w:t>聚焦</w:t>
-            </w:r>
-            <w:r>
-              <w:rPr>
-                <w:rFonts w:ascii="Times New Roman" w:eastAsia="宋体" w:hAnsi="Times New Roman" w:cstheme="minorHAnsi"/>
-                <w:sz w:val="20"/>
-                <w:szCs w:val="20"/>
-              </w:rPr>
-              <w:t xml:space="preserve"> RL Infra</w:t>
-            </w:r>
-            <w:r>
-              <w:rPr>
-                <w:rFonts w:ascii="Times New Roman" w:eastAsia="宋体" w:hAnsi="Times New Roman" w:cstheme="minorHAnsi"/>
-                <w:sz w:val="20"/>
-                <w:szCs w:val="20"/>
-              </w:rPr>
-              <w:t>、</w:t>
-            </w:r>
-            <w:r>
-              <w:rPr>
-                <w:rFonts w:ascii="Times New Roman" w:eastAsia="宋体" w:hAnsi="Times New Roman" w:cstheme="minorHAnsi"/>
-                <w:sz w:val="20"/>
-                <w:szCs w:val="20"/>
-              </w:rPr>
-              <w:t xml:space="preserve">GPU </w:t>
-            </w:r>
-            <w:r>
-              <w:rPr>
-                <w:rFonts w:ascii="Times New Roman" w:eastAsia="宋体" w:hAnsi="Times New Roman" w:cstheme="minorHAnsi"/>
-                <w:sz w:val="20"/>
-                <w:szCs w:val="20"/>
-              </w:rPr>
-              <w:t>算子与性能优化、大模型推理系统，具备</w:t>
-            </w:r>
-            <w:r>
-              <w:rPr>
-                <w:rFonts w:ascii="Times New Roman" w:eastAsia="宋体" w:hAnsi="Times New Roman" w:cstheme="minorHAnsi"/>
-                <w:sz w:val="20"/>
-                <w:szCs w:val="20"/>
-              </w:rPr>
-              <w:t xml:space="preserve"> </w:t>
-            </w:r>
-            <w:proofErr w:type="spellStart"/>
-            <w:r>
-              <w:rPr>
-                <w:rFonts w:ascii="Times New Roman" w:eastAsia="宋体" w:hAnsi="Times New Roman" w:cstheme="minorHAnsi"/>
-                <w:sz w:val="20"/>
-                <w:szCs w:val="20"/>
-              </w:rPr>
-              <w:t>MoE</w:t>
-            </w:r>
-            <w:proofErr w:type="spellEnd"/>
-            <w:r>
-              <w:rPr>
-                <w:rFonts w:ascii="Times New Roman" w:eastAsia="宋体" w:hAnsi="Times New Roman" w:cstheme="minorHAnsi"/>
-                <w:sz w:val="20"/>
-                <w:szCs w:val="20"/>
-              </w:rPr>
-              <w:t xml:space="preserve"> </w:t>
-            </w:r>
-            <w:proofErr w:type="gramStart"/>
-            <w:r>
-              <w:rPr>
-                <w:rFonts w:ascii="Times New Roman" w:eastAsia="宋体" w:hAnsi="Times New Roman" w:cstheme="minorHAnsi"/>
-                <w:sz w:val="20"/>
-                <w:szCs w:val="20"/>
-              </w:rPr>
-              <w:t>训推一致性</w:t>
-            </w:r>
-            <w:proofErr w:type="gramEnd"/>
-            <w:r>
-              <w:rPr>
-                <w:rFonts w:ascii="Times New Roman" w:eastAsia="宋体" w:hAnsi="Times New Roman" w:cstheme="minorHAnsi"/>
-                <w:sz w:val="20"/>
-                <w:szCs w:val="20"/>
-              </w:rPr>
-              <w:t>、多卡推理及量化</w:t>
-            </w:r>
-            <w:r>
-              <w:rPr>
-                <w:rFonts w:ascii="Times New Roman" w:eastAsia="宋体" w:hAnsi="Times New Roman" w:cstheme="minorHAnsi"/>
-                <w:sz w:val="20"/>
-                <w:szCs w:val="20"/>
-              </w:rPr>
-              <w:t xml:space="preserve"> Runtime </w:t>
-            </w:r>
-            <w:r>
-              <w:rPr>
-                <w:rFonts w:ascii="Times New Roman" w:eastAsia="宋体" w:hAnsi="Times New Roman" w:cstheme="minorHAnsi"/>
-                <w:sz w:val="20"/>
-                <w:szCs w:val="20"/>
-              </w:rPr>
-              <w:t>开发经验。</w:t>
+            <w:r>
+              <w:rPr>
+                <w:rFonts w:ascii="Times New Roman" w:hAnsi="Times New Roman" w:eastAsia="宋体"/>
+                <w:b/>
+                <w:sz w:val="20"/>
+              </w:rPr>
+              <w:t>技术方向与语言能力：</w:t>
+            </w:r>
+            <w:r>
+              <w:rPr>
+                <w:rFonts w:ascii="Times New Roman" w:hAnsi="Times New Roman" w:eastAsia="宋体"/>
+                <w:b w:val="0"/>
+                <w:sz w:val="20"/>
+              </w:rPr>
+              <w:t>聚焦 RL Infra、GPU 算子与性能优化、大模型训练/推理/蒸馏及边缘设备部署；英语 IELTS 6.5、CET-6，持有华为 HCIA-AI 认证。</w:t>
             </w:r>
           </w:p>
           <w:p>
             <w:pPr>
-              <w:pStyle w:val="a5"/>
-              <w:spacing w:line="276" w:lineRule="auto"/>
-              <w:ind w:left="440"/>
-              <w:rPr>
-                <w:rFonts w:ascii="Times New Roman" w:eastAsia="宋体" w:hAnsi="Times New Roman" w:cstheme="minorHAnsi"/>
-                <w:sz w:val="20"/>
-                <w:szCs w:val="20"/>
+              <w:pStyle w:val="a"/>
+              <w:keepNext/>
+              <w:numPr>
+                <w:ilvl w:val="0"/>
+                <w:numId w:val="15"/>
+              </w:numPr>
+              <w:spacing w:after="40" w:line="264" w:lineRule="auto" w:before="0"/>
+              <w:rPr>
+                <w:color w:val="auto"/>
+                <w:lang w:eastAsia="zh-CN"/>
               </w:rPr>
             </w:pPr>
+            <w:r>
+              <w:rPr>
+                <w:rFonts w:ascii="Times New Roman" w:hAnsi="Times New Roman" w:eastAsia="宋体"/>
+                <w:b/>
+                <w:sz w:val="20"/>
+              </w:rPr>
+              <w:t>开发与工程能力：</w:t>
+            </w:r>
+            <w:r>
+              <w:rPr>
+                <w:rFonts w:ascii="Times New Roman" w:hAnsi="Times New Roman" w:eastAsia="宋体"/>
+                <w:b w:val="0"/>
+                <w:sz w:val="20"/>
+              </w:rPr>
+              <w:t>熟练使用 C/C++、Python、CUDA、Triton、PyTorch Extension；具备 vLLM、veRL、Megatron-LM、FlashInfer、CUTLASS、NCCL 工程实践。</w:t>
+            </w:r>
           </w:p>
           <w:p>
             <w:pPr>
-              <w:pStyle w:val="a5"/>
+              <w:pStyle w:val="a"/>
+              <w:keepNext w:val="0"/>
               <w:numPr>
                 <w:ilvl w:val="0"/>
-                <w:numId w:val="13"/>
+                <w:numId w:val="15"/>
               </w:numPr>
-              <w:spacing w:line="276" w:lineRule="auto"/>
-              <w:rPr>
-                <w:rFonts w:ascii="Times New Roman" w:eastAsia="宋体" w:hAnsi="Times New Roman" w:cstheme="minorHAnsi"/>
-                <w:sz w:val="20"/>
-                <w:szCs w:val="20"/>
+              <w:spacing w:after="40" w:line="264" w:lineRule="auto" w:before="0"/>
+              <w:rPr>
+                <w:color w:val="auto"/>
+                <w:lang w:eastAsia="zh-CN"/>
               </w:rPr>
             </w:pPr>
-            <w:proofErr w:type="spellStart"/>
-            <w:r>
-              <w:rPr>
-                <w:rFonts w:ascii="Times New Roman" w:eastAsia="宋体" w:hAnsi="Times New Roman" w:cs="Times New Roman" w:hint="eastAsia"/>
-                <w:b/>
-                <w:bCs/>
-                <w:color w:val="222222"/>
-                <w:sz w:val="20"/>
-                <w:lang w:eastAsia="en-US"/>
-              </w:rPr>
-              <w:t>编程经验</w:t>
-            </w:r>
-            <w:proofErr w:type="spellEnd"/>
-            <w:r>
-              <w:rPr>
-                <w:rFonts w:ascii="Times New Roman" w:eastAsia="宋体" w:hAnsi="Times New Roman" w:cs="Times New Roman"/>
-                <w:b/>
-                <w:bCs/>
-                <w:color w:val="222222"/>
-                <w:sz w:val="20"/>
-                <w:lang w:eastAsia="en-US"/>
-              </w:rPr>
-              <w:t>：</w:t>
-            </w:r>
-            <w:r>
-              <w:rPr>
-                <w:rFonts w:ascii="Times New Roman" w:eastAsia="宋体" w:hAnsi="Times New Roman" w:cstheme="minorHAnsi"/>
-                <w:sz w:val="20"/>
-                <w:szCs w:val="20"/>
-              </w:rPr>
-              <w:t>熟练使用</w:t>
-            </w:r>
-            <w:r>
-              <w:rPr>
-                <w:rFonts w:ascii="Times New Roman" w:eastAsia="宋体" w:hAnsi="Times New Roman" w:cstheme="minorHAnsi"/>
-                <w:sz w:val="20"/>
-                <w:szCs w:val="20"/>
-              </w:rPr>
-              <w:t xml:space="preserve"> C/C++</w:t>
-            </w:r>
-            <w:r>
-              <w:rPr>
-                <w:rFonts w:ascii="Times New Roman" w:eastAsia="宋体" w:hAnsi="Times New Roman" w:cstheme="minorHAnsi"/>
-                <w:sz w:val="20"/>
-                <w:szCs w:val="20"/>
-              </w:rPr>
-              <w:t>、</w:t>
-            </w:r>
-            <w:r>
-              <w:rPr>
-                <w:rFonts w:ascii="Times New Roman" w:eastAsia="宋体" w:hAnsi="Times New Roman" w:cstheme="minorHAnsi"/>
-                <w:sz w:val="20"/>
-                <w:szCs w:val="20"/>
-              </w:rPr>
-              <w:t>Python</w:t>
-            </w:r>
-            <w:r>
-              <w:rPr>
-                <w:rFonts w:ascii="Times New Roman" w:eastAsia="宋体" w:hAnsi="Times New Roman" w:cstheme="minorHAnsi"/>
-                <w:sz w:val="20"/>
-                <w:szCs w:val="20"/>
-              </w:rPr>
-              <w:t>，具备</w:t>
-            </w:r>
-            <w:r>
-              <w:rPr>
-                <w:rFonts w:ascii="Times New Roman" w:eastAsia="宋体" w:hAnsi="Times New Roman" w:cstheme="minorHAnsi"/>
-                <w:sz w:val="20"/>
-                <w:szCs w:val="20"/>
-              </w:rPr>
-              <w:t xml:space="preserve"> CUDA</w:t>
-            </w:r>
-            <w:r>
-              <w:rPr>
-                <w:rFonts w:ascii="Times New Roman" w:eastAsia="宋体" w:hAnsi="Times New Roman" w:cstheme="minorHAnsi"/>
-                <w:sz w:val="20"/>
-                <w:szCs w:val="20"/>
-              </w:rPr>
-              <w:t>、</w:t>
-            </w:r>
-            <w:r>
-              <w:rPr>
-                <w:rFonts w:ascii="Times New Roman" w:eastAsia="宋体" w:hAnsi="Times New Roman" w:cstheme="minorHAnsi"/>
-                <w:sz w:val="20"/>
-                <w:szCs w:val="20"/>
-              </w:rPr>
-              <w:t xml:space="preserve">Triton </w:t>
-            </w:r>
-            <w:r>
-              <w:rPr>
-                <w:rFonts w:ascii="Times New Roman" w:eastAsia="宋体" w:hAnsi="Times New Roman" w:cstheme="minorHAnsi"/>
-                <w:sz w:val="20"/>
-                <w:szCs w:val="20"/>
-              </w:rPr>
-              <w:t>与</w:t>
-            </w:r>
-            <w:r>
-              <w:rPr>
-                <w:rFonts w:ascii="Times New Roman" w:eastAsia="宋体" w:hAnsi="Times New Roman" w:cstheme="minorHAnsi"/>
-                <w:sz w:val="20"/>
-                <w:szCs w:val="20"/>
-              </w:rPr>
-              <w:t xml:space="preserve"> </w:t>
-            </w:r>
-            <w:proofErr w:type="spellStart"/>
-            <w:r>
-              <w:rPr>
-                <w:rFonts w:ascii="Times New Roman" w:eastAsia="宋体" w:hAnsi="Times New Roman" w:cstheme="minorHAnsi"/>
-                <w:sz w:val="20"/>
-                <w:szCs w:val="20"/>
-              </w:rPr>
-              <w:t>PyTorch</w:t>
-            </w:r>
-            <w:proofErr w:type="spellEnd"/>
-            <w:r>
-              <w:rPr>
-                <w:rFonts w:ascii="Times New Roman" w:eastAsia="宋体" w:hAnsi="Times New Roman" w:cstheme="minorHAnsi"/>
-                <w:sz w:val="20"/>
-                <w:szCs w:val="20"/>
-              </w:rPr>
-              <w:t xml:space="preserve"> Extension </w:t>
-            </w:r>
-            <w:r>
-              <w:rPr>
-                <w:rFonts w:ascii="Times New Roman" w:eastAsia="宋体" w:hAnsi="Times New Roman" w:cstheme="minorHAnsi"/>
-                <w:sz w:val="20"/>
-                <w:szCs w:val="20"/>
-              </w:rPr>
-              <w:t>开发经验；具有</w:t>
-            </w:r>
-            <w:r>
-              <w:rPr>
-                <w:rFonts w:ascii="Times New Roman" w:eastAsia="宋体" w:hAnsi="Times New Roman" w:cstheme="minorHAnsi"/>
-                <w:sz w:val="20"/>
-                <w:szCs w:val="20"/>
-              </w:rPr>
-              <w:t xml:space="preserve"> </w:t>
-            </w:r>
-            <w:proofErr w:type="spellStart"/>
-            <w:r>
-              <w:rPr>
-                <w:rFonts w:ascii="Times New Roman" w:eastAsia="宋体" w:hAnsi="Times New Roman" w:cstheme="minorHAnsi"/>
-                <w:sz w:val="20"/>
-                <w:szCs w:val="20"/>
-              </w:rPr>
-              <w:t>PyTorch</w:t>
-            </w:r>
-            <w:proofErr w:type="spellEnd"/>
-            <w:r>
-              <w:rPr>
-                <w:rFonts w:ascii="Times New Roman" w:eastAsia="宋体" w:hAnsi="Times New Roman" w:cstheme="minorHAnsi"/>
-                <w:sz w:val="20"/>
-                <w:szCs w:val="20"/>
-              </w:rPr>
-              <w:t>、</w:t>
-            </w:r>
-            <w:proofErr w:type="spellStart"/>
-            <w:r>
-              <w:rPr>
-                <w:rFonts w:ascii="Times New Roman" w:eastAsia="宋体" w:hAnsi="Times New Roman" w:cstheme="minorHAnsi"/>
-                <w:sz w:val="20"/>
-                <w:szCs w:val="20"/>
-              </w:rPr>
-              <w:t>veRL</w:t>
-            </w:r>
-            <w:proofErr w:type="spellEnd"/>
-            <w:r>
-              <w:rPr>
-                <w:rFonts w:ascii="Times New Roman" w:eastAsia="宋体" w:hAnsi="Times New Roman" w:cstheme="minorHAnsi"/>
-                <w:sz w:val="20"/>
-                <w:szCs w:val="20"/>
-              </w:rPr>
-              <w:t>、</w:t>
-            </w:r>
-            <w:r>
-              <w:rPr>
-                <w:rFonts w:ascii="Times New Roman" w:eastAsia="宋体" w:hAnsi="Times New Roman" w:cstheme="minorHAnsi"/>
-                <w:sz w:val="20"/>
-                <w:szCs w:val="20"/>
-              </w:rPr>
-              <w:t>Megatron-LM</w:t>
-            </w:r>
-            <w:r>
-              <w:rPr>
-                <w:rFonts w:ascii="Times New Roman" w:eastAsia="宋体" w:hAnsi="Times New Roman" w:cstheme="minorHAnsi"/>
-                <w:sz w:val="20"/>
-                <w:szCs w:val="20"/>
-              </w:rPr>
-              <w:t>、</w:t>
-            </w:r>
-            <w:proofErr w:type="spellStart"/>
-            <w:r>
-              <w:rPr>
-                <w:rFonts w:ascii="Times New Roman" w:eastAsia="宋体" w:hAnsi="Times New Roman" w:cstheme="minorHAnsi"/>
-                <w:sz w:val="20"/>
-                <w:szCs w:val="20"/>
-              </w:rPr>
-              <w:t>vLLM</w:t>
-            </w:r>
-            <w:proofErr w:type="spellEnd"/>
-            <w:r>
-              <w:rPr>
-                <w:rFonts w:ascii="Times New Roman" w:eastAsia="宋体" w:hAnsi="Times New Roman" w:cstheme="minorHAnsi"/>
-                <w:sz w:val="20"/>
-                <w:szCs w:val="20"/>
-              </w:rPr>
-              <w:t>、</w:t>
-            </w:r>
-            <w:proofErr w:type="spellStart"/>
-            <w:r>
-              <w:rPr>
-                <w:rFonts w:ascii="Times New Roman" w:eastAsia="宋体" w:hAnsi="Times New Roman" w:cstheme="minorHAnsi"/>
-                <w:sz w:val="20"/>
-                <w:szCs w:val="20"/>
-              </w:rPr>
-              <w:t>FlashInfer</w:t>
-            </w:r>
-            <w:proofErr w:type="spellEnd"/>
-            <w:r>
-              <w:rPr>
-                <w:rFonts w:ascii="Times New Roman" w:eastAsia="宋体" w:hAnsi="Times New Roman" w:cstheme="minorHAnsi"/>
-                <w:sz w:val="20"/>
-                <w:szCs w:val="20"/>
-              </w:rPr>
-              <w:t>、</w:t>
-            </w:r>
-            <w:r>
-              <w:rPr>
-                <w:rFonts w:ascii="Times New Roman" w:eastAsia="宋体" w:hAnsi="Times New Roman" w:cstheme="minorHAnsi"/>
-                <w:sz w:val="20"/>
-                <w:szCs w:val="20"/>
-              </w:rPr>
-              <w:t>CUTLASS</w:t>
-            </w:r>
-            <w:r>
-              <w:rPr>
-                <w:rFonts w:ascii="Times New Roman" w:eastAsia="宋体" w:hAnsi="Times New Roman" w:cstheme="minorHAnsi"/>
-                <w:sz w:val="20"/>
-                <w:szCs w:val="20"/>
-              </w:rPr>
-              <w:t>、</w:t>
-            </w:r>
-            <w:r>
-              <w:rPr>
-                <w:rFonts w:ascii="Times New Roman" w:eastAsia="宋体" w:hAnsi="Times New Roman" w:cstheme="minorHAnsi"/>
-                <w:sz w:val="20"/>
-                <w:szCs w:val="20"/>
-              </w:rPr>
-              <w:t xml:space="preserve">NCCL </w:t>
-            </w:r>
-            <w:r>
-              <w:rPr>
-                <w:rFonts w:ascii="Times New Roman" w:eastAsia="宋体" w:hAnsi="Times New Roman" w:cstheme="minorHAnsi"/>
-                <w:sz w:val="20"/>
-                <w:szCs w:val="20"/>
-              </w:rPr>
-              <w:t>等技术</w:t>
-            </w:r>
-            <w:proofErr w:type="gramStart"/>
-            <w:r>
-              <w:rPr>
-                <w:rFonts w:ascii="Times New Roman" w:eastAsia="宋体" w:hAnsi="Times New Roman" w:cstheme="minorHAnsi"/>
-                <w:sz w:val="20"/>
-                <w:szCs w:val="20"/>
-              </w:rPr>
-              <w:t>栈</w:t>
-            </w:r>
-            <w:proofErr w:type="gramEnd"/>
-            <w:r>
-              <w:rPr>
-                <w:rFonts w:ascii="Times New Roman" w:eastAsia="宋体" w:hAnsi="Times New Roman" w:cstheme="minorHAnsi"/>
-                <w:sz w:val="20"/>
-                <w:szCs w:val="20"/>
-              </w:rPr>
-              <w:t>的工程实践；能够使用</w:t>
-            </w:r>
-            <w:r>
-              <w:rPr>
-                <w:rFonts w:ascii="Times New Roman" w:eastAsia="宋体" w:hAnsi="Times New Roman" w:cstheme="minorHAnsi"/>
-                <w:sz w:val="20"/>
-                <w:szCs w:val="20"/>
-              </w:rPr>
-              <w:t xml:space="preserve"> Nsight Systems</w:t>
-            </w:r>
-            <w:r>
-              <w:rPr>
-                <w:rFonts w:ascii="Times New Roman" w:eastAsia="宋体" w:hAnsi="Times New Roman" w:cstheme="minorHAnsi"/>
-                <w:sz w:val="20"/>
-                <w:szCs w:val="20"/>
-              </w:rPr>
-              <w:t>（</w:t>
-            </w:r>
-            <w:proofErr w:type="spellStart"/>
-            <w:r>
-              <w:rPr>
-                <w:rFonts w:ascii="Times New Roman" w:eastAsia="宋体" w:hAnsi="Times New Roman" w:cstheme="minorHAnsi"/>
-                <w:sz w:val="20"/>
-                <w:szCs w:val="20"/>
-              </w:rPr>
-              <w:t>Nsys</w:t>
-            </w:r>
-            <w:proofErr w:type="spellEnd"/>
-            <w:r>
-              <w:rPr>
-                <w:rFonts w:ascii="Times New Roman" w:eastAsia="宋体" w:hAnsi="Times New Roman" w:cstheme="minorHAnsi"/>
-                <w:sz w:val="20"/>
-                <w:szCs w:val="20"/>
-              </w:rPr>
-              <w:t>）、</w:t>
-            </w:r>
-            <w:r>
-              <w:rPr>
-                <w:rFonts w:ascii="Times New Roman" w:eastAsia="宋体" w:hAnsi="Times New Roman" w:cstheme="minorHAnsi"/>
-                <w:sz w:val="20"/>
-                <w:szCs w:val="20"/>
-              </w:rPr>
-              <w:t>Nsight Compute</w:t>
-            </w:r>
-            <w:r>
-              <w:rPr>
-                <w:rFonts w:ascii="Times New Roman" w:eastAsia="宋体" w:hAnsi="Times New Roman" w:cstheme="minorHAnsi"/>
-                <w:sz w:val="20"/>
-                <w:szCs w:val="20"/>
-              </w:rPr>
-              <w:t>（</w:t>
-            </w:r>
-            <w:r>
-              <w:rPr>
-                <w:rFonts w:ascii="Times New Roman" w:eastAsia="宋体" w:hAnsi="Times New Roman" w:cstheme="minorHAnsi"/>
-                <w:sz w:val="20"/>
-                <w:szCs w:val="20"/>
-              </w:rPr>
-              <w:t>NCU</w:t>
-            </w:r>
-            <w:r>
-              <w:rPr>
-                <w:rFonts w:ascii="Times New Roman" w:eastAsia="宋体" w:hAnsi="Times New Roman" w:cstheme="minorHAnsi"/>
-                <w:sz w:val="20"/>
-                <w:szCs w:val="20"/>
-              </w:rPr>
-              <w:t>）与</w:t>
-            </w:r>
-            <w:r>
-              <w:rPr>
-                <w:rFonts w:ascii="Times New Roman" w:eastAsia="宋体" w:hAnsi="Times New Roman" w:cstheme="minorHAnsi"/>
-                <w:sz w:val="20"/>
-                <w:szCs w:val="20"/>
-              </w:rPr>
-              <w:t xml:space="preserve"> NVIDIA Compute Sanitizer </w:t>
-            </w:r>
-            <w:r>
-              <w:rPr>
-                <w:rFonts w:ascii="Times New Roman" w:eastAsia="宋体" w:hAnsi="Times New Roman" w:cstheme="minorHAnsi"/>
-                <w:sz w:val="20"/>
-                <w:szCs w:val="20"/>
-              </w:rPr>
-              <w:t>完成</w:t>
-            </w:r>
-            <w:r>
-              <w:rPr>
-                <w:rFonts w:ascii="Times New Roman" w:eastAsia="宋体" w:hAnsi="Times New Roman" w:cstheme="minorHAnsi"/>
-                <w:sz w:val="20"/>
-                <w:szCs w:val="20"/>
-              </w:rPr>
-              <w:t xml:space="preserve"> GPU Kernel </w:t>
-            </w:r>
-            <w:r>
-              <w:rPr>
-                <w:rFonts w:ascii="Times New Roman" w:eastAsia="宋体" w:hAnsi="Times New Roman" w:cstheme="minorHAnsi"/>
-                <w:sz w:val="20"/>
-                <w:szCs w:val="20"/>
-              </w:rPr>
-              <w:t>性能分析、故障定位、多卡正确性验证及</w:t>
-            </w:r>
-            <w:r>
-              <w:rPr>
-                <w:rFonts w:ascii="Times New Roman" w:eastAsia="宋体" w:hAnsi="Times New Roman" w:cstheme="minorHAnsi"/>
-                <w:sz w:val="20"/>
-                <w:szCs w:val="20"/>
-              </w:rPr>
-              <w:t xml:space="preserve"> Kernel—Operator—E2E </w:t>
-            </w:r>
-            <w:r>
-              <w:rPr>
-                <w:rFonts w:ascii="Times New Roman" w:eastAsia="宋体" w:hAnsi="Times New Roman" w:cstheme="minorHAnsi"/>
-                <w:sz w:val="20"/>
-                <w:szCs w:val="20"/>
-              </w:rPr>
-              <w:t>分层性能回归。</w:t>
-            </w:r>
-          </w:p>
-          <w:p>
-            <w:pPr>
-              <w:spacing w:line="276" w:lineRule="auto"/>
-              <w:rPr>
-                <w:rFonts w:ascii="Times New Roman" w:eastAsia="宋体" w:hAnsi="Times New Roman" w:cstheme="minorHAnsi"/>
-                <w:sz w:val="20"/>
-                <w:szCs w:val="20"/>
-              </w:rPr>
-            </w:pPr>
-          </w:p>
-          <w:p>
-            <w:pPr>
-              <w:pStyle w:val="a5"/>
-              <w:numPr>
-                <w:ilvl w:val="0"/>
-                <w:numId w:val="13"/>
-              </w:numPr>
-              <w:spacing w:line="276" w:lineRule="auto"/>
-              <w:rPr>
-                <w:rFonts w:ascii="Times New Roman" w:eastAsia="宋体" w:hAnsi="Times New Roman" w:cstheme="minorHAnsi"/>
-                <w:sz w:val="20"/>
-                <w:szCs w:val="20"/>
-              </w:rPr>
-            </w:pPr>
-            <w:r>
-              <w:rPr>
-                <w:rFonts w:ascii="Times New Roman" w:eastAsia="宋体" w:hAnsi="Times New Roman" w:cs="Times New Roman"/>
-                <w:b/>
-                <w:bCs/>
-                <w:color w:val="222222"/>
-                <w:sz w:val="20"/>
-              </w:rPr>
-              <w:t>综合能力：</w:t>
-            </w:r>
-            <w:proofErr w:type="gramStart"/>
-            <w:r>
-              <w:rPr>
-                <w:rFonts w:ascii="Times New Roman" w:eastAsia="宋体" w:hAnsi="Times New Roman" w:cstheme="minorHAnsi"/>
-                <w:sz w:val="20"/>
-                <w:szCs w:val="20"/>
-              </w:rPr>
-              <w:t>具备跨仓源码</w:t>
-            </w:r>
-            <w:proofErr w:type="gramEnd"/>
-            <w:r>
-              <w:rPr>
-                <w:rFonts w:ascii="Times New Roman" w:eastAsia="宋体" w:hAnsi="Times New Roman" w:cstheme="minorHAnsi"/>
-                <w:sz w:val="20"/>
-                <w:szCs w:val="20"/>
-              </w:rPr>
-              <w:t>分析、问题最小复现、控制变量实验、自动化测试、</w:t>
-            </w:r>
-            <w:r>
-              <w:rPr>
-                <w:rFonts w:ascii="Times New Roman" w:eastAsia="宋体" w:hAnsi="Times New Roman" w:cstheme="minorHAnsi"/>
-                <w:sz w:val="20"/>
-                <w:szCs w:val="20"/>
-              </w:rPr>
-              <w:t xml:space="preserve">Benchmark </w:t>
-            </w:r>
-            <w:r>
-              <w:rPr>
-                <w:rFonts w:ascii="Times New Roman" w:eastAsia="宋体" w:hAnsi="Times New Roman" w:cstheme="minorHAnsi"/>
-                <w:sz w:val="20"/>
-                <w:szCs w:val="20"/>
-              </w:rPr>
-              <w:t>建设及技术文档沉淀能力；使用</w:t>
-            </w:r>
-            <w:r>
-              <w:rPr>
-                <w:rFonts w:ascii="Times New Roman" w:eastAsia="宋体" w:hAnsi="Times New Roman" w:cstheme="minorHAnsi"/>
-                <w:sz w:val="20"/>
-                <w:szCs w:val="20"/>
-              </w:rPr>
-              <w:t xml:space="preserve"> Claude Code</w:t>
-            </w:r>
-            <w:r>
-              <w:rPr>
-                <w:rFonts w:ascii="Times New Roman" w:eastAsia="宋体" w:hAnsi="Times New Roman" w:cstheme="minorHAnsi"/>
-                <w:sz w:val="20"/>
-                <w:szCs w:val="20"/>
-              </w:rPr>
-              <w:t>、</w:t>
-            </w:r>
-            <w:r>
-              <w:rPr>
-                <w:rFonts w:ascii="Times New Roman" w:eastAsia="宋体" w:hAnsi="Times New Roman" w:cstheme="minorHAnsi"/>
-                <w:sz w:val="20"/>
-                <w:szCs w:val="20"/>
-              </w:rPr>
-              <w:t xml:space="preserve">Codex </w:t>
-            </w:r>
-            <w:r>
-              <w:rPr>
-                <w:rFonts w:ascii="Times New Roman" w:eastAsia="宋体" w:hAnsi="Times New Roman" w:cstheme="minorHAnsi"/>
-                <w:sz w:val="20"/>
-                <w:szCs w:val="20"/>
-              </w:rPr>
-              <w:t>辅助代码检索、实现与测试，并通过人工</w:t>
-            </w:r>
-            <w:r>
-              <w:rPr>
-                <w:rFonts w:ascii="Times New Roman" w:eastAsia="宋体" w:hAnsi="Times New Roman" w:cstheme="minorHAnsi"/>
-                <w:sz w:val="20"/>
-                <w:szCs w:val="20"/>
-              </w:rPr>
-              <w:t xml:space="preserve"> Review </w:t>
-            </w:r>
-            <w:r>
-              <w:rPr>
-                <w:rFonts w:ascii="Times New Roman" w:eastAsia="宋体" w:hAnsi="Times New Roman" w:cstheme="minorHAnsi"/>
-                <w:sz w:val="20"/>
-                <w:szCs w:val="20"/>
-              </w:rPr>
-              <w:t>和正确性</w:t>
-            </w:r>
-            <w:r>
-              <w:rPr>
-                <w:rFonts w:ascii="Times New Roman" w:eastAsia="宋体" w:hAnsi="Times New Roman" w:cstheme="minorHAnsi"/>
-                <w:sz w:val="20"/>
-                <w:szCs w:val="20"/>
-              </w:rPr>
-              <w:t>/</w:t>
-            </w:r>
-            <w:r>
-              <w:rPr>
-                <w:rFonts w:ascii="Times New Roman" w:eastAsia="宋体" w:hAnsi="Times New Roman" w:cstheme="minorHAnsi"/>
-                <w:sz w:val="20"/>
-                <w:szCs w:val="20"/>
-              </w:rPr>
-              <w:t>性能回归保障交付质量；具备英文技术文档阅读与检索能力（</w:t>
-            </w:r>
-            <w:r>
-              <w:rPr>
-                <w:rFonts w:ascii="Times New Roman" w:eastAsia="宋体" w:hAnsi="Times New Roman" w:cstheme="minorHAnsi"/>
-                <w:sz w:val="20"/>
-                <w:szCs w:val="20"/>
-              </w:rPr>
-              <w:t>IELTS 6.5</w:t>
-            </w:r>
-            <w:r>
-              <w:rPr>
-                <w:rFonts w:ascii="Times New Roman" w:eastAsia="宋体" w:hAnsi="Times New Roman" w:cstheme="minorHAnsi"/>
-                <w:sz w:val="20"/>
-                <w:szCs w:val="20"/>
-              </w:rPr>
-              <w:t>、</w:t>
-            </w:r>
-            <w:r>
-              <w:rPr>
-                <w:rFonts w:ascii="Times New Roman" w:eastAsia="宋体" w:hAnsi="Times New Roman" w:cstheme="minorHAnsi"/>
-                <w:sz w:val="20"/>
-                <w:szCs w:val="20"/>
-              </w:rPr>
-              <w:t>CET-6</w:t>
-            </w:r>
-            <w:r>
-              <w:rPr>
-                <w:rFonts w:ascii="Times New Roman" w:eastAsia="宋体" w:hAnsi="Times New Roman" w:cstheme="minorHAnsi"/>
-                <w:sz w:val="20"/>
-                <w:szCs w:val="20"/>
-              </w:rPr>
-              <w:t>），持有华为</w:t>
-            </w:r>
-            <w:r>
-              <w:rPr>
-                <w:rFonts w:ascii="Times New Roman" w:eastAsia="宋体" w:hAnsi="Times New Roman" w:cstheme="minorHAnsi"/>
-                <w:sz w:val="20"/>
-                <w:szCs w:val="20"/>
-              </w:rPr>
-              <w:t xml:space="preserve"> HCIA-AI </w:t>
-            </w:r>
-            <w:r>
-              <w:rPr>
-                <w:rFonts w:ascii="Times New Roman" w:eastAsia="宋体" w:hAnsi="Times New Roman" w:cstheme="minorHAnsi"/>
-                <w:sz w:val="20"/>
-                <w:szCs w:val="20"/>
-              </w:rPr>
-              <w:t>认证。</w:t>
+            <w:r>
+              <w:rPr>
+                <w:rFonts w:ascii="Times New Roman" w:hAnsi="Times New Roman" w:eastAsia="宋体"/>
+                <w:b/>
+                <w:sz w:val="20"/>
+              </w:rPr>
+              <w:t>工程方法与工具：</w:t>
+            </w:r>
+            <w:r>
+              <w:rPr>
+                <w:rFonts w:ascii="Times New Roman" w:hAnsi="Times New Roman" w:eastAsia="宋体"/>
+                <w:b w:val="0"/>
+                <w:sz w:val="20"/>
+              </w:rPr>
+              <w:t>具备跨仓源码分析、最小复现、控制变量实验、自动化测试、Benchmark 与技术文档能力；使用 Nsys、NCU、Compute Sanitizer 进行性能分析、故障定位与多卡正确性验证。</w:t>
             </w:r>
           </w:p>
         </w:tc>

--- a/doc/冯浩然_AiInfra香港中文大学_15024999885.docx
+++ b/doc/冯浩然_AiInfra香港中文大学_15024999885.docx
@@ -665,7 +665,8 @@
       </w:tblPr>
       <w:tblGrid>
         <w:gridCol w:w="3601"/>
-        <w:gridCol w:w="3602"/>
+        <w:gridCol w:w="526"/>
+        <w:gridCol w:w="3076"/>
         <w:gridCol w:w="2877"/>
         <w:gridCol w:w="726"/>
       </w:tblGrid>
@@ -677,7 +678,7 @@
         <w:tc>
           <w:tcPr>
             <w:tcW w:w="10080" w:type="dxa"/>
-            <w:gridSpan w:val="3"/>
+            <w:gridSpan w:val="4"/>
             <w:tcBorders>
               <w:bottom w:val="single" w:sz="4" w:space="0" w:color="auto"/>
             </w:tcBorders>
@@ -782,6 +783,7 @@
         <w:tc>
           <w:tcPr>
             <w:tcW w:w="3602" w:type="dxa"/>
+            <w:gridSpan w:val="2"/>
             <w:tcBorders>
               <w:top w:val="nil"/>
               <w:left w:val="nil"/>
@@ -879,7 +881,7 @@
         <w:tc>
           <w:tcPr>
             <w:tcW w:w="10080" w:type="dxa"/>
-            <w:gridSpan w:val="3"/>
+            <w:gridSpan w:val="4"/>
             <w:tcBorders>
               <w:top w:val="nil"/>
               <w:left w:val="nil"/>
@@ -887,22 +889,6 @@
               <w:right w:val="nil"/>
             </w:tcBorders>
           </w:tcPr>
-          <w:p>
-            <w:pPr>
-              <w:pStyle w:val="a"/>
-              <w:numPr>
-                <w:ilvl w:val="0"/>
-                <w:numId w:val="0"/>
-              </w:numPr>
-              <w:tabs>
-                <w:tab w:val="num" w:pos="360"/>
-              </w:tabs>
-              <w:spacing w:after="40" w:line="264" w:lineRule="auto"/>
-              <w:rPr>
-                <w:lang w:eastAsia="zh-CN"/>
-              </w:rPr>
-            </w:pPr>
-          </w:p>
           <w:p>
             <w:pPr>
               <w:pStyle w:val="a"/>
@@ -2406,8 +2392,6 @@
             </w:r>
             <w:r>
               <w:rPr>
-                <w:b/>
-                <w:bCs/>
                 <w:color w:val="auto"/>
                 <w:lang w:eastAsia="zh-CN"/>
               </w:rPr>
@@ -2431,8 +2415,6 @@
             </w:r>
             <w:r>
               <w:rPr>
-                <w:b/>
-                <w:bCs/>
                 <w:color w:val="auto"/>
                 <w:lang w:eastAsia="zh-CN"/>
               </w:rPr>
@@ -3053,8 +3035,6 @@
             <w:tblPr>
               <w:tblW w:w="0" w:type="auto"/>
               <w:jc w:val="center"/>
-              <w:tblLayout w:type="fixed"/>
-              <w:tblLook w:val="04A0" w:firstRow="1" w:lastRow="0" w:firstColumn="1" w:lastColumn="0" w:noHBand="0" w:noVBand="1"/>
               <w:tblBorders>
                 <w:top w:val="nil"/>
                 <w:left w:val="nil"/>
@@ -3063,6 +3043,8 @@
                 <w:insideH w:val="nil"/>
                 <w:insideV w:val="nil"/>
               </w:tblBorders>
+              <w:tblLayout w:type="fixed"/>
+              <w:tblLook w:val="04A0" w:firstRow="1" w:lastRow="0" w:firstColumn="1" w:lastColumn="0" w:noHBand="0" w:noVBand="1"/>
             </w:tblPr>
             <w:tblGrid>
               <w:gridCol w:w="3269"/>
@@ -3076,20 +3058,18 @@
               <w:tc>
                 <w:tcPr>
                   <w:tcW w:w="3269" w:type="dxa"/>
+                  <w:tcBorders>
+                    <w:top w:val="nil"/>
+                    <w:left w:val="nil"/>
+                    <w:bottom w:val="nil"/>
+                    <w:right w:val="nil"/>
+                  </w:tcBorders>
                   <w:tcMar>
                     <w:top w:w="70" w:type="dxa"/>
                     <w:left w:w="110" w:type="dxa"/>
                     <w:bottom w:w="70" w:type="dxa"/>
                     <w:right w:w="110" w:type="dxa"/>
                   </w:tcMar>
-                  <w:tcBorders>
-                    <w:top w:val="nil"/>
-                    <w:left w:val="nil"/>
-                    <w:bottom w:val="nil"/>
-                    <w:right w:val="nil"/>
-                    <w:insideH w:val="nil"/>
-                    <w:insideV w:val="nil"/>
-                  </w:tcBorders>
                 </w:tcPr>
                 <w:p>
                   <w:pPr>
@@ -3146,20 +3126,18 @@
               <w:tc>
                 <w:tcPr>
                   <w:tcW w:w="3269" w:type="dxa"/>
+                  <w:tcBorders>
+                    <w:top w:val="nil"/>
+                    <w:left w:val="nil"/>
+                    <w:bottom w:val="nil"/>
+                    <w:right w:val="nil"/>
+                  </w:tcBorders>
                   <w:tcMar>
                     <w:top w:w="70" w:type="dxa"/>
                     <w:left w:w="110" w:type="dxa"/>
                     <w:bottom w:w="70" w:type="dxa"/>
                     <w:right w:w="110" w:type="dxa"/>
                   </w:tcMar>
-                  <w:tcBorders>
-                    <w:top w:val="nil"/>
-                    <w:left w:val="nil"/>
-                    <w:bottom w:val="nil"/>
-                    <w:right w:val="nil"/>
-                    <w:insideH w:val="nil"/>
-                    <w:insideV w:val="nil"/>
-                  </w:tcBorders>
                 </w:tcPr>
                 <w:p>
                   <w:pPr>
@@ -3186,20 +3164,18 @@
               <w:tc>
                 <w:tcPr>
                   <w:tcW w:w="3269" w:type="dxa"/>
+                  <w:tcBorders>
+                    <w:top w:val="nil"/>
+                    <w:left w:val="nil"/>
+                    <w:bottom w:val="nil"/>
+                    <w:right w:val="nil"/>
+                  </w:tcBorders>
                   <w:tcMar>
                     <w:top w:w="70" w:type="dxa"/>
                     <w:left w:w="110" w:type="dxa"/>
                     <w:bottom w:w="70" w:type="dxa"/>
                     <w:right w:w="110" w:type="dxa"/>
                   </w:tcMar>
-                  <w:tcBorders>
-                    <w:top w:val="nil"/>
-                    <w:left w:val="nil"/>
-                    <w:bottom w:val="nil"/>
-                    <w:right w:val="nil"/>
-                    <w:insideH w:val="nil"/>
-                    <w:insideV w:val="nil"/>
-                  </w:tcBorders>
                 </w:tcPr>
                 <w:p>
                   <w:pPr>
@@ -3823,16 +3799,6 @@
         </w:tc>
       </w:tr>
       <w:tr>
-        <w:tblPrEx>
-          <w:tblBorders>
-            <w:top w:val="single" w:sz="4" w:space="0" w:color="auto"/>
-            <w:left w:val="single" w:sz="4" w:space="0" w:color="auto"/>
-            <w:bottom w:val="single" w:sz="4" w:space="0" w:color="auto"/>
-            <w:right w:val="single" w:sz="4" w:space="0" w:color="auto"/>
-            <w:insideH w:val="single" w:sz="4" w:space="0" w:color="auto"/>
-            <w:insideV w:val="single" w:sz="4" w:space="0" w:color="auto"/>
-          </w:tblBorders>
-        </w:tblPrEx>
         <w:trPr>
           <w:gridAfter w:val="1"/>
           <w:wAfter w:w="726" w:type="dxa"/>
@@ -3840,68 +3806,15 @@
         <w:tc>
           <w:tcPr>
             <w:tcW w:w="10080" w:type="dxa"/>
-            <w:gridSpan w:val="3"/>
-            <w:tcBorders>
-              <w:top w:val="nil"/>
-              <w:left w:val="nil"/>
-              <w:bottom w:val="nil"/>
-              <w:right w:val="nil"/>
-            </w:tcBorders>
-          </w:tcPr>
-          <w:p>
-            <w:pPr>
-              <w:spacing w:line="276" w:lineRule="auto"/>
-              <w:rPr>
-                <w:rFonts w:ascii="Times New Roman" w:eastAsia="宋体" w:hAnsi="Times New Roman" w:cstheme="minorHAnsi"/>
-                <w:sz w:val="20"/>
-                <w:szCs w:val="20"/>
-              </w:rPr>
-            </w:pPr>
-          </w:p>
-        </w:tc>
-      </w:tr>
-    </w:tbl>
-    <w:p>
-      <w:pPr>
-        <w:spacing w:after="0" w:line="240" w:lineRule="auto"/>
-        <w:rPr>
-          <w:rFonts w:cstheme="minorHAnsi"/>
-        </w:rPr>
-      </w:pPr>
-    </w:p>
-    <w:tbl>
-      <w:tblPr>
-        <w:tblStyle w:val="a4"/>
-        <w:tblW w:w="10080" w:type="dxa"/>
-        <w:tblInd w:w="-725" w:type="dxa"/>
-        <w:tblBorders>
-          <w:top w:val="none" w:sz="0" w:space="0" w:color="auto"/>
-          <w:left w:val="none" w:sz="0" w:space="0" w:color="auto"/>
-          <w:bottom w:val="none" w:sz="0" w:space="0" w:color="auto"/>
-          <w:right w:val="none" w:sz="0" w:space="0" w:color="auto"/>
-          <w:insideH w:val="none" w:sz="0" w:space="0" w:color="auto"/>
-          <w:insideV w:val="none" w:sz="0" w:space="0" w:color="auto"/>
-        </w:tblBorders>
-        <w:tblLook w:val="04A0" w:firstRow="1" w:lastRow="0" w:firstColumn="1" w:lastColumn="0" w:noHBand="0" w:noVBand="1"/>
-      </w:tblPr>
-      <w:tblGrid>
-        <w:gridCol w:w="3601"/>
-        <w:gridCol w:w="526"/>
-        <w:gridCol w:w="5953"/>
-      </w:tblGrid>
-      <w:tr>
-        <w:tc>
-          <w:tcPr>
-            <w:tcW w:w="10080" w:type="dxa"/>
-            <w:gridSpan w:val="3"/>
+            <w:gridSpan w:val="4"/>
             <w:tcBorders>
               <w:bottom w:val="single" w:sz="4" w:space="0" w:color="auto"/>
             </w:tcBorders>
             <w:tcMar>
               <w:top w:w="35" w:type="dxa"/>
-              <w:start w:w="55" w:type="dxa"/>
+              <w:left w:w="55" w:type="dxa"/>
               <w:bottom w:w="35" w:type="dxa"/>
-              <w:end w:w="55" w:type="dxa"/>
+              <w:right w:w="55" w:type="dxa"/>
             </w:tcMar>
           </w:tcPr>
           <w:p>
@@ -3919,12 +3832,17 @@
                 <w:sz w:val="24"/>
                 <w:szCs w:val="24"/>
               </w:rPr>
-              <w:t>科研与论文</w:t>
+              <w:lastRenderedPageBreak/>
+              <w:t>科研论文</w:t>
             </w:r>
           </w:p>
         </w:tc>
       </w:tr>
       <w:tr>
+        <w:trPr>
+          <w:gridAfter w:val="1"/>
+          <w:wAfter w:w="726" w:type="dxa"/>
+        </w:trPr>
         <w:tc>
           <w:tcPr>
             <w:tcW w:w="3601" w:type="dxa"/>
@@ -3933,9 +3851,9 @@
             </w:tcBorders>
             <w:tcMar>
               <w:top w:w="35" w:type="dxa"/>
-              <w:start w:w="55" w:type="dxa"/>
+              <w:left w:w="55" w:type="dxa"/>
               <w:bottom w:w="35" w:type="dxa"/>
-              <w:end w:w="55" w:type="dxa"/>
+              <w:right w:w="55" w:type="dxa"/>
             </w:tcMar>
           </w:tcPr>
           <w:p>
@@ -3966,9 +3884,9 @@
             </w:tcBorders>
             <w:tcMar>
               <w:top w:w="35" w:type="dxa"/>
-              <w:start w:w="55" w:type="dxa"/>
+              <w:left w:w="55" w:type="dxa"/>
               <w:bottom w:w="35" w:type="dxa"/>
-              <w:end w:w="55" w:type="dxa"/>
+              <w:right w:w="55" w:type="dxa"/>
             </w:tcMar>
           </w:tcPr>
           <w:p>
@@ -3985,14 +3903,15 @@
         <w:tc>
           <w:tcPr>
             <w:tcW w:w="5953" w:type="dxa"/>
+            <w:gridSpan w:val="2"/>
             <w:tcBorders>
               <w:top w:val="single" w:sz="4" w:space="0" w:color="auto"/>
             </w:tcBorders>
             <w:tcMar>
               <w:top w:w="35" w:type="dxa"/>
-              <w:start w:w="55" w:type="dxa"/>
+              <w:left w:w="55" w:type="dxa"/>
               <w:bottom w:w="35" w:type="dxa"/>
-              <w:end w:w="55" w:type="dxa"/>
+              <w:right w:w="55" w:type="dxa"/>
             </w:tcMar>
           </w:tcPr>
           <w:p>
@@ -4020,30 +3939,21 @@
         </w:tc>
       </w:tr>
       <w:tr>
+        <w:trPr>
+          <w:gridAfter w:val="1"/>
+          <w:wAfter w:w="726" w:type="dxa"/>
+        </w:trPr>
         <w:tc>
           <w:tcPr>
             <w:tcW w:w="10080" w:type="dxa"/>
-            <w:gridSpan w:val="3"/>
+            <w:gridSpan w:val="4"/>
             <w:tcMar>
               <w:top w:w="35" w:type="dxa"/>
-              <w:start w:w="55" w:type="dxa"/>
+              <w:left w:w="55" w:type="dxa"/>
               <w:bottom w:w="35" w:type="dxa"/>
-              <w:end w:w="55" w:type="dxa"/>
+              <w:right w:w="55" w:type="dxa"/>
             </w:tcMar>
           </w:tcPr>
-          <w:p>
-            <w:pPr>
-              <w:spacing w:before="0" w:after="0" w:line="264" w:lineRule="auto"/>
-            </w:pPr>
-            <w:r>
-              <w:rPr>
-                <w:rFonts w:ascii="Times New Roman" w:hAnsi="Times New Roman" w:eastAsia="宋体"/>
-                <w:b w:val="0"/>
-                <w:sz w:val="20"/>
-              </w:rPr>
-              <w:t xml:space="preserve"> </w:t>
-            </w:r>
-          </w:p>
           <w:p>
             <w:pPr>
               <w:pStyle w:val="a"/>
@@ -4052,7 +3962,7 @@
                 <w:ilvl w:val="0"/>
                 <w:numId w:val="15"/>
               </w:numPr>
-              <w:spacing w:after="40" w:line="264" w:lineRule="auto" w:before="0"/>
+              <w:spacing w:after="40" w:line="264" w:lineRule="auto"/>
               <w:rPr>
                 <w:color w:val="auto"/>
                 <w:lang w:eastAsia="zh-CN"/>
@@ -4060,80 +3970,234 @@
             </w:pPr>
             <w:r>
               <w:rPr>
-                <w:rFonts w:ascii="Times New Roman" w:hAnsi="Times New Roman" w:eastAsia="宋体"/>
-                <w:b/>
-                <w:sz w:val="20"/>
+                <w:b/>
+                <w:lang w:eastAsia="zh-CN"/>
               </w:rPr>
               <w:t>边缘设备小模型构建与部署：</w:t>
             </w:r>
             <w:r>
               <w:rPr>
-                <w:rFonts w:ascii="Times New Roman" w:hAnsi="Times New Roman" w:eastAsia="宋体"/>
-                <w:b w:val="0"/>
-                <w:sz w:val="20"/>
-              </w:rPr>
-              <w:t>面向语义通信的边缘设备小模型构建与部署，我负责模型训练与调优，参与构建“结构恢复-关键 Token 加权 SFT-偏好优化”流程：从打乱/遮蔽步骤恢复四段式推理，再从学生生成构造偏好对，强化答案正确性和结构完整性。</w:t>
-            </w:r>
+                <w:lang w:eastAsia="zh-CN"/>
+              </w:rPr>
+              <w:t>面向语义通信的边缘设备小模型构建与部署，我负责模型训练与调优，参与构建</w:t>
+            </w:r>
+            <w:r>
+              <w:rPr>
+                <w:lang w:eastAsia="zh-CN"/>
+              </w:rPr>
+              <w:t>“</w:t>
+            </w:r>
+            <w:r>
+              <w:rPr>
+                <w:lang w:eastAsia="zh-CN"/>
+              </w:rPr>
+              <w:t>结构恢复</w:t>
+            </w:r>
+            <w:r>
+              <w:rPr>
+                <w:lang w:eastAsia="zh-CN"/>
+              </w:rPr>
+              <w:t>-</w:t>
+            </w:r>
+            <w:r>
+              <w:rPr>
+                <w:lang w:eastAsia="zh-CN"/>
+              </w:rPr>
+              <w:t>关键</w:t>
+            </w:r>
+            <w:r>
+              <w:rPr>
+                <w:lang w:eastAsia="zh-CN"/>
+              </w:rPr>
+              <w:t xml:space="preserve"> Token </w:t>
+            </w:r>
+            <w:r>
+              <w:rPr>
+                <w:lang w:eastAsia="zh-CN"/>
+              </w:rPr>
+              <w:t>加权</w:t>
+            </w:r>
+            <w:r>
+              <w:rPr>
+                <w:lang w:eastAsia="zh-CN"/>
+              </w:rPr>
+              <w:t xml:space="preserve"> SFT-</w:t>
+            </w:r>
+            <w:r>
+              <w:rPr>
+                <w:lang w:eastAsia="zh-CN"/>
+              </w:rPr>
+              <w:t>偏好优化</w:t>
+            </w:r>
+            <w:r>
+              <w:rPr>
+                <w:lang w:eastAsia="zh-CN"/>
+              </w:rPr>
+              <w:t>”</w:t>
+            </w:r>
+            <w:r>
+              <w:rPr>
+                <w:lang w:eastAsia="zh-CN"/>
+              </w:rPr>
+              <w:t>流程：从打乱</w:t>
+            </w:r>
+            <w:r>
+              <w:rPr>
+                <w:lang w:eastAsia="zh-CN"/>
+              </w:rPr>
+              <w:t>/</w:t>
+            </w:r>
+            <w:r>
+              <w:rPr>
+                <w:lang w:eastAsia="zh-CN"/>
+              </w:rPr>
+              <w:t>遮蔽步骤恢复四段式推理，再从学生生成构造偏好对，强化答案正确性和结构完整性。</w:t>
+            </w:r>
+          </w:p>
+          <w:p>
+            <w:pPr>
+              <w:spacing w:line="264" w:lineRule="auto"/>
+            </w:pPr>
           </w:p>
           <w:p>
             <w:pPr>
               <w:pStyle w:val="a"/>
-              <w:keepNext w:val="0"/>
               <w:numPr>
                 <w:ilvl w:val="0"/>
                 <w:numId w:val="15"/>
               </w:numPr>
-              <w:spacing w:after="40" w:line="264" w:lineRule="auto" w:before="0"/>
+              <w:spacing w:after="40" w:line="264" w:lineRule="auto"/>
               <w:rPr>
                 <w:color w:val="auto"/>
                 <w:lang w:eastAsia="zh-CN"/>
               </w:rPr>
             </w:pPr>
-            <w:r>
-              <w:rPr>
-                <w:rFonts w:ascii="Times New Roman" w:hAnsi="Times New Roman" w:eastAsia="宋体"/>
-                <w:b/>
-                <w:sz w:val="20"/>
-              </w:rPr>
-              <w:t>关键 Token 与实验闭环：</w:t>
-            </w:r>
-            <w:r>
-              <w:rPr>
-                <w:rFonts w:ascii="Times New Roman" w:hAnsi="Times New Roman" w:eastAsia="宋体"/>
-                <w:b w:val="0"/>
-                <w:sz w:val="20"/>
-              </w:rPr>
-              <w:t>逐 Token 扰动教师推理，以参考答案 log-likelihood 下降量度量答案敏感性，驱动加权 SFT 与高重要性辅助损失；完成 LoRA/DPO、有限值检查及 vLLM TP=4 全量评测。Qwen2.5-7B 在 GSM8K/SVAMP 的 pass@1 为 70.05%/67.67%，pass@5 为 94.01%/94.00%；论文在撰，拟投稿 AAAI 2027（CCF-A）。</w:t>
+            <w:proofErr w:type="spellStart"/>
+            <w:r>
+              <w:rPr>
+                <w:b/>
+              </w:rPr>
+              <w:t>关键</w:t>
+            </w:r>
+            <w:proofErr w:type="spellEnd"/>
+            <w:r>
+              <w:rPr>
+                <w:b/>
+              </w:rPr>
+              <w:t xml:space="preserve"> Token </w:t>
+            </w:r>
+            <w:proofErr w:type="spellStart"/>
+            <w:r>
+              <w:rPr>
+                <w:b/>
+              </w:rPr>
+              <w:t>与实验闭环：</w:t>
+            </w:r>
+            <w:r>
+              <w:t>逐</w:t>
+            </w:r>
+            <w:proofErr w:type="spellEnd"/>
+            <w:r>
+              <w:t xml:space="preserve"> Token </w:t>
+            </w:r>
+            <w:r>
+              <w:t>扰动教师推理，以参考答案</w:t>
+            </w:r>
+            <w:r>
+              <w:t xml:space="preserve"> log-likelihood </w:t>
+            </w:r>
+            <w:r>
+              <w:t>下降量度量答案敏感性，驱动加权</w:t>
+            </w:r>
+            <w:r>
+              <w:t xml:space="preserve"> SFT </w:t>
+            </w:r>
+            <w:r>
+              <w:t>与高重要性辅助损失；完成</w:t>
+            </w:r>
+            <w:r>
+              <w:t xml:space="preserve"> LoRA/DPO</w:t>
+            </w:r>
+            <w:r>
+              <w:t>、有限值检查及</w:t>
+            </w:r>
+            <w:r>
+              <w:t xml:space="preserve"> vLLM TP=4 </w:t>
+            </w:r>
+            <w:r>
+              <w:t>全量评测。</w:t>
+            </w:r>
+            <w:r>
+              <w:t xml:space="preserve">Qwen2.5-7B </w:t>
+            </w:r>
+            <w:r>
+              <w:t>在</w:t>
+            </w:r>
+            <w:r>
+              <w:t xml:space="preserve"> GSM8K/SVAMP </w:t>
+            </w:r>
+            <w:r>
+              <w:t>的</w:t>
+            </w:r>
+            <w:r>
+              <w:t xml:space="preserve"> pass@1 </w:t>
+            </w:r>
+            <w:r>
+              <w:t>为</w:t>
+            </w:r>
+            <w:r>
+              <w:t xml:space="preserve"> </w:t>
+            </w:r>
+            <w:r>
+              <w:rPr>
+                <w:b/>
+                <w:bCs/>
+              </w:rPr>
+              <w:t>70.05%/67.67%</w:t>
+            </w:r>
+            <w:r>
+              <w:t>，</w:t>
+            </w:r>
+            <w:r>
+              <w:t xml:space="preserve">pass@5 </w:t>
+            </w:r>
+            <w:r>
+              <w:t>为</w:t>
+            </w:r>
+            <w:r>
+              <w:rPr>
+                <w:b/>
+                <w:bCs/>
+              </w:rPr>
+              <w:t xml:space="preserve"> 94.01%/94.00%</w:t>
+            </w:r>
+            <w:r>
+              <w:t>；论文在撰，拟投稿</w:t>
+            </w:r>
+            <w:r>
+              <w:t xml:space="preserve"> AAAI 2027</w:t>
+            </w:r>
+            <w:r>
+              <w:t>（</w:t>
+            </w:r>
+            <w:r>
+              <w:t>CCF-A</w:t>
+            </w:r>
+            <w:r>
+              <w:t>）。</w:t>
             </w:r>
           </w:p>
         </w:tc>
       </w:tr>
-    </w:tbl>
-    <w:tbl>
-      <w:tblPr>
-        <w:tblStyle w:val="a4"/>
-        <w:tblW w:w="10080" w:type="dxa"/>
-        <w:tblInd w:w="-725" w:type="dxa"/>
-        <w:tblBorders>
-          <w:top w:val="none" w:sz="0" w:space="0" w:color="auto"/>
-          <w:left w:val="none" w:sz="0" w:space="0" w:color="auto"/>
-          <w:bottom w:val="none" w:sz="0" w:space="0" w:color="auto"/>
-          <w:right w:val="none" w:sz="0" w:space="0" w:color="auto"/>
-          <w:insideH w:val="none" w:sz="0" w:space="0" w:color="auto"/>
-          <w:insideV w:val="none" w:sz="0" w:space="0" w:color="auto"/>
-        </w:tblBorders>
-        <w:tblLook w:val="04A0" w:firstRow="1" w:lastRow="0" w:firstColumn="1" w:lastColumn="0" w:noHBand="0" w:noVBand="1"/>
-      </w:tblPr>
-      <w:tblGrid>
-        <w:gridCol w:w="3601"/>
-        <w:gridCol w:w="526"/>
-        <w:gridCol w:w="5953"/>
-      </w:tblGrid>
       <w:tr>
+        <w:trPr>
+          <w:gridAfter w:val="1"/>
+          <w:wAfter w:w="726" w:type="dxa"/>
+        </w:trPr>
         <w:tc>
           <w:tcPr>
             <w:tcW w:w="10080" w:type="dxa"/>
-            <w:gridSpan w:val="3"/>
+            <w:gridSpan w:val="4"/>
             <w:tcBorders>
               <w:bottom w:val="single" w:sz="4" w:space="0" w:color="auto"/>
             </w:tcBorders>
@@ -4159,6 +4223,10 @@
         </w:tc>
       </w:tr>
       <w:tr>
+        <w:trPr>
+          <w:gridAfter w:val="1"/>
+          <w:wAfter w:w="726" w:type="dxa"/>
+        </w:trPr>
         <w:tc>
           <w:tcPr>
             <w:tcW w:w="3601" w:type="dxa"/>
@@ -4234,6 +4302,7 @@
         <w:tc>
           <w:tcPr>
             <w:tcW w:w="5953" w:type="dxa"/>
+            <w:gridSpan w:val="2"/>
             <w:tcBorders>
               <w:top w:val="single" w:sz="4" w:space="0" w:color="auto"/>
             </w:tcBorders>
@@ -4305,10 +4374,14 @@
         </w:tc>
       </w:tr>
       <w:tr>
+        <w:trPr>
+          <w:gridAfter w:val="1"/>
+          <w:wAfter w:w="726" w:type="dxa"/>
+        </w:trPr>
         <w:tc>
           <w:tcPr>
             <w:tcW w:w="10080" w:type="dxa"/>
-            <w:gridSpan w:val="3"/>
+            <w:gridSpan w:val="4"/>
           </w:tcPr>
           <w:p>
             <w:pPr>
@@ -4323,6 +4396,7 @@
                 <w:lang w:eastAsia="zh-CN"/>
               </w:rPr>
             </w:pPr>
+            <w:proofErr w:type="spellStart"/>
             <w:r>
               <w:rPr>
                 <w:rFonts w:hint="eastAsia"/>
@@ -4339,6 +4413,7 @@
               </w:rPr>
               <w:t>化</w:t>
             </w:r>
+            <w:proofErr w:type="spellEnd"/>
             <w:r>
               <w:rPr>
                 <w:rFonts w:hint="eastAsia"/>
@@ -4347,6 +4422,7 @@
               </w:rPr>
               <w:t xml:space="preserve"> Runtime </w:t>
             </w:r>
+            <w:proofErr w:type="spellStart"/>
             <w:r>
               <w:rPr>
                 <w:rFonts w:hint="eastAsia"/>
@@ -4355,6 +4431,7 @@
               </w:rPr>
               <w:t>与后端适配</w:t>
             </w:r>
+            <w:proofErr w:type="spellEnd"/>
             <w:r>
               <w:rPr>
                 <w:rFonts w:hint="eastAsia"/>
@@ -5845,11 +5922,11 @@
             </w:pPr>
             <w:r>
               <w:rPr>
-                <w:rFonts w:ascii="黑体" w:hAnsi="黑体" w:eastAsia="黑体"/>
+                <w:rFonts w:ascii="黑体" w:eastAsia="黑体" w:hAnsi="黑体"/>
                 <w:b/>
                 <w:sz w:val="24"/>
               </w:rPr>
-              <w:t>技术能力与综合素质</w:t>
+              <w:t>综合素质</w:t>
             </w:r>
           </w:p>
         </w:tc>
@@ -5860,9 +5937,9 @@
             <w:tcW w:w="10080" w:type="dxa"/>
             <w:tcMar>
               <w:top w:w="25" w:type="dxa"/>
-              <w:start w:w="55" w:type="dxa"/>
+              <w:left w:w="55" w:type="dxa"/>
               <w:bottom w:w="25" w:type="dxa"/>
-              <w:end w:w="55" w:type="dxa"/>
+              <w:right w:w="55" w:type="dxa"/>
             </w:tcMar>
           </w:tcPr>
           <w:p>
@@ -5873,7 +5950,7 @@
                 <w:ilvl w:val="0"/>
                 <w:numId w:val="15"/>
               </w:numPr>
-              <w:spacing w:after="40" w:line="264" w:lineRule="auto" w:before="0"/>
+              <w:spacing w:after="40" w:line="264" w:lineRule="auto"/>
               <w:rPr>
                 <w:color w:val="auto"/>
                 <w:lang w:eastAsia="zh-CN"/>
@@ -5881,20 +5958,117 @@
             </w:pPr>
             <w:r>
               <w:rPr>
-                <w:rFonts w:ascii="Times New Roman" w:hAnsi="Times New Roman" w:eastAsia="宋体"/>
-                <w:b/>
-                <w:sz w:val="20"/>
+                <w:b/>
+                <w:lang w:eastAsia="zh-CN"/>
               </w:rPr>
               <w:t>技术方向与语言能力：</w:t>
             </w:r>
             <w:r>
               <w:rPr>
-                <w:rFonts w:ascii="Times New Roman" w:hAnsi="Times New Roman" w:eastAsia="宋体"/>
-                <w:b w:val="0"/>
-                <w:sz w:val="20"/>
-              </w:rPr>
-              <w:t>聚焦 RL Infra、GPU 算子与性能优化、大模型训练/推理/蒸馏及边缘设备部署；英语 IELTS 6.5、CET-6，持有华为 HCIA-AI 认证。</w:t>
-            </w:r>
+                <w:lang w:eastAsia="zh-CN"/>
+              </w:rPr>
+              <w:t>聚焦</w:t>
+            </w:r>
+            <w:r>
+              <w:rPr>
+                <w:lang w:eastAsia="zh-CN"/>
+              </w:rPr>
+              <w:t xml:space="preserve"> RL Infra</w:t>
+            </w:r>
+            <w:r>
+              <w:rPr>
+                <w:lang w:eastAsia="zh-CN"/>
+              </w:rPr>
+              <w:t>、</w:t>
+            </w:r>
+            <w:r>
+              <w:rPr>
+                <w:lang w:eastAsia="zh-CN"/>
+              </w:rPr>
+              <w:t xml:space="preserve">GPU </w:t>
+            </w:r>
+            <w:r>
+              <w:rPr>
+                <w:lang w:eastAsia="zh-CN"/>
+              </w:rPr>
+              <w:t>算子与性能优化、大模型训练</w:t>
+            </w:r>
+            <w:r>
+              <w:rPr>
+                <w:lang w:eastAsia="zh-CN"/>
+              </w:rPr>
+              <w:t>/</w:t>
+            </w:r>
+            <w:r>
+              <w:rPr>
+                <w:lang w:eastAsia="zh-CN"/>
+              </w:rPr>
+              <w:t>推理</w:t>
+            </w:r>
+            <w:r>
+              <w:rPr>
+                <w:lang w:eastAsia="zh-CN"/>
+              </w:rPr>
+              <w:t>/</w:t>
+            </w:r>
+            <w:r>
+              <w:rPr>
+                <w:lang w:eastAsia="zh-CN"/>
+              </w:rPr>
+              <w:t>蒸馏及边缘设备部署；英语</w:t>
+            </w:r>
+            <w:r>
+              <w:rPr>
+                <w:lang w:eastAsia="zh-CN"/>
+              </w:rPr>
+              <w:t xml:space="preserve"> IELTS 6.5</w:t>
+            </w:r>
+            <w:r>
+              <w:rPr>
+                <w:lang w:eastAsia="zh-CN"/>
+              </w:rPr>
+              <w:t>、</w:t>
+            </w:r>
+            <w:r>
+              <w:rPr>
+                <w:lang w:eastAsia="zh-CN"/>
+              </w:rPr>
+              <w:t>CET-6</w:t>
+            </w:r>
+            <w:r>
+              <w:rPr>
+                <w:lang w:eastAsia="zh-CN"/>
+              </w:rPr>
+              <w:t>，持有华为</w:t>
+            </w:r>
+            <w:r>
+              <w:rPr>
+                <w:lang w:eastAsia="zh-CN"/>
+              </w:rPr>
+              <w:t xml:space="preserve"> HCIA-AI </w:t>
+            </w:r>
+            <w:r>
+              <w:rPr>
+                <w:lang w:eastAsia="zh-CN"/>
+              </w:rPr>
+              <w:t>认证。</w:t>
+            </w:r>
+          </w:p>
+          <w:p>
+            <w:pPr>
+              <w:pStyle w:val="a"/>
+              <w:keepNext/>
+              <w:numPr>
+                <w:ilvl w:val="0"/>
+                <w:numId w:val="0"/>
+              </w:numPr>
+              <w:spacing w:after="40" w:line="264" w:lineRule="auto"/>
+              <w:ind w:left="440"/>
+              <w:rPr>
+                <w:color w:val="auto"/>
+                <w:lang w:eastAsia="zh-CN"/>
+              </w:rPr>
+            </w:pPr>
           </w:p>
           <w:p>
             <w:pPr>
@@ -5904,58 +6078,199 @@
                 <w:ilvl w:val="0"/>
                 <w:numId w:val="15"/>
               </w:numPr>
-              <w:spacing w:after="40" w:line="264" w:lineRule="auto" w:before="0"/>
+              <w:spacing w:after="40" w:line="264" w:lineRule="auto"/>
               <w:rPr>
                 <w:color w:val="auto"/>
                 <w:lang w:eastAsia="zh-CN"/>
               </w:rPr>
             </w:pPr>
-            <w:r>
-              <w:rPr>
-                <w:rFonts w:ascii="Times New Roman" w:hAnsi="Times New Roman" w:eastAsia="宋体"/>
-                <w:b/>
-                <w:sz w:val="20"/>
+            <w:proofErr w:type="spellStart"/>
+            <w:r>
+              <w:rPr>
+                <w:b/>
               </w:rPr>
               <w:t>开发与工程能力：</w:t>
             </w:r>
             <w:r>
-              <w:rPr>
-                <w:rFonts w:ascii="Times New Roman" w:hAnsi="Times New Roman" w:eastAsia="宋体"/>
-                <w:b w:val="0"/>
-                <w:sz w:val="20"/>
-              </w:rPr>
-              <w:t>熟练使用 C/C++、Python、CUDA、Triton、PyTorch Extension；具备 vLLM、veRL、Megatron-LM、FlashInfer、CUTLASS、NCCL 工程实践。</w:t>
-            </w:r>
+              <w:t>熟练使用</w:t>
+            </w:r>
+            <w:proofErr w:type="spellEnd"/>
+            <w:r>
+              <w:t xml:space="preserve"> C/C++</w:t>
+            </w:r>
+            <w:r>
+              <w:t>、</w:t>
+            </w:r>
+            <w:proofErr w:type="spellStart"/>
+            <w:r>
+              <w:t>Python</w:t>
+            </w:r>
+            <w:r>
+              <w:t>、</w:t>
+            </w:r>
+            <w:r>
+              <w:t>CUDA</w:t>
+            </w:r>
+            <w:r>
+              <w:t>、</w:t>
+            </w:r>
+            <w:r>
+              <w:t>Triton</w:t>
+            </w:r>
+            <w:r>
+              <w:t>、</w:t>
+            </w:r>
+            <w:r>
+              <w:t>PyTorch</w:t>
+            </w:r>
+            <w:proofErr w:type="spellEnd"/>
+            <w:r>
+              <w:t xml:space="preserve"> </w:t>
+            </w:r>
+            <w:proofErr w:type="spellStart"/>
+            <w:r>
+              <w:t>Extension</w:t>
+            </w:r>
+            <w:r>
+              <w:t>；具备</w:t>
+            </w:r>
+            <w:proofErr w:type="spellEnd"/>
+            <w:r>
+              <w:t xml:space="preserve"> </w:t>
+            </w:r>
+            <w:proofErr w:type="spellStart"/>
+            <w:r>
+              <w:t>vLLM</w:t>
+            </w:r>
+            <w:r>
+              <w:t>、</w:t>
+            </w:r>
+            <w:r>
+              <w:t>veRL</w:t>
+            </w:r>
+            <w:r>
+              <w:t>、</w:t>
+            </w:r>
+            <w:r>
+              <w:t>Megatron-LM</w:t>
+            </w:r>
+            <w:r>
+              <w:t>、</w:t>
+            </w:r>
+            <w:r>
+              <w:t>FlashInfer</w:t>
+            </w:r>
+            <w:r>
+              <w:t>、</w:t>
+            </w:r>
+            <w:r>
+              <w:t>CUTLASS</w:t>
+            </w:r>
+            <w:r>
+              <w:t>、</w:t>
+            </w:r>
+            <w:r>
+              <w:t>NCCL</w:t>
+            </w:r>
+            <w:proofErr w:type="spellEnd"/>
+            <w:r>
+              <w:t xml:space="preserve"> </w:t>
+            </w:r>
+            <w:proofErr w:type="spellStart"/>
+            <w:r>
+              <w:t>工程实践</w:t>
+            </w:r>
+            <w:proofErr w:type="spellEnd"/>
+            <w:r>
+              <w:t>。</w:t>
+            </w:r>
+          </w:p>
+          <w:p>
+            <w:pPr>
+              <w:pStyle w:val="a5"/>
+            </w:pPr>
           </w:p>
           <w:p>
             <w:pPr>
               <w:pStyle w:val="a"/>
-              <w:keepNext w:val="0"/>
+              <w:keepNext/>
+              <w:numPr>
+                <w:ilvl w:val="0"/>
+                <w:numId w:val="0"/>
+              </w:numPr>
+              <w:spacing w:after="40" w:line="264" w:lineRule="auto"/>
+              <w:ind w:left="440"/>
+              <w:rPr>
+                <w:color w:val="auto"/>
+                <w:lang w:eastAsia="zh-CN"/>
+              </w:rPr>
+            </w:pPr>
+          </w:p>
+          <w:p>
+            <w:pPr>
+              <w:pStyle w:val="a"/>
               <w:numPr>
                 <w:ilvl w:val="0"/>
                 <w:numId w:val="15"/>
               </w:numPr>
-              <w:spacing w:after="40" w:line="264" w:lineRule="auto" w:before="0"/>
+              <w:spacing w:after="40" w:line="264" w:lineRule="auto"/>
               <w:rPr>
                 <w:color w:val="auto"/>
                 <w:lang w:eastAsia="zh-CN"/>
               </w:rPr>
             </w:pPr>
-            <w:r>
-              <w:rPr>
-                <w:rFonts w:ascii="Times New Roman" w:hAnsi="Times New Roman" w:eastAsia="宋体"/>
-                <w:b/>
-                <w:sz w:val="20"/>
+            <w:proofErr w:type="spellStart"/>
+            <w:r>
+              <w:rPr>
+                <w:b/>
               </w:rPr>
               <w:t>工程方法与工具：</w:t>
             </w:r>
             <w:r>
-              <w:rPr>
-                <w:rFonts w:ascii="Times New Roman" w:hAnsi="Times New Roman" w:eastAsia="宋体"/>
-                <w:b w:val="0"/>
-                <w:sz w:val="20"/>
-              </w:rPr>
-              <w:t>具备跨仓源码分析、最小复现、控制变量实验、自动化测试、Benchmark 与技术文档能力；使用 Nsys、NCU、Compute Sanitizer 进行性能分析、故障定位与多卡正确性验证。</w:t>
+              <w:t>具备跨仓源码分析、最小复现、控制变量实验、自动化测试、</w:t>
+            </w:r>
+            <w:r>
+              <w:t>Benchmark</w:t>
+            </w:r>
+            <w:proofErr w:type="spellEnd"/>
+            <w:r>
+              <w:t xml:space="preserve"> </w:t>
+            </w:r>
+            <w:proofErr w:type="spellStart"/>
+            <w:r>
+              <w:t>与技术文档能力；使用</w:t>
+            </w:r>
+            <w:proofErr w:type="spellEnd"/>
+            <w:r>
+              <w:t xml:space="preserve"> </w:t>
+            </w:r>
+            <w:proofErr w:type="spellStart"/>
+            <w:r>
+              <w:t>Nsys</w:t>
+            </w:r>
+            <w:r>
+              <w:t>、</w:t>
+            </w:r>
+            <w:r>
+              <w:t>NCU</w:t>
+            </w:r>
+            <w:r>
+              <w:t>、</w:t>
+            </w:r>
+            <w:r>
+              <w:t>Compute</w:t>
+            </w:r>
+            <w:proofErr w:type="spellEnd"/>
+            <w:r>
+              <w:t xml:space="preserve"> Sanitizer </w:t>
+            </w:r>
+            <w:proofErr w:type="spellStart"/>
+            <w:r>
+              <w:t>进行性能分析、故障定位与多卡正确性验证</w:t>
+            </w:r>
+            <w:proofErr w:type="spellEnd"/>
+            <w:r>
+              <w:t>。</w:t>
             </w:r>
           </w:p>
         </w:tc>

--- a/doc/冯浩然_AiInfra香港中文大学_15024999885.docx
+++ b/doc/冯浩然_AiInfra香港中文大学_15024999885.docx
@@ -1,6 +1,6 @@
 
 <file path=word/document.xml><?xml version="1.0" encoding="utf-8"?>
-<w:document xmlns:wpc="http://schemas.microsoft.com/office/word/2010/wordprocessingCanvas" xmlns:cx="http://schemas.microsoft.com/office/drawing/2014/chartex" xmlns:cx1="http://schemas.microsoft.com/office/drawing/2015/9/8/chartex" xmlns:cx2="http://schemas.microsoft.com/office/drawing/2015/10/21/chartex" xmlns:cx3="http://schemas.microsoft.com/office/drawing/2016/5/9/chartex" xmlns:cx4="http://schemas.microsoft.com/office/drawing/2016/5/10/chartex" xmlns:cx5="http://schemas.microsoft.com/office/drawing/2016/5/11/chartex" xmlns:cx6="http://schemas.microsoft.com/office/drawing/2016/5/12/chartex" xmlns:cx7="http://schemas.microsoft.com/office/drawing/2016/5/13/chartex" xmlns:cx8="http://schemas.microsoft.com/office/drawing/2016/5/14/chartex" xmlns:mc="http://schemas.openxmlformats.org/markup-compatibility/2006" xmlns:aink="http://schemas.microsoft.com/office/drawing/2016/ink" xmlns:am3d="http://schemas.microsoft.com/office/drawing/2017/model3d" xmlns:o="urn:schemas-microsoft-com:office:office" xmlns:oel="http://schemas.microsoft.com/office/2019/extlst" xmlns:r="http://schemas.openxmlformats.org/officeDocument/2006/relationships" xmlns:m="http://schemas.openxmlformats.org/officeDocument/2006/math" xmlns:v="urn:schemas-microsoft-com:vml" xmlns:wp14="http://schemas.microsoft.com/office/word/2010/wordprocessingDrawing" xmlns:wp="http://schemas.openxmlformats.org/drawingml/2006/wordprocessingDrawing" xmlns:w10="urn:schemas-microsoft-com:office:word" xmlns:w="http://schemas.openxmlformats.org/wordprocessingml/2006/main" xmlns:w14="http://schemas.microsoft.com/office/word/2010/wordml" xmlns:w15="http://schemas.microsoft.com/office/word/2012/wordml" xmlns:w16cex="http://schemas.microsoft.com/office/word/2018/wordml/cex" xmlns:w16cid="http://schemas.microsoft.com/office/word/2016/wordml/cid" xmlns:w16="http://schemas.microsoft.com/office/word/2018/wordml" xmlns:w16du="http://schemas.microsoft.com/office/word/2023/wordml/word16du" xmlns:w16sdtdh="http://schemas.microsoft.com/office/word/2020/wordml/sdtdatahash" xmlns:w16sdtfl="http://schemas.microsoft.com/office/word/2024/wordml/sdtformatlock" xmlns:w16se="http://schemas.microsoft.com/office/word/2015/wordml/symex" xmlns:wpg="http://schemas.microsoft.com/office/word/2010/wordprocessingGroup" xmlns:wpi="http://schemas.microsoft.com/office/word/2010/wordprocessingInk" xmlns:wne="http://schemas.microsoft.com/office/word/2006/wordml" xmlns:wps="http://schemas.microsoft.com/office/word/2010/wordprocessingShape" mc:Ignorable="w14 w15 w16se w16cid w16 w16cex w16sdtdh w16sdtfl w16du wp14">
+<w:document xmlns:wpc="http://schemas.microsoft.com/office/word/2010/wordprocessingCanvas" xmlns:cx="http://schemas.microsoft.com/office/drawing/2014/chartex" xmlns:cx1="http://schemas.microsoft.com/office/drawing/2015/9/8/chartex" xmlns:cx2="http://schemas.microsoft.com/office/drawing/2015/10/21/chartex" xmlns:cx3="http://schemas.microsoft.com/office/drawing/2016/5/9/chartex" xmlns:cx4="http://schemas.microsoft.com/office/drawing/2016/5/10/chartex" xmlns:cx5="http://schemas.microsoft.com/office/drawing/2016/5/11/chartex" xmlns:cx6="http://schemas.microsoft.com/office/drawing/2016/5/12/chartex" xmlns:cx7="http://schemas.microsoft.com/office/drawing/2016/5/13/chartex" xmlns:cx8="http://schemas.microsoft.com/office/drawing/2016/5/14/chartex" xmlns:mc="http://schemas.openxmlformats.org/markup-compatibility/2006" xmlns:aink="http://schemas.microsoft.com/office/drawing/2016/ink" xmlns:am3d="http://schemas.microsoft.com/office/drawing/2017/model3d" xmlns:o="urn:schemas-microsoft-com:office:office" xmlns:oel="http://schemas.microsoft.com/office/2019/extlst" xmlns:r="http://schemas.openxmlformats.org/officeDocument/2006/relationships" xmlns:m="http://schemas.openxmlformats.org/officeDocument/2006/math" xmlns:v="urn:schemas-microsoft-com:vml" xmlns:wp14="http://schemas.microsoft.com/office/word/2010/wordprocessingDrawing" xmlns:wp="http://schemas.openxmlformats.org/drawingml/2006/wordprocessingDrawing" xmlns:w10="urn:schemas-microsoft-com:office:word" xmlns:w="http://schemas.openxmlformats.org/wordprocessingml/2006/main" xmlns:w14="http://schemas.microsoft.com/office/word/2010/wordml" xmlns:w15="http://schemas.microsoft.com/office/word/2012/wordml" xmlns:w16cei="http://schemas.microsoft.com/office/word/2026/wordml/cei" xmlns:w16cex="http://schemas.microsoft.com/office/word/2018/wordml/cex" xmlns:w16cid="http://schemas.microsoft.com/office/word/2016/wordml/cid" xmlns:w16="http://schemas.microsoft.com/office/word/2018/wordml" xmlns:w16du="http://schemas.microsoft.com/office/word/2023/wordml/word16du" xmlns:w16sdtdh="http://schemas.microsoft.com/office/word/2020/wordml/sdtdatahash" xmlns:w16sdtfl="http://schemas.microsoft.com/office/word/2024/wordml/sdtformatlock" xmlns:w16se="http://schemas.microsoft.com/office/word/2015/wordml/symex" xmlns:wpg="http://schemas.microsoft.com/office/word/2010/wordprocessingGroup" xmlns:wpi="http://schemas.microsoft.com/office/word/2010/wordprocessingInk" xmlns:wne="http://schemas.microsoft.com/office/word/2006/wordml" xmlns:wps="http://schemas.microsoft.com/office/word/2010/wordprocessingShape" mc:Ignorable="w14 w15 w16se w16cid w16 w16cex w16sdtdh w16sdtfl w16du wp14">
   <w:body>
     <w:tbl>
       <w:tblPr>
@@ -39,19 +39,18 @@
               <w:ind w:firstLine="723"/>
               <w:jc w:val="center"/>
               <w:rPr>
-                <w:rFonts w:ascii="黑体" w:eastAsia="黑体" w:hAnsi="黑体" w:cstheme="minorHAnsi" w:hint="eastAsia"/>
+                <w:rFonts w:ascii="Times New Roman" w:eastAsia="宋体" w:hAnsi="Times New Roman" w:cs="Times New Roman" w:hint="eastAsia"/>
                 <w:bCs/>
-                <w:sz w:val="36"/>
-                <w:szCs w:val="36"/>
+                <w:sz w:val="20"/>
+                <w:szCs w:val="20"/>
               </w:rPr>
             </w:pPr>
             <w:r>
               <w:rPr>
-                <w:rFonts w:ascii="黑体" w:eastAsia="黑体" w:hAnsi="黑体" w:cstheme="minorHAnsi" w:hint="eastAsia"/>
+                <w:rFonts w:ascii="Times New Roman" w:eastAsia="宋体" w:hAnsi="Times New Roman" w:cs="Times New Roman" w:hint="eastAsia"/>
                 <w:bCs/>
-                <w:noProof/>
-                <w:sz w:val="36"/>
-                <w:szCs w:val="36"/>
+                <w:sz w:val="20"/>
+                <w:szCs w:val="20"/>
               </w:rPr>
               <w:drawing>
                 <wp:anchor distT="0" distB="0" distL="114300" distR="114300" simplePos="0" relativeHeight="251658240" behindDoc="0" locked="0" layoutInCell="1" allowOverlap="1" wp14:anchorId="782E8A25" wp14:editId="28E366DF">
@@ -109,32 +108,21 @@
                 </wp:anchor>
               </w:drawing>
             </w:r>
-            <w:proofErr w:type="gramStart"/>
-            <w:r>
-              <w:rPr>
-                <w:rFonts w:ascii="黑体" w:eastAsia="黑体" w:hAnsi="黑体" w:cstheme="minorHAnsi" w:hint="eastAsia"/>
+            <w:r>
+              <w:rPr>
+                <w:rFonts w:ascii="Times New Roman" w:eastAsia="宋体" w:hAnsi="Times New Roman" w:cs="Times New Roman" w:hint="eastAsia"/>
                 <w:bCs/>
-                <w:sz w:val="36"/>
-                <w:szCs w:val="36"/>
-              </w:rPr>
-              <w:t>冯</w:t>
-            </w:r>
-            <w:proofErr w:type="gramEnd"/>
-            <w:r>
-              <w:rPr>
-                <w:rFonts w:ascii="黑体" w:eastAsia="黑体" w:hAnsi="黑体" w:cstheme="minorHAnsi" w:hint="eastAsia"/>
+                <w:sz w:val="20"/>
+                <w:szCs w:val="20"/>
+              </w:rPr>
+              <w:t>冯浩然</w:t>
+            </w:r>
+            <w:r>
+              <w:rPr>
+                <w:rFonts w:ascii="Times New Roman" w:eastAsia="宋体" w:hAnsi="Times New Roman" w:cs="Times New Roman" w:hint="eastAsia"/>
                 <w:bCs/>
-                <w:sz w:val="36"/>
-                <w:szCs w:val="36"/>
-              </w:rPr>
-              <w:t>浩然</w:t>
-            </w:r>
-            <w:r>
-              <w:rPr>
-                <w:rFonts w:ascii="黑体" w:eastAsia="黑体" w:hAnsi="黑体" w:cstheme="minorHAnsi" w:hint="eastAsia"/>
-                <w:bCs/>
-                <w:sz w:val="36"/>
-                <w:szCs w:val="36"/>
+                <w:sz w:val="20"/>
+                <w:szCs w:val="20"/>
               </w:rPr>
               <w:t xml:space="preserve">    </w:t>
             </w:r>
@@ -158,7 +146,10 @@
               <w:ind w:firstLine="400"/>
               <w:jc w:val="center"/>
               <w:rPr>
-                <w:rFonts w:ascii="宋体" w:eastAsia="宋体" w:hAnsi="宋体" w:cstheme="minorHAnsi" w:hint="eastAsia"/>
+                <w:rFonts w:ascii="Times New Roman" w:eastAsia="宋体" w:hAnsi="Times New Roman" w:cs="Times New Roman" w:hint="eastAsia"/>
+                <w:bCs/>
+                <w:sz w:val="20"/>
+                <w:szCs w:val="20"/>
               </w:rPr>
             </w:pPr>
             <w:r>
@@ -179,6 +170,7 @@
               </w:rPr>
               <w:t>：</w:t>
             </w:r>
+            <w:proofErr w:type="gramStart"/>
             <w:r>
               <w:rPr>
                 <w:rFonts w:ascii="Times New Roman" w:eastAsia="宋体" w:hAnsi="Times New Roman" w:cs="Times New Roman"/>
@@ -219,7 +211,17 @@
                 <w:sz w:val="20"/>
                 <w:szCs w:val="20"/>
               </w:rPr>
-              <w:t>邮箱：</w:t>
+              <w:t>邮箱</w:t>
+            </w:r>
+            <w:proofErr w:type="gramEnd"/>
+            <w:r>
+              <w:rPr>
+                <w:rFonts w:ascii="宋体" w:eastAsia="宋体" w:hAnsi="宋体" w:cstheme="minorHAnsi"/>
+                <w:bCs/>
+                <w:sz w:val="20"/>
+                <w:szCs w:val="20"/>
+              </w:rPr>
+              <w:t>：</w:t>
             </w:r>
             <w:r>
               <w:rPr>
@@ -228,8 +230,93 @@
                 <w:sz w:val="20"/>
                 <w:szCs w:val="20"/>
               </w:rPr>
+              <w:fldChar w:fldCharType="begin"/>
+            </w:r>
+            <w:r>
+              <w:rPr>
+                <w:rFonts w:ascii="Times New Roman" w:eastAsia="宋体" w:hAnsi="Times New Roman" w:cs="Times New Roman"/>
+                <w:bCs/>
+                <w:sz w:val="20"/>
+                <w:szCs w:val="20"/>
+              </w:rPr>
+              <w:instrText>HYPERLINK "mailto:</w:instrText>
+            </w:r>
+            <w:r>
+              <w:rPr>
+                <w:rFonts w:ascii="Times New Roman" w:eastAsia="宋体" w:hAnsi="Times New Roman" w:cs="Times New Roman"/>
+                <w:bCs/>
+                <w:sz w:val="20"/>
+                <w:szCs w:val="20"/>
+              </w:rPr>
+              <w:instrText>225010160@link.cuhk.edu.cn</w:instrText>
+            </w:r>
+            <w:r>
+              <w:rPr>
+                <w:rFonts w:ascii="Times New Roman" w:eastAsia="宋体" w:hAnsi="Times New Roman" w:cs="Times New Roman"/>
+                <w:bCs/>
+                <w:sz w:val="20"/>
+                <w:szCs w:val="20"/>
+              </w:rPr>
+              <w:instrText>"</w:instrText>
+            </w:r>
+            <w:r>
+              <w:rPr>
+                <w:rFonts w:ascii="Times New Roman" w:eastAsia="宋体" w:hAnsi="Times New Roman" w:cs="Times New Roman"/>
+                <w:bCs/>
+                <w:sz w:val="20"/>
+                <w:szCs w:val="20"/>
+              </w:rPr>
+              <w:fldChar w:fldCharType="separate"/>
+            </w:r>
+            <w:r>
+              <w:rPr>
+                <w:rStyle w:val="ab"/>
+                <w:rFonts w:ascii="Times New Roman" w:eastAsia="宋体" w:hAnsi="Times New Roman" w:cs="Times New Roman"/>
+                <w:bCs/>
+                <w:sz w:val="20"/>
+                <w:szCs w:val="20"/>
+              </w:rPr>
               <w:t>225010160@link.cuhk.edu.cn</w:t>
             </w:r>
+            <w:r>
+              <w:rPr>
+                <w:rFonts w:ascii="Times New Roman" w:eastAsia="宋体" w:hAnsi="Times New Roman" w:cs="Times New Roman"/>
+                <w:bCs/>
+                <w:sz w:val="20"/>
+                <w:szCs w:val="20"/>
+              </w:rPr>
+              <w:fldChar w:fldCharType="end"/>
+            </w:r>
+            <w:r>
+              <w:rPr>
+                <w:rFonts w:ascii="Times New Roman" w:eastAsia="宋体" w:hAnsi="Times New Roman" w:cs="Times New Roman" w:hint="eastAsia"/>
+                <w:bCs/>
+                <w:sz w:val="20"/>
+                <w:szCs w:val="20"/>
+              </w:rPr>
+              <w:t xml:space="preserve"> </w:t>
+            </w:r>
+            <w:r>
+              <w:rPr>
+                <w:rFonts w:ascii="Times New Roman" w:eastAsia="宋体" w:hAnsi="Times New Roman" w:cs="Times New Roman" w:hint="eastAsia"/>
+                <w:bCs/>
+                <w:sz w:val="20"/>
+                <w:szCs w:val="20"/>
+              </w:rPr>
+              <w:t xml:space="preserve"> </w:t>
+            </w:r>
+            <w:hyperlink r:id="rId8" w:history="1">
+              <w:r>
+                <w:rPr>
+                  <w:rStyle w:val="ab"/>
+                  <w:rFonts w:ascii="Times New Roman" w:eastAsia="宋体" w:hAnsi="Times New Roman" w:cs="Times New Roman"/>
+                  <w:bCs/>
+                  <w:sz w:val="20"/>
+                  <w:szCs w:val="20"/>
+                </w:rPr>
+                <w:t>个人网站</w:t>
+              </w:r>
+            </w:hyperlink>
           </w:p>
         </w:tc>
       </w:tr>
@@ -248,7 +335,7 @@
           <w:p>
             <w:pPr>
               <w:rPr>
-                <w:rFonts w:cstheme="minorHAnsi"/>
+                <w:rFonts w:cstheme="minorHAnsi" w:hint="eastAsia"/>
                 <w:b/>
                 <w:u w:val="single"/>
               </w:rPr>
@@ -800,7 +887,6 @@
                 <w:szCs w:val="18"/>
               </w:rPr>
             </w:pPr>
-            <w:proofErr w:type="gramStart"/>
             <w:r>
               <w:rPr>
                 <w:rFonts w:ascii="黑体" w:eastAsia="黑体" w:hAnsi="黑体" w:cstheme="minorHAnsi" w:hint="eastAsia"/>
@@ -808,17 +894,7 @@
                 <w:sz w:val="18"/>
                 <w:szCs w:val="18"/>
               </w:rPr>
-              <w:t>九坤投资</w:t>
-            </w:r>
-            <w:proofErr w:type="gramEnd"/>
-            <w:r>
-              <w:rPr>
-                <w:rFonts w:ascii="黑体" w:eastAsia="黑体" w:hAnsi="黑体" w:cstheme="minorHAnsi" w:hint="eastAsia"/>
-                <w:b/>
-                <w:sz w:val="18"/>
-                <w:szCs w:val="18"/>
-              </w:rPr>
-              <w:t>-AI研究院</w:t>
+              <w:t>九坤投资-AI研究院</w:t>
             </w:r>
           </w:p>
         </w:tc>
@@ -1808,9 +1884,16 @@
                 <w:color w:val="auto"/>
                 <w:lang w:eastAsia="zh-CN"/>
               </w:rPr>
-              <w:t xml:space="preserve"> fixed </w:t>
-            </w:r>
-            <w:proofErr w:type="gramStart"/>
+              <w:t xml:space="preserve"> fixed 128</w:t>
+            </w:r>
+            <w:r>
+              <w:rPr>
+                <w:rFonts w:hint="eastAsia"/>
+                <w:color w:val="auto"/>
+                <w:lang w:eastAsia="zh-CN"/>
+              </w:rPr>
+              <w:t>×</w:t>
+            </w:r>
             <w:r>
               <w:rPr>
                 <w:rFonts w:hint="eastAsia"/>
@@ -1833,7 +1916,119 @@
                 <w:color w:val="auto"/>
                 <w:lang w:eastAsia="zh-CN"/>
               </w:rPr>
-              <w:t>128</w:t>
+              <w:t xml:space="preserve">64 persistent tile </w:t>
+            </w:r>
+            <w:r>
+              <w:rPr>
+                <w:rFonts w:hint="eastAsia"/>
+                <w:color w:val="auto"/>
+                <w:lang w:eastAsia="zh-CN"/>
+              </w:rPr>
+              <w:t>在</w:t>
+            </w:r>
+            <w:r>
+              <w:rPr>
+                <w:rFonts w:hint="eastAsia"/>
+                <w:color w:val="auto"/>
+                <w:lang w:eastAsia="zh-CN"/>
+              </w:rPr>
+              <w:t xml:space="preserve"> decode </w:t>
+            </w:r>
+            <w:r>
+              <w:rPr>
+                <w:rFonts w:hint="eastAsia"/>
+                <w:color w:val="auto"/>
+                <w:lang w:eastAsia="zh-CN"/>
+              </w:rPr>
+              <w:t>小</w:t>
+            </w:r>
+            <w:r>
+              <w:rPr>
+                <w:rFonts w:hint="eastAsia"/>
+                <w:color w:val="auto"/>
+                <w:lang w:eastAsia="zh-CN"/>
+              </w:rPr>
+              <w:t xml:space="preserve"> M </w:t>
+            </w:r>
+            <w:r>
+              <w:rPr>
+                <w:rFonts w:hint="eastAsia"/>
+                <w:color w:val="auto"/>
+                <w:lang w:eastAsia="zh-CN"/>
+              </w:rPr>
+              <w:t>场景的大量无效计算，完成</w:t>
+            </w:r>
+            <w:r>
+              <w:rPr>
+                <w:rFonts w:hint="eastAsia"/>
+                <w:color w:val="auto"/>
+                <w:lang w:eastAsia="zh-CN"/>
+              </w:rPr>
+              <w:t xml:space="preserve"> Triton full-K </w:t>
+            </w:r>
+            <w:r>
+              <w:rPr>
+                <w:rFonts w:hint="eastAsia"/>
+                <w:color w:val="auto"/>
+                <w:lang w:eastAsia="zh-CN"/>
+              </w:rPr>
+              <w:t>与</w:t>
+            </w:r>
+            <w:r>
+              <w:rPr>
+                <w:rFonts w:hint="eastAsia"/>
+                <w:color w:val="auto"/>
+                <w:lang w:eastAsia="zh-CN"/>
+              </w:rPr>
+              <w:t xml:space="preserve"> DeepGEMM SM90 BF16 </w:t>
+            </w:r>
+            <w:r>
+              <w:rPr>
+                <w:rFonts w:hint="eastAsia"/>
+                <w:color w:val="auto"/>
+                <w:lang w:eastAsia="zh-CN"/>
+              </w:rPr>
+              <w:t>两条确定性路径的设计、接入及</w:t>
+            </w:r>
+            <w:r>
+              <w:rPr>
+                <w:rFonts w:hint="eastAsia"/>
+                <w:color w:val="auto"/>
+                <w:lang w:eastAsia="zh-CN"/>
+              </w:rPr>
+              <w:t xml:space="preserve"> Kernel</w:t>
+            </w:r>
+            <w:r>
+              <w:rPr>
+                <w:rFonts w:hint="eastAsia"/>
+                <w:color w:val="auto"/>
+                <w:lang w:eastAsia="zh-CN"/>
+              </w:rPr>
+              <w:t>—</w:t>
+            </w:r>
+            <w:r>
+              <w:rPr>
+                <w:rFonts w:hint="eastAsia"/>
+                <w:color w:val="auto"/>
+                <w:lang w:eastAsia="zh-CN"/>
+              </w:rPr>
+              <w:t>CUDA Graph</w:t>
+            </w:r>
+            <w:r>
+              <w:rPr>
+                <w:rFonts w:hint="eastAsia"/>
+                <w:color w:val="auto"/>
+                <w:lang w:eastAsia="zh-CN"/>
+              </w:rPr>
+              <w:t>—整模型分层验证；在</w:t>
+            </w:r>
+            <w:r>
+              <w:rPr>
+                <w:rFonts w:hint="eastAsia"/>
+                <w:color w:val="auto"/>
+                <w:lang w:eastAsia="zh-CN"/>
+              </w:rPr>
+              <w:t xml:space="preserve"> BF16 [M,2048]</w:t>
             </w:r>
             <w:r>
               <w:rPr>
@@ -1843,145 +2038,6 @@
               </w:rPr>
               <w:t>×</w:t>
             </w:r>
-            <w:proofErr w:type="gramEnd"/>
-            <w:r>
-              <w:rPr>
-                <w:rFonts w:hint="eastAsia"/>
-                <w:color w:val="auto"/>
-                <w:lang w:eastAsia="zh-CN"/>
-              </w:rPr>
-              <w:t xml:space="preserve">64 persistent tile </w:t>
-            </w:r>
-            <w:r>
-              <w:rPr>
-                <w:rFonts w:hint="eastAsia"/>
-                <w:color w:val="auto"/>
-                <w:lang w:eastAsia="zh-CN"/>
-              </w:rPr>
-              <w:t>在</w:t>
-            </w:r>
-            <w:r>
-              <w:rPr>
-                <w:rFonts w:hint="eastAsia"/>
-                <w:color w:val="auto"/>
-                <w:lang w:eastAsia="zh-CN"/>
-              </w:rPr>
-              <w:t xml:space="preserve"> decode </w:t>
-            </w:r>
-            <w:r>
-              <w:rPr>
-                <w:rFonts w:hint="eastAsia"/>
-                <w:color w:val="auto"/>
-                <w:lang w:eastAsia="zh-CN"/>
-              </w:rPr>
-              <w:t>小</w:t>
-            </w:r>
-            <w:r>
-              <w:rPr>
-                <w:rFonts w:hint="eastAsia"/>
-                <w:color w:val="auto"/>
-                <w:lang w:eastAsia="zh-CN"/>
-              </w:rPr>
-              <w:t xml:space="preserve"> M </w:t>
-            </w:r>
-            <w:r>
-              <w:rPr>
-                <w:rFonts w:hint="eastAsia"/>
-                <w:color w:val="auto"/>
-                <w:lang w:eastAsia="zh-CN"/>
-              </w:rPr>
-              <w:t>场景的大量无效计算，完成</w:t>
-            </w:r>
-            <w:r>
-              <w:rPr>
-                <w:rFonts w:hint="eastAsia"/>
-                <w:color w:val="auto"/>
-                <w:lang w:eastAsia="zh-CN"/>
-              </w:rPr>
-              <w:t xml:space="preserve"> Triton full-K </w:t>
-            </w:r>
-            <w:r>
-              <w:rPr>
-                <w:rFonts w:hint="eastAsia"/>
-                <w:color w:val="auto"/>
-                <w:lang w:eastAsia="zh-CN"/>
-              </w:rPr>
-              <w:t>与</w:t>
-            </w:r>
-            <w:r>
-              <w:rPr>
-                <w:rFonts w:hint="eastAsia"/>
-                <w:color w:val="auto"/>
-                <w:lang w:eastAsia="zh-CN"/>
-              </w:rPr>
-              <w:t xml:space="preserve"> DeepGEMM SM90 BF16 </w:t>
-            </w:r>
-            <w:r>
-              <w:rPr>
-                <w:rFonts w:hint="eastAsia"/>
-                <w:color w:val="auto"/>
-                <w:lang w:eastAsia="zh-CN"/>
-              </w:rPr>
-              <w:t>两条确定性路径的设计、接入及</w:t>
-            </w:r>
-            <w:r>
-              <w:rPr>
-                <w:rFonts w:hint="eastAsia"/>
-                <w:color w:val="auto"/>
-                <w:lang w:eastAsia="zh-CN"/>
-              </w:rPr>
-              <w:t xml:space="preserve"> Kernel</w:t>
-            </w:r>
-            <w:r>
-              <w:rPr>
-                <w:rFonts w:hint="eastAsia"/>
-                <w:color w:val="auto"/>
-                <w:lang w:eastAsia="zh-CN"/>
-              </w:rPr>
-              <w:t>—</w:t>
-            </w:r>
-            <w:r>
-              <w:rPr>
-                <w:rFonts w:hint="eastAsia"/>
-                <w:color w:val="auto"/>
-                <w:lang w:eastAsia="zh-CN"/>
-              </w:rPr>
-              <w:t>CUDA Graph</w:t>
-            </w:r>
-            <w:proofErr w:type="gramStart"/>
-            <w:r>
-              <w:rPr>
-                <w:rFonts w:hint="eastAsia"/>
-                <w:color w:val="auto"/>
-                <w:lang w:eastAsia="zh-CN"/>
-              </w:rPr>
-              <w:t>—整模型</w:t>
-            </w:r>
-            <w:proofErr w:type="gramEnd"/>
-            <w:r>
-              <w:rPr>
-                <w:rFonts w:hint="eastAsia"/>
-                <w:color w:val="auto"/>
-                <w:lang w:eastAsia="zh-CN"/>
-              </w:rPr>
-              <w:t>分层验证；在</w:t>
-            </w:r>
-            <w:r>
-              <w:rPr>
-                <w:rFonts w:hint="eastAsia"/>
-                <w:color w:val="auto"/>
-                <w:lang w:eastAsia="zh-CN"/>
-              </w:rPr>
-              <w:t xml:space="preserve"> BF16 [M,2048]</w:t>
-            </w:r>
-            <w:r>
-              <w:rPr>
-                <w:rFonts w:hint="eastAsia"/>
-                <w:color w:val="auto"/>
-                <w:lang w:eastAsia="zh-CN"/>
-              </w:rPr>
-              <w:t>×</w:t>
-            </w:r>
             <w:r>
               <w:rPr>
                 <w:rFonts w:hint="eastAsia"/>
@@ -2216,23 +2272,13 @@
               </w:rPr>
               <w:t xml:space="preserve"> 20 </w:t>
             </w:r>
-            <w:proofErr w:type="gramStart"/>
-            <w:r>
-              <w:rPr>
-                <w:rFonts w:hint="eastAsia"/>
-                <w:color w:val="auto"/>
-                <w:lang w:eastAsia="zh-CN"/>
-              </w:rPr>
-              <w:t>个</w:t>
-            </w:r>
-            <w:proofErr w:type="gramEnd"/>
-            <w:r>
-              <w:rPr>
-                <w:rFonts w:hint="eastAsia"/>
-                <w:color w:val="auto"/>
-                <w:lang w:eastAsia="zh-CN"/>
-              </w:rPr>
-              <w:t>场景中，</w:t>
+            <w:r>
+              <w:rPr>
+                <w:rFonts w:hint="eastAsia"/>
+                <w:color w:val="auto"/>
+                <w:lang w:eastAsia="zh-CN"/>
+              </w:rPr>
+              <w:t>个场景中，</w:t>
             </w:r>
             <w:r>
               <w:rPr>
@@ -2345,18 +2391,8 @@
                 <w:color w:val="auto"/>
                 <w:lang w:eastAsia="zh-CN"/>
               </w:rPr>
-              <w:t>中</w:t>
-            </w:r>
-            <w:proofErr w:type="gramStart"/>
-            <w:r>
-              <w:rPr>
-                <w:rFonts w:hint="eastAsia"/>
-                <w:color w:val="auto"/>
-                <w:lang w:eastAsia="zh-CN"/>
-              </w:rPr>
-              <w:t>位降低</w:t>
-            </w:r>
-            <w:proofErr w:type="gramEnd"/>
+              <w:t>中位降低</w:t>
+            </w:r>
             <w:r>
               <w:rPr>
                 <w:rFonts w:hint="eastAsia"/>
@@ -3371,7 +3407,6 @@
               </w:rPr>
               <w:t xml:space="preserve"> 11 </w:t>
             </w:r>
-            <w:proofErr w:type="gramStart"/>
             <w:r>
               <w:rPr>
                 <w:rFonts w:ascii="Times New Roman" w:eastAsia="宋体" w:hAnsi="Times New Roman" w:cstheme="minorHAnsi" w:hint="eastAsia"/>
@@ -3380,7 +3415,6 @@
               </w:rPr>
               <w:t>个</w:t>
             </w:r>
-            <w:proofErr w:type="gramEnd"/>
             <w:r>
               <w:rPr>
                 <w:rFonts w:ascii="Times New Roman" w:eastAsia="宋体" w:hAnsi="Times New Roman" w:cstheme="minorHAnsi" w:hint="eastAsia"/>
@@ -5695,19 +5729,8 @@
                 <w:szCs w:val="20"/>
                 <w:lang w:eastAsia="zh-CN"/>
               </w:rPr>
-              <w:t>），运行期峰值</w:t>
-            </w:r>
-            <w:proofErr w:type="gramStart"/>
-            <w:r>
-              <w:rPr>
-                <w:rFonts w:cstheme="minorHAnsi"/>
-                <w:color w:val="auto"/>
-                <w:szCs w:val="20"/>
-                <w:lang w:eastAsia="zh-CN"/>
-              </w:rPr>
-              <w:t>显存由</w:t>
-            </w:r>
-            <w:proofErr w:type="gramEnd"/>
+              <w:t>），运行期峰值显存由</w:t>
+            </w:r>
             <w:r>
               <w:rPr>
                 <w:rFonts w:cstheme="minorHAnsi"/>
@@ -6295,7 +6318,7 @@
 </file>
 
 <file path=word/endnotes.xml><?xml version="1.0" encoding="utf-8"?>
-<w:endnotes xmlns:wpc="http://schemas.microsoft.com/office/word/2010/wordprocessingCanvas" xmlns:cx="http://schemas.microsoft.com/office/drawing/2014/chartex" xmlns:cx1="http://schemas.microsoft.com/office/drawing/2015/9/8/chartex" xmlns:cx2="http://schemas.microsoft.com/office/drawing/2015/10/21/chartex" xmlns:cx3="http://schemas.microsoft.com/office/drawing/2016/5/9/chartex" xmlns:cx4="http://schemas.microsoft.com/office/drawing/2016/5/10/chartex" xmlns:cx5="http://schemas.microsoft.com/office/drawing/2016/5/11/chartex" xmlns:cx6="http://schemas.microsoft.com/office/drawing/2016/5/12/chartex" xmlns:cx7="http://schemas.microsoft.com/office/drawing/2016/5/13/chartex" xmlns:cx8="http://schemas.microsoft.com/office/drawing/2016/5/14/chartex" xmlns:mc="http://schemas.openxmlformats.org/markup-compatibility/2006" xmlns:aink="http://schemas.microsoft.com/office/drawing/2016/ink" xmlns:am3d="http://schemas.microsoft.com/office/drawing/2017/model3d" xmlns:o="urn:schemas-microsoft-com:office:office" xmlns:oel="http://schemas.microsoft.com/office/2019/extlst" xmlns:r="http://schemas.openxmlformats.org/officeDocument/2006/relationships" xmlns:m="http://schemas.openxmlformats.org/officeDocument/2006/math" xmlns:v="urn:schemas-microsoft-com:vml" xmlns:wp14="http://schemas.microsoft.com/office/word/2010/wordprocessingDrawing" xmlns:wp="http://schemas.openxmlformats.org/drawingml/2006/wordprocessingDrawing" xmlns:w10="urn:schemas-microsoft-com:office:word" xmlns:w="http://schemas.openxmlformats.org/wordprocessingml/2006/main" xmlns:w14="http://schemas.microsoft.com/office/word/2010/wordml" xmlns:w15="http://schemas.microsoft.com/office/word/2012/wordml" xmlns:w16cex="http://schemas.microsoft.com/office/word/2018/wordml/cex" xmlns:w16cid="http://schemas.microsoft.com/office/word/2016/wordml/cid" xmlns:w16="http://schemas.microsoft.com/office/word/2018/wordml" xmlns:w16du="http://schemas.microsoft.com/office/word/2023/wordml/word16du" xmlns:w16sdtdh="http://schemas.microsoft.com/office/word/2020/wordml/sdtdatahash" xmlns:w16sdtfl="http://schemas.microsoft.com/office/word/2024/wordml/sdtformatlock" xmlns:w16se="http://schemas.microsoft.com/office/word/2015/wordml/symex" xmlns:wpg="http://schemas.microsoft.com/office/word/2010/wordprocessingGroup" xmlns:wpi="http://schemas.microsoft.com/office/word/2010/wordprocessingInk" xmlns:wne="http://schemas.microsoft.com/office/word/2006/wordml" xmlns:wps="http://schemas.microsoft.com/office/word/2010/wordprocessingShape" mc:Ignorable="w14 w15 w16se w16cid w16 w16cex w16sdtdh w16sdtfl w16du wp14">
+<w:endnotes xmlns:wpc="http://schemas.microsoft.com/office/word/2010/wordprocessingCanvas" xmlns:cx="http://schemas.microsoft.com/office/drawing/2014/chartex" xmlns:cx1="http://schemas.microsoft.com/office/drawing/2015/9/8/chartex" xmlns:cx2="http://schemas.microsoft.com/office/drawing/2015/10/21/chartex" xmlns:cx3="http://schemas.microsoft.com/office/drawing/2016/5/9/chartex" xmlns:cx4="http://schemas.microsoft.com/office/drawing/2016/5/10/chartex" xmlns:cx5="http://schemas.microsoft.com/office/drawing/2016/5/11/chartex" xmlns:cx6="http://schemas.microsoft.com/office/drawing/2016/5/12/chartex" xmlns:cx7="http://schemas.microsoft.com/office/drawing/2016/5/13/chartex" xmlns:cx8="http://schemas.microsoft.com/office/drawing/2016/5/14/chartex" xmlns:mc="http://schemas.openxmlformats.org/markup-compatibility/2006" xmlns:aink="http://schemas.microsoft.com/office/drawing/2016/ink" xmlns:am3d="http://schemas.microsoft.com/office/drawing/2017/model3d" xmlns:o="urn:schemas-microsoft-com:office:office" xmlns:oel="http://schemas.microsoft.com/office/2019/extlst" xmlns:r="http://schemas.openxmlformats.org/officeDocument/2006/relationships" xmlns:m="http://schemas.openxmlformats.org/officeDocument/2006/math" xmlns:v="urn:schemas-microsoft-com:vml" xmlns:wp14="http://schemas.microsoft.com/office/word/2010/wordprocessingDrawing" xmlns:wp="http://schemas.openxmlformats.org/drawingml/2006/wordprocessingDrawing" xmlns:w10="urn:schemas-microsoft-com:office:word" xmlns:w="http://schemas.openxmlformats.org/wordprocessingml/2006/main" xmlns:w14="http://schemas.microsoft.com/office/word/2010/wordml" xmlns:w15="http://schemas.microsoft.com/office/word/2012/wordml" xmlns:w16cei="http://schemas.microsoft.com/office/word/2026/wordml/cei" xmlns:w16cex="http://schemas.microsoft.com/office/word/2018/wordml/cex" xmlns:w16cid="http://schemas.microsoft.com/office/word/2016/wordml/cid" xmlns:w16="http://schemas.microsoft.com/office/word/2018/wordml" xmlns:w16du="http://schemas.microsoft.com/office/word/2023/wordml/word16du" xmlns:w16sdtdh="http://schemas.microsoft.com/office/word/2020/wordml/sdtdatahash" xmlns:w16sdtfl="http://schemas.microsoft.com/office/word/2024/wordml/sdtformatlock" xmlns:w16se="http://schemas.microsoft.com/office/word/2015/wordml/symex" xmlns:wpg="http://schemas.microsoft.com/office/word/2010/wordprocessingGroup" xmlns:wpi="http://schemas.microsoft.com/office/word/2010/wordprocessingInk" xmlns:wne="http://schemas.microsoft.com/office/word/2006/wordml" xmlns:wps="http://schemas.microsoft.com/office/word/2010/wordprocessingShape" mc:Ignorable="w14 w15 w16se w16cid w16 w16cex w16sdtdh w16sdtfl w16du wp14">
   <w:endnote w:type="separator" w:id="-1">
     <w:p>
       <w:pPr>
@@ -6320,7 +6343,7 @@
 </file>
 
 <file path=word/footnotes.xml><?xml version="1.0" encoding="utf-8"?>
-<w:footnotes xmlns:wpc="http://schemas.microsoft.com/office/word/2010/wordprocessingCanvas" xmlns:cx="http://schemas.microsoft.com/office/drawing/2014/chartex" xmlns:cx1="http://schemas.microsoft.com/office/drawing/2015/9/8/chartex" xmlns:cx2="http://schemas.microsoft.com/office/drawing/2015/10/21/chartex" xmlns:cx3="http://schemas.microsoft.com/office/drawing/2016/5/9/chartex" xmlns:cx4="http://schemas.microsoft.com/office/drawing/2016/5/10/chartex" xmlns:cx5="http://schemas.microsoft.com/office/drawing/2016/5/11/chartex" xmlns:cx6="http://schemas.microsoft.com/office/drawing/2016/5/12/chartex" xmlns:cx7="http://schemas.microsoft.com/office/drawing/2016/5/13/chartex" xmlns:cx8="http://schemas.microsoft.com/office/drawing/2016/5/14/chartex" xmlns:mc="http://schemas.openxmlformats.org/markup-compatibility/2006" xmlns:aink="http://schemas.microsoft.com/office/drawing/2016/ink" xmlns:am3d="http://schemas.microsoft.com/office/drawing/2017/model3d" xmlns:o="urn:schemas-microsoft-com:office:office" xmlns:oel="http://schemas.microsoft.com/office/2019/extlst" xmlns:r="http://schemas.openxmlformats.org/officeDocument/2006/relationships" xmlns:m="http://schemas.openxmlformats.org/officeDocument/2006/math" xmlns:v="urn:schemas-microsoft-com:vml" xmlns:wp14="http://schemas.microsoft.com/office/word/2010/wordprocessingDrawing" xmlns:wp="http://schemas.openxmlformats.org/drawingml/2006/wordprocessingDrawing" xmlns:w10="urn:schemas-microsoft-com:office:word" xmlns:w="http://schemas.openxmlformats.org/wordprocessingml/2006/main" xmlns:w14="http://schemas.microsoft.com/office/word/2010/wordml" xmlns:w15="http://schemas.microsoft.com/office/word/2012/wordml" xmlns:w16cex="http://schemas.microsoft.com/office/word/2018/wordml/cex" xmlns:w16cid="http://schemas.microsoft.com/office/word/2016/wordml/cid" xmlns:w16="http://schemas.microsoft.com/office/word/2018/wordml" xmlns:w16du="http://schemas.microsoft.com/office/word/2023/wordml/word16du" xmlns:w16sdtdh="http://schemas.microsoft.com/office/word/2020/wordml/sdtdatahash" xmlns:w16sdtfl="http://schemas.microsoft.com/office/word/2024/wordml/sdtformatlock" xmlns:w16se="http://schemas.microsoft.com/office/word/2015/wordml/symex" xmlns:wpg="http://schemas.microsoft.com/office/word/2010/wordprocessingGroup" xmlns:wpi="http://schemas.microsoft.com/office/word/2010/wordprocessingInk" xmlns:wne="http://schemas.microsoft.com/office/word/2006/wordml" xmlns:wps="http://schemas.microsoft.com/office/word/2010/wordprocessingShape" mc:Ignorable="w14 w15 w16se w16cid w16 w16cex w16sdtdh w16sdtfl w16du wp14">
+<w:footnotes xmlns:wpc="http://schemas.microsoft.com/office/word/2010/wordprocessingCanvas" xmlns:cx="http://schemas.microsoft.com/office/drawing/2014/chartex" xmlns:cx1="http://schemas.microsoft.com/office/drawing/2015/9/8/chartex" xmlns:cx2="http://schemas.microsoft.com/office/drawing/2015/10/21/chartex" xmlns:cx3="http://schemas.microsoft.com/office/drawing/2016/5/9/chartex" xmlns:cx4="http://schemas.microsoft.com/office/drawing/2016/5/10/chartex" xmlns:cx5="http://schemas.microsoft.com/office/drawing/2016/5/11/chartex" xmlns:cx6="http://schemas.microsoft.com/office/drawing/2016/5/12/chartex" xmlns:cx7="http://schemas.microsoft.com/office/drawing/2016/5/13/chartex" xmlns:cx8="http://schemas.microsoft.com/office/drawing/2016/5/14/chartex" xmlns:mc="http://schemas.openxmlformats.org/markup-compatibility/2006" xmlns:aink="http://schemas.microsoft.com/office/drawing/2016/ink" xmlns:am3d="http://schemas.microsoft.com/office/drawing/2017/model3d" xmlns:o="urn:schemas-microsoft-com:office:office" xmlns:oel="http://schemas.microsoft.com/office/2019/extlst" xmlns:r="http://schemas.openxmlformats.org/officeDocument/2006/relationships" xmlns:m="http://schemas.openxmlformats.org/officeDocument/2006/math" xmlns:v="urn:schemas-microsoft-com:vml" xmlns:wp14="http://schemas.microsoft.com/office/word/2010/wordprocessingDrawing" xmlns:wp="http://schemas.openxmlformats.org/drawingml/2006/wordprocessingDrawing" xmlns:w10="urn:schemas-microsoft-com:office:word" xmlns:w="http://schemas.openxmlformats.org/wordprocessingml/2006/main" xmlns:w14="http://schemas.microsoft.com/office/word/2010/wordml" xmlns:w15="http://schemas.microsoft.com/office/word/2012/wordml" xmlns:w16cei="http://schemas.microsoft.com/office/word/2026/wordml/cei" xmlns:w16cex="http://schemas.microsoft.com/office/word/2018/wordml/cex" xmlns:w16cid="http://schemas.microsoft.com/office/word/2016/wordml/cid" xmlns:w16="http://schemas.microsoft.com/office/word/2018/wordml" xmlns:w16du="http://schemas.microsoft.com/office/word/2023/wordml/word16du" xmlns:w16sdtdh="http://schemas.microsoft.com/office/word/2020/wordml/sdtdatahash" xmlns:w16sdtfl="http://schemas.microsoft.com/office/word/2024/wordml/sdtformatlock" xmlns:w16se="http://schemas.microsoft.com/office/word/2015/wordml/symex" xmlns:wpg="http://schemas.microsoft.com/office/word/2010/wordprocessingGroup" xmlns:wpi="http://schemas.microsoft.com/office/word/2010/wordprocessingInk" xmlns:wne="http://schemas.microsoft.com/office/word/2006/wordml" xmlns:wps="http://schemas.microsoft.com/office/word/2010/wordprocessingShape" mc:Ignorable="w14 w15 w16se w16cid w16 w16cex w16sdtdh w16sdtfl w16du wp14">
   <w:footnote w:type="separator" w:id="-1">
     <w:p>
       <w:pPr>
@@ -6345,7 +6368,7 @@
 </file>
 
 <file path=word/numbering.xml><?xml version="1.0" encoding="utf-8"?>
-<w:numbering xmlns:wpc="http://schemas.microsoft.com/office/word/2010/wordprocessingCanvas" xmlns:cx="http://schemas.microsoft.com/office/drawing/2014/chartex" xmlns:cx1="http://schemas.microsoft.com/office/drawing/2015/9/8/chartex" xmlns:cx2="http://schemas.microsoft.com/office/drawing/2015/10/21/chartex" xmlns:cx3="http://schemas.microsoft.com/office/drawing/2016/5/9/chartex" xmlns:cx4="http://schemas.microsoft.com/office/drawing/2016/5/10/chartex" xmlns:cx5="http://schemas.microsoft.com/office/drawing/2016/5/11/chartex" xmlns:cx6="http://schemas.microsoft.com/office/drawing/2016/5/12/chartex" xmlns:cx7="http://schemas.microsoft.com/office/drawing/2016/5/13/chartex" xmlns:cx8="http://schemas.microsoft.com/office/drawing/2016/5/14/chartex" xmlns:mc="http://schemas.openxmlformats.org/markup-compatibility/2006" xmlns:aink="http://schemas.microsoft.com/office/drawing/2016/ink" xmlns:am3d="http://schemas.microsoft.com/office/drawing/2017/model3d" xmlns:o="urn:schemas-microsoft-com:office:office" xmlns:oel="http://schemas.microsoft.com/office/2019/extlst" xmlns:r="http://schemas.openxmlformats.org/officeDocument/2006/relationships" xmlns:m="http://schemas.openxmlformats.org/officeDocument/2006/math" xmlns:v="urn:schemas-microsoft-com:vml" xmlns:wp14="http://schemas.microsoft.com/office/word/2010/wordprocessingDrawing" xmlns:wp="http://schemas.openxmlformats.org/drawingml/2006/wordprocessingDrawing" xmlns:w10="urn:schemas-microsoft-com:office:word" xmlns:w="http://schemas.openxmlformats.org/wordprocessingml/2006/main" xmlns:w14="http://schemas.microsoft.com/office/word/2010/wordml" xmlns:w15="http://schemas.microsoft.com/office/word/2012/wordml" xmlns:w16cex="http://schemas.microsoft.com/office/word/2018/wordml/cex" xmlns:w16cid="http://schemas.microsoft.com/office/word/2016/wordml/cid" xmlns:w16="http://schemas.microsoft.com/office/word/2018/wordml" xmlns:w16du="http://schemas.microsoft.com/office/word/2023/wordml/word16du" xmlns:w16sdtdh="http://schemas.microsoft.com/office/word/2020/wordml/sdtdatahash" xmlns:w16sdtfl="http://schemas.microsoft.com/office/word/2024/wordml/sdtformatlock" xmlns:w16se="http://schemas.microsoft.com/office/word/2015/wordml/symex" xmlns:wpg="http://schemas.microsoft.com/office/word/2010/wordprocessingGroup" xmlns:wpi="http://schemas.microsoft.com/office/word/2010/wordprocessingInk" xmlns:wne="http://schemas.microsoft.com/office/word/2006/wordml" xmlns:wps="http://schemas.microsoft.com/office/word/2010/wordprocessingShape" mc:Ignorable="w14 w15 w16se w16cid w16 w16cex w16sdtdh w16sdtfl w16du wp14">
+<w:numbering xmlns:wpc="http://schemas.microsoft.com/office/word/2010/wordprocessingCanvas" xmlns:cx="http://schemas.microsoft.com/office/drawing/2014/chartex" xmlns:cx1="http://schemas.microsoft.com/office/drawing/2015/9/8/chartex" xmlns:cx2="http://schemas.microsoft.com/office/drawing/2015/10/21/chartex" xmlns:cx3="http://schemas.microsoft.com/office/drawing/2016/5/9/chartex" xmlns:cx4="http://schemas.microsoft.com/office/drawing/2016/5/10/chartex" xmlns:cx5="http://schemas.microsoft.com/office/drawing/2016/5/11/chartex" xmlns:cx6="http://schemas.microsoft.com/office/drawing/2016/5/12/chartex" xmlns:cx7="http://schemas.microsoft.com/office/drawing/2016/5/13/chartex" xmlns:cx8="http://schemas.microsoft.com/office/drawing/2016/5/14/chartex" xmlns:mc="http://schemas.openxmlformats.org/markup-compatibility/2006" xmlns:aink="http://schemas.microsoft.com/office/drawing/2016/ink" xmlns:am3d="http://schemas.microsoft.com/office/drawing/2017/model3d" xmlns:o="urn:schemas-microsoft-com:office:office" xmlns:oel="http://schemas.microsoft.com/office/2019/extlst" xmlns:r="http://schemas.openxmlformats.org/officeDocument/2006/relationships" xmlns:m="http://schemas.openxmlformats.org/officeDocument/2006/math" xmlns:v="urn:schemas-microsoft-com:vml" xmlns:wp14="http://schemas.microsoft.com/office/word/2010/wordprocessingDrawing" xmlns:wp="http://schemas.openxmlformats.org/drawingml/2006/wordprocessingDrawing" xmlns:w10="urn:schemas-microsoft-com:office:word" xmlns:w="http://schemas.openxmlformats.org/wordprocessingml/2006/main" xmlns:w14="http://schemas.microsoft.com/office/word/2010/wordml" xmlns:w15="http://schemas.microsoft.com/office/word/2012/wordml" xmlns:w16cei="http://schemas.microsoft.com/office/word/2026/wordml/cei" xmlns:w16cex="http://schemas.microsoft.com/office/word/2018/wordml/cex" xmlns:w16cid="http://schemas.microsoft.com/office/word/2016/wordml/cid" xmlns:w16="http://schemas.microsoft.com/office/word/2018/wordml" xmlns:w16du="http://schemas.microsoft.com/office/word/2023/wordml/word16du" xmlns:w16sdtdh="http://schemas.microsoft.com/office/word/2020/wordml/sdtdatahash" xmlns:w16sdtfl="http://schemas.microsoft.com/office/word/2024/wordml/sdtformatlock" xmlns:w16se="http://schemas.microsoft.com/office/word/2015/wordml/symex" xmlns:wpg="http://schemas.microsoft.com/office/word/2010/wordprocessingGroup" xmlns:wpi="http://schemas.microsoft.com/office/word/2010/wordprocessingInk" xmlns:wne="http://schemas.microsoft.com/office/word/2006/wordml" xmlns:wps="http://schemas.microsoft.com/office/word/2010/wordprocessingShape" mc:Ignorable="w14 w15 w16se w16cid w16 w16cex w16sdtdh w16sdtfl w16du wp14">
   <w:abstractNum w:abstractNumId="0" w15:restartNumberingAfterBreak="0">
     <w:nsid w:val="FFFFFF89"/>
     <w:multiLevelType w:val="singleLevel"/>

--- a/doc/冯浩然_AiInfra香港中文大学_15024999885.docx
+++ b/doc/冯浩然_AiInfra香港中文大学_15024999885.docx
@@ -1,6 +1,6 @@
 
 <file path=word/document.xml><?xml version="1.0" encoding="utf-8"?>
-<w:document xmlns:wpc="http://schemas.microsoft.com/office/word/2010/wordprocessingCanvas" xmlns:cx="http://schemas.microsoft.com/office/drawing/2014/chartex" xmlns:cx1="http://schemas.microsoft.com/office/drawing/2015/9/8/chartex" xmlns:cx2="http://schemas.microsoft.com/office/drawing/2015/10/21/chartex" xmlns:cx3="http://schemas.microsoft.com/office/drawing/2016/5/9/chartex" xmlns:cx4="http://schemas.microsoft.com/office/drawing/2016/5/10/chartex" xmlns:cx5="http://schemas.microsoft.com/office/drawing/2016/5/11/chartex" xmlns:cx6="http://schemas.microsoft.com/office/drawing/2016/5/12/chartex" xmlns:cx7="http://schemas.microsoft.com/office/drawing/2016/5/13/chartex" xmlns:cx8="http://schemas.microsoft.com/office/drawing/2016/5/14/chartex" xmlns:mc="http://schemas.openxmlformats.org/markup-compatibility/2006" xmlns:aink="http://schemas.microsoft.com/office/drawing/2016/ink" xmlns:am3d="http://schemas.microsoft.com/office/drawing/2017/model3d" xmlns:o="urn:schemas-microsoft-com:office:office" xmlns:oel="http://schemas.microsoft.com/office/2019/extlst" xmlns:r="http://schemas.openxmlformats.org/officeDocument/2006/relationships" xmlns:m="http://schemas.openxmlformats.org/officeDocument/2006/math" xmlns:v="urn:schemas-microsoft-com:vml" xmlns:wp14="http://schemas.microsoft.com/office/word/2010/wordprocessingDrawing" xmlns:wp="http://schemas.openxmlformats.org/drawingml/2006/wordprocessingDrawing" xmlns:w10="urn:schemas-microsoft-com:office:word" xmlns:w="http://schemas.openxmlformats.org/wordprocessingml/2006/main" xmlns:w14="http://schemas.microsoft.com/office/word/2010/wordml" xmlns:w15="http://schemas.microsoft.com/office/word/2012/wordml" xmlns:w16cei="http://schemas.microsoft.com/office/word/2026/wordml/cei" xmlns:w16cex="http://schemas.microsoft.com/office/word/2018/wordml/cex" xmlns:w16cid="http://schemas.microsoft.com/office/word/2016/wordml/cid" xmlns:w16="http://schemas.microsoft.com/office/word/2018/wordml" xmlns:w16du="http://schemas.microsoft.com/office/word/2023/wordml/word16du" xmlns:w16sdtdh="http://schemas.microsoft.com/office/word/2020/wordml/sdtdatahash" xmlns:w16sdtfl="http://schemas.microsoft.com/office/word/2024/wordml/sdtformatlock" xmlns:w16se="http://schemas.microsoft.com/office/word/2015/wordml/symex" xmlns:wpg="http://schemas.microsoft.com/office/word/2010/wordprocessingGroup" xmlns:wpi="http://schemas.microsoft.com/office/word/2010/wordprocessingInk" xmlns:wne="http://schemas.microsoft.com/office/word/2006/wordml" xmlns:wps="http://schemas.microsoft.com/office/word/2010/wordprocessingShape" mc:Ignorable="w14 w15 w16se w16cid w16 w16cex w16sdtdh w16sdtfl w16du wp14">
+<w:document xmlns:wpc="http://schemas.microsoft.com/office/word/2010/wordprocessingCanvas" xmlns:cx="http://schemas.microsoft.com/office/drawing/2014/chartex" xmlns:cx1="http://schemas.microsoft.com/office/drawing/2015/9/8/chartex" xmlns:cx2="http://schemas.microsoft.com/office/drawing/2015/10/21/chartex" xmlns:cx3="http://schemas.microsoft.com/office/drawing/2016/5/9/chartex" xmlns:cx4="http://schemas.microsoft.com/office/drawing/2016/5/10/chartex" xmlns:cx5="http://schemas.microsoft.com/office/drawing/2016/5/11/chartex" xmlns:cx6="http://schemas.microsoft.com/office/drawing/2016/5/12/chartex" xmlns:cx7="http://schemas.microsoft.com/office/drawing/2016/5/13/chartex" xmlns:cx8="http://schemas.microsoft.com/office/drawing/2016/5/14/chartex" xmlns:mc="http://schemas.openxmlformats.org/markup-compatibility/2006" xmlns:aink="http://schemas.microsoft.com/office/drawing/2016/ink" xmlns:am3d="http://schemas.microsoft.com/office/drawing/2017/model3d" xmlns:o="urn:schemas-microsoft-com:office:office" xmlns:oel="http://schemas.microsoft.com/office/2019/extlst" xmlns:r="http://schemas.openxmlformats.org/officeDocument/2006/relationships" xmlns:m="http://schemas.openxmlformats.org/officeDocument/2006/math" xmlns:v="urn:schemas-microsoft-com:vml" xmlns:wp14="http://schemas.microsoft.com/office/word/2010/wordprocessingDrawing" xmlns:wp="http://schemas.openxmlformats.org/drawingml/2006/wordprocessingDrawing" xmlns:w10="urn:schemas-microsoft-com:office:word" xmlns:w="http://schemas.openxmlformats.org/wordprocessingml/2006/main" xmlns:w14="http://schemas.microsoft.com/office/word/2010/wordml" xmlns:w15="http://schemas.microsoft.com/office/word/2012/wordml" xmlns:w16cex="http://schemas.microsoft.com/office/word/2018/wordml/cex" xmlns:w16cid="http://schemas.microsoft.com/office/word/2016/wordml/cid" xmlns:w16="http://schemas.microsoft.com/office/word/2018/wordml" xmlns:w16du="http://schemas.microsoft.com/office/word/2023/wordml/word16du" xmlns:w16sdtdh="http://schemas.microsoft.com/office/word/2020/wordml/sdtdatahash" xmlns:w16sdtfl="http://schemas.microsoft.com/office/word/2024/wordml/sdtformatlock" xmlns:w16se="http://schemas.microsoft.com/office/word/2015/wordml/symex" xmlns:wpg="http://schemas.microsoft.com/office/word/2010/wordprocessingGroup" xmlns:wpi="http://schemas.microsoft.com/office/word/2010/wordprocessingInk" xmlns:wne="http://schemas.microsoft.com/office/word/2006/wordml" xmlns:wps="http://schemas.microsoft.com/office/word/2010/wordprocessingShape" mc:Ignorable="w14 w15 w16se w16cid w16 w16cex w16sdtdh w16sdtfl w16du wp14">
   <w:body>
     <w:tbl>
       <w:tblPr>
@@ -39,16 +39,17 @@
               <w:ind w:firstLine="723"/>
               <w:jc w:val="center"/>
               <w:rPr>
+                <w:rFonts w:ascii="Times New Roman" w:eastAsia="宋体" w:hAnsi="Times New Roman" w:cs="Times New Roman"/>
+                <w:bCs/>
+                <w:sz w:val="20"/>
+                <w:szCs w:val="20"/>
+              </w:rPr>
+            </w:pPr>
+            <w:r>
+              <w:rPr>
                 <w:rFonts w:ascii="Times New Roman" w:eastAsia="宋体" w:hAnsi="Times New Roman" w:cs="Times New Roman" w:hint="eastAsia"/>
                 <w:bCs/>
-                <w:sz w:val="20"/>
-                <w:szCs w:val="20"/>
-              </w:rPr>
-            </w:pPr>
-            <w:r>
-              <w:rPr>
-                <w:rFonts w:ascii="Times New Roman" w:eastAsia="宋体" w:hAnsi="Times New Roman" w:cs="Times New Roman" w:hint="eastAsia"/>
-                <w:bCs/>
+                <w:noProof/>
                 <w:sz w:val="20"/>
                 <w:szCs w:val="20"/>
               </w:rPr>
@@ -146,7 +147,7 @@
               <w:ind w:firstLine="400"/>
               <w:jc w:val="center"/>
               <w:rPr>
-                <w:rFonts w:ascii="Times New Roman" w:eastAsia="宋体" w:hAnsi="Times New Roman" w:cs="Times New Roman" w:hint="eastAsia"/>
+                <w:rFonts w:ascii="Times New Roman" w:eastAsia="宋体" w:hAnsi="Times New Roman" w:cs="Times New Roman"/>
                 <w:bCs/>
                 <w:sz w:val="20"/>
                 <w:szCs w:val="20"/>
@@ -170,7 +171,6 @@
               </w:rPr>
               <w:t>：</w:t>
             </w:r>
-            <w:proofErr w:type="gramStart"/>
             <w:r>
               <w:rPr>
                 <w:rFonts w:ascii="Times New Roman" w:eastAsia="宋体" w:hAnsi="Times New Roman" w:cs="Times New Roman"/>
@@ -211,61 +211,15 @@
                 <w:sz w:val="20"/>
                 <w:szCs w:val="20"/>
               </w:rPr>
-              <w:t>邮箱</w:t>
-            </w:r>
-            <w:proofErr w:type="gramEnd"/>
-            <w:r>
-              <w:rPr>
-                <w:rFonts w:ascii="宋体" w:eastAsia="宋体" w:hAnsi="宋体" w:cstheme="minorHAnsi"/>
-                <w:bCs/>
-                <w:sz w:val="20"/>
-                <w:szCs w:val="20"/>
-              </w:rPr>
-              <w:t>：</w:t>
-            </w:r>
-            <w:r>
-              <w:rPr>
-                <w:rFonts w:ascii="Times New Roman" w:eastAsia="宋体" w:hAnsi="Times New Roman" w:cs="Times New Roman"/>
-                <w:bCs/>
-                <w:sz w:val="20"/>
-                <w:szCs w:val="20"/>
-              </w:rPr>
+              <w:t>邮箱：</w:t>
+            </w:r>
+            <w:r>
               <w:fldChar w:fldCharType="begin"/>
             </w:r>
             <w:r>
-              <w:rPr>
-                <w:rFonts w:ascii="Times New Roman" w:eastAsia="宋体" w:hAnsi="Times New Roman" w:cs="Times New Roman"/>
-                <w:bCs/>
-                <w:sz w:val="20"/>
-                <w:szCs w:val="20"/>
-              </w:rPr>
-              <w:instrText>HYPERLINK "mailto:</w:instrText>
-            </w:r>
-            <w:r>
-              <w:rPr>
-                <w:rFonts w:ascii="Times New Roman" w:eastAsia="宋体" w:hAnsi="Times New Roman" w:cs="Times New Roman"/>
-                <w:bCs/>
-                <w:sz w:val="20"/>
-                <w:szCs w:val="20"/>
-              </w:rPr>
-              <w:instrText>225010160@link.cuhk.edu.cn</w:instrText>
-            </w:r>
-            <w:r>
-              <w:rPr>
-                <w:rFonts w:ascii="Times New Roman" w:eastAsia="宋体" w:hAnsi="Times New Roman" w:cs="Times New Roman"/>
-                <w:bCs/>
-                <w:sz w:val="20"/>
-                <w:szCs w:val="20"/>
-              </w:rPr>
-              <w:instrText>"</w:instrText>
-            </w:r>
-            <w:r>
-              <w:rPr>
-                <w:rFonts w:ascii="Times New Roman" w:eastAsia="宋体" w:hAnsi="Times New Roman" w:cs="Times New Roman"/>
-                <w:bCs/>
-                <w:sz w:val="20"/>
-                <w:szCs w:val="20"/>
-              </w:rPr>
+              <w:instrText>HYPERLINK "mailto:225010160@link.cuhk.edu.cn"</w:instrText>
+            </w:r>
+            <w:r>
               <w:fldChar w:fldCharType="separate"/>
             </w:r>
             <w:r>
@@ -279,12 +233,6 @@
               <w:t>225010160@link.cuhk.edu.cn</w:t>
             </w:r>
             <w:r>
-              <w:rPr>
-                <w:rFonts w:ascii="Times New Roman" w:eastAsia="宋体" w:hAnsi="Times New Roman" w:cs="Times New Roman"/>
-                <w:bCs/>
-                <w:sz w:val="20"/>
-                <w:szCs w:val="20"/>
-              </w:rPr>
               <w:fldChar w:fldCharType="end"/>
             </w:r>
             <w:r>
@@ -317,6 +265,9 @@
                 <w:t>个人网站</w:t>
               </w:r>
             </w:hyperlink>
+            <w:r>
+              <w:t xml:space="preserve">  </w:t>
+            </w:r>
           </w:p>
         </w:tc>
       </w:tr>
@@ -335,7 +286,7 @@
           <w:p>
             <w:pPr>
               <w:rPr>
-                <w:rFonts w:cstheme="minorHAnsi" w:hint="eastAsia"/>
+                <w:rFonts w:cstheme="minorHAnsi"/>
                 <w:b/>
                 <w:u w:val="single"/>
               </w:rPr>
@@ -1833,6 +1784,7 @@
               </w:rPr>
               <w:t xml:space="preserve">H200 </w:t>
             </w:r>
+            <w:proofErr w:type="spellStart"/>
             <w:r>
               <w:rPr>
                 <w:b/>
@@ -1840,6 +1792,7 @@
               </w:rPr>
               <w:t>确定性</w:t>
             </w:r>
+            <w:proofErr w:type="spellEnd"/>
             <w:r>
               <w:rPr>
                 <w:b/>
@@ -1847,12 +1800,21 @@
               </w:rPr>
               <w:t xml:space="preserve"> Router GEMM </w:t>
             </w:r>
+            <w:proofErr w:type="spellStart"/>
             <w:r>
               <w:rPr>
                 <w:b/>
                 <w:bCs/>
               </w:rPr>
-              <w:t>优化：</w:t>
+              <w:t>优化</w:t>
+            </w:r>
+            <w:proofErr w:type="spellEnd"/>
+            <w:r>
+              <w:rPr>
+                <w:b/>
+                <w:bCs/>
+              </w:rPr>
+              <w:t>：</w:t>
             </w:r>
             <w:r>
               <w:rPr>
@@ -1868,7 +1830,25 @@
                 <w:color w:val="auto"/>
                 <w:lang w:eastAsia="zh-CN"/>
               </w:rPr>
-              <w:t xml:space="preserve"> vLLM Batch-Invariant </w:t>
+              <w:t xml:space="preserve"> </w:t>
+            </w:r>
+            <w:proofErr w:type="spellStart"/>
+            <w:r>
+              <w:rPr>
+                <w:rFonts w:hint="eastAsia"/>
+                <w:color w:val="auto"/>
+                <w:lang w:eastAsia="zh-CN"/>
+              </w:rPr>
+              <w:t>vLLM</w:t>
+            </w:r>
+            <w:proofErr w:type="spellEnd"/>
+            <w:r>
+              <w:rPr>
+                <w:rFonts w:hint="eastAsia"/>
+                <w:color w:val="auto"/>
+                <w:lang w:eastAsia="zh-CN"/>
+              </w:rPr>
+              <w:t xml:space="preserve"> Batch-Invariant </w:t>
             </w:r>
             <w:r>
               <w:rPr>
@@ -1980,7 +1960,25 @@
                 <w:color w:val="auto"/>
                 <w:lang w:eastAsia="zh-CN"/>
               </w:rPr>
-              <w:t xml:space="preserve"> DeepGEMM SM90 BF16 </w:t>
+              <w:t xml:space="preserve"> </w:t>
+            </w:r>
+            <w:proofErr w:type="spellStart"/>
+            <w:r>
+              <w:rPr>
+                <w:rFonts w:hint="eastAsia"/>
+                <w:color w:val="auto"/>
+                <w:lang w:eastAsia="zh-CN"/>
+              </w:rPr>
+              <w:t>DeepGEMM</w:t>
+            </w:r>
+            <w:proofErr w:type="spellEnd"/>
+            <w:r>
+              <w:rPr>
+                <w:rFonts w:hint="eastAsia"/>
+                <w:color w:val="auto"/>
+                <w:lang w:eastAsia="zh-CN"/>
+              </w:rPr>
+              <w:t xml:space="preserve"> SM90 BF16 </w:t>
             </w:r>
             <w:r>
               <w:rPr>
@@ -2127,13 +2125,23 @@
               </w:rPr>
               <w:t>，</w:t>
             </w:r>
-            <w:r>
-              <w:rPr>
-                <w:rFonts w:hint="eastAsia"/>
-                <w:color w:val="auto"/>
-                <w:lang w:eastAsia="zh-CN"/>
-              </w:rPr>
-              <w:t xml:space="preserve">DeepGEMM Graph p50 </w:t>
+            <w:proofErr w:type="spellStart"/>
+            <w:r>
+              <w:rPr>
+                <w:rFonts w:hint="eastAsia"/>
+                <w:color w:val="auto"/>
+                <w:lang w:eastAsia="zh-CN"/>
+              </w:rPr>
+              <w:t>DeepGEMM</w:t>
+            </w:r>
+            <w:proofErr w:type="spellEnd"/>
+            <w:r>
+              <w:rPr>
+                <w:rFonts w:hint="eastAsia"/>
+                <w:color w:val="auto"/>
+                <w:lang w:eastAsia="zh-CN"/>
+              </w:rPr>
+              <w:t xml:space="preserve"> Graph p50 </w:t>
             </w:r>
             <w:r>
               <w:rPr>
@@ -2480,12 +2488,21 @@
               </w:rPr>
               <w:t xml:space="preserve"> </w:t>
             </w:r>
-            <w:r>
-              <w:rPr>
-                <w:color w:val="auto"/>
-                <w:lang w:eastAsia="zh-CN"/>
-              </w:rPr>
-              <w:t xml:space="preserve">DeepGEMM </w:t>
+            <w:proofErr w:type="spellStart"/>
+            <w:r>
+              <w:rPr>
+                <w:color w:val="auto"/>
+                <w:lang w:eastAsia="zh-CN"/>
+              </w:rPr>
+              <w:t>DeepGEMM</w:t>
+            </w:r>
+            <w:proofErr w:type="spellEnd"/>
+            <w:r>
+              <w:rPr>
+                <w:color w:val="auto"/>
+                <w:lang w:eastAsia="zh-CN"/>
+              </w:rPr>
+              <w:t xml:space="preserve"> </w:t>
             </w:r>
             <w:r>
               <w:rPr>
@@ -3861,13 +3878,13 @@
             </w:pPr>
             <w:r>
               <w:rPr>
-                <w:rFonts w:ascii="黑体" w:eastAsia="黑体" w:hAnsi="黑体" w:cstheme="minorHAnsi"/>
+                <w:rFonts w:ascii="黑体" w:eastAsia="黑体" w:hAnsi="黑体" w:cstheme="minorHAnsi" w:hint="eastAsia"/>
                 <w:b/>
                 <w:sz w:val="24"/>
                 <w:szCs w:val="24"/>
               </w:rPr>
               <w:lastRenderedPageBreak/>
-              <w:t>科研论文</w:t>
+              <w:t>开源贡献</w:t>
             </w:r>
           </w:p>
         </w:tc>
@@ -3901,12 +3918,12 @@
             </w:pPr>
             <w:r>
               <w:rPr>
-                <w:rFonts w:ascii="黑体" w:eastAsia="黑体" w:hAnsi="黑体" w:cstheme="minorHAnsi"/>
+                <w:rFonts w:ascii="黑体" w:eastAsia="黑体" w:hAnsi="黑体" w:cstheme="minorHAnsi" w:hint="eastAsia"/>
                 <w:b/>
                 <w:sz w:val="18"/>
                 <w:szCs w:val="18"/>
               </w:rPr>
-              <w:t>2026.01-至今</w:t>
+              <w:t>2026.08</w:t>
             </w:r>
           </w:p>
         </w:tc>
@@ -3967,7 +3984,7 @@
                 <w:sz w:val="18"/>
                 <w:szCs w:val="18"/>
               </w:rPr>
-              <w:t>面向语义通信与边缘智能的关键 Token 思维链蒸馏</w:t>
+              <w:t>AI Infra 上游开源贡献</w:t>
             </w:r>
           </w:p>
         </w:tc>
@@ -3991,7 +4008,6 @@
           <w:p>
             <w:pPr>
               <w:pStyle w:val="a"/>
-              <w:keepNext/>
               <w:numPr>
                 <w:ilvl w:val="0"/>
                 <w:numId w:val="15"/>
@@ -4004,221 +4020,142 @@
             </w:pPr>
             <w:r>
               <w:rPr>
-                <w:b/>
-                <w:lang w:eastAsia="zh-CN"/>
-              </w:rPr>
-              <w:t>边缘设备小模型构建与部署：</w:t>
-            </w:r>
-            <w:r>
-              <w:rPr>
-                <w:lang w:eastAsia="zh-CN"/>
-              </w:rPr>
-              <w:t>面向语义通信的边缘设备小模型构建与部署，我负责模型训练与调优，参与构建</w:t>
-            </w:r>
-            <w:r>
-              <w:rPr>
-                <w:lang w:eastAsia="zh-CN"/>
-              </w:rPr>
-              <w:t>“</w:t>
-            </w:r>
-            <w:r>
-              <w:rPr>
-                <w:lang w:eastAsia="zh-CN"/>
-              </w:rPr>
-              <w:t>结构恢复</w:t>
-            </w:r>
-            <w:r>
-              <w:rPr>
-                <w:lang w:eastAsia="zh-CN"/>
-              </w:rPr>
-              <w:t>-</w:t>
-            </w:r>
-            <w:r>
-              <w:rPr>
-                <w:lang w:eastAsia="zh-CN"/>
-              </w:rPr>
-              <w:t>关键</w:t>
-            </w:r>
-            <w:r>
-              <w:rPr>
-                <w:lang w:eastAsia="zh-CN"/>
-              </w:rPr>
-              <w:t xml:space="preserve"> Token </w:t>
-            </w:r>
-            <w:r>
-              <w:rPr>
-                <w:lang w:eastAsia="zh-CN"/>
-              </w:rPr>
-              <w:t>加权</w:t>
-            </w:r>
-            <w:r>
-              <w:rPr>
-                <w:lang w:eastAsia="zh-CN"/>
-              </w:rPr>
-              <w:t xml:space="preserve"> SFT-</w:t>
-            </w:r>
-            <w:r>
-              <w:rPr>
-                <w:lang w:eastAsia="zh-CN"/>
-              </w:rPr>
-              <w:t>偏好优化</w:t>
-            </w:r>
-            <w:r>
-              <w:rPr>
-                <w:lang w:eastAsia="zh-CN"/>
-              </w:rPr>
-              <w:t>”</w:t>
-            </w:r>
-            <w:r>
-              <w:rPr>
-                <w:lang w:eastAsia="zh-CN"/>
-              </w:rPr>
-              <w:t>流程：从打乱</w:t>
-            </w:r>
-            <w:r>
-              <w:rPr>
-                <w:lang w:eastAsia="zh-CN"/>
-              </w:rPr>
-              <w:t>/</w:t>
-            </w:r>
-            <w:r>
-              <w:rPr>
-                <w:lang w:eastAsia="zh-CN"/>
-              </w:rPr>
-              <w:t>遮蔽步骤恢复四段式推理，再从学生生成构造偏好对，强化答案正确性和结构完整性。</w:t>
-            </w:r>
-          </w:p>
-          <w:p>
-            <w:pPr>
-              <w:spacing w:line="264" w:lineRule="auto"/>
-            </w:pPr>
-          </w:p>
-          <w:p>
-            <w:pPr>
-              <w:pStyle w:val="a"/>
-              <w:numPr>
-                <w:ilvl w:val="0"/>
-                <w:numId w:val="15"/>
-              </w:numPr>
-              <w:spacing w:after="40" w:line="264" w:lineRule="auto"/>
-              <w:rPr>
-                <w:color w:val="auto"/>
-                <w:lang w:eastAsia="zh-CN"/>
-              </w:rPr>
-            </w:pPr>
+                <w:rFonts w:hint="eastAsia"/>
+                <w:b/>
+                <w:lang w:eastAsia="zh-CN"/>
+              </w:rPr>
+              <w:t>Mooncake</w:t>
+            </w:r>
+            <w:r>
+              <w:rPr>
+                <w:rFonts w:hint="eastAsia"/>
+                <w:b/>
+                <w:lang w:eastAsia="zh-CN"/>
+              </w:rPr>
+              <w:t>｜</w:t>
+            </w:r>
+            <w:r>
+              <w:fldChar w:fldCharType="begin"/>
+            </w:r>
+            <w:r>
+              <w:rPr>
+                <w:lang w:eastAsia="zh-CN"/>
+              </w:rPr>
+              <w:instrText>HYPERLINK "https://github.com/kvcache-ai/Mooncake/pull/3604"</w:instrText>
+            </w:r>
+            <w:r>
+              <w:fldChar w:fldCharType="separate"/>
+            </w:r>
+            <w:r>
+              <w:rPr>
+                <w:rStyle w:val="ab"/>
+                <w:b/>
+                <w:lang w:eastAsia="zh-CN"/>
+              </w:rPr>
+              <w:t>PR #3604</w:t>
+            </w:r>
+            <w:r>
+              <w:fldChar w:fldCharType="end"/>
+            </w:r>
+            <w:r>
+              <w:rPr>
+                <w:rFonts w:hint="eastAsia"/>
+                <w:b/>
+                <w:lang w:eastAsia="zh-CN"/>
+              </w:rPr>
+              <w:t xml:space="preserve"> / </w:t>
+            </w:r>
+            <w:hyperlink r:id="rId9" w:history="1">
+              <w:r>
+                <w:rPr>
+                  <w:rStyle w:val="ab"/>
+                  <w:b/>
+                  <w:lang w:eastAsia="zh-CN"/>
+                </w:rPr>
+                <w:t>#3601</w:t>
+              </w:r>
+            </w:hyperlink>
+            <w:r>
+              <w:rPr>
+                <w:rFonts w:hint="eastAsia"/>
+                <w:b/>
+                <w:lang w:eastAsia="zh-CN"/>
+              </w:rPr>
+              <w:t>（</w:t>
+            </w:r>
+            <w:r>
+              <w:rPr>
+                <w:rFonts w:hint="eastAsia"/>
+                <w:b/>
+                <w:lang w:eastAsia="zh-CN"/>
+              </w:rPr>
+              <w:t>Merged</w:t>
+            </w:r>
+            <w:r>
+              <w:rPr>
+                <w:rFonts w:hint="eastAsia"/>
+                <w:b/>
+                <w:lang w:eastAsia="zh-CN"/>
+              </w:rPr>
+              <w:t>）：修复</w:t>
+            </w:r>
+            <w:r>
+              <w:rPr>
+                <w:rFonts w:hint="eastAsia"/>
+                <w:b/>
+                <w:lang w:eastAsia="zh-CN"/>
+              </w:rPr>
+              <w:t xml:space="preserve"> RDMA </w:t>
+            </w:r>
+            <w:r>
+              <w:rPr>
+                <w:rFonts w:hint="eastAsia"/>
+                <w:b/>
+                <w:lang w:eastAsia="zh-CN"/>
+              </w:rPr>
+              <w:t>端口恢复后</w:t>
+            </w:r>
+            <w:r>
+              <w:rPr>
+                <w:rFonts w:hint="eastAsia"/>
+                <w:b/>
+                <w:lang w:eastAsia="zh-CN"/>
+              </w:rPr>
+              <w:t xml:space="preserve"> stale QP </w:t>
+            </w:r>
+            <w:r>
+              <w:rPr>
+                <w:rFonts w:hint="eastAsia"/>
+                <w:b/>
+                <w:lang w:eastAsia="zh-CN"/>
+              </w:rPr>
+              <w:t>持续复用导致的传输停滞与超时；重构存储写序，在元数据提交前执行</w:t>
+            </w:r>
+            <w:r>
+              <w:rPr>
+                <w:rFonts w:hint="eastAsia"/>
+                <w:b/>
+                <w:lang w:eastAsia="zh-CN"/>
+              </w:rPr>
+              <w:t xml:space="preserve"> </w:t>
+            </w:r>
             <w:proofErr w:type="spellStart"/>
             <w:r>
               <w:rPr>
-                <w:b/>
-              </w:rPr>
-              <w:t>关键</w:t>
+                <w:rFonts w:hint="eastAsia"/>
+                <w:b/>
+                <w:lang w:eastAsia="zh-CN"/>
+              </w:rPr>
+              <w:t>fdatasync</w:t>
             </w:r>
             <w:proofErr w:type="spellEnd"/>
             <w:r>
               <w:rPr>
-                <w:b/>
-              </w:rPr>
-              <w:t xml:space="preserve"> Token </w:t>
-            </w:r>
-            <w:proofErr w:type="spellStart"/>
-            <w:r>
-              <w:rPr>
-                <w:b/>
-              </w:rPr>
-              <w:t>与实验闭环：</w:t>
-            </w:r>
-            <w:r>
-              <w:t>逐</w:t>
-            </w:r>
-            <w:proofErr w:type="spellEnd"/>
-            <w:r>
-              <w:t xml:space="preserve"> Token </w:t>
-            </w:r>
-            <w:r>
-              <w:t>扰动教师推理，以参考答案</w:t>
-            </w:r>
-            <w:r>
-              <w:t xml:space="preserve"> log-likelihood </w:t>
-            </w:r>
-            <w:r>
-              <w:t>下降量度量答案敏感性，驱动加权</w:t>
-            </w:r>
-            <w:r>
-              <w:t xml:space="preserve"> SFT </w:t>
-            </w:r>
-            <w:r>
-              <w:t>与高重要性辅助损失；完成</w:t>
-            </w:r>
-            <w:r>
-              <w:t xml:space="preserve"> LoRA/DPO</w:t>
-            </w:r>
-            <w:r>
-              <w:t>、有限值检查及</w:t>
-            </w:r>
-            <w:r>
-              <w:t xml:space="preserve"> vLLM TP=4 </w:t>
-            </w:r>
-            <w:r>
-              <w:t>全量评测。</w:t>
-            </w:r>
-            <w:r>
-              <w:t xml:space="preserve">Qwen2.5-7B </w:t>
-            </w:r>
-            <w:r>
-              <w:t>在</w:t>
-            </w:r>
-            <w:r>
-              <w:t xml:space="preserve"> GSM8K/SVAMP </w:t>
-            </w:r>
-            <w:r>
-              <w:t>的</w:t>
-            </w:r>
-            <w:r>
-              <w:t xml:space="preserve"> pass@1 </w:t>
-            </w:r>
-            <w:r>
-              <w:t>为</w:t>
-            </w:r>
-            <w:r>
-              <w:t xml:space="preserve"> </w:t>
-            </w:r>
-            <w:r>
-              <w:rPr>
-                <w:b/>
-                <w:bCs/>
-              </w:rPr>
-              <w:t>70.05%/67.67%</w:t>
-            </w:r>
-            <w:r>
-              <w:t>，</w:t>
-            </w:r>
-            <w:r>
-              <w:t xml:space="preserve">pass@5 </w:t>
-            </w:r>
-            <w:r>
-              <w:t>为</w:t>
-            </w:r>
-            <w:r>
-              <w:rPr>
-                <w:b/>
-                <w:bCs/>
-              </w:rPr>
-              <w:t xml:space="preserve"> 94.01%/94.00%</w:t>
-            </w:r>
-            <w:r>
-              <w:t>；论文在撰，拟投稿</w:t>
-            </w:r>
-            <w:r>
-              <w:t xml:space="preserve"> AAAI 2027</w:t>
-            </w:r>
-            <w:r>
-              <w:t>（</w:t>
-            </w:r>
-            <w:r>
-              <w:t>CCF-A</w:t>
-            </w:r>
-            <w:r>
-              <w:t>）。</w:t>
+                <w:rFonts w:hint="eastAsia"/>
+                <w:b/>
+                <w:lang w:eastAsia="zh-CN"/>
+              </w:rPr>
+              <w:t>，并补充同步失败与残留文件清理回归测试。</w:t>
             </w:r>
           </w:p>
         </w:tc>
@@ -4246,12 +4183,12 @@
             </w:pPr>
             <w:r>
               <w:rPr>
-                <w:rFonts w:ascii="黑体" w:eastAsia="黑体" w:hAnsi="黑体" w:cstheme="minorHAnsi"/>
+                <w:rFonts w:ascii="黑体" w:eastAsia="黑体" w:hAnsi="黑体" w:cstheme="minorHAnsi" w:hint="eastAsia"/>
                 <w:b/>
                 <w:sz w:val="24"/>
                 <w:szCs w:val="24"/>
               </w:rPr>
-              <w:t>项目经历</w:t>
+              <w:t>项目与科研</w:t>
             </w:r>
           </w:p>
         </w:tc>
@@ -4411,6 +4348,7 @@
         <w:trPr>
           <w:gridAfter w:val="1"/>
           <w:wAfter w:w="726" w:type="dxa"/>
+          <w:trHeight w:val="4707"/>
         </w:trPr>
         <w:tc>
           <w:tcPr>
@@ -4433,35 +4371,36 @@
             <w:proofErr w:type="spellStart"/>
             <w:r>
               <w:rPr>
-                <w:rFonts w:hint="eastAsia"/>
+                <w:rFonts w:cstheme="minorHAnsi" w:hint="eastAsia"/>
                 <w:b/>
                 <w:bCs/>
-              </w:rPr>
-              <w:t>量</w:t>
-            </w:r>
-            <w:r>
-              <w:rPr>
-                <w:rFonts w:hint="eastAsia"/>
+                <w:color w:val="auto"/>
+                <w:szCs w:val="20"/>
+                <w:lang w:eastAsia="zh-CN"/>
+              </w:rPr>
+              <w:t>量化</w:t>
+            </w:r>
+            <w:proofErr w:type="spellEnd"/>
+            <w:r>
+              <w:rPr>
+                <w:rFonts w:cstheme="minorHAnsi" w:hint="eastAsia"/>
                 <w:b/>
                 <w:bCs/>
-              </w:rPr>
-              <w:t>化</w:t>
-            </w:r>
-            <w:proofErr w:type="spellEnd"/>
-            <w:r>
-              <w:rPr>
-                <w:rFonts w:hint="eastAsia"/>
+                <w:color w:val="auto"/>
+                <w:szCs w:val="20"/>
+                <w:lang w:eastAsia="zh-CN"/>
+              </w:rPr>
+              <w:t xml:space="preserve"> Runtime </w:t>
+            </w:r>
+            <w:proofErr w:type="spellStart"/>
+            <w:r>
+              <w:rPr>
+                <w:rFonts w:cstheme="minorHAnsi" w:hint="eastAsia"/>
                 <w:b/>
                 <w:bCs/>
-              </w:rPr>
-              <w:t xml:space="preserve"> Runtime </w:t>
-            </w:r>
-            <w:proofErr w:type="spellStart"/>
-            <w:r>
-              <w:rPr>
-                <w:rFonts w:hint="eastAsia"/>
-                <w:b/>
-                <w:bCs/>
+                <w:color w:val="auto"/>
+                <w:szCs w:val="20"/>
+                <w:lang w:eastAsia="zh-CN"/>
               </w:rPr>
               <w:t>与后端适配</w:t>
             </w:r>
@@ -5896,6 +5835,430 @@
                 <w:lang w:eastAsia="zh-CN"/>
               </w:rPr>
               <w:t>验收。</w:t>
+            </w:r>
+          </w:p>
+        </w:tc>
+      </w:tr>
+      <w:tr>
+        <w:trPr>
+          <w:gridAfter w:val="1"/>
+          <w:wAfter w:w="726" w:type="dxa"/>
+        </w:trPr>
+        <w:tc>
+          <w:tcPr>
+            <w:tcW w:w="3601" w:type="dxa"/>
+            <w:tcMar>
+              <w:top w:w="35" w:type="dxa"/>
+              <w:left w:w="55" w:type="dxa"/>
+              <w:bottom w:w="35" w:type="dxa"/>
+              <w:right w:w="55" w:type="dxa"/>
+            </w:tcMar>
+          </w:tcPr>
+          <w:p>
+            <w:pPr>
+              <w:rPr>
+                <w:rFonts w:ascii="黑体" w:eastAsia="黑体" w:hAnsi="黑体" w:cstheme="minorHAnsi" w:hint="eastAsia"/>
+                <w:b/>
+                <w:sz w:val="18"/>
+                <w:szCs w:val="18"/>
+              </w:rPr>
+            </w:pPr>
+            <w:r>
+              <w:rPr>
+                <w:rFonts w:ascii="黑体" w:eastAsia="黑体" w:hAnsi="黑体" w:cstheme="minorHAnsi"/>
+                <w:b/>
+                <w:sz w:val="18"/>
+                <w:szCs w:val="18"/>
+              </w:rPr>
+              <w:t>2026.01-至今</w:t>
+            </w:r>
+          </w:p>
+        </w:tc>
+        <w:tc>
+          <w:tcPr>
+            <w:tcW w:w="526" w:type="dxa"/>
+            <w:tcMar>
+              <w:top w:w="35" w:type="dxa"/>
+              <w:left w:w="55" w:type="dxa"/>
+              <w:bottom w:w="35" w:type="dxa"/>
+              <w:right w:w="55" w:type="dxa"/>
+            </w:tcMar>
+          </w:tcPr>
+          <w:p>
+            <w:pPr>
+              <w:jc w:val="center"/>
+              <w:rPr>
+                <w:rFonts w:ascii="黑体" w:eastAsia="黑体" w:hAnsi="黑体" w:cstheme="minorHAnsi" w:hint="eastAsia"/>
+                <w:sz w:val="18"/>
+                <w:szCs w:val="18"/>
+              </w:rPr>
+            </w:pPr>
+          </w:p>
+        </w:tc>
+        <w:tc>
+          <w:tcPr>
+            <w:tcW w:w="5953" w:type="dxa"/>
+            <w:gridSpan w:val="2"/>
+            <w:tcMar>
+              <w:top w:w="35" w:type="dxa"/>
+              <w:left w:w="55" w:type="dxa"/>
+              <w:bottom w:w="35" w:type="dxa"/>
+              <w:right w:w="55" w:type="dxa"/>
+            </w:tcMar>
+          </w:tcPr>
+          <w:p>
+            <w:pPr>
+              <w:wordWrap w:val="0"/>
+              <w:jc w:val="right"/>
+              <w:rPr>
+                <w:rFonts w:ascii="黑体" w:eastAsia="黑体" w:hAnsi="黑体" w:cstheme="minorHAnsi" w:hint="eastAsia"/>
+                <w:b/>
+                <w:sz w:val="18"/>
+                <w:szCs w:val="18"/>
+              </w:rPr>
+            </w:pPr>
+            <w:hyperlink r:id="rId10" w:history="1">
+              <w:r>
+                <w:rPr>
+                  <w:rStyle w:val="ab"/>
+                  <w:rFonts w:ascii="黑体" w:eastAsia="黑体" w:hAnsi="黑体" w:cstheme="minorHAnsi"/>
+                  <w:b/>
+                  <w:bCs/>
+                  <w:sz w:val="18"/>
+                  <w:szCs w:val="18"/>
+                </w:rPr>
+                <w:t xml:space="preserve">关键 Token 加权的思维链蒸馏｜AAAI 2027 </w:t>
+              </w:r>
+              <w:r>
+                <w:rPr>
+                  <w:rStyle w:val="ab"/>
+                  <w:rFonts w:ascii="黑体" w:eastAsia="黑体" w:hAnsi="黑体" w:cstheme="minorHAnsi" w:hint="eastAsia"/>
+                  <w:b/>
+                  <w:bCs/>
+                  <w:sz w:val="18"/>
+                  <w:szCs w:val="18"/>
+                </w:rPr>
+                <w:t>已</w:t>
+              </w:r>
+              <w:r>
+                <w:rPr>
+                  <w:rStyle w:val="ab"/>
+                  <w:rFonts w:ascii="黑体" w:eastAsia="黑体" w:hAnsi="黑体" w:cstheme="minorHAnsi"/>
+                  <w:b/>
+                  <w:bCs/>
+                  <w:sz w:val="18"/>
+                  <w:szCs w:val="18"/>
+                </w:rPr>
+                <w:t>投稿</w:t>
+              </w:r>
+            </w:hyperlink>
+          </w:p>
+        </w:tc>
+      </w:tr>
+      <w:tr>
+        <w:trPr>
+          <w:gridAfter w:val="1"/>
+          <w:wAfter w:w="726" w:type="dxa"/>
+        </w:trPr>
+        <w:tc>
+          <w:tcPr>
+            <w:tcW w:w="10080" w:type="dxa"/>
+            <w:gridSpan w:val="4"/>
+            <w:tcMar>
+              <w:top w:w="35" w:type="dxa"/>
+              <w:left w:w="55" w:type="dxa"/>
+              <w:bottom w:w="35" w:type="dxa"/>
+              <w:right w:w="55" w:type="dxa"/>
+            </w:tcMar>
+          </w:tcPr>
+          <w:p>
+            <w:pPr>
+              <w:pStyle w:val="a"/>
+              <w:numPr>
+                <w:ilvl w:val="0"/>
+                <w:numId w:val="15"/>
+              </w:numPr>
+              <w:spacing w:after="40" w:line="264" w:lineRule="auto"/>
+              <w:rPr>
+                <w:rFonts w:cstheme="minorHAnsi"/>
+                <w:color w:val="auto"/>
+                <w:szCs w:val="20"/>
+                <w:lang w:eastAsia="zh-CN"/>
+              </w:rPr>
+            </w:pPr>
+            <w:r>
+              <w:rPr>
+                <w:rFonts w:cstheme="minorHAnsi" w:hint="eastAsia"/>
+                <w:b/>
+                <w:bCs/>
+                <w:color w:val="auto"/>
+                <w:szCs w:val="20"/>
+                <w:lang w:eastAsia="zh-CN"/>
+              </w:rPr>
+              <w:t>方法与职责：</w:t>
+            </w:r>
+            <w:r>
+              <w:rPr>
+                <w:rFonts w:cstheme="minorHAnsi" w:hint="eastAsia"/>
+                <w:color w:val="auto"/>
+                <w:szCs w:val="20"/>
+                <w:lang w:eastAsia="zh-CN"/>
+              </w:rPr>
+              <w:t>负责模型训练与调优，参与构建“结构恢复—关键</w:t>
+            </w:r>
+            <w:r>
+              <w:rPr>
+                <w:rFonts w:cstheme="minorHAnsi" w:hint="eastAsia"/>
+                <w:color w:val="auto"/>
+                <w:szCs w:val="20"/>
+                <w:lang w:eastAsia="zh-CN"/>
+              </w:rPr>
+              <w:t xml:space="preserve"> Token </w:t>
+            </w:r>
+            <w:r>
+              <w:rPr>
+                <w:rFonts w:cstheme="minorHAnsi" w:hint="eastAsia"/>
+                <w:color w:val="auto"/>
+                <w:szCs w:val="20"/>
+                <w:lang w:eastAsia="zh-CN"/>
+              </w:rPr>
+              <w:t>加权监督—偏好优化”三阶段框架；逐</w:t>
+            </w:r>
+            <w:r>
+              <w:rPr>
+                <w:rFonts w:cstheme="minorHAnsi" w:hint="eastAsia"/>
+                <w:color w:val="auto"/>
+                <w:szCs w:val="20"/>
+                <w:lang w:eastAsia="zh-CN"/>
+              </w:rPr>
+              <w:t xml:space="preserve"> Token </w:t>
+            </w:r>
+            <w:r>
+              <w:rPr>
+                <w:rFonts w:cstheme="minorHAnsi" w:hint="eastAsia"/>
+                <w:color w:val="auto"/>
+                <w:szCs w:val="20"/>
+                <w:lang w:eastAsia="zh-CN"/>
+              </w:rPr>
+              <w:t>扰动教师推理，以参考答案生成似然下降量估计重要性，并用于加权</w:t>
+            </w:r>
+            <w:r>
+              <w:rPr>
+                <w:rFonts w:cstheme="minorHAnsi" w:hint="eastAsia"/>
+                <w:color w:val="auto"/>
+                <w:szCs w:val="20"/>
+                <w:lang w:eastAsia="zh-CN"/>
+              </w:rPr>
+              <w:t xml:space="preserve"> SFT </w:t>
+            </w:r>
+            <w:r>
+              <w:rPr>
+                <w:rFonts w:cstheme="minorHAnsi" w:hint="eastAsia"/>
+                <w:color w:val="auto"/>
+                <w:szCs w:val="20"/>
+                <w:lang w:eastAsia="zh-CN"/>
+              </w:rPr>
+              <w:t>与高重要性辅助损失。</w:t>
+            </w:r>
+          </w:p>
+          <w:p>
+            <w:pPr>
+              <w:pStyle w:val="a"/>
+              <w:numPr>
+                <w:ilvl w:val="0"/>
+                <w:numId w:val="15"/>
+              </w:numPr>
+              <w:spacing w:after="40" w:line="264" w:lineRule="auto"/>
+              <w:rPr>
+                <w:color w:val="auto"/>
+                <w:lang w:eastAsia="zh-CN"/>
+              </w:rPr>
+            </w:pPr>
+            <w:r>
+              <w:rPr>
+                <w:rFonts w:cstheme="minorHAnsi" w:hint="eastAsia"/>
+                <w:b/>
+                <w:bCs/>
+                <w:color w:val="auto"/>
+                <w:szCs w:val="20"/>
+                <w:lang w:eastAsia="zh-CN"/>
+              </w:rPr>
+              <w:t>实验与投稿：</w:t>
+            </w:r>
+            <w:r>
+              <w:rPr>
+                <w:rFonts w:cstheme="minorHAnsi" w:hint="eastAsia"/>
+                <w:color w:val="auto"/>
+                <w:szCs w:val="20"/>
+                <w:lang w:eastAsia="zh-CN"/>
+              </w:rPr>
+              <w:t>完成</w:t>
+            </w:r>
+            <w:r>
+              <w:rPr>
+                <w:rFonts w:cstheme="minorHAnsi" w:hint="eastAsia"/>
+                <w:color w:val="auto"/>
+                <w:szCs w:val="20"/>
+                <w:lang w:eastAsia="zh-CN"/>
+              </w:rPr>
+              <w:t xml:space="preserve"> </w:t>
+            </w:r>
+            <w:proofErr w:type="spellStart"/>
+            <w:r>
+              <w:rPr>
+                <w:rFonts w:cstheme="minorHAnsi" w:hint="eastAsia"/>
+                <w:color w:val="auto"/>
+                <w:szCs w:val="20"/>
+                <w:lang w:eastAsia="zh-CN"/>
+              </w:rPr>
+              <w:t>LoRA</w:t>
+            </w:r>
+            <w:proofErr w:type="spellEnd"/>
+            <w:r>
+              <w:rPr>
+                <w:rFonts w:cstheme="minorHAnsi" w:hint="eastAsia"/>
+                <w:color w:val="auto"/>
+                <w:szCs w:val="20"/>
+                <w:lang w:eastAsia="zh-CN"/>
+              </w:rPr>
+              <w:t xml:space="preserve">/DPO </w:t>
+            </w:r>
+            <w:r>
+              <w:rPr>
+                <w:rFonts w:cstheme="minorHAnsi" w:hint="eastAsia"/>
+                <w:color w:val="auto"/>
+                <w:szCs w:val="20"/>
+                <w:lang w:eastAsia="zh-CN"/>
+              </w:rPr>
+              <w:t>训练及</w:t>
+            </w:r>
+            <w:r>
+              <w:rPr>
+                <w:rFonts w:cstheme="minorHAnsi" w:hint="eastAsia"/>
+                <w:color w:val="auto"/>
+                <w:szCs w:val="20"/>
+                <w:lang w:eastAsia="zh-CN"/>
+              </w:rPr>
+              <w:t xml:space="preserve"> </w:t>
+            </w:r>
+            <w:proofErr w:type="spellStart"/>
+            <w:r>
+              <w:rPr>
+                <w:rFonts w:cstheme="minorHAnsi" w:hint="eastAsia"/>
+                <w:color w:val="auto"/>
+                <w:szCs w:val="20"/>
+                <w:lang w:eastAsia="zh-CN"/>
+              </w:rPr>
+              <w:t>vLLM</w:t>
+            </w:r>
+            <w:proofErr w:type="spellEnd"/>
+            <w:r>
+              <w:rPr>
+                <w:rFonts w:cstheme="minorHAnsi" w:hint="eastAsia"/>
+                <w:color w:val="auto"/>
+                <w:szCs w:val="20"/>
+                <w:lang w:eastAsia="zh-CN"/>
+              </w:rPr>
+              <w:t xml:space="preserve"> TP=4 </w:t>
+            </w:r>
+            <w:r>
+              <w:rPr>
+                <w:rFonts w:cstheme="minorHAnsi" w:hint="eastAsia"/>
+                <w:color w:val="auto"/>
+                <w:szCs w:val="20"/>
+                <w:lang w:eastAsia="zh-CN"/>
+              </w:rPr>
+              <w:t>评测；</w:t>
+            </w:r>
+            <w:r>
+              <w:rPr>
+                <w:rFonts w:cstheme="minorHAnsi" w:hint="eastAsia"/>
+                <w:color w:val="auto"/>
+                <w:szCs w:val="20"/>
+                <w:lang w:eastAsia="zh-CN"/>
+              </w:rPr>
+              <w:t xml:space="preserve">Qwen2.5-7B-Instruct </w:t>
+            </w:r>
+            <w:r>
+              <w:rPr>
+                <w:rFonts w:cstheme="minorHAnsi" w:hint="eastAsia"/>
+                <w:color w:val="auto"/>
+                <w:szCs w:val="20"/>
+                <w:lang w:eastAsia="zh-CN"/>
+              </w:rPr>
+              <w:t>在</w:t>
+            </w:r>
+            <w:r>
+              <w:rPr>
+                <w:rFonts w:cstheme="minorHAnsi" w:hint="eastAsia"/>
+                <w:color w:val="auto"/>
+                <w:szCs w:val="20"/>
+                <w:lang w:eastAsia="zh-CN"/>
+              </w:rPr>
+              <w:t xml:space="preserve"> GSM8K/SVAMP </w:t>
+            </w:r>
+            <w:r>
+              <w:rPr>
+                <w:rFonts w:cstheme="minorHAnsi" w:hint="eastAsia"/>
+                <w:color w:val="auto"/>
+                <w:szCs w:val="20"/>
+                <w:lang w:eastAsia="zh-CN"/>
+              </w:rPr>
+              <w:t>上取得</w:t>
+            </w:r>
+            <w:r>
+              <w:rPr>
+                <w:rFonts w:cstheme="minorHAnsi" w:hint="eastAsia"/>
+                <w:color w:val="auto"/>
+                <w:szCs w:val="20"/>
+                <w:lang w:eastAsia="zh-CN"/>
+              </w:rPr>
+              <w:t xml:space="preserve"> 94.01%/94.00% accuracy</w:t>
+            </w:r>
+            <w:r>
+              <w:rPr>
+                <w:rFonts w:cstheme="minorHAnsi" w:hint="eastAsia"/>
+                <w:color w:val="auto"/>
+                <w:szCs w:val="20"/>
+                <w:lang w:eastAsia="zh-CN"/>
+              </w:rPr>
+              <w:t>，较最强基线分别提升</w:t>
+            </w:r>
+            <w:r>
+              <w:rPr>
+                <w:rFonts w:cstheme="minorHAnsi" w:hint="eastAsia"/>
+                <w:color w:val="auto"/>
+                <w:szCs w:val="20"/>
+                <w:lang w:eastAsia="zh-CN"/>
+              </w:rPr>
+              <w:t xml:space="preserve"> 5.51/10.10 </w:t>
+            </w:r>
+            <w:r>
+              <w:rPr>
+                <w:rFonts w:cstheme="minorHAnsi" w:hint="eastAsia"/>
+                <w:color w:val="auto"/>
+                <w:szCs w:val="20"/>
+                <w:lang w:eastAsia="zh-CN"/>
+              </w:rPr>
+              <w:t>个百分点；论文已投稿</w:t>
+            </w:r>
+            <w:r>
+              <w:rPr>
+                <w:rFonts w:cstheme="minorHAnsi" w:hint="eastAsia"/>
+                <w:color w:val="auto"/>
+                <w:szCs w:val="20"/>
+                <w:lang w:eastAsia="zh-CN"/>
+              </w:rPr>
+              <w:t xml:space="preserve"> AAAI 2027</w:t>
+            </w:r>
+            <w:r>
+              <w:rPr>
+                <w:rFonts w:cstheme="minorHAnsi" w:hint="eastAsia"/>
+                <w:color w:val="auto"/>
+                <w:szCs w:val="20"/>
+                <w:lang w:eastAsia="zh-CN"/>
+              </w:rPr>
+              <w:t>，修订版已提交。</w:t>
             </w:r>
           </w:p>
         </w:tc>
@@ -5955,6 +6318,9 @@
         </w:tc>
       </w:tr>
       <w:tr>
+        <w:trPr>
+          <w:trHeight w:val="532"/>
+        </w:trPr>
         <w:tc>
           <w:tcPr>
             <w:tcW w:w="10080" w:type="dxa"/>
@@ -5968,110 +6334,139 @@
           <w:p>
             <w:pPr>
               <w:pStyle w:val="a"/>
-              <w:keepNext/>
               <w:numPr>
                 <w:ilvl w:val="0"/>
                 <w:numId w:val="15"/>
               </w:numPr>
               <w:spacing w:after="40" w:line="264" w:lineRule="auto"/>
               <w:rPr>
-                <w:color w:val="auto"/>
+                <w:rFonts w:cstheme="minorHAnsi"/>
+                <w:color w:val="auto"/>
+                <w:szCs w:val="20"/>
                 <w:lang w:eastAsia="zh-CN"/>
               </w:rPr>
             </w:pPr>
             <w:r>
               <w:rPr>
-                <w:b/>
-                <w:lang w:eastAsia="zh-CN"/>
-              </w:rPr>
-              <w:t>技术方向与语言能力：</w:t>
-            </w:r>
-            <w:r>
-              <w:rPr>
+                <w:rFonts w:hint="eastAsia"/>
+                <w:b/>
+                <w:bCs/>
+              </w:rPr>
+              <w:t>技术方向与语言：</w:t>
+            </w:r>
+            <w:r>
+              <w:rPr>
+                <w:rFonts w:cstheme="minorHAnsi" w:hint="eastAsia"/>
+                <w:color w:val="auto"/>
+                <w:szCs w:val="20"/>
                 <w:lang w:eastAsia="zh-CN"/>
               </w:rPr>
               <w:t>聚焦</w:t>
             </w:r>
             <w:r>
               <w:rPr>
+                <w:rFonts w:cstheme="minorHAnsi" w:hint="eastAsia"/>
+                <w:color w:val="auto"/>
+                <w:szCs w:val="20"/>
                 <w:lang w:eastAsia="zh-CN"/>
               </w:rPr>
               <w:t xml:space="preserve"> RL Infra</w:t>
             </w:r>
             <w:r>
               <w:rPr>
+                <w:rFonts w:cstheme="minorHAnsi" w:hint="eastAsia"/>
+                <w:color w:val="auto"/>
+                <w:szCs w:val="20"/>
+                <w:lang w:eastAsia="zh-CN"/>
+              </w:rPr>
+              <w:t>、大模型训练</w:t>
+            </w:r>
+            <w:r>
+              <w:rPr>
+                <w:rFonts w:cstheme="minorHAnsi" w:hint="eastAsia"/>
+                <w:color w:val="auto"/>
+                <w:szCs w:val="20"/>
+                <w:lang w:eastAsia="zh-CN"/>
+              </w:rPr>
+              <w:t>/</w:t>
+            </w:r>
+            <w:r>
+              <w:rPr>
+                <w:rFonts w:cstheme="minorHAnsi" w:hint="eastAsia"/>
+                <w:color w:val="auto"/>
+                <w:szCs w:val="20"/>
+                <w:lang w:eastAsia="zh-CN"/>
+              </w:rPr>
+              <w:t>推理</w:t>
+            </w:r>
+            <w:r>
+              <w:rPr>
+                <w:rFonts w:cstheme="minorHAnsi" w:hint="eastAsia"/>
+                <w:color w:val="auto"/>
+                <w:szCs w:val="20"/>
+                <w:lang w:eastAsia="zh-CN"/>
+              </w:rPr>
+              <w:t>的优化</w:t>
+            </w:r>
+            <w:r>
+              <w:rPr>
+                <w:rFonts w:cstheme="minorHAnsi" w:hint="eastAsia"/>
+                <w:color w:val="auto"/>
+                <w:szCs w:val="20"/>
+                <w:lang w:eastAsia="zh-CN"/>
+              </w:rPr>
+              <w:t>；</w:t>
+            </w:r>
+            <w:r>
+              <w:rPr>
+                <w:rFonts w:cstheme="minorHAnsi" w:hint="eastAsia"/>
+                <w:color w:val="auto"/>
+                <w:szCs w:val="20"/>
+                <w:lang w:eastAsia="zh-CN"/>
+              </w:rPr>
+              <w:t>IELTS 6.5</w:t>
+            </w:r>
+            <w:r>
+              <w:rPr>
+                <w:rFonts w:cstheme="minorHAnsi" w:hint="eastAsia"/>
+                <w:color w:val="auto"/>
+                <w:szCs w:val="20"/>
                 <w:lang w:eastAsia="zh-CN"/>
               </w:rPr>
               <w:t>、</w:t>
             </w:r>
             <w:r>
               <w:rPr>
-                <w:lang w:eastAsia="zh-CN"/>
-              </w:rPr>
-              <w:t xml:space="preserve">GPU </w:t>
-            </w:r>
-            <w:r>
-              <w:rPr>
-                <w:lang w:eastAsia="zh-CN"/>
-              </w:rPr>
-              <w:t>算子与性能优化、大模型训练</w:t>
-            </w:r>
-            <w:r>
-              <w:rPr>
-                <w:lang w:eastAsia="zh-CN"/>
-              </w:rPr>
-              <w:t>/</w:t>
-            </w:r>
-            <w:r>
-              <w:rPr>
-                <w:lang w:eastAsia="zh-CN"/>
-              </w:rPr>
-              <w:t>推理</w:t>
-            </w:r>
-            <w:r>
-              <w:rPr>
-                <w:lang w:eastAsia="zh-CN"/>
-              </w:rPr>
-              <w:t>/</w:t>
-            </w:r>
-            <w:r>
-              <w:rPr>
-                <w:lang w:eastAsia="zh-CN"/>
-              </w:rPr>
-              <w:t>蒸馏及边缘设备部署；英语</w:t>
-            </w:r>
-            <w:r>
-              <w:rPr>
-                <w:lang w:eastAsia="zh-CN"/>
-              </w:rPr>
-              <w:t xml:space="preserve"> IELTS 6.5</w:t>
-            </w:r>
-            <w:r>
-              <w:rPr>
-                <w:lang w:eastAsia="zh-CN"/>
-              </w:rPr>
-              <w:t>、</w:t>
-            </w:r>
-            <w:r>
-              <w:rPr>
+                <w:rFonts w:cstheme="minorHAnsi" w:hint="eastAsia"/>
+                <w:color w:val="auto"/>
+                <w:szCs w:val="20"/>
                 <w:lang w:eastAsia="zh-CN"/>
               </w:rPr>
               <w:t>CET-6</w:t>
             </w:r>
             <w:r>
               <w:rPr>
+                <w:rFonts w:cstheme="minorHAnsi" w:hint="eastAsia"/>
+                <w:color w:val="auto"/>
+                <w:szCs w:val="20"/>
                 <w:lang w:eastAsia="zh-CN"/>
               </w:rPr>
               <w:t>，持有华为</w:t>
             </w:r>
             <w:r>
               <w:rPr>
+                <w:rFonts w:cstheme="minorHAnsi" w:hint="eastAsia"/>
+                <w:color w:val="auto"/>
+                <w:szCs w:val="20"/>
                 <w:lang w:eastAsia="zh-CN"/>
               </w:rPr>
               <w:t xml:space="preserve"> HCIA-AI </w:t>
             </w:r>
             <w:r>
               <w:rPr>
+                <w:rFonts w:cstheme="minorHAnsi" w:hint="eastAsia"/>
+                <w:color w:val="auto"/>
+                <w:szCs w:val="20"/>
                 <w:lang w:eastAsia="zh-CN"/>
               </w:rPr>
               <w:t>认证。</w:t>
@@ -6210,11 +6605,6 @@
           </w:p>
           <w:p>
             <w:pPr>
-              <w:pStyle w:val="a5"/>
-            </w:pPr>
-          </w:p>
-          <w:p>
-            <w:pPr>
               <w:pStyle w:val="a"/>
               <w:keepNext/>
               <w:numPr>
@@ -6222,8 +6612,8 @@
                 <w:numId w:val="0"/>
               </w:numPr>
               <w:spacing w:after="40" w:line="264" w:lineRule="auto"/>
-              <w:ind w:left="440"/>
-              <w:rPr>
+              <w:rPr>
+                <w:rFonts w:hint="eastAsia"/>
                 <w:color w:val="auto"/>
                 <w:lang w:eastAsia="zh-CN"/>
               </w:rPr>
@@ -6238,7 +6628,9 @@
               </w:numPr>
               <w:spacing w:after="40" w:line="264" w:lineRule="auto"/>
               <w:rPr>
-                <w:color w:val="auto"/>
+                <w:rFonts w:cstheme="minorHAnsi"/>
+                <w:color w:val="auto"/>
+                <w:szCs w:val="20"/>
                 <w:lang w:eastAsia="zh-CN"/>
               </w:rPr>
             </w:pPr>
@@ -6295,6 +6687,21 @@
             <w:r>
               <w:t>。</w:t>
             </w:r>
+          </w:p>
+          <w:p>
+            <w:pPr>
+              <w:pStyle w:val="a"/>
+              <w:numPr>
+                <w:ilvl w:val="0"/>
+                <w:numId w:val="0"/>
+              </w:numPr>
+              <w:spacing w:after="40" w:line="264" w:lineRule="auto"/>
+              <w:rPr>
+                <w:rFonts w:hint="eastAsia"/>
+                <w:color w:val="auto"/>
+                <w:lang w:eastAsia="zh-CN"/>
+              </w:rPr>
+            </w:pPr>
           </w:p>
         </w:tc>
       </w:tr>
@@ -6303,7 +6710,7 @@
       <w:pPr>
         <w:spacing w:after="0" w:line="240" w:lineRule="auto"/>
         <w:rPr>
-          <w:rFonts w:cstheme="minorHAnsi"/>
+          <w:rFonts w:cstheme="minorHAnsi" w:hint="eastAsia"/>
         </w:rPr>
       </w:pPr>
     </w:p>
@@ -6318,7 +6725,7 @@
 </file>
 
 <file path=word/endnotes.xml><?xml version="1.0" encoding="utf-8"?>
-<w:endnotes xmlns:wpc="http://schemas.microsoft.com/office/word/2010/wordprocessingCanvas" xmlns:cx="http://schemas.microsoft.com/office/drawing/2014/chartex" xmlns:cx1="http://schemas.microsoft.com/office/drawing/2015/9/8/chartex" xmlns:cx2="http://schemas.microsoft.com/office/drawing/2015/10/21/chartex" xmlns:cx3="http://schemas.microsoft.com/office/drawing/2016/5/9/chartex" xmlns:cx4="http://schemas.microsoft.com/office/drawing/2016/5/10/chartex" xmlns:cx5="http://schemas.microsoft.com/office/drawing/2016/5/11/chartex" xmlns:cx6="http://schemas.microsoft.com/office/drawing/2016/5/12/chartex" xmlns:cx7="http://schemas.microsoft.com/office/drawing/2016/5/13/chartex" xmlns:cx8="http://schemas.microsoft.com/office/drawing/2016/5/14/chartex" xmlns:mc="http://schemas.openxmlformats.org/markup-compatibility/2006" xmlns:aink="http://schemas.microsoft.com/office/drawing/2016/ink" xmlns:am3d="http://schemas.microsoft.com/office/drawing/2017/model3d" xmlns:o="urn:schemas-microsoft-com:office:office" xmlns:oel="http://schemas.microsoft.com/office/2019/extlst" xmlns:r="http://schemas.openxmlformats.org/officeDocument/2006/relationships" xmlns:m="http://schemas.openxmlformats.org/officeDocument/2006/math" xmlns:v="urn:schemas-microsoft-com:vml" xmlns:wp14="http://schemas.microsoft.com/office/word/2010/wordprocessingDrawing" xmlns:wp="http://schemas.openxmlformats.org/drawingml/2006/wordprocessingDrawing" xmlns:w10="urn:schemas-microsoft-com:office:word" xmlns:w="http://schemas.openxmlformats.org/wordprocessingml/2006/main" xmlns:w14="http://schemas.microsoft.com/office/word/2010/wordml" xmlns:w15="http://schemas.microsoft.com/office/word/2012/wordml" xmlns:w16cei="http://schemas.microsoft.com/office/word/2026/wordml/cei" xmlns:w16cex="http://schemas.microsoft.com/office/word/2018/wordml/cex" xmlns:w16cid="http://schemas.microsoft.com/office/word/2016/wordml/cid" xmlns:w16="http://schemas.microsoft.com/office/word/2018/wordml" xmlns:w16du="http://schemas.microsoft.com/office/word/2023/wordml/word16du" xmlns:w16sdtdh="http://schemas.microsoft.com/office/word/2020/wordml/sdtdatahash" xmlns:w16sdtfl="http://schemas.microsoft.com/office/word/2024/wordml/sdtformatlock" xmlns:w16se="http://schemas.microsoft.com/office/word/2015/wordml/symex" xmlns:wpg="http://schemas.microsoft.com/office/word/2010/wordprocessingGroup" xmlns:wpi="http://schemas.microsoft.com/office/word/2010/wordprocessingInk" xmlns:wne="http://schemas.microsoft.com/office/word/2006/wordml" xmlns:wps="http://schemas.microsoft.com/office/word/2010/wordprocessingShape" mc:Ignorable="w14 w15 w16se w16cid w16 w16cex w16sdtdh w16sdtfl w16du wp14">
+<w:endnotes xmlns:wpc="http://schemas.microsoft.com/office/word/2010/wordprocessingCanvas" xmlns:cx="http://schemas.microsoft.com/office/drawing/2014/chartex" xmlns:cx1="http://schemas.microsoft.com/office/drawing/2015/9/8/chartex" xmlns:cx2="http://schemas.microsoft.com/office/drawing/2015/10/21/chartex" xmlns:cx3="http://schemas.microsoft.com/office/drawing/2016/5/9/chartex" xmlns:cx4="http://schemas.microsoft.com/office/drawing/2016/5/10/chartex" xmlns:cx5="http://schemas.microsoft.com/office/drawing/2016/5/11/chartex" xmlns:cx6="http://schemas.microsoft.com/office/drawing/2016/5/12/chartex" xmlns:cx7="http://schemas.microsoft.com/office/drawing/2016/5/13/chartex" xmlns:cx8="http://schemas.microsoft.com/office/drawing/2016/5/14/chartex" xmlns:mc="http://schemas.openxmlformats.org/markup-compatibility/2006" xmlns:aink="http://schemas.microsoft.com/office/drawing/2016/ink" xmlns:am3d="http://schemas.microsoft.com/office/drawing/2017/model3d" xmlns:o="urn:schemas-microsoft-com:office:office" xmlns:oel="http://schemas.microsoft.com/office/2019/extlst" xmlns:r="http://schemas.openxmlformats.org/officeDocument/2006/relationships" xmlns:m="http://schemas.openxmlformats.org/officeDocument/2006/math" xmlns:v="urn:schemas-microsoft-com:vml" xmlns:wp14="http://schemas.microsoft.com/office/word/2010/wordprocessingDrawing" xmlns:wp="http://schemas.openxmlformats.org/drawingml/2006/wordprocessingDrawing" xmlns:w10="urn:schemas-microsoft-com:office:word" xmlns:w="http://schemas.openxmlformats.org/wordprocessingml/2006/main" xmlns:w14="http://schemas.microsoft.com/office/word/2010/wordml" xmlns:w15="http://schemas.microsoft.com/office/word/2012/wordml" xmlns:w16cex="http://schemas.microsoft.com/office/word/2018/wordml/cex" xmlns:w16cid="http://schemas.microsoft.com/office/word/2016/wordml/cid" xmlns:w16="http://schemas.microsoft.com/office/word/2018/wordml" xmlns:w16du="http://schemas.microsoft.com/office/word/2023/wordml/word16du" xmlns:w16sdtdh="http://schemas.microsoft.com/office/word/2020/wordml/sdtdatahash" xmlns:w16sdtfl="http://schemas.microsoft.com/office/word/2024/wordml/sdtformatlock" xmlns:w16se="http://schemas.microsoft.com/office/word/2015/wordml/symex" xmlns:wpg="http://schemas.microsoft.com/office/word/2010/wordprocessingGroup" xmlns:wpi="http://schemas.microsoft.com/office/word/2010/wordprocessingInk" xmlns:wne="http://schemas.microsoft.com/office/word/2006/wordml" xmlns:wps="http://schemas.microsoft.com/office/word/2010/wordprocessingShape" mc:Ignorable="w14 w15 w16se w16cid w16 w16cex w16sdtdh w16sdtfl w16du wp14">
   <w:endnote w:type="separator" w:id="-1">
     <w:p>
       <w:pPr>
@@ -6343,7 +6750,7 @@
 </file>
 
 <file path=word/footnotes.xml><?xml version="1.0" encoding="utf-8"?>
-<w:footnotes xmlns:wpc="http://schemas.microsoft.com/office/word/2010/wordprocessingCanvas" xmlns:cx="http://schemas.microsoft.com/office/drawing/2014/chartex" xmlns:cx1="http://schemas.microsoft.com/office/drawing/2015/9/8/chartex" xmlns:cx2="http://schemas.microsoft.com/office/drawing/2015/10/21/chartex" xmlns:cx3="http://schemas.microsoft.com/office/drawing/2016/5/9/chartex" xmlns:cx4="http://schemas.microsoft.com/office/drawing/2016/5/10/chartex" xmlns:cx5="http://schemas.microsoft.com/office/drawing/2016/5/11/chartex" xmlns:cx6="http://schemas.microsoft.com/office/drawing/2016/5/12/chartex" xmlns:cx7="http://schemas.microsoft.com/office/drawing/2016/5/13/chartex" xmlns:cx8="http://schemas.microsoft.com/office/drawing/2016/5/14/chartex" xmlns:mc="http://schemas.openxmlformats.org/markup-compatibility/2006" xmlns:aink="http://schemas.microsoft.com/office/drawing/2016/ink" xmlns:am3d="http://schemas.microsoft.com/office/drawing/2017/model3d" xmlns:o="urn:schemas-microsoft-com:office:office" xmlns:oel="http://schemas.microsoft.com/office/2019/extlst" xmlns:r="http://schemas.openxmlformats.org/officeDocument/2006/relationships" xmlns:m="http://schemas.openxmlformats.org/officeDocument/2006/math" xmlns:v="urn:schemas-microsoft-com:vml" xmlns:wp14="http://schemas.microsoft.com/office/word/2010/wordprocessingDrawing" xmlns:wp="http://schemas.openxmlformats.org/drawingml/2006/wordprocessingDrawing" xmlns:w10="urn:schemas-microsoft-com:office:word" xmlns:w="http://schemas.openxmlformats.org/wordprocessingml/2006/main" xmlns:w14="http://schemas.microsoft.com/office/word/2010/wordml" xmlns:w15="http://schemas.microsoft.com/office/word/2012/wordml" xmlns:w16cei="http://schemas.microsoft.com/office/word/2026/wordml/cei" xmlns:w16cex="http://schemas.microsoft.com/office/word/2018/wordml/cex" xmlns:w16cid="http://schemas.microsoft.com/office/word/2016/wordml/cid" xmlns:w16="http://schemas.microsoft.com/office/word/2018/wordml" xmlns:w16du="http://schemas.microsoft.com/office/word/2023/wordml/word16du" xmlns:w16sdtdh="http://schemas.microsoft.com/office/word/2020/wordml/sdtdatahash" xmlns:w16sdtfl="http://schemas.microsoft.com/office/word/2024/wordml/sdtformatlock" xmlns:w16se="http://schemas.microsoft.com/office/word/2015/wordml/symex" xmlns:wpg="http://schemas.microsoft.com/office/word/2010/wordprocessingGroup" xmlns:wpi="http://schemas.microsoft.com/office/word/2010/wordprocessingInk" xmlns:wne="http://schemas.microsoft.com/office/word/2006/wordml" xmlns:wps="http://schemas.microsoft.com/office/word/2010/wordprocessingShape" mc:Ignorable="w14 w15 w16se w16cid w16 w16cex w16sdtdh w16sdtfl w16du wp14">
+<w:footnotes xmlns:wpc="http://schemas.microsoft.com/office/word/2010/wordprocessingCanvas" xmlns:cx="http://schemas.microsoft.com/office/drawing/2014/chartex" xmlns:cx1="http://schemas.microsoft.com/office/drawing/2015/9/8/chartex" xmlns:cx2="http://schemas.microsoft.com/office/drawing/2015/10/21/chartex" xmlns:cx3="http://schemas.microsoft.com/office/drawing/2016/5/9/chartex" xmlns:cx4="http://schemas.microsoft.com/office/drawing/2016/5/10/chartex" xmlns:cx5="http://schemas.microsoft.com/office/drawing/2016/5/11/chartex" xmlns:cx6="http://schemas.microsoft.com/office/drawing/2016/5/12/chartex" xmlns:cx7="http://schemas.microsoft.com/office/drawing/2016/5/13/chartex" xmlns:cx8="http://schemas.microsoft.com/office/drawing/2016/5/14/chartex" xmlns:mc="http://schemas.openxmlformats.org/markup-compatibility/2006" xmlns:aink="http://schemas.microsoft.com/office/drawing/2016/ink" xmlns:am3d="http://schemas.microsoft.com/office/drawing/2017/model3d" xmlns:o="urn:schemas-microsoft-com:office:office" xmlns:oel="http://schemas.microsoft.com/office/2019/extlst" xmlns:r="http://schemas.openxmlformats.org/officeDocument/2006/relationships" xmlns:m="http://schemas.openxmlformats.org/officeDocument/2006/math" xmlns:v="urn:schemas-microsoft-com:vml" xmlns:wp14="http://schemas.microsoft.com/office/word/2010/wordprocessingDrawing" xmlns:wp="http://schemas.openxmlformats.org/drawingml/2006/wordprocessingDrawing" xmlns:w10="urn:schemas-microsoft-com:office:word" xmlns:w="http://schemas.openxmlformats.org/wordprocessingml/2006/main" xmlns:w14="http://schemas.microsoft.com/office/word/2010/wordml" xmlns:w15="http://schemas.microsoft.com/office/word/2012/wordml" xmlns:w16cex="http://schemas.microsoft.com/office/word/2018/wordml/cex" xmlns:w16cid="http://schemas.microsoft.com/office/word/2016/wordml/cid" xmlns:w16="http://schemas.microsoft.com/office/word/2018/wordml" xmlns:w16du="http://schemas.microsoft.com/office/word/2023/wordml/word16du" xmlns:w16sdtdh="http://schemas.microsoft.com/office/word/2020/wordml/sdtdatahash" xmlns:w16sdtfl="http://schemas.microsoft.com/office/word/2024/wordml/sdtformatlock" xmlns:w16se="http://schemas.microsoft.com/office/word/2015/wordml/symex" xmlns:wpg="http://schemas.microsoft.com/office/word/2010/wordprocessingGroup" xmlns:wpi="http://schemas.microsoft.com/office/word/2010/wordprocessingInk" xmlns:wne="http://schemas.microsoft.com/office/word/2006/wordml" xmlns:wps="http://schemas.microsoft.com/office/word/2010/wordprocessingShape" mc:Ignorable="w14 w15 w16se w16cid w16 w16cex w16sdtdh w16sdtfl w16du wp14">
   <w:footnote w:type="separator" w:id="-1">
     <w:p>
       <w:pPr>
@@ -6368,7 +6775,7 @@
 </file>
 
 <file path=word/numbering.xml><?xml version="1.0" encoding="utf-8"?>
-<w:numbering xmlns:wpc="http://schemas.microsoft.com/office/word/2010/wordprocessingCanvas" xmlns:cx="http://schemas.microsoft.com/office/drawing/2014/chartex" xmlns:cx1="http://schemas.microsoft.com/office/drawing/2015/9/8/chartex" xmlns:cx2="http://schemas.microsoft.com/office/drawing/2015/10/21/chartex" xmlns:cx3="http://schemas.microsoft.com/office/drawing/2016/5/9/chartex" xmlns:cx4="http://schemas.microsoft.com/office/drawing/2016/5/10/chartex" xmlns:cx5="http://schemas.microsoft.com/office/drawing/2016/5/11/chartex" xmlns:cx6="http://schemas.microsoft.com/office/drawing/2016/5/12/chartex" xmlns:cx7="http://schemas.microsoft.com/office/drawing/2016/5/13/chartex" xmlns:cx8="http://schemas.microsoft.com/office/drawing/2016/5/14/chartex" xmlns:mc="http://schemas.openxmlformats.org/markup-compatibility/2006" xmlns:aink="http://schemas.microsoft.com/office/drawing/2016/ink" xmlns:am3d="http://schemas.microsoft.com/office/drawing/2017/model3d" xmlns:o="urn:schemas-microsoft-com:office:office" xmlns:oel="http://schemas.microsoft.com/office/2019/extlst" xmlns:r="http://schemas.openxmlformats.org/officeDocument/2006/relationships" xmlns:m="http://schemas.openxmlformats.org/officeDocument/2006/math" xmlns:v="urn:schemas-microsoft-com:vml" xmlns:wp14="http://schemas.microsoft.com/office/word/2010/wordprocessingDrawing" xmlns:wp="http://schemas.openxmlformats.org/drawingml/2006/wordprocessingDrawing" xmlns:w10="urn:schemas-microsoft-com:office:word" xmlns:w="http://schemas.openxmlformats.org/wordprocessingml/2006/main" xmlns:w14="http://schemas.microsoft.com/office/word/2010/wordml" xmlns:w15="http://schemas.microsoft.com/office/word/2012/wordml" xmlns:w16cei="http://schemas.microsoft.com/office/word/2026/wordml/cei" xmlns:w16cex="http://schemas.microsoft.com/office/word/2018/wordml/cex" xmlns:w16cid="http://schemas.microsoft.com/office/word/2016/wordml/cid" xmlns:w16="http://schemas.microsoft.com/office/word/2018/wordml" xmlns:w16du="http://schemas.microsoft.com/office/word/2023/wordml/word16du" xmlns:w16sdtdh="http://schemas.microsoft.com/office/word/2020/wordml/sdtdatahash" xmlns:w16sdtfl="http://schemas.microsoft.com/office/word/2024/wordml/sdtformatlock" xmlns:w16se="http://schemas.microsoft.com/office/word/2015/wordml/symex" xmlns:wpg="http://schemas.microsoft.com/office/word/2010/wordprocessingGroup" xmlns:wpi="http://schemas.microsoft.com/office/word/2010/wordprocessingInk" xmlns:wne="http://schemas.microsoft.com/office/word/2006/wordml" xmlns:wps="http://schemas.microsoft.com/office/word/2010/wordprocessingShape" mc:Ignorable="w14 w15 w16se w16cid w16 w16cex w16sdtdh w16sdtfl w16du wp14">
+<w:numbering xmlns:wpc="http://schemas.microsoft.com/office/word/2010/wordprocessingCanvas" xmlns:cx="http://schemas.microsoft.com/office/drawing/2014/chartex" xmlns:cx1="http://schemas.microsoft.com/office/drawing/2015/9/8/chartex" xmlns:cx2="http://schemas.microsoft.com/office/drawing/2015/10/21/chartex" xmlns:cx3="http://schemas.microsoft.com/office/drawing/2016/5/9/chartex" xmlns:cx4="http://schemas.microsoft.com/office/drawing/2016/5/10/chartex" xmlns:cx5="http://schemas.microsoft.com/office/drawing/2016/5/11/chartex" xmlns:cx6="http://schemas.microsoft.com/office/drawing/2016/5/12/chartex" xmlns:cx7="http://schemas.microsoft.com/office/drawing/2016/5/13/chartex" xmlns:cx8="http://schemas.microsoft.com/office/drawing/2016/5/14/chartex" xmlns:mc="http://schemas.openxmlformats.org/markup-compatibility/2006" xmlns:aink="http://schemas.microsoft.com/office/drawing/2016/ink" xmlns:am3d="http://schemas.microsoft.com/office/drawing/2017/model3d" xmlns:o="urn:schemas-microsoft-com:office:office" xmlns:oel="http://schemas.microsoft.com/office/2019/extlst" xmlns:r="http://schemas.openxmlformats.org/officeDocument/2006/relationships" xmlns:m="http://schemas.openxmlformats.org/officeDocument/2006/math" xmlns:v="urn:schemas-microsoft-com:vml" xmlns:wp14="http://schemas.microsoft.com/office/word/2010/wordprocessingDrawing" xmlns:wp="http://schemas.openxmlformats.org/drawingml/2006/wordprocessingDrawing" xmlns:w10="urn:schemas-microsoft-com:office:word" xmlns:w="http://schemas.openxmlformats.org/wordprocessingml/2006/main" xmlns:w14="http://schemas.microsoft.com/office/word/2010/wordml" xmlns:w15="http://schemas.microsoft.com/office/word/2012/wordml" xmlns:w16cex="http://schemas.microsoft.com/office/word/2018/wordml/cex" xmlns:w16cid="http://schemas.microsoft.com/office/word/2016/wordml/cid" xmlns:w16="http://schemas.microsoft.com/office/word/2018/wordml" xmlns:w16du="http://schemas.microsoft.com/office/word/2023/wordml/word16du" xmlns:w16sdtdh="http://schemas.microsoft.com/office/word/2020/wordml/sdtdatahash" xmlns:w16sdtfl="http://schemas.microsoft.com/office/word/2024/wordml/sdtformatlock" xmlns:w16se="http://schemas.microsoft.com/office/word/2015/wordml/symex" xmlns:wpg="http://schemas.microsoft.com/office/word/2010/wordprocessingGroup" xmlns:wpi="http://schemas.microsoft.com/office/word/2010/wordprocessingInk" xmlns:wne="http://schemas.microsoft.com/office/word/2006/wordml" xmlns:wps="http://schemas.microsoft.com/office/word/2010/wordprocessingShape" mc:Ignorable="w14 w15 w16se w16cid w16 w16cex w16sdtdh w16sdtfl w16du wp14">
   <w:abstractNum w:abstractNumId="0" w15:restartNumberingAfterBreak="0">
     <w:nsid w:val="FFFFFF89"/>
     <w:multiLevelType w:val="singleLevel"/>
@@ -7679,6 +8086,12 @@
     <w:abstractNumId w:val="1"/>
   </w:num>
   <w:num w:numId="16" w16cid:durableId="795834299">
+    <w:abstractNumId w:val="0"/>
+  </w:num>
+  <w:num w:numId="17" w16cid:durableId="1393188343">
+    <w:abstractNumId w:val="0"/>
+  </w:num>
+  <w:num w:numId="18" w16cid:durableId="1814371412">
     <w:abstractNumId w:val="0"/>
   </w:num>
 </w:numbering>
@@ -8376,6 +8789,18 @@
       <w:szCs w:val="24"/>
     </w:rPr>
   </w:style>
+  <w:style w:type="character" w:styleId="af3">
+    <w:name w:val="FollowedHyperlink"/>
+    <w:basedOn w:val="a1"/>
+    <w:uiPriority w:val="99"/>
+    <w:semiHidden/>
+    <w:unhideWhenUsed/>
+    <w:rsid w:val="00D16751"/>
+    <w:rPr>
+      <w:color w:val="954F72" w:themeColor="followedHyperlink"/>
+      <w:u w:val="single"/>
+    </w:rPr>
+  </w:style>
 </w:styles>
 </file>
 
